--- a/01-foundations/NIST_RMF_SP_800-53/Portugues_BR/NIST_RMF_and_SP_800-53_Release_5.2.0_Practical_Manual_Portugues_BR_v1.0.docx
+++ b/01-foundations/NIST_RMF_SP_800-53/Portugues_BR/NIST_RMF_and_SP_800-53_Release_5.2.0_Practical_Manual_Portugues_BR_v1.0.docx
@@ -2,32 +2,6 @@
 <file path=word/document.xml><?xml version="1.0" encoding="utf-8"?>
 <w:document xmlns:w="http://schemas.openxmlformats.org/wordprocessingml/2006/main" xmlns:m="http://schemas.openxmlformats.org/officeDocument/2006/math" xmlns:r="http://schemas.openxmlformats.org/officeDocument/2006/relationships" xmlns:o="urn:schemas-microsoft-com:office:office" xmlns:v="urn:schemas-microsoft-com:vml" xmlns:w10="urn:schemas-microsoft-com:office:word" xmlns:a="http://schemas.openxmlformats.org/drawingml/2006/main" xmlns:pic="http://schemas.openxmlformats.org/drawingml/2006/picture" xmlns:wp="http://schemas.openxmlformats.org/drawingml/2006/wordprocessingDrawing">
   <w:body>
-    <w:sdt>
-      <w:sdtPr>
-        <w:docPartObj>
-          <w:docPartGallery w:val="Table of Contents"/>
-          <w:docPartUnique/>
-        </w:docPartObj>
-      </w:sdtPr>
-      <w:sdtContent>
-        <w:p>
-          <w:pPr>
-            <w:pStyle w:val="TOCHeading"/>
-          </w:pPr>
-          <w:r>
-            <w:t xml:space="preserve">Table of Contents</w:t>
-          </w:r>
-        </w:p>
-        <w:p>
-          <w:r>
-            <w:fldChar w:fldCharType="begin" w:dirty="true"/>
-            <w:instrText xml:space="preserve">TOC \o "1-3" \h \z \u</w:instrText>
-            <w:fldChar w:fldCharType="separate"/>
-            <w:fldChar w:fldCharType="end"/>
-          </w:r>
-        </w:p>
-      </w:sdtContent>
-    </w:sdt>
     <w:p>
       <w:pPr>
         <w:pStyle w:val="BlockText"/>

--- a/01-foundations/NIST_RMF_SP_800-53/Portugues_BR/NIST_RMF_and_SP_800-53_Release_5.2.0_Practical_Manual_Portugues_BR_v1.0.docx
+++ b/01-foundations/NIST_RMF_SP_800-53/Portugues_BR/NIST_RMF_and_SP_800-53_Release_5.2.0_Practical_Manual_Portugues_BR_v1.0.docx
@@ -2,6 +2,32 @@
 <file path=word/document.xml><?xml version="1.0" encoding="utf-8"?>
 <w:document xmlns:w="http://schemas.openxmlformats.org/wordprocessingml/2006/main" xmlns:m="http://schemas.openxmlformats.org/officeDocument/2006/math" xmlns:r="http://schemas.openxmlformats.org/officeDocument/2006/relationships" xmlns:o="urn:schemas-microsoft-com:office:office" xmlns:v="urn:schemas-microsoft-com:vml" xmlns:w10="urn:schemas-microsoft-com:office:word" xmlns:a="http://schemas.openxmlformats.org/drawingml/2006/main" xmlns:pic="http://schemas.openxmlformats.org/drawingml/2006/picture" xmlns:wp="http://schemas.openxmlformats.org/drawingml/2006/wordprocessingDrawing">
   <w:body>
+    <w:sdt>
+      <w:sdtPr>
+        <w:docPartObj>
+          <w:docPartGallery w:val="Table of Contents"/>
+          <w:docPartUnique/>
+        </w:docPartObj>
+      </w:sdtPr>
+      <w:sdtContent>
+        <w:p>
+          <w:pPr>
+            <w:pStyle w:val="TOCHeading"/>
+          </w:pPr>
+          <w:r>
+            <w:t xml:space="preserve">Table of Contents</w:t>
+          </w:r>
+        </w:p>
+        <w:p>
+          <w:r>
+            <w:fldChar w:fldCharType="begin" w:dirty="true"/>
+            <w:instrText xml:space="preserve">TOC \o "1-3" \h \z \u</w:instrText>
+            <w:fldChar w:fldCharType="separate"/>
+            <w:fldChar w:fldCharType="end"/>
+          </w:r>
+        </w:p>
+      </w:sdtContent>
+    </w:sdt>
     <w:p>
       <w:pPr>
         <w:pStyle w:val="BlockText"/>

--- a/01-foundations/NIST_RMF_SP_800-53/Portugues_BR/NIST_RMF_and_SP_800-53_Release_5.2.0_Practical_Manual_Portugues_BR_v1.0.docx
+++ b/01-foundations/NIST_RMF_SP_800-53/Portugues_BR/NIST_RMF_and_SP_800-53_Release_5.2.0_Practical_Manual_Portugues_BR_v1.0.docx
@@ -34,8 +34,8 @@
       </w:pPr>
       <w:r>
         <w:rPr>
+          <w:bCs/>
           <w:b/>
-          <w:bCs/>
         </w:rPr>
         <w:t xml:space="preserve">Status da revisão:</w:t>
       </w:r>
@@ -124,7 +124,7 @@
         <w:t xml:space="preserve">Este manual usa linguagem simples, documentos de trabalho realistas e laboratórios seguros. Os termos federais são explicados, mas as organizações não federais podem adaptar os conceitos. Requisitos e autoridade variam de acordo com a lei, agência, contrato, setor, sistema e risco. Use fontes oficiais atuais e segurança qualificada, privacidade, engenharia, legal, aquisição, auditoria e autorizar profissionais para decisões reais.</w:t>
       </w:r>
     </w:p>
-    <w:bookmarkStart w:id="9" w:name="X318fbfee1bd3fad54db50c67cf3ffbbb5d3d4b3"/>
+    <w:bookmarkStart w:id="20" w:name="X318fbfee1bd3fad54db50c67cf3ffbbb5d3d4b3"/>
     <w:p>
       <w:pPr>
         <w:pStyle w:val="Heading2"/>
@@ -133,8 +133,8 @@
         <w:t xml:space="preserve">Nota de informação actual:** Verificada em 14 de Julho de 2026: SP 800-37 Rev. 2 continua a ser a RMF final atual; SP 800-53 e SP 800-53A estão na Release 5.2.0 (2025 de Agosto); SP 800-53B linhas de base foram relançadas sem alterações basais; SP 800-18 Rev. 2 foi finalizada em 30 de Junho de 2026.</w:t>
       </w:r>
     </w:p>
-    <w:bookmarkEnd w:id="9"/>
-    <w:bookmarkStart w:id="11" w:name="como-usar-este-manual"/>
+    <w:bookmarkEnd w:id="20"/>
+    <w:bookmarkStart w:id="22" w:name="como-usar-este-manual"/>
     <w:p>
       <w:pPr>
         <w:pStyle w:val="Heading1"/>
@@ -1650,7 +1650,7 @@
         <w:t xml:space="preserve">Guia do Capítulo</w:t>
       </w:r>
     </w:p>
-    <w:bookmarkStart w:id="10" w:name="capítulo-título-início-na-página"/>
+    <w:bookmarkStart w:id="21" w:name="capítulo-título-início-na-página"/>
     <w:p>
       <w:pPr>
         <w:pStyle w:val="Heading2"/>
@@ -1841,9 +1841,9 @@
         <w:t xml:space="preserve">Modelos, Glossário, Índice e Referências</w:t>
       </w:r>
     </w:p>
-    <w:bookmarkEnd w:id="10"/>
-    <w:bookmarkEnd w:id="11"/>
-    <w:bookmarkStart w:id="13" w:name="fundação-rmf-e-sp-800-53"/>
+    <w:bookmarkEnd w:id="21"/>
+    <w:bookmarkEnd w:id="22"/>
+    <w:bookmarkStart w:id="24" w:name="fundação-rmf-e-sp-800-53"/>
     <w:p>
       <w:pPr>
         <w:pStyle w:val="Heading1"/>
@@ -1873,7 +1873,7 @@
         <w:t xml:space="preserve">Figura 1. Sete passos RMF</w:t>
       </w:r>
     </w:p>
-    <w:bookmarkStart w:id="12" w:name="não-é-o-mesmo-que"/>
+    <w:bookmarkStart w:id="23" w:name="não-é-o-mesmo-que"/>
     <w:p>
       <w:pPr>
         <w:pStyle w:val="Heading2"/>
@@ -1900,82 +1900,82 @@
       </w:r>
       <w:r>
         <w:rPr>
+          <w:iCs/>
           <w:i/>
+        </w:rPr>
+        <w:t xml:space="preserve"> </w:t>
+      </w:r>
+      <w:r>
+        <w:t xml:space="preserve"> </w:t>
+      </w:r>
+      <w:r>
+        <w:t xml:space="preserve">SP 800-53B * Federal baixa, moderada, alta e bases de dados de privacidade, além de orientação de alfaiataria * Um conjunto de controle final personalizado *</w:t>
+      </w:r>
+      <w:r>
+        <w:t xml:space="preserve"> </w:t>
+      </w:r>
+      <w:r>
+        <w:t xml:space="preserve">• SP 800-53A • Metodologia e procedimentos de avaliação</w:t>
+      </w:r>
+      <w:r>
+        <w:t xml:space="preserve"> </w:t>
+      </w:r>
+      <w:r>
+        <w:t xml:space="preserve">• Autorização • Decisão de risco do funcionário principal baseada num pacote de provas</w:t>
+      </w:r>
+      <w:r>
+        <w:t xml:space="preserve"> </w:t>
+      </w:r>
+      <w:r>
+        <w:t xml:space="preserve">• Monitoramento contínuo • Conscientização contínua dos controles, mudanças e riscos</w:t>
+      </w:r>
+    </w:p>
+    <w:p>
+      <w:pPr>
+        <w:pStyle w:val="BodyText"/>
+      </w:pPr>
+      <w:r>
+        <w:t xml:space="preserve">*Idéia Core:** Os controles reduzem o risco somente quando são corretamente selecionados, implementados, operados, avaliados, corrigidos e monitorados no contexto real do sistema. □</w:t>
+      </w:r>
+      <w:r>
+        <w:t xml:space="preserve"> </w:t>
+      </w:r>
+      <w:r>
+        <w:t xml:space="preserve">□———————————————————————————————————————————————————————————————————————————–</w:t>
+      </w:r>
+    </w:p>
+    <w:bookmarkEnd w:id="23"/>
+    <w:bookmarkEnd w:id="24"/>
+    <w:bookmarkStart w:id="26" w:name="current-nist-publication-suite"/>
+    <w:p>
+      <w:pPr>
+        <w:pStyle w:val="Heading1"/>
+      </w:pPr>
+      <w:r>
+        <w:t xml:space="preserve">2. Current NIST Publication Suite</w:t>
+      </w:r>
+    </w:p>
+    <w:p>
+      <w:pPr>
+        <w:pStyle w:val="FirstParagraph"/>
+      </w:pPr>
+      <w:r>
+        <w:rPr>
           <w:iCs/>
-        </w:rPr>
-        <w:t xml:space="preserve"> </w:t>
-      </w:r>
-      <w:r>
-        <w:t xml:space="preserve"> </w:t>
-      </w:r>
-      <w:r>
-        <w:t xml:space="preserve">SP 800-53B * Federal baixa, moderada, alta e bases de dados de privacidade, além de orientação de alfaiataria * Um conjunto de controle final personalizado *</w:t>
-      </w:r>
-      <w:r>
-        <w:t xml:space="preserve"> </w:t>
-      </w:r>
-      <w:r>
-        <w:t xml:space="preserve">• SP 800-53A • Metodologia e procedimentos de avaliação</w:t>
-      </w:r>
-      <w:r>
-        <w:t xml:space="preserve"> </w:t>
-      </w:r>
-      <w:r>
-        <w:t xml:space="preserve">• Autorização • Decisão de risco do funcionário principal baseada num pacote de provas</w:t>
-      </w:r>
-      <w:r>
-        <w:t xml:space="preserve"> </w:t>
-      </w:r>
-      <w:r>
-        <w:t xml:space="preserve">• Monitoramento contínuo • Conscientização contínua dos controles, mudanças e riscos</w:t>
-      </w:r>
-    </w:p>
-    <w:p>
-      <w:pPr>
-        <w:pStyle w:val="BodyText"/>
-      </w:pPr>
-      <w:r>
-        <w:t xml:space="preserve">*Idéia Core:** Os controles reduzem o risco somente quando são corretamente selecionados, implementados, operados, avaliados, corrigidos e monitorados no contexto real do sistema. □</w:t>
-      </w:r>
-      <w:r>
-        <w:t xml:space="preserve"> </w:t>
-      </w:r>
-      <w:r>
-        <w:t xml:space="preserve">□———————————————————————————————————————————————————————————————————————————–</w:t>
-      </w:r>
-    </w:p>
-    <w:bookmarkEnd w:id="12"/>
-    <w:bookmarkEnd w:id="13"/>
-    <w:bookmarkStart w:id="15" w:name="current-nist-publication-suite"/>
-    <w:p>
-      <w:pPr>
-        <w:pStyle w:val="Heading1"/>
-      </w:pPr>
-      <w:r>
-        <w:t xml:space="preserve">2. Current NIST Publication Suite</w:t>
-      </w:r>
-    </w:p>
-    <w:p>
-      <w:pPr>
-        <w:pStyle w:val="FirstParagraph"/>
-      </w:pPr>
-      <w:r>
-        <w:rPr>
           <w:i/>
-          <w:iCs/>
         </w:rPr>
         <w:t xml:space="preserve">Use a fonte oficial atual e entenda como cada publicação suporta o todo.</w:t>
       </w:r>
     </w:p>
-    <w:bookmarkStart w:id="14" w:name="publicaçãorecurso-uso-actual"/>
+    <w:bookmarkStart w:id="25" w:name="publicaçãorecurso-uso-actual"/>
     <w:p>
       <w:pPr>
         <w:pStyle w:val="Heading2"/>
       </w:pPr>
       <w:r>
         <w:rPr>
+          <w:bCs/>
           <w:b/>
-          <w:bCs/>
         </w:rPr>
         <w:t xml:space="preserve">Publicação/recurso</w:t>
       </w:r>
@@ -1984,61 +1984,61 @@
       </w:r>
       <w:r>
         <w:rPr>
+          <w:bCs/>
           <w:b/>
-          <w:bCs/>
         </w:rPr>
         <w:t xml:space="preserve">Uso actual</w:t>
       </w:r>
     </w:p>
     <w:p>
       <w:pPr>
+        <w:numPr>
+          <w:ilvl w:val="0"/>
+          <w:numId w:val="1002"/>
+        </w:numPr>
         <w:pStyle w:val="Compact"/>
+      </w:pPr>
+      <w:r>
+        <w:t xml:space="preserve">SP 800-37 Rev. 2 * Seven-step RMF tarefas, papéis, organização / sistema de preparação e gerenciamento de risco de ciclo de vida</w:t>
+      </w:r>
+      <w:r>
+        <w:t xml:space="preserve"> </w:t>
+      </w:r>
+      <w:r>
+        <w:t xml:space="preserve">□ SP 800-53 Release 5.2.0 □ Catálogo de controle de segurança e privacidade atual, incluindo atualização de software e alterações de patches 2025</w:t>
+      </w:r>
+      <w:r>
+        <w:t xml:space="preserve"> </w:t>
+      </w:r>
+      <w:r>
+        <w:t xml:space="preserve">□ SP 800-53A Release 5.2.0 □ Procedimentos de avaliação actuais correspondentes à Release 5.2.0</w:t>
+      </w:r>
+      <w:r>
+        <w:t xml:space="preserve"> </w:t>
+      </w:r>
+      <w:r>
+        <w:t xml:space="preserve">□ SP 800-53B Release 5.2.0 □ Federal baixa/moderada/alta e valores basais de privacidade; 2025 a reemissão não fez alterações na linha de base</w:t>
+      </w:r>
+      <w:r>
+        <w:t xml:space="preserve"> </w:t>
+      </w:r>
+      <w:r>
+        <w:t xml:space="preserve">• SP 800-18 Rev. 2 • Segurança do sistema, privacidade e elementos de plano C-SCRM; ênfase legível por máquina</w:t>
+      </w:r>
+      <w:r>
+        <w:t xml:space="preserve"> </w:t>
+      </w:r>
+      <w:r>
+        <w:t xml:space="preserve">Guia de avaliação de risco</w:t>
+      </w:r>
+    </w:p>
+    <w:p>
+      <w:pPr>
         <w:numPr>
           <w:ilvl w:val="0"/>
           <w:numId w:val="1002"/>
         </w:numPr>
-      </w:pPr>
-      <w:r>
-        <w:t xml:space="preserve">SP 800-37 Rev. 2 * Seven-step RMF tarefas, papéis, organização / sistema de preparação e gerenciamento de risco de ciclo de vida</w:t>
-      </w:r>
-      <w:r>
-        <w:t xml:space="preserve"> </w:t>
-      </w:r>
-      <w:r>
-        <w:t xml:space="preserve">□ SP 800-53 Release 5.2.0 □ Catálogo de controle de segurança e privacidade atual, incluindo atualização de software e alterações de patches 2025</w:t>
-      </w:r>
-      <w:r>
-        <w:t xml:space="preserve"> </w:t>
-      </w:r>
-      <w:r>
-        <w:t xml:space="preserve">□ SP 800-53A Release 5.2.0 □ Procedimentos de avaliação actuais correspondentes à Release 5.2.0</w:t>
-      </w:r>
-      <w:r>
-        <w:t xml:space="preserve"> </w:t>
-      </w:r>
-      <w:r>
-        <w:t xml:space="preserve">□ SP 800-53B Release 5.2.0 □ Federal baixa/moderada/alta e valores basais de privacidade; 2025 a reemissão não fez alterações na linha de base</w:t>
-      </w:r>
-      <w:r>
-        <w:t xml:space="preserve"> </w:t>
-      </w:r>
-      <w:r>
-        <w:t xml:space="preserve">• SP 800-18 Rev. 2 • Segurança do sistema, privacidade e elementos de plano C-SCRM; ênfase legível por máquina</w:t>
-      </w:r>
-      <w:r>
-        <w:t xml:space="preserve"> </w:t>
-      </w:r>
-      <w:r>
-        <w:t xml:space="preserve">Guia de avaliação de risco</w:t>
-      </w:r>
-    </w:p>
-    <w:p>
-      <w:pPr>
         <w:pStyle w:val="Compact"/>
-        <w:numPr>
-          <w:ilvl w:val="0"/>
-          <w:numId w:val="1002"/>
-        </w:numPr>
       </w:pPr>
       <w:r>
         <w:t xml:space="preserve">SP 800-39 * Gestão do risco a nível da organização em três níveis *</w:t>
@@ -2070,9 +2070,9 @@
         <w:t xml:space="preserve">O que é que se passa?</w:t>
       </w:r>
     </w:p>
-    <w:bookmarkEnd w:id="14"/>
-    <w:bookmarkEnd w:id="15"/>
-    <w:bookmarkStart w:id="16" w:name="governança-funções-e-decisões-de-risco"/>
+    <w:bookmarkEnd w:id="25"/>
+    <w:bookmarkEnd w:id="26"/>
+    <w:bookmarkStart w:id="27" w:name="governança-funções-e-decisões-de-risco"/>
     <w:p>
       <w:pPr>
         <w:pStyle w:val="Heading1"/>
@@ -2087,8 +2087,8 @@
       </w:pPr>
       <w:r>
         <w:rPr>
+          <w:iCs/>
           <w:i/>
-          <w:iCs/>
         </w:rPr>
         <w:t xml:space="preserve">RMF papéis implementação separada, avaliação, propriedade e aceitação de risco.</w:t>
       </w:r>
@@ -2186,8 +2186,8 @@
         <w:t xml:space="preserve">Arquiteto empresarial / proprietário da missão</w:t>
       </w:r>
     </w:p>
-    <w:bookmarkEnd w:id="16"/>
-    <w:bookmarkStart w:id="19" w:name="X19123fecfe4e0a0f6c0f22a25aaa3b59a7f0198"/>
+    <w:bookmarkEnd w:id="27"/>
+    <w:bookmarkStart w:id="30" w:name="X19123fecfe4e0a0f6c0f22a25aaa3b59a7f0198"/>
     <w:p>
       <w:pPr>
         <w:pStyle w:val="Heading1"/>
@@ -2202,13 +2202,13 @@
       </w:pPr>
       <w:r>
         <w:rPr>
+          <w:iCs/>
           <w:i/>
-          <w:iCs/>
         </w:rPr>
         <w:t xml:space="preserve">Um limite claro é a base para categorização, controles, avaliação e autorização.</w:t>
       </w:r>
     </w:p>
-    <w:bookmarkStart w:id="17" w:name="perguntas-de-limite"/>
+    <w:bookmarkStart w:id="28" w:name="perguntas-de-limite"/>
     <w:p>
       <w:pPr>
         <w:pStyle w:val="Heading2"/>
@@ -2283,8 +2283,8 @@
         <w:t xml:space="preserve">Quais mudanças requerem recategorização, reseleção, reavaliação ou revisão de autorização?</w:t>
       </w:r>
     </w:p>
-    <w:bookmarkEnd w:id="17"/>
-    <w:bookmarkStart w:id="18" w:name="o-que-deve-mostrar"/>
+    <w:bookmarkEnd w:id="28"/>
+    <w:bookmarkStart w:id="29" w:name="o-que-deve-mostrar"/>
     <w:p>
       <w:pPr>
         <w:pStyle w:val="Heading2"/>
@@ -2331,9 +2331,9 @@
         <w:t xml:space="preserve">□ Alocação de controle □ Comum, híbrido, específico do sistema, herdado, provedor, responsabilidades do cliente</w:t>
       </w:r>
     </w:p>
-    <w:bookmarkEnd w:id="18"/>
-    <w:bookmarkEnd w:id="19"/>
-    <w:bookmarkStart w:id="21" w:name="prepare-se-ao-nível-da-organização"/>
+    <w:bookmarkEnd w:id="29"/>
+    <w:bookmarkEnd w:id="30"/>
+    <w:bookmarkStart w:id="32" w:name="prepare-se-ao-nível-da-organização"/>
     <w:p>
       <w:pPr>
         <w:pStyle w:val="Heading1"/>
@@ -2344,17 +2344,17 @@
     </w:p>
     <w:p>
       <w:pPr>
+        <w:numPr>
+          <w:ilvl w:val="0"/>
+          <w:numId w:val="1004"/>
+        </w:numPr>
         <w:pStyle w:val="Compact"/>
-        <w:numPr>
-          <w:ilvl w:val="0"/>
-          <w:numId w:val="1004"/>
-        </w:numPr>
       </w:pPr>
       <w:r>
         <w:t xml:space="preserve">Preparação de nível de organização faz o sistema RMF funcionar de forma consistente e eficiente.*</w:t>
       </w:r>
     </w:p>
-    <w:bookmarkStart w:id="20" w:name="preparação-da-organização"/>
+    <w:bookmarkStart w:id="31" w:name="preparação-da-organização"/>
     <w:p>
       <w:pPr>
         <w:pStyle w:val="Heading2"/>
@@ -2443,9 +2443,9 @@
         <w:t xml:space="preserve">□—————————————————————————————————————————————————————————————————————————————————————————————————————–</w:t>
       </w:r>
     </w:p>
-    <w:bookmarkEnd w:id="20"/>
-    <w:bookmarkEnd w:id="21"/>
-    <w:bookmarkStart w:id="22" w:name="prepare-se-ao-nível-do-sistema"/>
+    <w:bookmarkEnd w:id="31"/>
+    <w:bookmarkEnd w:id="32"/>
+    <w:bookmarkStart w:id="33" w:name="prepare-se-ao-nível-do-sistema"/>
     <w:p>
       <w:pPr>
         <w:pStyle w:val="Heading1"/>
@@ -2456,11 +2456,11 @@
     </w:p>
     <w:p>
       <w:pPr>
+        <w:numPr>
+          <w:ilvl w:val="0"/>
+          <w:numId w:val="1006"/>
+        </w:numPr>
         <w:pStyle w:val="Compact"/>
-        <w:numPr>
-          <w:ilvl w:val="0"/>
-          <w:numId w:val="1006"/>
-        </w:numPr>
       </w:pPr>
       <w:r>
         <w:t xml:space="preserve">Preparação de nível de sistema define a missão específica, stakeholders, fronteira, informação e abordagem.*</w:t>
@@ -2540,8 +2540,8 @@
         <w:t xml:space="preserve">Documento suposições, restrições, riscos, decisões necessárias, e agenda de pacotes.</w:t>
       </w:r>
     </w:p>
-    <w:bookmarkEnd w:id="22"/>
-    <w:bookmarkStart w:id="23" w:name="categorizar-o-sistema"/>
+    <w:bookmarkEnd w:id="33"/>
+    <w:bookmarkStart w:id="34" w:name="categorizar-o-sistema"/>
     <w:p>
       <w:pPr>
         <w:pStyle w:val="Heading1"/>
@@ -2556,8 +2556,8 @@
       </w:pPr>
       <w:r>
         <w:rPr>
+          <w:iCs/>
           <w:i/>
-          <w:iCs/>
         </w:rPr>
         <w:t xml:space="preserve">Categorização descreve o impacto potencial da perda de confidencialidade, integridade ou disponibilidade.</w:t>
       </w:r>
@@ -2652,8 +2652,8 @@
         <w:t xml:space="preserve">O que é que se passa?</w:t>
       </w:r>
     </w:p>
-    <w:bookmarkEnd w:id="23"/>
-    <w:bookmarkStart w:id="24" w:name="selecione-controles"/>
+    <w:bookmarkEnd w:id="34"/>
+    <w:bookmarkStart w:id="35" w:name="selecione-controles"/>
     <w:p>
       <w:pPr>
         <w:pStyle w:val="Heading1"/>
@@ -2668,14 +2668,14 @@
       </w:pPr>
       <w:r>
         <w:rPr>
+          <w:iCs/>
           <w:i/>
-          <w:iCs/>
         </w:rPr>
         <w:t xml:space="preserve">Seleção cria um conjunto personalizado de controles que aborda o sistema e risco organizacional.</w:t>
       </w:r>
     </w:p>
-    <w:bookmarkEnd w:id="24"/>
-    <w:bookmarkStart w:id="26" w:name="sequência-de-seleção"/>
+    <w:bookmarkEnd w:id="35"/>
+    <w:bookmarkStart w:id="37" w:name="sequência-de-seleção"/>
     <w:p>
       <w:pPr>
         <w:pStyle w:val="Heading1"/>
@@ -2777,11 +2777,11 @@
     </w:p>
     <w:p>
       <w:pPr>
+        <w:numPr>
+          <w:ilvl w:val="0"/>
+          <w:numId w:val="1010"/>
+        </w:numPr>
         <w:pStyle w:val="Compact"/>
-        <w:numPr>
-          <w:ilvl w:val="0"/>
-          <w:numId w:val="1010"/>
-        </w:numPr>
       </w:pPr>
       <w:r>
         <w:t xml:space="preserve">Implementar controles</w:t>
@@ -2789,17 +2789,17 @@
     </w:p>
     <w:p>
       <w:pPr>
+        <w:numPr>
+          <w:ilvl w:val="0"/>
+          <w:numId w:val="1011"/>
+        </w:numPr>
         <w:pStyle w:val="Compact"/>
-        <w:numPr>
-          <w:ilvl w:val="0"/>
-          <w:numId w:val="1011"/>
-        </w:numPr>
       </w:pPr>
       <w:r>
         <w:t xml:space="preserve">Implementação transforma controles selecionados em salvaguardas reais, atribuídas, configuradas e operadas.*</w:t>
       </w:r>
     </w:p>
-    <w:bookmarkStart w:id="25" w:name="fluxo-de-trabalho-de-implementação"/>
+    <w:bookmarkStart w:id="36" w:name="fluxo-de-trabalho-de-implementação"/>
     <w:p>
       <w:pPr>
         <w:pStyle w:val="Heading2"/>
@@ -2885,9 +2885,9 @@
         <w:t xml:space="preserve">Correct design ou falhas de operação antes da avaliação formal, quando possível.</w:t>
       </w:r>
     </w:p>
-    <w:bookmarkEnd w:id="25"/>
-    <w:bookmarkEnd w:id="26"/>
-    <w:bookmarkStart w:id="29" w:name="assess-controls"/>
+    <w:bookmarkEnd w:id="36"/>
+    <w:bookmarkEnd w:id="37"/>
+    <w:bookmarkStart w:id="40" w:name="assess-controls"/>
     <w:p>
       <w:pPr>
         <w:pStyle w:val="Heading1"/>
@@ -2902,13 +2902,13 @@
       </w:pPr>
       <w:r>
         <w:rPr>
+          <w:iCs/>
           <w:i/>
-          <w:iCs/>
         </w:rPr>
         <w:t xml:space="preserve">Avaliação determina se os controles são implementados corretamente, funcionando como pretendido, e produzindo o resultado desejado.</w:t>
       </w:r>
     </w:p>
-    <w:bookmarkStart w:id="27" w:name="sequência-de-avaliação"/>
+    <w:bookmarkStart w:id="38" w:name="sequência-de-avaliação"/>
     <w:p>
       <w:pPr>
         <w:pStyle w:val="Heading2"/>
@@ -2994,8 +2994,8 @@
         <w:t xml:space="preserve">Emitir um relatório de avaliação que apoie a decisão do funcionário autorizador sem esconder incertezas.</w:t>
       </w:r>
     </w:p>
-    <w:bookmarkEnd w:id="27"/>
-    <w:bookmarkStart w:id="28" w:name="X76744f15978cbf91c2415fb6a80c8e09bc0a26a"/>
+    <w:bookmarkEnd w:id="38"/>
+    <w:bookmarkStart w:id="39" w:name="X76744f15978cbf91c2415fb6a80c8e09bc0a26a"/>
     <w:p>
       <w:pPr>
         <w:pStyle w:val="Heading2"/>
@@ -3004,9 +3004,9 @@
         <w:t xml:space="preserve">A avaliação não é uma análise: ** Resultados automatizados podem testar condições importantes em escala, mas a avaliação também requer critérios, escopo, população, desenho, contexto operacional, revisão humana, limitações e análise de risco. □</w:t>
       </w:r>
     </w:p>
-    <w:bookmarkEnd w:id="28"/>
-    <w:bookmarkEnd w:id="29"/>
-    <w:bookmarkStart w:id="32" w:name="autorizar-o-sistema-ou-controles-comuns"/>
+    <w:bookmarkEnd w:id="39"/>
+    <w:bookmarkEnd w:id="40"/>
+    <w:bookmarkStart w:id="43" w:name="autorizar-o-sistema-ou-controles-comuns"/>
     <w:p>
       <w:pPr>
         <w:pStyle w:val="Heading1"/>
@@ -3021,8 +3021,8 @@
       </w:pPr>
       <w:r>
         <w:rPr>
+          <w:iCs/>
           <w:i/>
-          <w:iCs/>
         </w:rPr>
         <w:t xml:space="preserve">Autorização é uma decisão de risco senior explícita baseada no pacote e contexto organizacional.</w:t>
       </w:r>
@@ -3040,7 +3040,7 @@
         <w:t xml:space="preserve">Figura 7. Decisão de autorização de risco</w:t>
       </w:r>
     </w:p>
-    <w:bookmarkStart w:id="30" w:name="pacote-de-autorização"/>
+    <w:bookmarkStart w:id="41" w:name="pacote-de-autorização"/>
     <w:p>
       <w:pPr>
         <w:pStyle w:val="Heading2"/>
@@ -3159,8 +3159,8 @@
         <w:t xml:space="preserve">• Abordagem de autorização em curso • Evidências correntes frequentes suportam decisões de risco contínuas sob critérios aprovados</w:t>
       </w:r>
     </w:p>
-    <w:bookmarkEnd w:id="30"/>
-    <w:bookmarkStart w:id="31" w:name="Xac9d126218087070c9e6b5c246f96ed29d40a25"/>
+    <w:bookmarkEnd w:id="41"/>
+    <w:bookmarkStart w:id="42" w:name="Xac9d126218087070c9e6b5c246f96ed29d40a25"/>
     <w:p>
       <w:pPr>
         <w:pStyle w:val="Heading2"/>
@@ -3169,9 +3169,9 @@
         <w:t xml:space="preserve">Não é uma certificação:** Autorização não significa que o sistema é livre de risco ou compatível para sempre. É uma aceitação documentada do risco residual atual por um funcionário com autoridade. □</w:t>
       </w:r>
     </w:p>
-    <w:bookmarkEnd w:id="31"/>
-    <w:bookmarkEnd w:id="32"/>
-    <w:bookmarkStart w:id="35" w:name="monitore-continuamente"/>
+    <w:bookmarkEnd w:id="42"/>
+    <w:bookmarkEnd w:id="43"/>
+    <w:bookmarkStart w:id="46" w:name="monitore-continuamente"/>
     <w:p>
       <w:pPr>
         <w:pStyle w:val="Heading1"/>
@@ -3186,13 +3186,13 @@
       </w:pPr>
       <w:r>
         <w:rPr>
+          <w:iCs/>
           <w:i/>
-          <w:iCs/>
         </w:rPr>
         <w:t xml:space="preserve">Monitor rastreia controles, mudanças de sistema, ameaça, descobertas e risco após a autorização.</w:t>
       </w:r>
     </w:p>
-    <w:bookmarkStart w:id="33" w:name="actividades-de-monitorização"/>
+    <w:bookmarkStart w:id="44" w:name="actividades-de-monitorização"/>
     <w:p>
       <w:pPr>
         <w:pStyle w:val="Heading2"/>
@@ -3267,16 +3267,16 @@
         <w:t xml:space="preserve">Corrigir fraquezas, reteste, e determinar se mudança significativa ou risco aumentado requer reautorização ou termos alterados.</w:t>
       </w:r>
     </w:p>
-    <w:bookmarkEnd w:id="33"/>
-    <w:bookmarkStart w:id="34" w:name="Xc17dc286339c0bb49fd8d7d7bedc43c4ca2c0aa"/>
+    <w:bookmarkEnd w:id="44"/>
+    <w:bookmarkStart w:id="45" w:name="Xc17dc286339c0bb49fd8d7d7bedc43c4ca2c0aa"/>
     <w:p>
       <w:pPr>
         <w:pStyle w:val="Heading2"/>
       </w:pPr>
       <w:r>
         <w:rPr>
+          <w:bCs/>
           <w:b/>
-          <w:bCs/>
         </w:rPr>
         <w:t xml:space="preserve">Monitor de decisões:</w:t>
       </w:r>
@@ -3287,9 +3287,9 @@
         <w:t xml:space="preserve">Colete apenas evidências que tenham um proprietário, propósito, regra de qualidade, limiar, cadência de revisão, escalada e resposta. Mais painéis não melhoram automaticamente o gerenciamento de riscos. □</w:t>
       </w:r>
     </w:p>
-    <w:bookmarkEnd w:id="34"/>
-    <w:bookmarkEnd w:id="35"/>
-    <w:bookmarkStart w:id="37" w:name="bases-de-controle-e-alfaiataria"/>
+    <w:bookmarkEnd w:id="45"/>
+    <w:bookmarkEnd w:id="46"/>
+    <w:bookmarkStart w:id="48" w:name="bases-de-controle-e-alfaiataria"/>
     <w:p>
       <w:pPr>
         <w:pStyle w:val="Heading1"/>
@@ -3304,8 +3304,8 @@
       </w:pPr>
       <w:r>
         <w:rPr>
+          <w:iCs/>
           <w:i/>
-          <w:iCs/>
         </w:rPr>
         <w:t xml:space="preserve">Baselines são pontos de partida; a alfaiataria os torna apropriados e defensáveis.</w:t>
       </w:r>
@@ -3323,7 +3323,7 @@
         <w:t xml:space="preserve">Figura 4. Personalização de controle</w:t>
       </w:r>
     </w:p>
-    <w:bookmarkStart w:id="36" w:name="baselina-purpose"/>
+    <w:bookmarkStart w:id="47" w:name="baselina-purpose"/>
     <w:p>
       <w:pPr>
         <w:pStyle w:val="Heading2"/>
@@ -3333,8 +3333,8 @@
       </w:r>
       <w:r>
         <w:rPr>
+          <w:bCs/>
           <w:b/>
-          <w:bCs/>
         </w:rPr>
         <w:t xml:space="preserve"> </w:t>
       </w:r>
@@ -3344,11 +3344,11 @@
     </w:p>
     <w:p>
       <w:pPr>
+        <w:numPr>
+          <w:ilvl w:val="0"/>
+          <w:numId w:val="1016"/>
+        </w:numPr>
         <w:pStyle w:val="Compact"/>
-        <w:numPr>
-          <w:ilvl w:val="0"/>
-          <w:numId w:val="1016"/>
-        </w:numPr>
       </w:pPr>
       <w:r>
         <w:t xml:space="preserve">Baixo * Iniciar controles de segurança para sistemas federais de baixo impacto *</w:t>
@@ -3372,9 +3372,9 @@
         <w:t xml:space="preserve">Privacy (Privacy) Controles de privacidade aplicados com base no risco de processamento e privacidade, não apenas no nível de impacto do sistema</w:t>
       </w:r>
     </w:p>
-    <w:bookmarkEnd w:id="36"/>
-    <w:bookmarkEnd w:id="37"/>
-    <w:bookmarkStart w:id="38" w:name="registro-de-alfaiataria"/>
+    <w:bookmarkEnd w:id="47"/>
+    <w:bookmarkEnd w:id="48"/>
+    <w:bookmarkStart w:id="49" w:name="registro-de-alfaiataria"/>
     <w:p>
       <w:pPr>
         <w:pStyle w:val="Heading1"/>
@@ -3460,8 +3460,8 @@
         <w:t xml:space="preserve">Risco residual, aprovação, data e futuro gatilho de revisão.</w:t>
       </w:r>
     </w:p>
-    <w:bookmarkEnd w:id="38"/>
-    <w:bookmarkStart w:id="40" w:name="X55f9a48a4d7926efc85dad9b3fa3232cd5b0a75"/>
+    <w:bookmarkEnd w:id="49"/>
+    <w:bookmarkStart w:id="51" w:name="X55f9a48a4d7926efc85dad9b3fa3232cd5b0a75"/>
     <w:p>
       <w:pPr>
         <w:pStyle w:val="Heading1"/>
@@ -3472,17 +3472,17 @@
     </w:p>
     <w:p>
       <w:pPr>
+        <w:numPr>
+          <w:ilvl w:val="0"/>
+          <w:numId w:val="1018"/>
+        </w:numPr>
         <w:pStyle w:val="Compact"/>
-        <w:numPr>
-          <w:ilvl w:val="0"/>
-          <w:numId w:val="1018"/>
-        </w:numPr>
       </w:pPr>
       <w:r>
         <w:t xml:space="preserve">Control alocation explica quem fornece cada controle e qual parte do sistema deve implementar.*</w:t>
       </w:r>
     </w:p>
-    <w:bookmarkStart w:id="39" w:name="tipo-tipo-tipo-método-exemplo"/>
+    <w:bookmarkStart w:id="50" w:name="tipo-tipo-tipo-método-exemplo"/>
     <w:p>
       <w:pPr>
         <w:pStyle w:val="Heading2"/>
@@ -3586,9 +3586,9 @@
         <w:t xml:space="preserve">Se o controlo comum falhar ou se tornar indisponível, os sistemas afectados reavaliam o risco e a resposta.</w:t>
       </w:r>
     </w:p>
-    <w:bookmarkEnd w:id="39"/>
-    <w:bookmarkEnd w:id="40"/>
-    <w:bookmarkStart w:id="43" w:name="Xcc46f15445c97743b9644db10757a7f473184d8"/>
+    <w:bookmarkEnd w:id="50"/>
+    <w:bookmarkEnd w:id="51"/>
+    <w:bookmarkStart w:id="54" w:name="Xcc46f15445c97743b9644db10757a7f473184d8"/>
     <w:p>
       <w:pPr>
         <w:pStyle w:val="Heading1"/>
@@ -3599,11 +3599,11 @@
     </w:p>
     <w:p>
       <w:pPr>
+        <w:numPr>
+          <w:ilvl w:val="0"/>
+          <w:numId w:val="1020"/>
+        </w:numPr>
         <w:pStyle w:val="Compact"/>
-        <w:numPr>
-          <w:ilvl w:val="0"/>
-          <w:numId w:val="1020"/>
-        </w:numPr>
       </w:pPr>
       <w:r>
         <w:t xml:space="preserve">Uma instrução de implementação deve deixar que outra pessoa entenda e teste o controle real.*</w:t>
@@ -3624,25 +3624,25 @@
     </w:p>
     <w:p>
       <w:pPr>
+        <w:numPr>
+          <w:ilvl w:val="0"/>
+          <w:numId w:val="1021"/>
+        </w:numPr>
         <w:pStyle w:val="Heading2"/>
-        <w:numPr>
-          <w:ilvl w:val="0"/>
-          <w:numId w:val="1021"/>
-        </w:numPr>
-      </w:pPr>
-      <w:bookmarkStart w:id="41" w:name="Xedc10af444e551c1fab18e313a051886c486d42"/>
+      </w:pPr>
+      <w:bookmarkStart w:id="52" w:name="Xedc10af444e551c1fab18e313a051886c486d42"/>
       <w:r>
         <w:t xml:space="preserve">Declaração fraca** ** Padrão de instrução de Stronger**</w:t>
       </w:r>
-      <w:bookmarkEnd w:id="41"/>
-    </w:p>
-    <w:p>
-      <w:pPr>
+      <w:bookmarkEnd w:id="52"/>
+    </w:p>
+    <w:p>
+      <w:pPr>
+        <w:numPr>
+          <w:ilvl w:val="0"/>
+          <w:numId w:val="1000"/>
+        </w:numPr>
         <w:pStyle w:val="Compact"/>
-        <w:numPr>
-          <w:ilvl w:val="0"/>
-          <w:numId w:val="1000"/>
-        </w:numPr>
       </w:pPr>
       <w:r>
         <w:t xml:space="preserve">A organização usa o MFA. A equipe de identidade requer MFA resistente a phishing para funções de administrador nomeadas através do serviço de identidade aprovado; inscrições, exceções e revisão trimestral de cobertura são registradas em sistemas especificados. □</w:t>
@@ -3660,7 +3660,7 @@
         <w:t xml:space="preserve">Os backups são realizados. As operações criam backups diários criptografados dos bancos de dados Tier 1 listados, mantém uma cópia isolada, monitora falhas e executa testes de restauração trimestrais contra RTO de quatro horas e RPO de 30 minutos.</w:t>
       </w:r>
     </w:p>
-    <w:bookmarkStart w:id="42" w:name="lista-de-verificação-da-declaração"/>
+    <w:bookmarkStart w:id="53" w:name="lista-de-verificação-da-declaração"/>
     <w:p>
       <w:pPr>
         <w:pStyle w:val="Heading2"/>
@@ -3746,9 +3746,9 @@
         <w:t xml:space="preserve">Que parte é herdada, partilhada, planeada, não aplicável ou ainda não opera?</w:t>
       </w:r>
     </w:p>
-    <w:bookmarkEnd w:id="42"/>
-    <w:bookmarkEnd w:id="43"/>
-    <w:bookmarkStart w:id="45" w:name="planejamento-de-avaliação-e-evidência"/>
+    <w:bookmarkEnd w:id="53"/>
+    <w:bookmarkEnd w:id="54"/>
+    <w:bookmarkStart w:id="56" w:name="planejamento-de-avaliação-e-evidência"/>
     <w:p>
       <w:pPr>
         <w:pStyle w:val="Heading1"/>
@@ -3759,11 +3759,11 @@
     </w:p>
     <w:p>
       <w:pPr>
+        <w:numPr>
+          <w:ilvl w:val="0"/>
+          <w:numId w:val="1023"/>
+        </w:numPr>
         <w:pStyle w:val="Compact"/>
-        <w:numPr>
-          <w:ilvl w:val="0"/>
-          <w:numId w:val="1023"/>
-        </w:numPr>
       </w:pPr>
       <w:r>
         <w:t xml:space="preserve">Os procedimentos SP 800-53A são personalizados em um plano de avaliação aprovado.*</w:t>
@@ -3782,7 +3782,7 @@
         <w:t xml:space="preserve">Figura 6. Estrutura do procedimento de avaliação</w:t>
       </w:r>
     </w:p>
-    <w:bookmarkStart w:id="44" w:name="section"/>
+    <w:bookmarkStart w:id="55" w:name="section"/>
     <w:p>
       <w:pPr>
         <w:pStyle w:val="Heading2"/>
@@ -3835,9 +3835,9 @@
         <w:t xml:space="preserve">Resultado Satisfeito ou não satisfeito, com exceções e limitações</w:t>
       </w:r>
     </w:p>
-    <w:bookmarkEnd w:id="44"/>
-    <w:bookmarkEnd w:id="45"/>
-    <w:bookmarkStart w:id="46" w:name="população-e-amostragem"/>
+    <w:bookmarkEnd w:id="55"/>
+    <w:bookmarkEnd w:id="56"/>
+    <w:bookmarkStart w:id="57" w:name="população-e-amostragem"/>
     <w:p>
       <w:pPr>
         <w:pStyle w:val="Heading1"/>
@@ -3901,8 +3901,8 @@
         <w:t xml:space="preserve">Expandir testes quando exceções sugerem um padrão ou fraqueza da população.</w:t>
       </w:r>
     </w:p>
-    <w:bookmarkEnd w:id="46"/>
-    <w:bookmarkStart w:id="47" w:name="pacote-de-autorização-e-poam"/>
+    <w:bookmarkEnd w:id="57"/>
+    <w:bookmarkStart w:id="58" w:name="pacote-de-autorização-e-poam"/>
     <w:p>
       <w:pPr>
         <w:pStyle w:val="Heading1"/>
@@ -3917,14 +3917,14 @@
       </w:pPr>
       <w:r>
         <w:rPr>
+          <w:iCs/>
           <w:i/>
-          <w:iCs/>
         </w:rPr>
         <w:t xml:space="preserve">O pacote conta a história de risco do propósito do sistema para abrir fraqueza e monitoramento.</w:t>
       </w:r>
     </w:p>
-    <w:bookmarkEnd w:id="47"/>
-    <w:bookmarkStart w:id="48" w:name="qualidade-de-poam"/>
+    <w:bookmarkEnd w:id="58"/>
+    <w:bookmarkStart w:id="59" w:name="qualidade-de-poam"/>
     <w:p>
       <w:pPr>
         <w:pStyle w:val="Heading1"/>
@@ -4023,7 +4023,13 @@
         <w:t xml:space="preserve">&lt; tr classe=</w:t>
       </w:r>
       <w:r>
-        <w:t xml:space="preserve">“header”</w:t>
+        <w:t xml:space="preserve">“</w:t>
+      </w:r>
+      <w:r>
+        <w:t xml:space="preserve">header</w:t>
+      </w:r>
+      <w:r>
+        <w:t xml:space="preserve">”</w:t>
       </w:r>
       <w:r>
         <w:t xml:space="preserve">&gt;</w:t>
@@ -4149,8 +4155,8 @@
         <w:t xml:space="preserve"> </w:t>
       </w:r>
     </w:p>
-    <w:bookmarkEnd w:id="48"/>
-    <w:bookmarkStart w:id="50" w:name="estratégia-de-monitoramento-contínuo"/>
+    <w:bookmarkEnd w:id="59"/>
+    <w:bookmarkStart w:id="61" w:name="estratégia-de-monitoramento-contínuo"/>
     <w:p>
       <w:pPr>
         <w:pStyle w:val="Heading1"/>
@@ -4165,8 +4171,8 @@
       </w:pPr>
       <w:r>
         <w:rPr>
+          <w:iCs/>
           <w:i/>
-          <w:iCs/>
         </w:rPr>
         <w:t xml:space="preserve">Uma estratégia de monitoramento define quais evidências são coletadas, quantas vezes, e que decisão segue.</w:t>
       </w:r>
@@ -4186,13 +4192,13 @@
     </w:p>
     <w:p>
       <w:pPr>
+        <w:numPr>
+          <w:ilvl w:val="0"/>
+          <w:numId w:val="1026"/>
+        </w:numPr>
         <w:pStyle w:val="Heading2"/>
-        <w:numPr>
-          <w:ilvl w:val="0"/>
-          <w:numId w:val="1026"/>
-        </w:numPr>
-      </w:pPr>
-      <w:bookmarkStart w:id="49" w:name="campo-exemplo-conteúdo-de-decisão"/>
+      </w:pPr>
+      <w:bookmarkStart w:id="60" w:name="campo-exemplo-conteúdo-de-decisão"/>
       <w:r>
         <w:t xml:space="preserve">** Campo**</w:t>
       </w:r>
@@ -4201,20 +4207,20 @@
       </w:r>
       <w:r>
         <w:rPr>
+          <w:bCs/>
           <w:b/>
-          <w:bCs/>
         </w:rPr>
         <w:t xml:space="preserve">Exemplo conteúdo de decisão</w:t>
       </w:r>
-      <w:bookmarkEnd w:id="49"/>
-    </w:p>
-    <w:p>
-      <w:pPr>
+      <w:bookmarkEnd w:id="60"/>
+    </w:p>
+    <w:p>
+      <w:pPr>
+        <w:numPr>
+          <w:ilvl w:val="0"/>
+          <w:numId w:val="1000"/>
+        </w:numPr>
         <w:pStyle w:val="Compact"/>
-        <w:numPr>
-          <w:ilvl w:val="0"/>
-          <w:numId w:val="1000"/>
-        </w:numPr>
       </w:pPr>
       <w:r>
         <w:t xml:space="preserve">Controlo/risco Que requisito e risco os endereços de evidência</w:t>
@@ -4262,8 +4268,8 @@
         <w:t xml:space="preserve">• Retenção • Histórico obrigatório, proteção de evidências e atualização de pacotes</w:t>
       </w:r>
     </w:p>
-    <w:bookmarkEnd w:id="50"/>
-    <w:bookmarkStart w:id="53" w:name="oscal-e-automação"/>
+    <w:bookmarkEnd w:id="61"/>
+    <w:bookmarkStart w:id="64" w:name="oscal-e-automação"/>
     <w:p>
       <w:pPr>
         <w:pStyle w:val="Heading1"/>
@@ -4274,11 +4280,11 @@
     </w:p>
     <w:p>
       <w:pPr>
+        <w:numPr>
+          <w:ilvl w:val="0"/>
+          <w:numId w:val="1027"/>
+        </w:numPr>
         <w:pStyle w:val="Compact"/>
-        <w:numPr>
-          <w:ilvl w:val="0"/>
-          <w:numId w:val="1027"/>
-        </w:numPr>
       </w:pPr>
       <w:r>
         <w:t xml:space="preserve">OSCAL suporta informações de controle, implementação, avaliação e remediação legíveis por máquina.</w:t>
@@ -4297,7 +4303,7 @@
         <w:t xml:space="preserve">Figura 9. Fluxo do modelo OSCAL</w:t>
       </w:r>
     </w:p>
-    <w:bookmarkStart w:id="51" w:name="modelo-oscal"/>
+    <w:bookmarkStart w:id="62" w:name="modelo-oscal"/>
     <w:p>
       <w:pPr>
         <w:pStyle w:val="Heading2"/>
@@ -4350,8 +4356,8 @@
         <w:t xml:space="preserve">Plano de Ação e Milestones Rastreia riscos, descobertas, ações, marcos e status</w:t>
       </w:r>
     </w:p>
-    <w:bookmarkEnd w:id="51"/>
-    <w:bookmarkStart w:id="52" w:name="salvaguardas-de-automação"/>
+    <w:bookmarkEnd w:id="62"/>
+    <w:bookmarkStart w:id="63" w:name="salvaguardas-de-automação"/>
     <w:p>
       <w:pPr>
         <w:pStyle w:val="Heading2"/>
@@ -4426,9 +4432,9 @@
         <w:t xml:space="preserve">Track versão, mudança, aprovação, transformação, herança, e histórico de exportação.</w:t>
       </w:r>
     </w:p>
-    <w:bookmarkEnd w:id="52"/>
-    <w:bookmarkEnd w:id="53"/>
-    <w:bookmarkStart w:id="54" w:name="X1bdda4098b02047a04942ba9d5d8d46b63e1df0"/>
+    <w:bookmarkEnd w:id="63"/>
+    <w:bookmarkEnd w:id="64"/>
+    <w:bookmarkStart w:id="65" w:name="X1bdda4098b02047a04942ba9d5d8d46b63e1df0"/>
     <w:p>
       <w:pPr>
         <w:pStyle w:val="Heading1"/>
@@ -4443,14 +4449,14 @@
       </w:pPr>
       <w:r>
         <w:rPr>
+          <w:iCs/>
           <w:i/>
-          <w:iCs/>
         </w:rPr>
         <w:t xml:space="preserve">Quatro famílias estabelecem quem pode agir, como as pessoas aprendem, o que é registrado, e como as decisões de garantia são tomadas.</w:t>
       </w:r>
     </w:p>
-    <w:bookmarkEnd w:id="54"/>
-    <w:bookmarkStart w:id="56" w:name="ac---controle-de-acesso"/>
+    <w:bookmarkEnd w:id="65"/>
+    <w:bookmarkStart w:id="67" w:name="ac---controle-de-acesso"/>
     <w:p>
       <w:pPr>
         <w:pStyle w:val="Heading1"/>
@@ -4467,7 +4473,7 @@
         <w:t xml:space="preserve">Limitar o acesso do sistema e da informação aos usuários, processos, dispositivos e ações autorizadas.</w:t>
       </w:r>
     </w:p>
-    <w:bookmarkStart w:id="55" w:name="X75c9709db5df1cf139ac48efb0ee456bab338f1"/>
+    <w:bookmarkStart w:id="66" w:name="X75c9709db5df1cf139ac48efb0ee456bab338f1"/>
     <w:p>
       <w:pPr>
         <w:pStyle w:val="Heading2"/>
@@ -4484,9 +4490,9 @@
         <w:t xml:space="preserve">□ Defina escopo, proprietário, requisitos, procedimentos, tecnologia, responsabilidades, exceções e monitoramento. Inventário da conta, funções, aprovações, MFA, regras de acesso, revisões, revogações, logs □ Combine evidência com o controle exato; valide população, data, configuração, operação, exceções e reteste.</w:t>
       </w:r>
     </w:p>
-    <w:bookmarkEnd w:id="55"/>
-    <w:bookmarkEnd w:id="56"/>
-    <w:bookmarkStart w:id="57" w:name="at-conscientização-e-treinamento"/>
+    <w:bookmarkEnd w:id="66"/>
+    <w:bookmarkEnd w:id="67"/>
+    <w:bookmarkStart w:id="68" w:name="at-conscientização-e-treinamento"/>
     <w:p>
       <w:pPr>
         <w:pStyle w:val="Heading1"/>
@@ -4508,6 +4514,7 @@
         <w:tblStyle w:val="Table"/>
         <w:tblW w:type="auto" w:w="0"/>
         <w:tblLook w:firstRow="1" w:lastRow="0" w:firstColumn="0" w:lastColumn="0" w:noHBand="0" w:noVBand="0" w:val="0020"/>
+        <w:jc w:val="start"/>
       </w:tblPr>
       <w:tblGrid>
         <w:gridCol w:w="3960"/>
@@ -4515,13 +4522,14 @@
       </w:tblGrid>
       <w:tr>
         <w:trPr>
-          <w:tblHeader w:val="on"/>
+          <w:tblHeader w:val="true"/>
         </w:trPr>
         <w:tc>
           <w:tcPr/>
           <w:p>
             <w:pPr>
               <w:pStyle w:val="Compact"/>
+              <w:jc w:val="left"/>
             </w:pPr>
             <w:r>
               <w:t xml:space="preserve">. **</w:t>
@@ -4547,6 +4555,7 @@
           <w:p>
             <w:pPr>
               <w:pStyle w:val="Compact"/>
+              <w:jc w:val="left"/>
             </w:pPr>
             <w:r>
               <w:t xml:space="preserve">□ De</w:t>
@@ -4567,8 +4576,8 @@
         </w:tc>
       </w:tr>
     </w:tbl>
-    <w:bookmarkEnd w:id="57"/>
-    <w:bookmarkStart w:id="58" w:name="ua-auditoria-e-responsabilidade"/>
+    <w:bookmarkEnd w:id="68"/>
+    <w:bookmarkStart w:id="69" w:name="ua-auditoria-e-responsabilidade"/>
     <w:p>
       <w:pPr>
         <w:pStyle w:val="Heading1"/>
@@ -4605,8 +4614,8 @@
         <w:t xml:space="preserve">□ Defina escopo, proprietário, requisitos, procedimentos, tecnologia, responsabilidades, exceções e monitoramento. □ Lista de eventos, fontes de log, sincronia de tempo, campos, retenção, acesso, revisão, alertas □ Coincidir evidência com o controle exato; validar população, data, configuração, operação, exceções e reteste.</w:t>
       </w:r>
     </w:p>
-    <w:bookmarkEnd w:id="58"/>
-    <w:bookmarkStart w:id="59" w:name="ca-avaliação-autorização-e-monitoramento"/>
+    <w:bookmarkEnd w:id="69"/>
+    <w:bookmarkStart w:id="70" w:name="ca-avaliação-autorização-e-monitoramento"/>
     <w:p>
       <w:pPr>
         <w:pStyle w:val="Heading1"/>
@@ -4643,8 +4652,8 @@
         <w:t xml:space="preserve">□ Defina escopo, proprietário, requisitos, procedimentos, tecnologia, responsabilidades, exceções e monitoramento. □ Planos de avaliação/relatórios, autorizações, POA&amp;M, estratégia de monitoramento, resultados □ Coincidir evidência com o controle exato; validar população, data, configuração, operação, exceções e reteste.</w:t>
       </w:r>
     </w:p>
-    <w:bookmarkEnd w:id="59"/>
-    <w:bookmarkStart w:id="60" w:name="X04602defaf169e85a7536bb16d3e5c3ffff860c"/>
+    <w:bookmarkEnd w:id="70"/>
+    <w:bookmarkStart w:id="71" w:name="X04602defaf169e85a7536bb16d3e5c3ffff860c"/>
     <w:p>
       <w:pPr>
         <w:pStyle w:val="Heading1"/>
@@ -4659,14 +4668,14 @@
       </w:pPr>
       <w:r>
         <w:rPr>
+          <w:iCs/>
           <w:i/>
-          <w:iCs/>
         </w:rPr>
         <w:t xml:space="preserve">Estas famílias garantem configuração, resiliência, identidade, resposta e manutenção controlada.</w:t>
       </w:r>
     </w:p>
-    <w:bookmarkEnd w:id="60"/>
-    <w:bookmarkStart w:id="61" w:name="cm---gestão-de-configuração"/>
+    <w:bookmarkEnd w:id="71"/>
+    <w:bookmarkStart w:id="72" w:name="cm---gestão-de-configuração"/>
     <w:p>
       <w:pPr>
         <w:pStyle w:val="Heading1"/>
@@ -4688,6 +4697,7 @@
         <w:tblStyle w:val="Table"/>
         <w:tblW w:type="auto" w:w="0"/>
         <w:tblLook w:firstRow="1" w:lastRow="0" w:firstColumn="0" w:lastColumn="0" w:noHBand="0" w:noVBand="0" w:val="0020"/>
+        <w:jc w:val="start"/>
       </w:tblPr>
       <w:tblGrid>
         <w:gridCol w:w="3960"/>
@@ -4695,13 +4705,14 @@
       </w:tblGrid>
       <w:tr>
         <w:trPr>
-          <w:tblHeader w:val="on"/>
+          <w:tblHeader w:val="true"/>
         </w:trPr>
         <w:tc>
           <w:tcPr/>
           <w:p>
             <w:pPr>
               <w:pStyle w:val="Compact"/>
+              <w:jc w:val="left"/>
             </w:pPr>
             <w:r>
               <w:t xml:space="preserve">. **</w:t>
@@ -4727,6 +4738,7 @@
           <w:p>
             <w:pPr>
               <w:pStyle w:val="Compact"/>
+              <w:jc w:val="left"/>
             </w:pPr>
             <w:r>
               <w:t xml:space="preserve">□ De</w:t>
@@ -4747,8 +4759,8 @@
         </w:tc>
       </w:tr>
     </w:tbl>
-    <w:bookmarkEnd w:id="61"/>
-    <w:bookmarkStart w:id="62" w:name="cp-planejamento-de-contingências"/>
+    <w:bookmarkEnd w:id="72"/>
+    <w:bookmarkStart w:id="73" w:name="cp-planejamento-de-contingências"/>
     <w:p>
       <w:pPr>
         <w:pStyle w:val="Heading1"/>
@@ -4785,8 +4797,8 @@
         <w:t xml:space="preserve">□ Defina escopo, proprietário, requisitos, procedimentos, tecnologia, responsabilidades, exceções e monitoramento. □ BIA, planos, backups, processamento alternativo, exercícios, restaurações, RTO/RPO □ Combine evidência com o controle exato; valide a população, data, configuração, operação, exceções e reteste.</w:t>
       </w:r>
     </w:p>
-    <w:bookmarkEnd w:id="62"/>
-    <w:bookmarkStart w:id="63" w:name="ia-identificação-e-autenticação"/>
+    <w:bookmarkEnd w:id="73"/>
+    <w:bookmarkStart w:id="74" w:name="ia-identificação-e-autenticação"/>
     <w:p>
       <w:pPr>
         <w:pStyle w:val="Heading1"/>
@@ -4808,6 +4820,7 @@
         <w:tblStyle w:val="Table"/>
         <w:tblW w:type="auto" w:w="0"/>
         <w:tblLook w:firstRow="1" w:lastRow="0" w:firstColumn="0" w:lastColumn="0" w:noHBand="0" w:noVBand="0" w:val="0020"/>
+        <w:jc w:val="start"/>
       </w:tblPr>
       <w:tblGrid>
         <w:gridCol w:w="3960"/>
@@ -4815,13 +4828,14 @@
       </w:tblGrid>
       <w:tr>
         <w:trPr>
-          <w:tblHeader w:val="on"/>
+          <w:tblHeader w:val="true"/>
         </w:trPr>
         <w:tc>
           <w:tcPr/>
           <w:p>
             <w:pPr>
               <w:pStyle w:val="Compact"/>
+              <w:jc w:val="left"/>
             </w:pPr>
             <w:r>
               <w:t xml:space="preserve">. **</w:t>
@@ -4847,6 +4861,7 @@
           <w:p>
             <w:pPr>
               <w:pStyle w:val="Compact"/>
+              <w:jc w:val="left"/>
             </w:pPr>
             <w:r>
               <w:t xml:space="preserve">□ De</w:t>
@@ -4867,8 +4882,8 @@
         </w:tc>
       </w:tr>
     </w:tbl>
-    <w:bookmarkEnd w:id="63"/>
-    <w:bookmarkStart w:id="64" w:name="ir-resposta-ao-incidente"/>
+    <w:bookmarkEnd w:id="74"/>
+    <w:bookmarkStart w:id="75" w:name="ir-resposta-ao-incidente"/>
     <w:p>
       <w:pPr>
         <w:pStyle w:val="Heading1"/>
@@ -4905,8 +4920,8 @@
         <w:t xml:space="preserve">□ Defina escopo, proprietário, requisitos, procedimentos, tecnologia, responsabilidades, exceções e monitoramento. O plano, funções, playbooks, casos, evidência, notificação, exercícios, lições, coincidir evidência para o controle exato; validar população, data, configuração, operação, exceções e reteste.</w:t>
       </w:r>
     </w:p>
-    <w:bookmarkEnd w:id="64"/>
-    <w:bookmarkStart w:id="65" w:name="ma-manutenção"/>
+    <w:bookmarkEnd w:id="75"/>
+    <w:bookmarkStart w:id="76" w:name="ma-manutenção"/>
     <w:p>
       <w:pPr>
         <w:pStyle w:val="Heading1"/>
@@ -4928,6 +4943,7 @@
         <w:tblStyle w:val="Table"/>
         <w:tblW w:type="auto" w:w="0"/>
         <w:tblLook w:firstRow="1" w:lastRow="0" w:firstColumn="0" w:lastColumn="0" w:noHBand="0" w:noVBand="0" w:val="0020"/>
+        <w:jc w:val="start"/>
       </w:tblPr>
       <w:tblGrid>
         <w:gridCol w:w="3960"/>
@@ -4935,13 +4951,14 @@
       </w:tblGrid>
       <w:tr>
         <w:trPr>
-          <w:tblHeader w:val="on"/>
+          <w:tblHeader w:val="true"/>
         </w:trPr>
         <w:tc>
           <w:tcPr/>
           <w:p>
             <w:pPr>
               <w:pStyle w:val="Compact"/>
+              <w:jc w:val="left"/>
             </w:pPr>
             <w:r>
               <w:t xml:space="preserve">. **</w:t>
@@ -4967,6 +4984,7 @@
           <w:p>
             <w:pPr>
               <w:pStyle w:val="Compact"/>
+              <w:jc w:val="left"/>
             </w:pPr>
             <w:r>
               <w:t xml:space="preserve">□ De</w:t>
@@ -4987,8 +5005,8 @@
         </w:tc>
       </w:tr>
     </w:tbl>
-    <w:bookmarkEnd w:id="65"/>
-    <w:bookmarkStart w:id="66" w:name="X77967bfea9749c327bdb3b958aa2c9c963b23e8"/>
+    <w:bookmarkEnd w:id="76"/>
+    <w:bookmarkStart w:id="77" w:name="X77967bfea9749c327bdb3b958aa2c9c963b23e8"/>
     <w:p>
       <w:pPr>
         <w:pStyle w:val="Heading1"/>
@@ -4999,18 +5017,18 @@
     </w:p>
     <w:p>
       <w:pPr>
+        <w:numPr>
+          <w:ilvl w:val="0"/>
+          <w:numId w:val="1029"/>
+        </w:numPr>
         <w:pStyle w:val="Compact"/>
-        <w:numPr>
-          <w:ilvl w:val="0"/>
-          <w:numId w:val="1029"/>
-        </w:numPr>
       </w:pPr>
       <w:r>
         <w:t xml:space="preserve">Estas famílias protegem a mídia, instalações, planos, programas e pessoal.*</w:t>
       </w:r>
     </w:p>
-    <w:bookmarkEnd w:id="66"/>
-    <w:bookmarkStart w:id="68" w:name="mp---proteção-de-mídia"/>
+    <w:bookmarkEnd w:id="77"/>
+    <w:bookmarkStart w:id="79" w:name="mp---proteção-de-mídia"/>
     <w:p>
       <w:pPr>
         <w:pStyle w:val="Heading1"/>
@@ -5027,7 +5045,7 @@
         <w:t xml:space="preserve">Proteger, controlar, transportar, higienizar e dispor de mídia digital e não digital.</w:t>
       </w:r>
     </w:p>
-    <w:bookmarkStart w:id="67" w:name="X5b04806af1b5b2a61e1d6db47b8e6bf9f90a056"/>
+    <w:bookmarkStart w:id="78" w:name="X5b04806af1b5b2a61e1d6db47b8e6bf9f90a056"/>
     <w:p>
       <w:pPr>
         <w:pStyle w:val="Heading2"/>
@@ -5044,9 +5062,9 @@
         <w:t xml:space="preserve">□ Defina escopo, proprietário, requisitos, procedimentos, tecnologia, responsabilidades, exceções e monitoramento. Inventário de mídia, acesso, marcação, transporte, criptografia, higienização, descarte; coincidir evidência com o controle exato; validar população, data, configuração, operação, exceções e reteste.</w:t>
       </w:r>
     </w:p>
-    <w:bookmarkEnd w:id="67"/>
-    <w:bookmarkEnd w:id="68"/>
-    <w:bookmarkStart w:id="69" w:name="pe-proteção-física-e-ambiental"/>
+    <w:bookmarkEnd w:id="78"/>
+    <w:bookmarkEnd w:id="79"/>
+    <w:bookmarkStart w:id="80" w:name="pe-proteção-física-e-ambiental"/>
     <w:p>
       <w:pPr>
         <w:pStyle w:val="Heading1"/>
@@ -5083,8 +5101,8 @@
         <w:t xml:space="preserve">□ Defina escopo, proprietário, requisitos, procedimentos, tecnologia, responsabilidades, exceções e monitoramento. Emblemas, visitantes, câmeras, alarmes, energia, fogo, temperatura, avaliações de instalação . Combine evidência com o controle exato; valide população, data, configuração, operação, exceções e reteste. .</w:t>
       </w:r>
     </w:p>
-    <w:bookmarkEnd w:id="69"/>
-    <w:bookmarkStart w:id="70" w:name="pl-planejamento"/>
+    <w:bookmarkEnd w:id="80"/>
+    <w:bookmarkStart w:id="81" w:name="pl-planejamento"/>
     <w:p>
       <w:pPr>
         <w:pStyle w:val="Heading1"/>
@@ -5106,6 +5124,7 @@
         <w:tblStyle w:val="Table"/>
         <w:tblW w:type="auto" w:w="0"/>
         <w:tblLook w:firstRow="1" w:lastRow="0" w:firstColumn="0" w:lastColumn="0" w:noHBand="0" w:noVBand="0" w:val="0020"/>
+        <w:jc w:val="start"/>
       </w:tblPr>
       <w:tblGrid>
         <w:gridCol w:w="3960"/>
@@ -5113,13 +5132,14 @@
       </w:tblGrid>
       <w:tr>
         <w:trPr>
-          <w:tblHeader w:val="on"/>
+          <w:tblHeader w:val="true"/>
         </w:trPr>
         <w:tc>
           <w:tcPr/>
           <w:p>
             <w:pPr>
               <w:pStyle w:val="Compact"/>
+              <w:jc w:val="left"/>
             </w:pPr>
             <w:r>
               <w:t xml:space="preserve">. **</w:t>
@@ -5145,6 +5165,7 @@
           <w:p>
             <w:pPr>
               <w:pStyle w:val="Compact"/>
+              <w:jc w:val="left"/>
             </w:pPr>
             <w:r>
               <w:t xml:space="preserve">□ De</w:t>
@@ -5165,8 +5186,8 @@
         </w:tc>
       </w:tr>
     </w:tbl>
-    <w:bookmarkEnd w:id="70"/>
-    <w:bookmarkStart w:id="72" w:name="pm-gestão-de-programas"/>
+    <w:bookmarkEnd w:id="81"/>
+    <w:bookmarkStart w:id="83" w:name="pm-gestão-de-programas"/>
     <w:p>
       <w:pPr>
         <w:pStyle w:val="Heading1"/>
@@ -5183,7 +5204,7 @@
         <w:t xml:space="preserve">Operar programas de segurança e privacidade de informação e governança compartilhada em toda a organização.</w:t>
       </w:r>
     </w:p>
-    <w:bookmarkStart w:id="71" w:name="X31e4f60035e1d687d188984e4b3f344972dafcf"/>
+    <w:bookmarkStart w:id="82" w:name="X31e4f60035e1d687d188984e4b3f344972dafcf"/>
     <w:p>
       <w:pPr>
         <w:pStyle w:val="Heading2"/>
@@ -5200,9 +5221,9 @@
         <w:t xml:space="preserve">□ Defina escopo, proprietário, requisitos, procedimentos, tecnologia, responsabilidades, exceções e monitoramento. Planos de programas, líderes, recursos, estratégia de risco, métricas, inventários corporativos, evidencie o controle exato; valide a população, data, configuração, operação, exceções e reteste.</w:t>
       </w:r>
     </w:p>
-    <w:bookmarkEnd w:id="71"/>
-    <w:bookmarkEnd w:id="72"/>
-    <w:bookmarkStart w:id="74" w:name="ps-segurança-do-pessoal"/>
+    <w:bookmarkEnd w:id="82"/>
+    <w:bookmarkEnd w:id="83"/>
+    <w:bookmarkStart w:id="85" w:name="ps-segurança-do-pessoal"/>
     <w:p>
       <w:pPr>
         <w:pStyle w:val="Heading1"/>
@@ -5219,7 +5240,7 @@
         <w:t xml:space="preserve">Gerencie rastreamento de pessoal, acordos, transferências, rescisão, sanções e risco.</w:t>
       </w:r>
     </w:p>
-    <w:bookmarkStart w:id="73" w:name="X27900b36e004a4355f3dd7d4dc787f3b4d0c425"/>
+    <w:bookmarkStart w:id="84" w:name="X27900b36e004a4355f3dd7d4dc787f3b4d0c425"/>
     <w:p>
       <w:pPr>
         <w:pStyle w:val="Heading2"/>
@@ -5236,9 +5257,9 @@
         <w:t xml:space="preserve">□ Defina escopo, proprietário, requisitos, procedimentos, tecnologia, responsabilidades, exceções e monitoramento. Rastreamento, acordos, mudanças de papel, término de acesso, pessoal de terceiros □ Combine evidência com o controle exato; valide população, data, configuração, operação, exceções e reteste.</w:t>
       </w:r>
     </w:p>
-    <w:bookmarkEnd w:id="73"/>
-    <w:bookmarkEnd w:id="74"/>
-    <w:bookmarkStart w:id="75" w:name="Xab8d233bcbda72c5112d5c3ad133edc506822c9"/>
+    <w:bookmarkEnd w:id="84"/>
+    <w:bookmarkEnd w:id="85"/>
+    <w:bookmarkStart w:id="86" w:name="Xab8d233bcbda72c5112d5c3ad133edc506822c9"/>
     <w:p>
       <w:pPr>
         <w:pStyle w:val="Heading1"/>
@@ -5249,18 +5270,18 @@
     </w:p>
     <w:p>
       <w:pPr>
+        <w:numPr>
+          <w:ilvl w:val="0"/>
+          <w:numId w:val="1030"/>
+        </w:numPr>
         <w:pStyle w:val="Compact"/>
-        <w:numPr>
-          <w:ilvl w:val="0"/>
-          <w:numId w:val="1030"/>
-        </w:numPr>
       </w:pPr>
       <w:r>
         <w:t xml:space="preserve">Essas famílias cobrem PII, risco, aquisição, arquitetura/comunicações, integridade e cadeias de suprimentos.*</w:t>
       </w:r>
     </w:p>
-    <w:bookmarkEnd w:id="75"/>
-    <w:bookmarkStart w:id="77" w:name="pt-processamento-e-transparência-pii"/>
+    <w:bookmarkEnd w:id="86"/>
+    <w:bookmarkStart w:id="88" w:name="pt-processamento-e-transparência-pii"/>
     <w:p>
       <w:pPr>
         <w:pStyle w:val="Heading1"/>
@@ -5282,6 +5303,7 @@
         <w:tblStyle w:val="Table"/>
         <w:tblW w:type="auto" w:w="0"/>
         <w:tblLook w:firstRow="1" w:lastRow="0" w:firstColumn="0" w:lastColumn="0" w:noHBand="0" w:noVBand="0" w:val="0020"/>
+        <w:jc w:val="start"/>
       </w:tblPr>
       <w:tblGrid>
         <w:gridCol w:w="3960"/>
@@ -5289,13 +5311,14 @@
       </w:tblGrid>
       <w:tr>
         <w:trPr>
-          <w:tblHeader w:val="on"/>
+          <w:tblHeader w:val="true"/>
         </w:trPr>
         <w:tc>
           <w:tcPr/>
           <w:p>
             <w:pPr>
               <w:pStyle w:val="Compact"/>
+              <w:jc w:val="left"/>
             </w:pPr>
             <w:r>
               <w:t xml:space="preserve">. **</w:t>
@@ -5321,6 +5344,7 @@
           <w:p>
             <w:pPr>
               <w:pStyle w:val="Compact"/>
+              <w:jc w:val="left"/>
             </w:pPr>
             <w:r>
               <w:t xml:space="preserve">□ De</w:t>
@@ -5341,7 +5365,7 @@
         </w:tc>
       </w:tr>
     </w:tbl>
-    <w:bookmarkStart w:id="76" w:name="ra-avaliação-de-risco"/>
+    <w:bookmarkStart w:id="87" w:name="ra-avaliação-de-risco"/>
     <w:p>
       <w:pPr>
         <w:pStyle w:val="Heading2"/>
@@ -5363,6 +5387,7 @@
         <w:tblStyle w:val="Table"/>
         <w:tblW w:type="auto" w:w="0"/>
         <w:tblLook w:firstRow="1" w:lastRow="0" w:firstColumn="0" w:lastColumn="0" w:noHBand="0" w:noVBand="0" w:val="0020"/>
+        <w:jc w:val="start"/>
       </w:tblPr>
       <w:tblGrid>
         <w:gridCol w:w="3960"/>
@@ -5370,13 +5395,14 @@
       </w:tblGrid>
       <w:tr>
         <w:trPr>
-          <w:tblHeader w:val="on"/>
+          <w:tblHeader w:val="true"/>
         </w:trPr>
         <w:tc>
           <w:tcPr/>
           <w:p>
             <w:pPr>
               <w:pStyle w:val="Compact"/>
+              <w:jc w:val="left"/>
             </w:pPr>
             <w:r>
               <w:t xml:space="preserve">. **</w:t>
@@ -5402,6 +5428,7 @@
           <w:p>
             <w:pPr>
               <w:pStyle w:val="Compact"/>
+              <w:jc w:val="left"/>
             </w:pPr>
             <w:r>
               <w:t xml:space="preserve">□ De</w:t>
@@ -5422,9 +5449,9 @@
         </w:tc>
       </w:tr>
     </w:tbl>
-    <w:bookmarkEnd w:id="76"/>
-    <w:bookmarkEnd w:id="77"/>
-    <w:bookmarkStart w:id="78" w:name="sa-aquisição-de-sistema-e-serviços"/>
+    <w:bookmarkEnd w:id="87"/>
+    <w:bookmarkEnd w:id="88"/>
+    <w:bookmarkStart w:id="89" w:name="sa-aquisição-de-sistema-e-serviços"/>
     <w:p>
       <w:pPr>
         <w:pStyle w:val="Heading1"/>
@@ -5461,8 +5488,8 @@
         <w:t xml:space="preserve">□ Defina escopo, proprietário, requisitos, procedimentos, tecnologia, responsabilidades, exceções e monitoramento. Os requisitos, contratos, SDLC, arquitetura, desenvolvedores, testes, SBOM, evidência do fornecedor, combinam evidências com o controle exato; valide população, data, configuração, operação, exceções e reteste.</w:t>
       </w:r>
     </w:p>
-    <w:bookmarkEnd w:id="78"/>
-    <w:bookmarkStart w:id="79" w:name="X14356835866b4ab53725db64848215c9859be90"/>
+    <w:bookmarkEnd w:id="89"/>
+    <w:bookmarkStart w:id="90" w:name="X14356835866b4ab53725db64848215c9859be90"/>
     <w:p>
       <w:pPr>
         <w:pStyle w:val="Heading1"/>
@@ -5484,6 +5511,7 @@
         <w:tblStyle w:val="Table"/>
         <w:tblW w:type="auto" w:w="0"/>
         <w:tblLook w:firstRow="1" w:lastRow="0" w:firstColumn="0" w:lastColumn="0" w:noHBand="0" w:noVBand="0" w:val="0020"/>
+        <w:jc w:val="start"/>
       </w:tblPr>
       <w:tblGrid>
         <w:gridCol w:w="3960"/>
@@ -5491,13 +5519,14 @@
       </w:tblGrid>
       <w:tr>
         <w:trPr>
-          <w:tblHeader w:val="on"/>
+          <w:tblHeader w:val="true"/>
         </w:trPr>
         <w:tc>
           <w:tcPr/>
           <w:p>
             <w:pPr>
               <w:pStyle w:val="Compact"/>
+              <w:jc w:val="left"/>
             </w:pPr>
             <w:r>
               <w:t xml:space="preserve">. **</w:t>
@@ -5523,6 +5552,7 @@
           <w:p>
             <w:pPr>
               <w:pStyle w:val="Compact"/>
+              <w:jc w:val="left"/>
             </w:pPr>
             <w:r>
               <w:t xml:space="preserve">□ De</w:t>
@@ -5543,8 +5573,8 @@
         </w:tc>
       </w:tr>
     </w:tbl>
-    <w:bookmarkEnd w:id="79"/>
-    <w:bookmarkStart w:id="80" w:name="Xe7f743a532c27365d8044ab426c81fe91938957"/>
+    <w:bookmarkEnd w:id="90"/>
+    <w:bookmarkStart w:id="91" w:name="Xe7f743a532c27365d8044ab426c81fe91938957"/>
     <w:p>
       <w:pPr>
         <w:pStyle w:val="Heading1"/>
@@ -5581,8 +5611,8 @@
         <w:t xml:space="preserve">□ Defina escopo, proprietário, requisitos, procedimentos, tecnologia, responsabilidades, exceções e monitoramento. Vulnerabilidades, patches, validação de integridade, defesas de malware, alertas, correções □ Combine evidência com o controle exato; valide população, data, configuração, operação, exceções e reteste.</w:t>
       </w:r>
     </w:p>
-    <w:bookmarkEnd w:id="80"/>
-    <w:bookmarkStart w:id="81" w:name="Xaf95043c8b1039d08e5b0140515065733238b2c"/>
+    <w:bookmarkEnd w:id="91"/>
+    <w:bookmarkStart w:id="92" w:name="Xaf95043c8b1039d08e5b0140515065733238b2c"/>
     <w:p>
       <w:pPr>
         <w:pStyle w:val="Heading1"/>
@@ -5619,8 +5649,8 @@
         <w:t xml:space="preserve">□ Defina escopo, proprietário, requisitos, procedimentos, tecnologia, responsabilidades, exceções e monitoramento. O plano C-SCRM, inventário do fornecedor, criticidade, contratos, procedência, monitoramento, saída, coincidir evidência com o controle exato; validar população, data, configuração, operação, exceções e reteste.</w:t>
       </w:r>
     </w:p>
-    <w:bookmarkEnd w:id="81"/>
-    <w:bookmarkStart w:id="82" w:name="Xf712b4878a72cab38b1b33fbe4a4bfd270c7db3"/>
+    <w:bookmarkEnd w:id="92"/>
+    <w:bookmarkStart w:id="93" w:name="Xf712b4878a72cab38b1b33fbe4a4bfd270c7db3"/>
     <w:p>
       <w:pPr>
         <w:pStyle w:val="Heading1"/>
@@ -5635,14 +5665,14 @@
       </w:pPr>
       <w:r>
         <w:rPr>
+          <w:iCs/>
           <w:i/>
-          <w:iCs/>
         </w:rPr>
         <w:t xml:space="preserve">Rev. 5 integra controles de segurança e privacidade, preservando objetivos distintos e métodos de risco.</w:t>
       </w:r>
     </w:p>
-    <w:bookmarkEnd w:id="82"/>
-    <w:bookmarkStart w:id="84" w:name="colaboração"/>
+    <w:bookmarkEnd w:id="93"/>
+    <w:bookmarkStart w:id="95" w:name="colaboração"/>
     <w:p>
       <w:pPr>
         <w:pStyle w:val="Heading1"/>
@@ -5706,7 +5736,7 @@
         <w:t xml:space="preserve">Privacy baseline seleção e alfaiataria dependem do processamento, finalidade, autoridade, pessoas, dados, contexto e risco de privacidade – não apenas impacto FIPS.</w:t>
       </w:r>
     </w:p>
-    <w:bookmarkStart w:id="83" w:name="pergunta-pergunta-exemplo-de-artefato"/>
+    <w:bookmarkStart w:id="94" w:name="pergunta-pergunta-exemplo-de-artefato"/>
     <w:p>
       <w:pPr>
         <w:pStyle w:val="Heading2"/>
@@ -5747,9 +5777,9 @@
         <w:t xml:space="preserve">Como os controles de segurança e privacidade são coordenados? Índice de colaboração, alocações, provas conjuntas e conclusões</w:t>
       </w:r>
     </w:p>
-    <w:bookmarkEnd w:id="83"/>
-    <w:bookmarkEnd w:id="84"/>
-    <w:bookmarkStart w:id="86" w:name="X84fa6ee8b9ced642623b9cb4466bb2dcdbead29"/>
+    <w:bookmarkEnd w:id="94"/>
+    <w:bookmarkEnd w:id="95"/>
+    <w:bookmarkStart w:id="97" w:name="X84fa6ee8b9ced642623b9cb4466bb2dcdbead29"/>
     <w:p>
       <w:pPr>
         <w:pStyle w:val="Heading1"/>
@@ -5778,8 +5808,8 @@
       </w:pPr>
       <w:r>
         <w:rPr>
+          <w:bCs/>
           <w:b/>
-          <w:bCs/>
         </w:rPr>
         <w:t xml:space="preserve">Release 5.2.0 mudança</w:t>
       </w:r>
@@ -5788,8 +5818,8 @@
       </w:r>
       <w:r>
         <w:rPr>
+          <w:bCs/>
           <w:b/>
-          <w:bCs/>
         </w:rPr>
         <w:t xml:space="preserve">Significado claro</w:t>
       </w:r>
@@ -5842,7 +5872,7 @@
         <w:t xml:space="preserve">SP 800-53B 5.2.0 □ Reemitido para consistência; NIST declara que as selecções de base não alteraram</w:t>
       </w:r>
     </w:p>
-    <w:bookmarkStart w:id="85" w:name="foco-em-evidência"/>
+    <w:bookmarkStart w:id="96" w:name="foco-em-evidência"/>
     <w:p>
       <w:pPr>
         <w:pStyle w:val="Heading2"/>
@@ -5884,9 +5914,9 @@
         <w:t xml:space="preserve">Suposições de projeto resilientes, comportamento de condições adversas, isolamento, degradação, recuperação, diversidade, redundância e resultados de exercício.</w:t>
       </w:r>
     </w:p>
-    <w:bookmarkEnd w:id="85"/>
-    <w:bookmarkEnd w:id="86"/>
-    <w:bookmarkStart w:id="88" w:name="X96eea5e622fd0d2d97110f1743b80368ca6b94f"/>
+    <w:bookmarkEnd w:id="96"/>
+    <w:bookmarkEnd w:id="97"/>
+    <w:bookmarkStart w:id="99" w:name="X96eea5e622fd0d2d97110f1743b80368ca6b94f"/>
     <w:p>
       <w:pPr>
         <w:pStyle w:val="Heading1"/>
@@ -5901,13 +5931,13 @@
       </w:pPr>
       <w:r>
         <w:rPr>
+          <w:iCs/>
           <w:i/>
-          <w:iCs/>
         </w:rPr>
         <w:t xml:space="preserve">Recursos oficiais e ferramentas de código aberto podem apoiar a autoria, evidência, avaliação e monitoramento contínuo.</w:t>
       </w:r>
     </w:p>
-    <w:bookmarkStart w:id="87" w:name="recurso-ferramenta-purpose"/>
+    <w:bookmarkStart w:id="98" w:name="recurso-ferramenta-purpose"/>
     <w:p>
       <w:pPr>
         <w:pStyle w:val="Heading2"/>
@@ -5917,8 +5947,8 @@
       </w:r>
       <w:r>
         <w:rPr>
+          <w:bCs/>
           <w:b/>
-          <w:bCs/>
         </w:rPr>
         <w:t xml:space="preserve"> </w:t>
       </w:r>
@@ -6050,9 +6080,9 @@
         <w:t xml:space="preserve">□————————————————————————————————————————————————————————————————————————————————————————————————————————————————————————————————</w:t>
       </w:r>
     </w:p>
-    <w:bookmarkEnd w:id="87"/>
-    <w:bookmarkEnd w:id="88"/>
-    <w:bookmarkStart w:id="90" w:name="nist-cprt"/>
+    <w:bookmarkEnd w:id="98"/>
+    <w:bookmarkEnd w:id="99"/>
+    <w:bookmarkStart w:id="101" w:name="nist-cprt"/>
     <w:p>
       <w:pPr>
         <w:pStyle w:val="Heading1"/>
@@ -6071,7 +6101,7 @@
       <w:r>
         <w:t xml:space="preserve"> </w:t>
       </w:r>
-      <w:hyperlink r:id="rId89">
+      <w:hyperlink r:id="rId100">
         <w:r>
           <w:rPr>
             <w:rStyle w:val="Hyperlink"/>
@@ -6096,8 +6126,8 @@
         <w:t xml:space="preserve">Reter: autoridade, escopo, fonte/lançamento, versão, configuração/consulta, população, data, resultado bruto, validação do analista, limitação, mapeamento de controle, achado, correção e reteste. Proteger as informações do sistema e da vulnerabilidade.</w:t>
       </w:r>
     </w:p>
-    <w:bookmarkEnd w:id="90"/>
-    <w:bookmarkStart w:id="92" w:name="nist-conteúdo-oscal"/>
+    <w:bookmarkEnd w:id="101"/>
+    <w:bookmarkStart w:id="103" w:name="nist-conteúdo-oscal"/>
     <w:p>
       <w:pPr>
         <w:pStyle w:val="Heading1"/>
@@ -6116,7 +6146,7 @@
       <w:r>
         <w:t xml:space="preserve"> </w:t>
       </w:r>
-      <w:hyperlink r:id="rId91">
+      <w:hyperlink r:id="rId102">
         <w:r>
           <w:rPr>
             <w:rStyle w:val="Hyperlink"/>
@@ -6141,8 +6171,8 @@
         <w:t xml:space="preserve">Reter: autoridade, escopo, fonte/lançamento, versão, configuração/consulta, população, data, resultado bruto, validação do analista, limitação, mapeamento de controle, achado, correção e reteste. Proteger as informações do sistema e da vulnerabilidade.</w:t>
       </w:r>
     </w:p>
-    <w:bookmarkEnd w:id="92"/>
-    <w:bookmarkStart w:id="94" w:name="compliance-trestle"/>
+    <w:bookmarkEnd w:id="103"/>
+    <w:bookmarkStart w:id="105" w:name="compliance-trestle"/>
     <w:p>
       <w:pPr>
         <w:pStyle w:val="Heading1"/>
@@ -6161,7 +6191,7 @@
       <w:r>
         <w:t xml:space="preserve"> </w:t>
       </w:r>
-      <w:hyperlink r:id="rId93">
+      <w:hyperlink r:id="rId104">
         <w:r>
           <w:rPr>
             <w:rStyle w:val="Hyperlink"/>
@@ -6186,8 +6216,8 @@
         <w:t xml:space="preserve">Reter: autoridade, escopo, fonte/lançamento, versão, configuração/consulta, população, data, resultado bruto, validação do analista, limitação, mapeamento de controle, achado, correção e reteste. Proteger as informações do sistema e da vulnerabilidade.</w:t>
       </w:r>
     </w:p>
-    <w:bookmarkEnd w:id="94"/>
-    <w:bookmarkStart w:id="96" w:name="lula"/>
+    <w:bookmarkEnd w:id="105"/>
+    <w:bookmarkStart w:id="107" w:name="lula"/>
     <w:p>
       <w:pPr>
         <w:pStyle w:val="Heading1"/>
@@ -6206,7 +6236,7 @@
       <w:r>
         <w:t xml:space="preserve"> </w:t>
       </w:r>
-      <w:hyperlink r:id="rId95">
+      <w:hyperlink r:id="rId106">
         <w:r>
           <w:rPr>
             <w:rStyle w:val="Hyperlink"/>
@@ -6231,8 +6261,8 @@
         <w:t xml:space="preserve">Reter: autoridade, escopo, fonte/lançamento, versão, configuração/consulta, população, data, resultado bruto, validação do analista, limitação, mapeamento de controle, achado, correção e reteste. Proteger as informações do sistema e da vulnerabilidade.</w:t>
       </w:r>
     </w:p>
-    <w:bookmarkEnd w:id="96"/>
-    <w:bookmarkStart w:id="98" w:name="assistente-ciso"/>
+    <w:bookmarkEnd w:id="107"/>
+    <w:bookmarkStart w:id="109" w:name="assistente-ciso"/>
     <w:p>
       <w:pPr>
         <w:pStyle w:val="Heading1"/>
@@ -6251,7 +6281,7 @@
       <w:r>
         <w:t xml:space="preserve"> </w:t>
       </w:r>
-      <w:hyperlink r:id="rId97">
+      <w:hyperlink r:id="rId108">
         <w:r>
           <w:rPr>
             <w:rStyle w:val="Hyperlink"/>
@@ -6276,8 +6306,8 @@
         <w:t xml:space="preserve">Reter: autoridade, escopo, fonte/lançamento, versão, configuração/consulta, população, data, resultado bruto, validação do analista, limitação, mapeamento de controle, achado, correção e reteste. Proteger as informações do sistema e da vulnerabilidade.</w:t>
       </w:r>
     </w:p>
-    <w:bookmarkEnd w:id="98"/>
-    <w:bookmarkStart w:id="100" w:name="heimdall"/>
+    <w:bookmarkEnd w:id="109"/>
+    <w:bookmarkStart w:id="111" w:name="heimdall"/>
     <w:p>
       <w:pPr>
         <w:pStyle w:val="Heading1"/>
@@ -6296,7 +6326,7 @@
       <w:r>
         <w:t xml:space="preserve"> </w:t>
       </w:r>
-      <w:hyperlink r:id="rId99">
+      <w:hyperlink r:id="rId110">
         <w:r>
           <w:rPr>
             <w:rStyle w:val="Hyperlink"/>
@@ -6321,8 +6351,8 @@
         <w:t xml:space="preserve">Reter: autoridade, escopo, fonte/lançamento, versão, configuração/consulta, população, data, resultado bruto, validação do analista, limitação, mapeamento de controle, achado, correção e reteste. Proteger as informações do sistema e da vulnerabilidade.</w:t>
       </w:r>
     </w:p>
-    <w:bookmarkEnd w:id="100"/>
-    <w:bookmarkStart w:id="102" w:name="opencontrol"/>
+    <w:bookmarkEnd w:id="111"/>
+    <w:bookmarkStart w:id="113" w:name="opencontrol"/>
     <w:p>
       <w:pPr>
         <w:pStyle w:val="Heading1"/>
@@ -6341,7 +6371,7 @@
       <w:r>
         <w:t xml:space="preserve"> </w:t>
       </w:r>
-      <w:hyperlink r:id="rId101">
+      <w:hyperlink r:id="rId112">
         <w:r>
           <w:rPr>
             <w:rStyle w:val="Hyperlink"/>
@@ -6366,8 +6396,8 @@
         <w:t xml:space="preserve">Reter: autoridade, escopo, fonte/lançamento, versão, configuração/consulta, população, data, resultado bruto, validação do analista, limitação, mapeamento de controle, achado, correção e reteste. Proteger as informações do sistema e da vulnerabilidade.</w:t>
       </w:r>
     </w:p>
-    <w:bookmarkEnd w:id="102"/>
-    <w:bookmarkStart w:id="104" w:name="cli-oscal"/>
+    <w:bookmarkEnd w:id="113"/>
+    <w:bookmarkStart w:id="115" w:name="cli-oscal"/>
     <w:p>
       <w:pPr>
         <w:pStyle w:val="Heading1"/>
@@ -6386,7 +6416,7 @@
       <w:r>
         <w:t xml:space="preserve"> </w:t>
       </w:r>
-      <w:hyperlink r:id="rId103">
+      <w:hyperlink r:id="rId114">
         <w:r>
           <w:rPr>
             <w:rStyle w:val="Hyperlink"/>
@@ -6411,8 +6441,8 @@
         <w:t xml:space="preserve">Reter: autoridade, escopo, fonte/lançamento, versão, configuração/consulta, população, data, resultado bruto, validação do analista, limitação, mapeamento de controle, achado, correção e reteste. Proteger as informações do sistema e da vulnerabilidade.</w:t>
       </w:r>
     </w:p>
-    <w:bookmarkEnd w:id="104"/>
-    <w:bookmarkStart w:id="106" w:name="wazuh"/>
+    <w:bookmarkEnd w:id="115"/>
+    <w:bookmarkStart w:id="117" w:name="wazuh"/>
     <w:p>
       <w:pPr>
         <w:pStyle w:val="Heading1"/>
@@ -6431,7 +6461,7 @@
       <w:r>
         <w:t xml:space="preserve"> </w:t>
       </w:r>
-      <w:hyperlink r:id="rId105">
+      <w:hyperlink r:id="rId116">
         <w:r>
           <w:rPr>
             <w:rStyle w:val="Hyperlink"/>
@@ -6456,8 +6486,8 @@
         <w:t xml:space="preserve">Reter: autoridade, escopo, fonte/lançamento, versão, configuração/consulta, população, data, resultado bruto, validação do analista, limitação, mapeamento de controle, achado, correção e reteste. Proteger as informações do sistema e da vulnerabilidade.</w:t>
       </w:r>
     </w:p>
-    <w:bookmarkEnd w:id="106"/>
-    <w:bookmarkStart w:id="109" w:name="openscap"/>
+    <w:bookmarkEnd w:id="117"/>
+    <w:bookmarkStart w:id="120" w:name="openscap"/>
     <w:p>
       <w:pPr>
         <w:pStyle w:val="Heading1"/>
@@ -6476,7 +6506,7 @@
       <w:r>
         <w:t xml:space="preserve"> </w:t>
       </w:r>
-      <w:hyperlink r:id="rId107">
+      <w:hyperlink r:id="rId118">
         <w:r>
           <w:rPr>
             <w:rStyle w:val="Hyperlink"/>
@@ -6519,7 +6549,7 @@
       <w:r>
         <w:t xml:space="preserve"> </w:t>
       </w:r>
-      <w:hyperlink r:id="rId108">
+      <w:hyperlink r:id="rId119">
         <w:r>
           <w:rPr>
             <w:rStyle w:val="Hyperlink"/>
@@ -6544,8 +6574,8 @@
         <w:t xml:space="preserve">Reter: autoridade, escopo, fonte/lançamento, versão, configuração/consulta, população, data, resultado bruto, validação do analista, limitação, mapeamento de controle, achado, correção e reteste. Proteger as informações do sistema e da vulnerabilidade.</w:t>
       </w:r>
     </w:p>
-    <w:bookmarkEnd w:id="109"/>
-    <w:bookmarkStart w:id="111" w:name="nmap"/>
+    <w:bookmarkEnd w:id="120"/>
+    <w:bookmarkStart w:id="122" w:name="nmap"/>
     <w:p>
       <w:pPr>
         <w:pStyle w:val="Heading1"/>
@@ -6564,7 +6594,7 @@
       <w:r>
         <w:t xml:space="preserve"> </w:t>
       </w:r>
-      <w:hyperlink r:id="rId110">
+      <w:hyperlink r:id="rId121">
         <w:r>
           <w:rPr>
             <w:rStyle w:val="Hyperlink"/>
@@ -6589,8 +6619,8 @@
         <w:t xml:space="preserve">Reter: autoridade, escopo, fonte/lançamento, versão, configuração/consulta, população, data, resultado bruto, validação do analista, limitação, mapeamento de controle, achado, correção e reteste. Proteger as informações do sistema e da vulnerabilidade.</w:t>
       </w:r>
     </w:p>
-    <w:bookmarkEnd w:id="111"/>
-    <w:bookmarkStart w:id="113" w:name="greenbone-community-edition"/>
+    <w:bookmarkEnd w:id="122"/>
+    <w:bookmarkStart w:id="124" w:name="greenbone-community-edition"/>
     <w:p>
       <w:pPr>
         <w:pStyle w:val="Heading1"/>
@@ -6609,7 +6639,7 @@
       <w:r>
         <w:t xml:space="preserve"> </w:t>
       </w:r>
-      <w:hyperlink r:id="rId112">
+      <w:hyperlink r:id="rId123">
         <w:r>
           <w:rPr>
             <w:rStyle w:val="Hyperlink"/>
@@ -6634,8 +6664,8 @@
         <w:t xml:space="preserve">Reter: autoridade, escopo, fonte/lançamento, versão, configuração/consulta, população, data, resultado bruto, validação do analista, limitação, mapeamento de controle, achado, correção e reteste. Proteger as informações do sistema e da vulnerabilidade.</w:t>
       </w:r>
     </w:p>
-    <w:bookmarkEnd w:id="113"/>
-    <w:bookmarkStart w:id="115" w:name="trivy"/>
+    <w:bookmarkEnd w:id="124"/>
+    <w:bookmarkStart w:id="126" w:name="trivy"/>
     <w:p>
       <w:pPr>
         <w:pStyle w:val="Heading1"/>
@@ -6654,7 +6684,7 @@
       <w:r>
         <w:t xml:space="preserve"> </w:t>
       </w:r>
-      <w:hyperlink r:id="rId114">
+      <w:hyperlink r:id="rId125">
         <w:r>
           <w:rPr>
             <w:rStyle w:val="Hyperlink"/>
@@ -6679,8 +6709,8 @@
         <w:t xml:space="preserve">Reter: autoridade, escopo, fonte/lançamento, versão, configuração/consulta, população, data, resultado bruto, validação do analista, limitação, mapeamento de controle, achado, correção e reteste. Proteger as informações do sistema e da vulnerabilidade.</w:t>
       </w:r>
     </w:p>
-    <w:bookmarkEnd w:id="115"/>
-    <w:bookmarkStart w:id="117" w:name="owasp-zap"/>
+    <w:bookmarkEnd w:id="126"/>
+    <w:bookmarkStart w:id="128" w:name="owasp-zap"/>
     <w:p>
       <w:pPr>
         <w:pStyle w:val="Heading1"/>
@@ -6699,7 +6729,7 @@
       <w:r>
         <w:t xml:space="preserve"> </w:t>
       </w:r>
-      <w:hyperlink r:id="rId116">
+      <w:hyperlink r:id="rId127">
         <w:r>
           <w:rPr>
             <w:rStyle w:val="Hyperlink"/>
@@ -6724,8 +6754,8 @@
         <w:t xml:space="preserve">Reter: autoridade, escopo, fonte/lançamento, versão, configuração/consulta, população, data, resultado bruto, validação do analista, limitação, mapeamento de controle, achado, correção e reteste. Proteger as informações do sistema e da vulnerabilidade.</w:t>
       </w:r>
     </w:p>
-    <w:bookmarkEnd w:id="117"/>
-    <w:bookmarkStart w:id="119" w:name="keycloak"/>
+    <w:bookmarkEnd w:id="128"/>
+    <w:bookmarkStart w:id="130" w:name="keycloak"/>
     <w:p>
       <w:pPr>
         <w:pStyle w:val="Heading1"/>
@@ -6744,7 +6774,7 @@
       <w:r>
         <w:t xml:space="preserve"> </w:t>
       </w:r>
-      <w:hyperlink r:id="rId118">
+      <w:hyperlink r:id="rId129">
         <w:r>
           <w:rPr>
             <w:rStyle w:val="Hyperlink"/>
@@ -6769,8 +6799,8 @@
         <w:t xml:space="preserve">Reter: autoridade, escopo, fonte/lançamento, versão, configuração/consulta, população, data, resultado bruto, validação do analista, limitação, mapeamento de controle, achado, correção e reteste. Proteger as informações do sistema e da vulnerabilidade.</w:t>
       </w:r>
     </w:p>
-    <w:bookmarkEnd w:id="119"/>
-    <w:bookmarkStart w:id="121" w:name="defectdojo"/>
+    <w:bookmarkEnd w:id="130"/>
+    <w:bookmarkStart w:id="132" w:name="defectdojo"/>
     <w:p>
       <w:pPr>
         <w:pStyle w:val="Heading1"/>
@@ -6789,7 +6819,7 @@
       <w:r>
         <w:t xml:space="preserve"> </w:t>
       </w:r>
-      <w:hyperlink r:id="rId120">
+      <w:hyperlink r:id="rId131">
         <w:r>
           <w:rPr>
             <w:rStyle w:val="Hyperlink"/>
@@ -6814,8 +6844,8 @@
         <w:t xml:space="preserve">Reter: autoridade, escopo, fonte/lançamento, versão, configuração/consulta, população, data, resultado bruto, validação do analista, limitação, mapeamento de controle, achado, correção e reteste. Proteger as informações do sistema e da vulnerabilidade.</w:t>
       </w:r>
     </w:p>
-    <w:bookmarkEnd w:id="121"/>
-    <w:bookmarkStart w:id="123" w:name="open-policy-agent"/>
+    <w:bookmarkEnd w:id="132"/>
+    <w:bookmarkStart w:id="134" w:name="open-policy-agent"/>
     <w:p>
       <w:pPr>
         <w:pStyle w:val="Heading1"/>
@@ -6834,7 +6864,7 @@
       <w:r>
         <w:t xml:space="preserve"> </w:t>
       </w:r>
-      <w:hyperlink r:id="rId122">
+      <w:hyperlink r:id="rId133">
         <w:r>
           <w:rPr>
             <w:rStyle w:val="Hyperlink"/>
@@ -6859,8 +6889,8 @@
         <w:t xml:space="preserve">Reter: autoridade, escopo, fonte/lançamento, versão, configuração/consulta, população, data, resultado bruto, validação do analista, limitação, mapeamento de controle, achado, correção e reteste. Proteger as informações do sistema e da vulnerabilidade.</w:t>
       </w:r>
     </w:p>
-    <w:bookmarkEnd w:id="123"/>
-    <w:bookmarkStart w:id="126" w:name="rmf-playbook-do-gerente"/>
+    <w:bookmarkEnd w:id="134"/>
+    <w:bookmarkStart w:id="137" w:name="rmf-playbook-do-gerente"/>
     <w:p>
       <w:pPr>
         <w:pStyle w:val="Heading1"/>
@@ -6871,17 +6901,17 @@
     </w:p>
     <w:p>
       <w:pPr>
+        <w:numPr>
+          <w:ilvl w:val="0"/>
+          <w:numId w:val="1034"/>
+        </w:numPr>
         <w:pStyle w:val="Compact"/>
-        <w:numPr>
-          <w:ilvl w:val="0"/>
-          <w:numId w:val="1034"/>
-        </w:numPr>
       </w:pPr>
       <w:r>
         <w:t xml:space="preserve">Os gerentes mantêm RMF focado em risco de missão, evidências confiáveis, decisões oportunas e correção.*</w:t>
       </w:r>
     </w:p>
-    <w:bookmarkStart w:id="124" w:name="section-1"/>
+    <w:bookmarkStart w:id="135" w:name="section-1"/>
     <w:p>
       <w:pPr>
         <w:pStyle w:val="Heading2"/>
@@ -6940,8 +6970,8 @@
         <w:t xml:space="preserve">• POA&amp;M □ As acções graves e atrasadas são financiadas e retestadas de forma independente? Extensões repetidas sem decisão de risco</w:t>
       </w:r>
     </w:p>
-    <w:bookmarkEnd w:id="124"/>
-    <w:bookmarkStart w:id="125" w:name="ritmo-de-gerente"/>
+    <w:bookmarkEnd w:id="135"/>
+    <w:bookmarkStart w:id="136" w:name="ritmo-de-gerente"/>
     <w:p>
       <w:pPr>
         <w:pStyle w:val="Heading2"/>
@@ -6994,9 +7024,9 @@
         <w:t xml:space="preserve">Ciclo anual ou aprovado: estratégia de risco, controles comuns, valores de parâmetros, estratégia de monitoramento, capacidade do avaliador, qualidade do pacote, métricas e melhoria do processo.</w:t>
       </w:r>
     </w:p>
-    <w:bookmarkEnd w:id="125"/>
-    <w:bookmarkEnd w:id="126"/>
-    <w:bookmarkStart w:id="127" w:name="guia-de-carreira-do-analista-júnior"/>
+    <w:bookmarkEnd w:id="136"/>
+    <w:bookmarkEnd w:id="137"/>
+    <w:bookmarkStart w:id="138" w:name="guia-de-carreira-do-analista-júnior"/>
     <w:p>
       <w:pPr>
         <w:pStyle w:val="Heading1"/>
@@ -7011,8 +7041,8 @@
       </w:pPr>
       <w:r>
         <w:rPr>
+          <w:iCs/>
           <w:i/>
-          <w:iCs/>
         </w:rPr>
         <w:t xml:space="preserve">Junior RMF analistas criar valor através de limites precisos, mapeamentos, declarações, evidências, descobertas e rastreamento.</w:t>
       </w:r>
@@ -7030,8 +7060,8 @@
         <w:t xml:space="preserve">Figura 10. Caminho de analista RMF júnior</w:t>
       </w:r>
     </w:p>
-    <w:bookmarkEnd w:id="127"/>
-    <w:bookmarkStart w:id="128" w:name="funções-comuns"/>
+    <w:bookmarkEnd w:id="138"/>
+    <w:bookmarkStart w:id="139" w:name="funções-comuns"/>
     <w:p>
       <w:pPr>
         <w:pStyle w:val="Heading1"/>
@@ -7128,8 +7158,8 @@
         <w:t xml:space="preserve">Analisador de Monitoramento Contínuo</w:t>
       </w:r>
     </w:p>
-    <w:bookmarkEnd w:id="128"/>
-    <w:bookmarkStart w:id="129" w:name="trabalho-típico"/>
+    <w:bookmarkEnd w:id="139"/>
+    <w:bookmarkStart w:id="140" w:name="trabalho-típico"/>
     <w:p>
       <w:pPr>
         <w:pStyle w:val="Heading1"/>
@@ -7204,8 +7234,8 @@
         <w:t xml:space="preserve">Use CPRT, OSCAL, planilhas, repositórios, painéis e ferramentas técnicas aprovadas sem reivindicar autoridade além do papel.</w:t>
       </w:r>
     </w:p>
-    <w:bookmarkEnd w:id="129"/>
-    <w:bookmarkStart w:id="131" w:name="Xad9c5e5870a1d313a8afb95b48d15b486ae427d"/>
+    <w:bookmarkEnd w:id="140"/>
+    <w:bookmarkStart w:id="142" w:name="Xad9c5e5870a1d313a8afb95b48d15b486ae427d"/>
     <w:p>
       <w:pPr>
         <w:pStyle w:val="Heading1"/>
@@ -7216,11 +7246,11 @@
     </w:p>
     <w:p>
       <w:pPr>
+        <w:numPr>
+          <w:ilvl w:val="0"/>
+          <w:numId w:val="1038"/>
+        </w:numPr>
         <w:pStyle w:val="Compact"/>
-        <w:numPr>
-          <w:ilvl w:val="0"/>
-          <w:numId w:val="1038"/>
-        </w:numPr>
       </w:pPr>
       <w:r>
         <w:t xml:space="preserve">Um sistema fictício e um laboratório autorizado podem se tornar um portfólio de entrada forte.*</w:t>
@@ -7240,7 +7270,7 @@
         <w:t xml:space="preserve">O que é que se passa?</w:t>
       </w:r>
     </w:p>
-    <w:bookmarkStart w:id="130" w:name="laboratório-de-portfólio"/>
+    <w:bookmarkStart w:id="141" w:name="laboratório-de-portfólio"/>
     <w:p>
       <w:pPr>
         <w:pStyle w:val="Heading2"/>
@@ -7359,9 +7389,9 @@
         <w:t xml:space="preserve">Publicar artefatos higiénicos claramente rotulados de ficção e não uma autorização NIST.</w:t>
       </w:r>
     </w:p>
-    <w:bookmarkEnd w:id="130"/>
-    <w:bookmarkEnd w:id="131"/>
-    <w:bookmarkStart w:id="133" w:name="plano-de-30-dias"/>
+    <w:bookmarkEnd w:id="141"/>
+    <w:bookmarkEnd w:id="142"/>
+    <w:bookmarkStart w:id="144" w:name="plano-de-30-dias"/>
     <w:p>
       <w:pPr>
         <w:pStyle w:val="Heading1"/>
@@ -7372,25 +7402,25 @@
     </w:p>
     <w:p>
       <w:pPr>
+        <w:numPr>
+          <w:ilvl w:val="0"/>
+          <w:numId w:val="1040"/>
+        </w:numPr>
         <w:pStyle w:val="Heading2"/>
-        <w:numPr>
-          <w:ilvl w:val="0"/>
-          <w:numId w:val="1040"/>
-        </w:numPr>
-      </w:pPr>
-      <w:bookmarkStart w:id="132" w:name="dias-foco-entrega"/>
+      </w:pPr>
+      <w:bookmarkStart w:id="143" w:name="dias-foco-entrega"/>
       <w:r>
         <w:t xml:space="preserve">Dias** * Foco** * Entrega**</w:t>
       </w:r>
-      <w:bookmarkEnd w:id="132"/>
-    </w:p>
-    <w:p>
-      <w:pPr>
+      <w:bookmarkEnd w:id="143"/>
+    </w:p>
+    <w:p>
+      <w:pPr>
+        <w:numPr>
+          <w:ilvl w:val="0"/>
+          <w:numId w:val="1000"/>
+        </w:numPr>
         <w:pStyle w:val="Compact"/>
-        <w:numPr>
-          <w:ilvl w:val="0"/>
-          <w:numId w:val="1000"/>
-        </w:numPr>
       </w:pPr>
       <w:r>
         <w:t xml:space="preserve">1–4 RMF, suite de publicação, papéis, três níveis .</w:t>
@@ -7444,8 +7474,8 @@
         <w:t xml:space="preserve">Portfolio e entrevista</w:t>
       </w:r>
     </w:p>
-    <w:bookmarkEnd w:id="133"/>
-    <w:bookmarkStart w:id="140" w:name="o-que-é-rmf"/>
+    <w:bookmarkEnd w:id="144"/>
+    <w:bookmarkStart w:id="151" w:name="o-que-é-rmf"/>
     <w:p>
       <w:pPr>
         <w:pStyle w:val="Heading1"/>
@@ -7462,7 +7492,7 @@
         <w:t xml:space="preserve">Um processo de ciclo de vida de sete etapas para gerenciar o risco de segurança e privacidade: Preparar, categorizar, selecionar, implementar, avaliar, autorizar e monitorar.</w:t>
       </w:r>
     </w:p>
-    <w:bookmarkStart w:id="134" w:name="o-sp-800-53-é-uma-lista-de-verificação"/>
+    <w:bookmarkStart w:id="145" w:name="o-sp-800-53-é-uma-lista-de-verificação"/>
     <w:p>
       <w:pPr>
         <w:pStyle w:val="Heading2"/>
@@ -7479,8 +7509,8 @@
         <w:t xml:space="preserve">Não. É um catálogo de controle flexível. As organizações escolhem e adaptam os controlos através da gestão de riscos e dos requisitos aplicáveis.</w:t>
       </w:r>
     </w:p>
-    <w:bookmarkEnd w:id="134"/>
-    <w:bookmarkStart w:id="135" w:name="o-que-é-uma-linha-de-base"/>
+    <w:bookmarkEnd w:id="145"/>
+    <w:bookmarkStart w:id="146" w:name="o-que-é-uma-linha-de-base"/>
     <w:p>
       <w:pPr>
         <w:pStyle w:val="Heading2"/>
@@ -7497,8 +7527,8 @@
         <w:t xml:space="preserve">Um conjunto inicial de controles. A SP 800-53B fornece baixos, moderados, elevados e valores de privacidade para uso federal.</w:t>
       </w:r>
     </w:p>
-    <w:bookmarkEnd w:id="135"/>
-    <w:bookmarkStart w:id="136" w:name="o-que-é-alfaiataria"/>
+    <w:bookmarkEnd w:id="146"/>
+    <w:bookmarkStart w:id="147" w:name="o-que-é-alfaiataria"/>
     <w:p>
       <w:pPr>
         <w:pStyle w:val="Heading2"/>
@@ -7515,8 +7545,8 @@
         <w:t xml:space="preserve">Escopo documentado, parâmetros, adições, especialização, alocação e controles de compensação aprovados que fazem o conjunto inicial se encaixar no sistema e risco.</w:t>
       </w:r>
     </w:p>
-    <w:bookmarkEnd w:id="136"/>
-    <w:bookmarkStart w:id="137" w:name="o-que-é-a-herança-de-controle"/>
+    <w:bookmarkEnd w:id="147"/>
+    <w:bookmarkStart w:id="148" w:name="o-que-é-a-herança-de-controle"/>
     <w:p>
       <w:pPr>
         <w:pStyle w:val="Heading2"/>
@@ -7533,8 +7563,8 @@
         <w:t xml:space="preserve">Um sistema depende de um controle fornecido por outro provedor autorizado, enquanto ainda implementa e testa suas próprias responsabilidades de cliente.</w:t>
       </w:r>
     </w:p>
-    <w:bookmarkEnd w:id="137"/>
-    <w:bookmarkStart w:id="138" w:name="como-avalia-um-controle"/>
+    <w:bookmarkEnd w:id="148"/>
+    <w:bookmarkStart w:id="149" w:name="como-avalia-um-controle"/>
     <w:p>
       <w:pPr>
         <w:pStyle w:val="Heading2"/>
@@ -7551,8 +7581,8 @@
         <w:t xml:space="preserve">Utilizar objetivos aprovados e examinar, entrevistar ou testar métodos com objetos definidos, profundidade, cobertura, população, evidência, exceções e limitações.</w:t>
       </w:r>
     </w:p>
-    <w:bookmarkEnd w:id="138"/>
-    <w:bookmarkStart w:id="139" w:name="o-que-é-autorização"/>
+    <w:bookmarkEnd w:id="149"/>
+    <w:bookmarkStart w:id="150" w:name="o-que-é-autorização"/>
     <w:p>
       <w:pPr>
         <w:pStyle w:val="Heading2"/>
@@ -7567,520 +7597,520 @@
       </w:pPr>
       <w:r>
         <w:t xml:space="preserve">A decisão de um alto funcionário autorizado de aceitar um risco residual definido para um sistema ou controlos comuns nos termos indicados.</w:t>
-      </w:r>
-    </w:p>
-    <w:bookmarkEnd w:id="139"/>
-    <w:bookmarkEnd w:id="140"/>
-    <w:bookmarkStart w:id="141" w:name="o-que-é-um-poam"/>
-    <w:p>
-      <w:pPr>
-        <w:pStyle w:val="Heading1"/>
-      </w:pPr>
-      <w:r>
-        <w:t xml:space="preserve"># 29.10 O que é um POA&amp;M?</w:t>
-      </w:r>
-    </w:p>
-    <w:p>
-      <w:pPr>
-        <w:pStyle w:val="FirstParagraph"/>
-      </w:pPr>
-      <w:r>
-        <w:t xml:space="preserve">Um plano rastreado para corrigir fraquezas identificadas, com risco, proprietário, marcos, recursos, programação, status e reteste.</w:t>
-      </w:r>
-    </w:p>
-    <w:bookmarkEnd w:id="141"/>
-    <w:bookmarkStart w:id="142" w:name="o-que-é-oscal"/>
-    <w:p>
-      <w:pPr>
-        <w:pStyle w:val="Heading1"/>
-      </w:pPr>
-      <w:r>
-        <w:t xml:space="preserve"># 29.11 O que é OSCAL?</w:t>
-      </w:r>
-    </w:p>
-    <w:p>
-      <w:pPr>
-        <w:pStyle w:val="FirstParagraph"/>
-      </w:pPr>
-      <w:r>
-        <w:t xml:space="preserve">Modelos legíveis por máquina da NIST para controles, perfis, implementações, avaliações, resultados e POA&amp;Ms.</w:t>
-      </w:r>
-    </w:p>
-    <w:bookmarkEnd w:id="142"/>
-    <w:bookmarkStart w:id="143" w:name="o-que-é-atual-sp-800-53"/>
-    <w:p>
-      <w:pPr>
-        <w:pStyle w:val="Heading1"/>
-      </w:pPr>
-      <w:r>
-        <w:t xml:space="preserve"># 29.12 O que é atual SP 800-53?</w:t>
-      </w:r>
-    </w:p>
-    <w:p>
-      <w:pPr>
-        <w:pStyle w:val="FirstParagraph"/>
-      </w:pPr>
-      <w:r>
-        <w:t xml:space="preserve">Revisão 5, Release 5.2.0, emitida em agosto de 2025.</w:t>
-      </w:r>
-    </w:p>
-    <w:bookmarkEnd w:id="143"/>
-    <w:bookmarkStart w:id="146" w:name="modelos-glossário-índice-e-referências"/>
-    <w:p>
-      <w:pPr>
-        <w:pStyle w:val="Heading1"/>
-      </w:pPr>
-      <w:r>
-        <w:t xml:space="preserve">30. Modelos, Glossário, Índice e Referências</w:t>
-      </w:r>
-    </w:p>
-    <w:p>
-      <w:pPr>
-        <w:pStyle w:val="Compact"/>
-        <w:numPr>
-          <w:ilvl w:val="0"/>
-          <w:numId w:val="1041"/>
-        </w:numPr>
-      </w:pPr>
-      <w:r>
-        <w:t xml:space="preserve">Estruturas de trabalho reutilizáveis, termos-chave, índice de assunto e fontes oficiais.*</w:t>
-      </w:r>
-    </w:p>
-    <w:bookmarkStart w:id="145" w:name="registro-de-sistema-e-limite"/>
-    <w:p>
-      <w:pPr>
-        <w:pStyle w:val="Heading2"/>
-      </w:pPr>
-      <w:r>
-        <w:t xml:space="preserve">30.1 Registro de sistema e limite</w:t>
-      </w:r>
-    </w:p>
-    <w:p>
-      <w:pPr>
-        <w:pStyle w:val="Heading2"/>
-        <w:numPr>
-          <w:ilvl w:val="0"/>
-          <w:numId w:val="1042"/>
-        </w:numPr>
-      </w:pPr>
-      <w:bookmarkStart w:id="144" w:name="campo-entrada"/>
-      <w:r>
-        <w:t xml:space="preserve">Campo** * Entrada**</w:t>
-      </w:r>
-      <w:bookmarkEnd w:id="144"/>
-    </w:p>
-    <w:p>
-      <w:pPr>
-        <w:pStyle w:val="Compact"/>
-        <w:numPr>
-          <w:ilvl w:val="0"/>
-          <w:numId w:val="1000"/>
-        </w:numPr>
-      </w:pPr>
-      <w:r>
-        <w:t xml:space="preserve">• Sistema/proprietário/missão</w:t>
-      </w:r>
-    </w:p>
-    <w:p>
-      <w:pPr>
-        <w:pStyle w:val="Compact"/>
-        <w:numPr>
-          <w:ilvl w:val="0"/>
-          <w:numId w:val="1042"/>
-        </w:numPr>
-      </w:pPr>
-      <w:r>
-        <w:t xml:space="preserve">Limite de autorização</w:t>
-      </w:r>
-      <w:r>
-        <w:t xml:space="preserve"> </w:t>
-      </w:r>
-      <w:r>
-        <w:t xml:space="preserve">Tipos de informação/fluxo de dados</w:t>
-      </w:r>
-    </w:p>
-    <w:p>
-      <w:pPr>
-        <w:pStyle w:val="Compact"/>
-        <w:numPr>
-          <w:ilvl w:val="0"/>
-          <w:numId w:val="1042"/>
-        </w:numPr>
-      </w:pPr>
-      <w:r>
-        <w:t xml:space="preserve">Arquitectura/interfaces</w:t>
-      </w:r>
-      <w:r>
-        <w:t xml:space="preserve"> </w:t>
-      </w:r>
-      <w:r>
-        <w:t xml:space="preserve">Serviços/fornecedores externos</w:t>
-      </w:r>
-      <w:r>
-        <w:t xml:space="preserve"> </w:t>
-      </w:r>
-      <w:r>
-        <w:t xml:space="preserve">• Controlos/herança comuns</w:t>
-      </w:r>
-      <w:r>
-        <w:t xml:space="preserve"> </w:t>
-      </w:r>
-      <w:r>
-        <w:t xml:space="preserve">Dependências/locações</w:t>
-      </w:r>
-    </w:p>
-    <w:p>
-      <w:pPr>
-        <w:pStyle w:val="Compact"/>
-        <w:numPr>
-          <w:ilvl w:val="0"/>
-          <w:numId w:val="1042"/>
-        </w:numPr>
-      </w:pPr>
-      <w:r>
-        <w:t xml:space="preserve">Category/rationale *                                               </w:t>
-      </w:r>
-      <w:r>
-        <w:t xml:space="preserve"> </w:t>
-      </w:r>
-      <w:r>
-        <w:t xml:space="preserve">Estágio/mudanças do ciclo de vida</w:t>
-      </w:r>
-      <w:r>
-        <w:t xml:space="preserve"> </w:t>
-      </w:r>
-      <w:r>
-        <w:t xml:space="preserve">Aprovações/versão</w:t>
-      </w:r>
-    </w:p>
-    <w:bookmarkEnd w:id="145"/>
-    <w:bookmarkEnd w:id="146"/>
-    <w:bookmarkStart w:id="151" w:name="documento-de-implementação-de-controle"/>
-    <w:p>
-      <w:pPr>
-        <w:pStyle w:val="Heading1"/>
-      </w:pPr>
-      <w:r>
-        <w:t xml:space="preserve"># 30.2 Documento de implementação de controle</w:t>
-      </w:r>
-    </w:p>
-    <w:p>
-      <w:pPr>
-        <w:pStyle w:val="Heading2"/>
-        <w:numPr>
-          <w:ilvl w:val="0"/>
-          <w:numId w:val="1043"/>
-        </w:numPr>
-      </w:pPr>
-      <w:bookmarkStart w:id="147" w:name="campo-entrada-1"/>
-      <w:r>
-        <w:t xml:space="preserve">Campo** * Entrada**</w:t>
-      </w:r>
-      <w:bookmarkEnd w:id="147"/>
-    </w:p>
-    <w:p>
-      <w:pPr>
-        <w:pStyle w:val="Compact"/>
-        <w:numPr>
-          <w:ilvl w:val="0"/>
-          <w:numId w:val="1000"/>
-        </w:numPr>
-      </w:pPr>
-      <w:r>
-        <w:t xml:space="preserve">• Controlo/melhoramento/libertação</w:t>
-      </w:r>
-    </w:p>
-    <w:p>
-      <w:pPr>
-        <w:pStyle w:val="Compact"/>
-        <w:numPr>
-          <w:ilvl w:val="0"/>
-          <w:numId w:val="1043"/>
-        </w:numPr>
-      </w:pPr>
-      <w:r>
-        <w:t xml:space="preserve">Parâmetro/requisito:</w:t>
-      </w:r>
-      <w:r>
-        <w:t xml:space="preserve"> </w:t>
-      </w:r>
-      <w:r>
-        <w:t xml:space="preserve">Atribuições/fornecedores</w:t>
-      </w:r>
-      <w:r>
-        <w:t xml:space="preserve"> </w:t>
-      </w:r>
-      <w:r>
-        <w:t xml:space="preserve">• Âmbito de aplicação/população</w:t>
-      </w:r>
-      <w:r>
-        <w:t xml:space="preserve"> </w:t>
-      </w:r>
-      <w:r>
-        <w:t xml:space="preserve">Quem / o que / onde                                                 </w:t>
-      </w:r>
-      <w:r>
-        <w:t xml:space="preserve"> </w:t>
-      </w:r>
-      <w:r>
-        <w:t xml:space="preserve">Como / configuração                                                  </w:t>
-      </w:r>
-    </w:p>
-    <w:p>
-      <w:pPr>
-        <w:pStyle w:val="Compact"/>
-        <w:numPr>
-          <w:ilvl w:val="0"/>
-          <w:numId w:val="1043"/>
-        </w:numPr>
-      </w:pPr>
-      <w:r>
-        <w:t xml:space="preserve">Quando / gatilho/frequência</w:t>
-      </w:r>
-      <w:r>
-        <w:t xml:space="preserve"> </w:t>
-      </w:r>
-      <w:r>
-        <w:t xml:space="preserve">• Provas/fonte/retenção</w:t>
-      </w:r>
-      <w:r>
-        <w:t xml:space="preserve"> </w:t>
-      </w:r>
-      <w:r>
-        <w:t xml:space="preserve">Exceção/fracasso/revisão</w:t>
-      </w:r>
-      <w:r>
-        <w:t xml:space="preserve"> </w:t>
-      </w:r>
-      <w:r>
-        <w:t xml:space="preserve">• Proprietário/aprovação/atualização</w:t>
-      </w:r>
-    </w:p>
-    <w:bookmarkStart w:id="148" w:name="avaliação-e-registro-de-busca"/>
-    <w:p>
-      <w:pPr>
-        <w:pStyle w:val="Heading2"/>
-      </w:pPr>
-      <w:r>
-        <w:t xml:space="preserve">30.3 Avaliação e registro de busca</w:t>
-      </w:r>
-    </w:p>
-    <w:p>
-      <w:pPr>
-        <w:pStyle w:val="Compact"/>
-        <w:numPr>
-          <w:ilvl w:val="0"/>
-          <w:numId w:val="1044"/>
-        </w:numPr>
-      </w:pPr>
-      <w:r>
-        <w:t xml:space="preserve">Campo** * Entrada**</w:t>
-      </w:r>
-      <w:r>
-        <w:t xml:space="preserve"> </w:t>
-      </w:r>
-      <w:r>
-        <w:t xml:space="preserve">□———————————————————————————————————————————</w:t>
-      </w:r>
-      <w:r>
-        <w:t xml:space="preserve"> </w:t>
-      </w:r>
-      <w:r>
-        <w:t xml:space="preserve">Objectivo/método/objecto</w:t>
-      </w:r>
-    </w:p>
-    <w:p>
-      <w:pPr>
-        <w:pStyle w:val="Compact"/>
-        <w:numPr>
-          <w:ilvl w:val="0"/>
-          <w:numId w:val="1044"/>
-        </w:numPr>
-      </w:pPr>
-      <w:r>
-        <w:t xml:space="preserve">Profundidade/cobertura/período</w:t>
-      </w:r>
-    </w:p>
-    <w:p>
-      <w:pPr>
-        <w:pStyle w:val="Compact"/>
-        <w:numPr>
-          <w:ilvl w:val="0"/>
-          <w:numId w:val="1044"/>
-        </w:numPr>
-      </w:pPr>
-      <w:r>
-        <w:t xml:space="preserve">População/amostra/fiabilidade</w:t>
-      </w:r>
-      <w:r>
-        <w:t xml:space="preserve"> </w:t>
-      </w:r>
-      <w:r>
-        <w:t xml:space="preserve">Passos/tools/versão</w:t>
-      </w:r>
-      <w:r>
-        <w:t xml:space="preserve"> </w:t>
-      </w:r>
-      <w:r>
-        <w:t xml:space="preserve">Provas/resultados</w:t>
-      </w:r>
-      <w:r>
-        <w:t xml:space="preserve"> </w:t>
-      </w:r>
-      <w:r>
-        <w:t xml:space="preserve">Excepção/população afectada</w:t>
-      </w:r>
-    </w:p>
-    <w:p>
-      <w:pPr>
-        <w:pStyle w:val="Compact"/>
-        <w:numPr>
-          <w:ilvl w:val="0"/>
-          <w:numId w:val="1044"/>
-        </w:numPr>
-      </w:pPr>
-      <w:r>
-        <w:t xml:space="preserve">Risco/causas</w:t>
-      </w:r>
-    </w:p>
-    <w:p>
-      <w:pPr>
-        <w:pStyle w:val="Compact"/>
-        <w:numPr>
-          <w:ilvl w:val="0"/>
-          <w:numId w:val="1044"/>
-        </w:numPr>
-      </w:pPr>
-      <w:r>
-        <w:t xml:space="preserve">Acção/proprietário/milestones</w:t>
-      </w:r>
-      <w:r>
-        <w:t xml:space="preserve"> </w:t>
-      </w:r>
-      <w:r>
-        <w:t xml:space="preserve">Protecção provisória</w:t>
-      </w:r>
-      <w:r>
-        <w:t xml:space="preserve"> </w:t>
-      </w:r>
-      <w:r>
-        <w:t xml:space="preserve">Reteste/fechamento</w:t>
-      </w:r>
-    </w:p>
-    <w:bookmarkEnd w:id="148"/>
-    <w:bookmarkStart w:id="150" w:name="registro-de-autorização-e-monitoramento"/>
-    <w:p>
-      <w:pPr>
-        <w:pStyle w:val="Heading2"/>
-      </w:pPr>
-      <w:r>
-        <w:t xml:space="preserve">30.4 Registro de autorização e monitoramento</w:t>
-      </w:r>
-    </w:p>
-    <w:p>
-      <w:pPr>
-        <w:pStyle w:val="Heading2"/>
-        <w:numPr>
-          <w:ilvl w:val="0"/>
-          <w:numId w:val="1045"/>
-        </w:numPr>
-      </w:pPr>
-      <w:bookmarkStart w:id="149" w:name="campo-entrada-2"/>
-      <w:r>
-        <w:t xml:space="preserve">Campo** * Entrada**</w:t>
-      </w:r>
-      <w:bookmarkEnd w:id="149"/>
-    </w:p>
-    <w:p>
-      <w:pPr>
-        <w:pStyle w:val="Compact"/>
-        <w:numPr>
-          <w:ilvl w:val="0"/>
-          <w:numId w:val="1045"/>
-        </w:numPr>
-      </w:pPr>
-      <w:r>
-        <w:t xml:space="preserve">Pacote/versão/data</w:t>
-      </w:r>
-      <w:r>
-        <w:t xml:space="preserve"> </w:t>
-      </w:r>
-      <w:r>
-        <w:t xml:space="preserve">Resumo dos riscos residuais</w:t>
-      </w:r>
-      <w:r>
-        <w:t xml:space="preserve"> </w:t>
-      </w:r>
-      <w:r>
-        <w:t xml:space="preserve">Decisão/oficiais/termos</w:t>
-      </w:r>
-      <w:r>
-        <w:t xml:space="preserve"> </w:t>
-      </w:r>
-      <w:r>
-        <w:t xml:space="preserve">□ Condições/expiração</w:t>
-      </w:r>
-      <w:r>
-        <w:t xml:space="preserve"> </w:t>
-      </w:r>
-      <w:r>
-        <w:t xml:space="preserve">• POA&amp;M / riscos graves</w:t>
-      </w:r>
-      <w:r>
-        <w:t xml:space="preserve"> </w:t>
-      </w:r>
-      <w:r>
-        <w:t xml:space="preserve">□ Indicadores/fonte/frequência</w:t>
-      </w:r>
-    </w:p>
-    <w:p>
-      <w:pPr>
-        <w:pStyle w:val="Compact"/>
-        <w:numPr>
-          <w:ilvl w:val="0"/>
-          <w:numId w:val="1045"/>
-        </w:numPr>
-      </w:pPr>
-      <w:r>
-        <w:t xml:space="preserve">Limiar/escalão</w:t>
-      </w:r>
-    </w:p>
-    <w:p>
-      <w:pPr>
-        <w:pStyle w:val="Compact"/>
-        <w:numPr>
-          <w:ilvl w:val="0"/>
-          <w:numId w:val="1045"/>
-        </w:numPr>
-      </w:pPr>
-      <w:r>
-        <w:t xml:space="preserve">Activadores de mudança significativa</w:t>
-      </w:r>
-      <w:r>
-        <w:t xml:space="preserve"> </w:t>
-      </w:r>
-      <w:r>
-        <w:t xml:space="preserve">Informação/actualização do pacote</w:t>
-      </w:r>
-      <w:r>
-        <w:t xml:space="preserve"> </w:t>
-      </w:r>
-      <w:r>
-        <w:t xml:space="preserve">• Reautorização/fechamento</w:t>
       </w:r>
     </w:p>
     <w:bookmarkEnd w:id="150"/>
     <w:bookmarkEnd w:id="151"/>
-    <w:bookmarkStart w:id="153" w:name="glossário"/>
+    <w:bookmarkStart w:id="152" w:name="o-que-é-um-poam"/>
     <w:p>
       <w:pPr>
         <w:pStyle w:val="Heading1"/>
       </w:pPr>
       <w:r>
+        <w:t xml:space="preserve"># 29.10 O que é um POA&amp;M?</w:t>
+      </w:r>
+    </w:p>
+    <w:p>
+      <w:pPr>
+        <w:pStyle w:val="FirstParagraph"/>
+      </w:pPr>
+      <w:r>
+        <w:t xml:space="preserve">Um plano rastreado para corrigir fraquezas identificadas, com risco, proprietário, marcos, recursos, programação, status e reteste.</w:t>
+      </w:r>
+    </w:p>
+    <w:bookmarkEnd w:id="152"/>
+    <w:bookmarkStart w:id="153" w:name="o-que-é-oscal"/>
+    <w:p>
+      <w:pPr>
+        <w:pStyle w:val="Heading1"/>
+      </w:pPr>
+      <w:r>
+        <w:t xml:space="preserve"># 29.11 O que é OSCAL?</w:t>
+      </w:r>
+    </w:p>
+    <w:p>
+      <w:pPr>
+        <w:pStyle w:val="FirstParagraph"/>
+      </w:pPr>
+      <w:r>
+        <w:t xml:space="preserve">Modelos legíveis por máquina da NIST para controles, perfis, implementações, avaliações, resultados e POA&amp;Ms.</w:t>
+      </w:r>
+    </w:p>
+    <w:bookmarkEnd w:id="153"/>
+    <w:bookmarkStart w:id="154" w:name="o-que-é-atual-sp-800-53"/>
+    <w:p>
+      <w:pPr>
+        <w:pStyle w:val="Heading1"/>
+      </w:pPr>
+      <w:r>
+        <w:t xml:space="preserve"># 29.12 O que é atual SP 800-53?</w:t>
+      </w:r>
+    </w:p>
+    <w:p>
+      <w:pPr>
+        <w:pStyle w:val="FirstParagraph"/>
+      </w:pPr>
+      <w:r>
+        <w:t xml:space="preserve">Revisão 5, Release 5.2.0, emitida em agosto de 2025.</w:t>
+      </w:r>
+    </w:p>
+    <w:bookmarkEnd w:id="154"/>
+    <w:bookmarkStart w:id="157" w:name="modelos-glossário-índice-e-referências"/>
+    <w:p>
+      <w:pPr>
+        <w:pStyle w:val="Heading1"/>
+      </w:pPr>
+      <w:r>
+        <w:t xml:space="preserve">30. Modelos, Glossário, Índice e Referências</w:t>
+      </w:r>
+    </w:p>
+    <w:p>
+      <w:pPr>
+        <w:numPr>
+          <w:ilvl w:val="0"/>
+          <w:numId w:val="1041"/>
+        </w:numPr>
+        <w:pStyle w:val="Compact"/>
+      </w:pPr>
+      <w:r>
+        <w:t xml:space="preserve">Estruturas de trabalho reutilizáveis, termos-chave, índice de assunto e fontes oficiais.*</w:t>
+      </w:r>
+    </w:p>
+    <w:bookmarkStart w:id="156" w:name="registro-de-sistema-e-limite"/>
+    <w:p>
+      <w:pPr>
+        <w:pStyle w:val="Heading2"/>
+      </w:pPr>
+      <w:r>
+        <w:t xml:space="preserve">30.1 Registro de sistema e limite</w:t>
+      </w:r>
+    </w:p>
+    <w:p>
+      <w:pPr>
+        <w:numPr>
+          <w:ilvl w:val="0"/>
+          <w:numId w:val="1042"/>
+        </w:numPr>
+        <w:pStyle w:val="Heading2"/>
+      </w:pPr>
+      <w:bookmarkStart w:id="155" w:name="campo-entrada"/>
+      <w:r>
+        <w:t xml:space="preserve">Campo** * Entrada**</w:t>
+      </w:r>
+      <w:bookmarkEnd w:id="155"/>
+    </w:p>
+    <w:p>
+      <w:pPr>
+        <w:numPr>
+          <w:ilvl w:val="0"/>
+          <w:numId w:val="1000"/>
+        </w:numPr>
+        <w:pStyle w:val="Compact"/>
+      </w:pPr>
+      <w:r>
+        <w:t xml:space="preserve">• Sistema/proprietário/missão</w:t>
+      </w:r>
+    </w:p>
+    <w:p>
+      <w:pPr>
+        <w:numPr>
+          <w:ilvl w:val="0"/>
+          <w:numId w:val="1042"/>
+        </w:numPr>
+        <w:pStyle w:val="Compact"/>
+      </w:pPr>
+      <w:r>
+        <w:t xml:space="preserve">Limite de autorização</w:t>
+      </w:r>
+      <w:r>
+        <w:t xml:space="preserve"> </w:t>
+      </w:r>
+      <w:r>
+        <w:t xml:space="preserve">Tipos de informação/fluxo de dados</w:t>
+      </w:r>
+    </w:p>
+    <w:p>
+      <w:pPr>
+        <w:numPr>
+          <w:ilvl w:val="0"/>
+          <w:numId w:val="1042"/>
+        </w:numPr>
+        <w:pStyle w:val="Compact"/>
+      </w:pPr>
+      <w:r>
+        <w:t xml:space="preserve">Arquitectura/interfaces</w:t>
+      </w:r>
+      <w:r>
+        <w:t xml:space="preserve"> </w:t>
+      </w:r>
+      <w:r>
+        <w:t xml:space="preserve">Serviços/fornecedores externos</w:t>
+      </w:r>
+      <w:r>
+        <w:t xml:space="preserve"> </w:t>
+      </w:r>
+      <w:r>
+        <w:t xml:space="preserve">• Controlos/herança comuns</w:t>
+      </w:r>
+      <w:r>
+        <w:t xml:space="preserve"> </w:t>
+      </w:r>
+      <w:r>
+        <w:t xml:space="preserve">Dependências/locações</w:t>
+      </w:r>
+    </w:p>
+    <w:p>
+      <w:pPr>
+        <w:numPr>
+          <w:ilvl w:val="0"/>
+          <w:numId w:val="1042"/>
+        </w:numPr>
+        <w:pStyle w:val="Compact"/>
+      </w:pPr>
+      <w:r>
+        <w:t xml:space="preserve">Category/rationale *                                               </w:t>
+      </w:r>
+      <w:r>
+        <w:t xml:space="preserve"> </w:t>
+      </w:r>
+      <w:r>
+        <w:t xml:space="preserve">Estágio/mudanças do ciclo de vida</w:t>
+      </w:r>
+      <w:r>
+        <w:t xml:space="preserve"> </w:t>
+      </w:r>
+      <w:r>
+        <w:t xml:space="preserve">Aprovações/versão</w:t>
+      </w:r>
+    </w:p>
+    <w:bookmarkEnd w:id="156"/>
+    <w:bookmarkEnd w:id="157"/>
+    <w:bookmarkStart w:id="162" w:name="documento-de-implementação-de-controle"/>
+    <w:p>
+      <w:pPr>
+        <w:pStyle w:val="Heading1"/>
+      </w:pPr>
+      <w:r>
+        <w:t xml:space="preserve"># 30.2 Documento de implementação de controle</w:t>
+      </w:r>
+    </w:p>
+    <w:p>
+      <w:pPr>
+        <w:numPr>
+          <w:ilvl w:val="0"/>
+          <w:numId w:val="1043"/>
+        </w:numPr>
+        <w:pStyle w:val="Heading2"/>
+      </w:pPr>
+      <w:bookmarkStart w:id="158" w:name="campo-entrada-1"/>
+      <w:r>
+        <w:t xml:space="preserve">Campo** * Entrada**</w:t>
+      </w:r>
+      <w:bookmarkEnd w:id="158"/>
+    </w:p>
+    <w:p>
+      <w:pPr>
+        <w:numPr>
+          <w:ilvl w:val="0"/>
+          <w:numId w:val="1000"/>
+        </w:numPr>
+        <w:pStyle w:val="Compact"/>
+      </w:pPr>
+      <w:r>
+        <w:t xml:space="preserve">• Controlo/melhoramento/libertação</w:t>
+      </w:r>
+    </w:p>
+    <w:p>
+      <w:pPr>
+        <w:numPr>
+          <w:ilvl w:val="0"/>
+          <w:numId w:val="1043"/>
+        </w:numPr>
+        <w:pStyle w:val="Compact"/>
+      </w:pPr>
+      <w:r>
+        <w:t xml:space="preserve">Parâmetro/requisito:</w:t>
+      </w:r>
+      <w:r>
+        <w:t xml:space="preserve"> </w:t>
+      </w:r>
+      <w:r>
+        <w:t xml:space="preserve">Atribuições/fornecedores</w:t>
+      </w:r>
+      <w:r>
+        <w:t xml:space="preserve"> </w:t>
+      </w:r>
+      <w:r>
+        <w:t xml:space="preserve">• Âmbito de aplicação/população</w:t>
+      </w:r>
+      <w:r>
+        <w:t xml:space="preserve"> </w:t>
+      </w:r>
+      <w:r>
+        <w:t xml:space="preserve">Quem / o que / onde                                                 </w:t>
+      </w:r>
+      <w:r>
+        <w:t xml:space="preserve"> </w:t>
+      </w:r>
+      <w:r>
+        <w:t xml:space="preserve">Como / configuração                                                  </w:t>
+      </w:r>
+    </w:p>
+    <w:p>
+      <w:pPr>
+        <w:numPr>
+          <w:ilvl w:val="0"/>
+          <w:numId w:val="1043"/>
+        </w:numPr>
+        <w:pStyle w:val="Compact"/>
+      </w:pPr>
+      <w:r>
+        <w:t xml:space="preserve">Quando / gatilho/frequência</w:t>
+      </w:r>
+      <w:r>
+        <w:t xml:space="preserve"> </w:t>
+      </w:r>
+      <w:r>
+        <w:t xml:space="preserve">• Provas/fonte/retenção</w:t>
+      </w:r>
+      <w:r>
+        <w:t xml:space="preserve"> </w:t>
+      </w:r>
+      <w:r>
+        <w:t xml:space="preserve">Exceção/fracasso/revisão</w:t>
+      </w:r>
+      <w:r>
+        <w:t xml:space="preserve"> </w:t>
+      </w:r>
+      <w:r>
+        <w:t xml:space="preserve">• Proprietário/aprovação/atualização</w:t>
+      </w:r>
+    </w:p>
+    <w:bookmarkStart w:id="159" w:name="avaliação-e-registro-de-busca"/>
+    <w:p>
+      <w:pPr>
+        <w:pStyle w:val="Heading2"/>
+      </w:pPr>
+      <w:r>
+        <w:t xml:space="preserve">30.3 Avaliação e registro de busca</w:t>
+      </w:r>
+    </w:p>
+    <w:p>
+      <w:pPr>
+        <w:numPr>
+          <w:ilvl w:val="0"/>
+          <w:numId w:val="1044"/>
+        </w:numPr>
+        <w:pStyle w:val="Compact"/>
+      </w:pPr>
+      <w:r>
+        <w:t xml:space="preserve">Campo** * Entrada**</w:t>
+      </w:r>
+      <w:r>
+        <w:t xml:space="preserve"> </w:t>
+      </w:r>
+      <w:r>
+        <w:t xml:space="preserve">□———————————————————————————————————————————</w:t>
+      </w:r>
+      <w:r>
+        <w:t xml:space="preserve"> </w:t>
+      </w:r>
+      <w:r>
+        <w:t xml:space="preserve">Objectivo/método/objecto</w:t>
+      </w:r>
+    </w:p>
+    <w:p>
+      <w:pPr>
+        <w:numPr>
+          <w:ilvl w:val="0"/>
+          <w:numId w:val="1044"/>
+        </w:numPr>
+        <w:pStyle w:val="Compact"/>
+      </w:pPr>
+      <w:r>
+        <w:t xml:space="preserve">Profundidade/cobertura/período</w:t>
+      </w:r>
+    </w:p>
+    <w:p>
+      <w:pPr>
+        <w:numPr>
+          <w:ilvl w:val="0"/>
+          <w:numId w:val="1044"/>
+        </w:numPr>
+        <w:pStyle w:val="Compact"/>
+      </w:pPr>
+      <w:r>
+        <w:t xml:space="preserve">População/amostra/fiabilidade</w:t>
+      </w:r>
+      <w:r>
+        <w:t xml:space="preserve"> </w:t>
+      </w:r>
+      <w:r>
+        <w:t xml:space="preserve">Passos/tools/versão</w:t>
+      </w:r>
+      <w:r>
+        <w:t xml:space="preserve"> </w:t>
+      </w:r>
+      <w:r>
+        <w:t xml:space="preserve">Provas/resultados</w:t>
+      </w:r>
+      <w:r>
+        <w:t xml:space="preserve"> </w:t>
+      </w:r>
+      <w:r>
+        <w:t xml:space="preserve">Excepção/população afectada</w:t>
+      </w:r>
+    </w:p>
+    <w:p>
+      <w:pPr>
+        <w:numPr>
+          <w:ilvl w:val="0"/>
+          <w:numId w:val="1044"/>
+        </w:numPr>
+        <w:pStyle w:val="Compact"/>
+      </w:pPr>
+      <w:r>
+        <w:t xml:space="preserve">Risco/causas</w:t>
+      </w:r>
+    </w:p>
+    <w:p>
+      <w:pPr>
+        <w:numPr>
+          <w:ilvl w:val="0"/>
+          <w:numId w:val="1044"/>
+        </w:numPr>
+        <w:pStyle w:val="Compact"/>
+      </w:pPr>
+      <w:r>
+        <w:t xml:space="preserve">Acção/proprietário/milestones</w:t>
+      </w:r>
+      <w:r>
+        <w:t xml:space="preserve"> </w:t>
+      </w:r>
+      <w:r>
+        <w:t xml:space="preserve">Protecção provisória</w:t>
+      </w:r>
+      <w:r>
+        <w:t xml:space="preserve"> </w:t>
+      </w:r>
+      <w:r>
+        <w:t xml:space="preserve">Reteste/fechamento</w:t>
+      </w:r>
+    </w:p>
+    <w:bookmarkEnd w:id="159"/>
+    <w:bookmarkStart w:id="161" w:name="registro-de-autorização-e-monitoramento"/>
+    <w:p>
+      <w:pPr>
+        <w:pStyle w:val="Heading2"/>
+      </w:pPr>
+      <w:r>
+        <w:t xml:space="preserve">30.4 Registro de autorização e monitoramento</w:t>
+      </w:r>
+    </w:p>
+    <w:p>
+      <w:pPr>
+        <w:numPr>
+          <w:ilvl w:val="0"/>
+          <w:numId w:val="1045"/>
+        </w:numPr>
+        <w:pStyle w:val="Heading2"/>
+      </w:pPr>
+      <w:bookmarkStart w:id="160" w:name="campo-entrada-2"/>
+      <w:r>
+        <w:t xml:space="preserve">Campo** * Entrada**</w:t>
+      </w:r>
+      <w:bookmarkEnd w:id="160"/>
+    </w:p>
+    <w:p>
+      <w:pPr>
+        <w:numPr>
+          <w:ilvl w:val="0"/>
+          <w:numId w:val="1045"/>
+        </w:numPr>
+        <w:pStyle w:val="Compact"/>
+      </w:pPr>
+      <w:r>
+        <w:t xml:space="preserve">Pacote/versão/data</w:t>
+      </w:r>
+      <w:r>
+        <w:t xml:space="preserve"> </w:t>
+      </w:r>
+      <w:r>
+        <w:t xml:space="preserve">Resumo dos riscos residuais</w:t>
+      </w:r>
+      <w:r>
+        <w:t xml:space="preserve"> </w:t>
+      </w:r>
+      <w:r>
+        <w:t xml:space="preserve">Decisão/oficiais/termos</w:t>
+      </w:r>
+      <w:r>
+        <w:t xml:space="preserve"> </w:t>
+      </w:r>
+      <w:r>
+        <w:t xml:space="preserve">□ Condições/expiração</w:t>
+      </w:r>
+      <w:r>
+        <w:t xml:space="preserve"> </w:t>
+      </w:r>
+      <w:r>
+        <w:t xml:space="preserve">• POA&amp;M / riscos graves</w:t>
+      </w:r>
+      <w:r>
+        <w:t xml:space="preserve"> </w:t>
+      </w:r>
+      <w:r>
+        <w:t xml:space="preserve">□ Indicadores/fonte/frequência</w:t>
+      </w:r>
+    </w:p>
+    <w:p>
+      <w:pPr>
+        <w:numPr>
+          <w:ilvl w:val="0"/>
+          <w:numId w:val="1045"/>
+        </w:numPr>
+        <w:pStyle w:val="Compact"/>
+      </w:pPr>
+      <w:r>
+        <w:t xml:space="preserve">Limiar/escalão</w:t>
+      </w:r>
+    </w:p>
+    <w:p>
+      <w:pPr>
+        <w:numPr>
+          <w:ilvl w:val="0"/>
+          <w:numId w:val="1045"/>
+        </w:numPr>
+        <w:pStyle w:val="Compact"/>
+      </w:pPr>
+      <w:r>
+        <w:t xml:space="preserve">Activadores de mudança significativa</w:t>
+      </w:r>
+      <w:r>
+        <w:t xml:space="preserve"> </w:t>
+      </w:r>
+      <w:r>
+        <w:t xml:space="preserve">Informação/actualização do pacote</w:t>
+      </w:r>
+      <w:r>
+        <w:t xml:space="preserve"> </w:t>
+      </w:r>
+      <w:r>
+        <w:t xml:space="preserve">• Reautorização/fechamento</w:t>
+      </w:r>
+    </w:p>
+    <w:bookmarkEnd w:id="161"/>
+    <w:bookmarkEnd w:id="162"/>
+    <w:bookmarkStart w:id="164" w:name="glossário"/>
+    <w:p>
+      <w:pPr>
+        <w:pStyle w:val="Heading1"/>
+      </w:pPr>
+      <w:r>
         <w:t xml:space="preserve"># 30.5 Glossário</w:t>
       </w:r>
     </w:p>
-    <w:bookmarkStart w:id="152" w:name="section-2"/>
+    <w:bookmarkStart w:id="163" w:name="section-2"/>
     <w:p>
       <w:pPr>
         <w:pStyle w:val="Heading2"/>
@@ -8187,9 +8217,9 @@
         <w:t xml:space="preserve">Adaptação e especificação baseada em risco de um conjunto de controlo inicial.</w:t>
       </w:r>
     </w:p>
-    <w:bookmarkEnd w:id="152"/>
-    <w:bookmarkEnd w:id="153"/>
-    <w:bookmarkStart w:id="169" w:name="índice-de-assunto"/>
+    <w:bookmarkEnd w:id="163"/>
+    <w:bookmarkEnd w:id="164"/>
+    <w:bookmarkStart w:id="180" w:name="índice-de-assunto"/>
     <w:p>
       <w:pPr>
         <w:pStyle w:val="Heading1"/>
@@ -8198,15 +8228,15 @@
         <w:t xml:space="preserve"># 30.6 Índice de assunto</w:t>
       </w:r>
     </w:p>
-    <w:bookmarkStart w:id="154" w:name="sujeito-capítulo"/>
+    <w:bookmarkStart w:id="165" w:name="sujeito-capítulo"/>
     <w:p>
       <w:pPr>
         <w:pStyle w:val="Heading2"/>
       </w:pPr>
       <w:r>
         <w:rPr>
+          <w:bCs/>
           <w:b/>
-          <w:bCs/>
         </w:rPr>
         <w:t xml:space="preserve">Sujeito</w:t>
       </w:r>
@@ -8215,8 +8245,8 @@
       </w:r>
       <w:r>
         <w:rPr>
+          <w:bCs/>
           <w:b/>
-          <w:bCs/>
         </w:rPr>
         <w:t xml:space="preserve">Capítulo</w:t>
       </w:r>
@@ -8331,8 +8361,8 @@
         <w:t xml:space="preserve">Ferramentas</w:t>
       </w:r>
     </w:p>
-    <w:bookmarkEnd w:id="154"/>
-    <w:bookmarkStart w:id="167" w:name="referências-oficiais"/>
+    <w:bookmarkEnd w:id="165"/>
+    <w:bookmarkStart w:id="178" w:name="referências-oficiais"/>
     <w:p>
       <w:pPr>
         <w:pStyle w:val="Heading2"/>
@@ -8348,7 +8378,7 @@
           <w:numId w:val="1046"/>
         </w:numPr>
       </w:pPr>
-      <w:hyperlink r:id="rId155">
+      <w:hyperlink r:id="rId166">
         <w:r>
           <w:rPr>
             <w:rStyle w:val="Hyperlink"/>
@@ -8364,7 +8394,7 @@
           <w:numId w:val="1046"/>
         </w:numPr>
       </w:pPr>
-      <w:hyperlink r:id="rId156">
+      <w:hyperlink r:id="rId167">
         <w:r>
           <w:rPr>
             <w:rStyle w:val="Hyperlink"/>
@@ -8380,7 +8410,7 @@
           <w:numId w:val="1046"/>
         </w:numPr>
       </w:pPr>
-      <w:hyperlink r:id="rId157">
+      <w:hyperlink r:id="rId168">
         <w:r>
           <w:rPr>
             <w:rStyle w:val="Hyperlink"/>
@@ -8396,7 +8426,7 @@
           <w:numId w:val="1046"/>
         </w:numPr>
       </w:pPr>
-      <w:hyperlink r:id="rId158">
+      <w:hyperlink r:id="rId169">
         <w:r>
           <w:rPr>
             <w:rStyle w:val="Hyperlink"/>
@@ -8412,7 +8442,7 @@
           <w:numId w:val="1046"/>
         </w:numPr>
       </w:pPr>
-      <w:hyperlink r:id="rId159">
+      <w:hyperlink r:id="rId170">
         <w:r>
           <w:rPr>
             <w:rStyle w:val="Hyperlink"/>
@@ -8428,7 +8458,7 @@
           <w:numId w:val="1046"/>
         </w:numPr>
       </w:pPr>
-      <w:hyperlink r:id="rId160">
+      <w:hyperlink r:id="rId171">
         <w:r>
           <w:rPr>
             <w:rStyle w:val="Hyperlink"/>
@@ -8444,7 +8474,7 @@
           <w:numId w:val="1046"/>
         </w:numPr>
       </w:pPr>
-      <w:hyperlink r:id="rId161">
+      <w:hyperlink r:id="rId172">
         <w:r>
           <w:rPr>
             <w:rStyle w:val="Hyperlink"/>
@@ -8460,7 +8490,7 @@
           <w:numId w:val="1046"/>
         </w:numPr>
       </w:pPr>
-      <w:hyperlink r:id="rId162">
+      <w:hyperlink r:id="rId173">
         <w:r>
           <w:rPr>
             <w:rStyle w:val="Hyperlink"/>
@@ -8476,7 +8506,7 @@
           <w:numId w:val="1046"/>
         </w:numPr>
       </w:pPr>
-      <w:hyperlink r:id="rId163">
+      <w:hyperlink r:id="rId174">
         <w:r>
           <w:rPr>
             <w:rStyle w:val="Hyperlink"/>
@@ -8492,7 +8522,7 @@
           <w:numId w:val="1046"/>
         </w:numPr>
       </w:pPr>
-      <w:hyperlink r:id="rId89">
+      <w:hyperlink r:id="rId100">
         <w:r>
           <w:rPr>
             <w:rStyle w:val="Hyperlink"/>
@@ -8508,7 +8538,7 @@
           <w:numId w:val="1046"/>
         </w:numPr>
       </w:pPr>
-      <w:hyperlink r:id="rId164">
+      <w:hyperlink r:id="rId175">
         <w:r>
           <w:rPr>
             <w:rStyle w:val="Hyperlink"/>
@@ -8524,7 +8554,7 @@
           <w:numId w:val="1046"/>
         </w:numPr>
       </w:pPr>
-      <w:hyperlink r:id="rId165">
+      <w:hyperlink r:id="rId176">
         <w:r>
           <w:rPr>
             <w:rStyle w:val="Hyperlink"/>
@@ -8540,7 +8570,7 @@
           <w:numId w:val="1046"/>
         </w:numPr>
       </w:pPr>
-      <w:hyperlink r:id="rId166">
+      <w:hyperlink r:id="rId177">
         <w:r>
           <w:rPr>
             <w:rStyle w:val="Hyperlink"/>
@@ -8549,8 +8579,8 @@
         </w:r>
       </w:hyperlink>
     </w:p>
-    <w:bookmarkEnd w:id="167"/>
-    <w:bookmarkStart w:id="168" w:name="X9a3c6c700746bdf804c2452b71c6b949405b9a9"/>
+    <w:bookmarkEnd w:id="178"/>
+    <w:bookmarkStart w:id="179" w:name="X9a3c6c700746bdf804c2452b71c6b949405b9a9"/>
     <w:p>
       <w:pPr>
         <w:pStyle w:val="Heading2"/>
@@ -8559,13 +8589,9 @@
         <w:t xml:space="preserve">Lembrete final:** lançamentos NIST, linhas de base, parâmetros, sobreposições, sistemas, ameaças, leis, contratos, ferramentas e mudança de risco organizacional. Confirme a fonte oficial atual, a autoridade local e os requisitos aplicáveis antes da implementação, avaliação ou autorização. □</w:t>
       </w:r>
     </w:p>
-    <w:bookmarkEnd w:id="168"/>
-    <w:bookmarkEnd w:id="169"/>
-    <w:sectPr>
-      <w:footnotePr>
-        <w:numRestart w:val="eachSect"/>
-      </w:footnotePr>
-    </w:sectPr>
+    <w:bookmarkEnd w:id="179"/>
+    <w:bookmarkEnd w:id="180"/>
+    <w:sectPr/>
   </w:body>
 </w:document>
 </file>
@@ -8596,14 +8622,14 @@
 <file path=word/numbering.xml><?xml version="1.0" encoding="utf-8"?>
 <w:numbering xmlns:w="http://schemas.openxmlformats.org/wordprocessingml/2006/main">
   <w:abstractNum w:abstractNumId="990">
-    <w:nsid w:val="0000A990"/>
+    <w:nsid w:val="A990"/>
     <w:multiLevelType w:val="multilevel"/>
     <w:lvl w:ilvl="0">
       <w:numFmt w:val="bullet"/>
       <w:lvlText w:val=" "/>
       <w:lvlJc w:val="left"/>
       <w:pPr>
-        <w:ind w:left="720" w:hanging="360"/>
+        <w:ind w:left="720" w:hanging="480"/>
       </w:pPr>
     </w:lvl>
     <w:lvl w:ilvl="1">
@@ -8611,7 +8637,7 @@
       <w:lvlText w:val=" "/>
       <w:lvlJc w:val="left"/>
       <w:pPr>
-        <w:ind w:left="1440" w:hanging="360"/>
+        <w:ind w:left="1440" w:hanging="480"/>
       </w:pPr>
     </w:lvl>
     <w:lvl w:ilvl="2">
@@ -8619,7 +8645,7 @@
       <w:lvlText w:val=" "/>
       <w:lvlJc w:val="left"/>
       <w:pPr>
-        <w:ind w:left="2160" w:hanging="360"/>
+        <w:ind w:left="2160" w:hanging="480"/>
       </w:pPr>
     </w:lvl>
     <w:lvl w:ilvl="3">
@@ -8627,7 +8653,7 @@
       <w:lvlText w:val=" "/>
       <w:lvlJc w:val="left"/>
       <w:pPr>
-        <w:ind w:left="2880" w:hanging="360"/>
+        <w:ind w:left="2880" w:hanging="480"/>
       </w:pPr>
     </w:lvl>
     <w:lvl w:ilvl="4">
@@ -8635,7 +8661,7 @@
       <w:lvlText w:val=" "/>
       <w:lvlJc w:val="left"/>
       <w:pPr>
-        <w:ind w:left="3600" w:hanging="360"/>
+        <w:ind w:left="3600" w:hanging="480"/>
       </w:pPr>
     </w:lvl>
     <w:lvl w:ilvl="5">
@@ -8643,7 +8669,7 @@
       <w:lvlText w:val=" "/>
       <w:lvlJc w:val="left"/>
       <w:pPr>
-        <w:ind w:left="4320" w:hanging="360"/>
+        <w:ind w:left="4320" w:hanging="480"/>
       </w:pPr>
     </w:lvl>
     <w:lvl w:ilvl="6">
@@ -8651,7 +8677,7 @@
       <w:lvlText w:val=" "/>
       <w:lvlJc w:val="left"/>
       <w:pPr>
-        <w:ind w:left="5040" w:hanging="360"/>
+        <w:ind w:left="5040" w:hanging="480"/>
       </w:pPr>
     </w:lvl>
     <w:lvl w:ilvl="7">
@@ -8659,7 +8685,7 @@
       <w:lvlText w:val=" "/>
       <w:lvlJc w:val="left"/>
       <w:pPr>
-        <w:ind w:left="5760" w:hanging="360"/>
+        <w:ind w:left="5760" w:hanging="480"/>
       </w:pPr>
     </w:lvl>
     <w:lvl w:ilvl="8">
@@ -8667,115 +8693,88 @@
       <w:lvlText w:val=" "/>
       <w:lvlJc w:val="left"/>
       <w:pPr>
-        <w:ind w:left="6480" w:hanging="360"/>
+        <w:ind w:left="6480" w:hanging="480"/>
       </w:pPr>
     </w:lvl>
   </w:abstractNum>
   <w:abstractNum w:abstractNumId="991">
-    <w:nsid w:val="0000A991"/>
+    <w:nsid w:val="A991"/>
     <w:multiLevelType w:val="multilevel"/>
     <w:lvl w:ilvl="0">
       <w:numFmt w:val="bullet"/>
-      <w:lvlText w:val=""/>
+      <w:lvlText w:val="•"/>
       <w:lvlJc w:val="left"/>
       <w:pPr>
-        <w:ind w:left="720" w:hanging="360"/>
-      </w:pPr>
-      <w:rPr>
-        <w:rFonts w:ascii="Symbol" w:hAnsi="Symbol" w:cs="Symbol" w:hint="default"/>
-      </w:rPr>
+        <w:ind w:left="720" w:hanging="480"/>
+      </w:pPr>
     </w:lvl>
     <w:lvl w:ilvl="1">
       <w:numFmt w:val="bullet"/>
-      <w:lvlText w:val="o"/>
+      <w:lvlText w:val="–"/>
       <w:lvlJc w:val="left"/>
       <w:pPr>
-        <w:ind w:left="1440" w:hanging="360"/>
-      </w:pPr>
-      <w:rPr>
-        <w:rFonts w:ascii="Courier New" w:hAnsi="Courier New" w:cs="Courier New" w:hint="default"/>
-      </w:rPr>
+        <w:ind w:left="1440" w:hanging="480"/>
+      </w:pPr>
     </w:lvl>
     <w:lvl w:ilvl="2">
       <w:numFmt w:val="bullet"/>
-      <w:lvlText w:val=""/>
+      <w:lvlText w:val="•"/>
       <w:lvlJc w:val="left"/>
       <w:pPr>
-        <w:ind w:left="2160" w:hanging="360"/>
-      </w:pPr>
-      <w:rPr>
-        <w:rFonts w:ascii="Wingdings" w:hAnsi="Wingdings" w:cs="Wingdings" w:hint="default"/>
-      </w:rPr>
+        <w:ind w:left="2160" w:hanging="480"/>
+      </w:pPr>
     </w:lvl>
     <w:lvl w:ilvl="3">
       <w:numFmt w:val="bullet"/>
-      <w:lvlText w:val=""/>
+      <w:lvlText w:val="–"/>
       <w:lvlJc w:val="left"/>
       <w:pPr>
-        <w:ind w:left="2880" w:hanging="360"/>
-      </w:pPr>
-      <w:rPr>
-        <w:rFonts w:ascii="Symbol" w:hAnsi="Symbol" w:cs="Symbol" w:hint="default"/>
-      </w:rPr>
+        <w:ind w:left="2880" w:hanging="480"/>
+      </w:pPr>
     </w:lvl>
     <w:lvl w:ilvl="4">
       <w:numFmt w:val="bullet"/>
-      <w:lvlText w:val="o"/>
+      <w:lvlText w:val="•"/>
       <w:lvlJc w:val="left"/>
       <w:pPr>
-        <w:ind w:left="3600" w:hanging="360"/>
-      </w:pPr>
-      <w:rPr>
-        <w:rFonts w:ascii="Courier New" w:hAnsi="Courier New" w:cs="Courier New" w:hint="default"/>
-      </w:rPr>
+        <w:ind w:left="3600" w:hanging="480"/>
+      </w:pPr>
     </w:lvl>
     <w:lvl w:ilvl="5">
       <w:numFmt w:val="bullet"/>
-      <w:lvlText w:val=""/>
+      <w:lvlText w:val="–"/>
       <w:lvlJc w:val="left"/>
       <w:pPr>
-        <w:ind w:left="4320" w:hanging="360"/>
-      </w:pPr>
-      <w:rPr>
-        <w:rFonts w:ascii="Wingdings" w:hAnsi="Wingdings" w:cs="Wingdings" w:hint="default"/>
-      </w:rPr>
+        <w:ind w:left="4320" w:hanging="480"/>
+      </w:pPr>
     </w:lvl>
     <w:lvl w:ilvl="6">
       <w:numFmt w:val="bullet"/>
-      <w:lvlText w:val=""/>
+      <w:lvlText w:val="•"/>
       <w:lvlJc w:val="left"/>
       <w:pPr>
-        <w:ind w:left="5040" w:hanging="360"/>
-      </w:pPr>
-      <w:rPr>
-        <w:rFonts w:ascii="Symbol" w:hAnsi="Symbol" w:cs="Symbol" w:hint="default"/>
-      </w:rPr>
+        <w:ind w:left="5040" w:hanging="480"/>
+      </w:pPr>
     </w:lvl>
     <w:lvl w:ilvl="7">
       <w:numFmt w:val="bullet"/>
-      <w:lvlText w:val="o"/>
+      <w:lvlText w:val="–"/>
       <w:lvlJc w:val="left"/>
       <w:pPr>
-        <w:ind w:left="5760" w:hanging="360"/>
-      </w:pPr>
-      <w:rPr>
-        <w:rFonts w:ascii="Courier New" w:hAnsi="Courier New" w:cs="Courier New" w:hint="default"/>
-      </w:rPr>
+        <w:ind w:left="5760" w:hanging="480"/>
+      </w:pPr>
     </w:lvl>
     <w:lvl w:ilvl="8">
       <w:numFmt w:val="bullet"/>
-      <w:lvlText w:val=""/>
+      <w:lvlText w:val="•"/>
       <w:lvlJc w:val="left"/>
       <w:pPr>
-        <w:ind w:left="6480" w:hanging="360"/>
-      </w:pPr>
-      <w:rPr>
-        <w:rFonts w:ascii="Wingdings" w:hAnsi="Wingdings" w:cs="Wingdings" w:hint="default"/>
-      </w:rPr>
+        <w:ind w:left="6480" w:hanging="480"/>
+      </w:pPr>
     </w:lvl>
   </w:abstractNum>
   <w:abstractNum w:abstractNumId="99419">
-    <w:nsid w:val="00A99419"/>
+    <w:nsid w:val="A99419"/>
     <w:multiLevelType w:val="multilevel"/>
     <w:lvl w:ilvl="0">
       <w:start w:val="9"/>
@@ -8783,7 +8782,7 @@
       <w:lvlText w:val="%1."/>
       <w:lvlJc w:val="left"/>
       <w:pPr>
-        <w:ind w:left="720" w:hanging="360"/>
+        <w:ind w:left="720" w:hanging="480"/>
       </w:pPr>
     </w:lvl>
     <w:lvl w:ilvl="1">
@@ -8792,7 +8791,7 @@
       <w:lvlText w:val="%2."/>
       <w:lvlJc w:val="left"/>
       <w:pPr>
-        <w:ind w:left="1440" w:hanging="360"/>
+        <w:ind w:left="1440" w:hanging="480"/>
       </w:pPr>
     </w:lvl>
     <w:lvl w:ilvl="2">
@@ -8801,7 +8800,7 @@
       <w:lvlText w:val="%3."/>
       <w:lvlJc w:val="left"/>
       <w:pPr>
-        <w:ind w:left="2160" w:hanging="360"/>
+        <w:ind w:left="2160" w:hanging="480"/>
       </w:pPr>
     </w:lvl>
     <w:lvl w:ilvl="3">
@@ -8810,7 +8809,7 @@
       <w:lvlText w:val="%4."/>
       <w:lvlJc w:val="left"/>
       <w:pPr>
-        <w:ind w:left="2880" w:hanging="360"/>
+        <w:ind w:left="2880" w:hanging="480"/>
       </w:pPr>
     </w:lvl>
     <w:lvl w:ilvl="4">
@@ -8819,7 +8818,7 @@
       <w:lvlText w:val="%5."/>
       <w:lvlJc w:val="left"/>
       <w:pPr>
-        <w:ind w:left="3600" w:hanging="360"/>
+        <w:ind w:left="3600" w:hanging="480"/>
       </w:pPr>
     </w:lvl>
     <w:lvl w:ilvl="5">
@@ -8828,7 +8827,7 @@
       <w:lvlText w:val="%6."/>
       <w:lvlJc w:val="left"/>
       <w:pPr>
-        <w:ind w:left="4320" w:hanging="360"/>
+        <w:ind w:left="4320" w:hanging="480"/>
       </w:pPr>
     </w:lvl>
     <w:lvl w:ilvl="6">
@@ -8837,7 +8836,7 @@
       <w:lvlText w:val="%7."/>
       <w:lvlJc w:val="left"/>
       <w:pPr>
-        <w:ind w:left="5040" w:hanging="360"/>
+        <w:ind w:left="5040" w:hanging="480"/>
       </w:pPr>
     </w:lvl>
     <w:lvl w:ilvl="7">
@@ -8846,7 +8845,7 @@
       <w:lvlText w:val="%8."/>
       <w:lvlJc w:val="left"/>
       <w:pPr>
-        <w:ind w:left="5760" w:hanging="360"/>
+        <w:ind w:left="5760" w:hanging="480"/>
       </w:pPr>
     </w:lvl>
     <w:lvl w:ilvl="8">
@@ -8855,7 +8854,7 @@
       <w:lvlText w:val="%9."/>
       <w:lvlJc w:val="left"/>
       <w:pPr>
-        <w:ind w:left="6480" w:hanging="360"/>
+        <w:ind w:left="6480" w:hanging="480"/>
       </w:pPr>
     </w:lvl>
   </w:abstractNum>
@@ -9035,10 +9034,10 @@
   <w:docDefaults>
     <w:rPrDefault>
       <w:rPr>
-        <w:rFonts w:asciiTheme="minorHAnsi" w:cstheme="minorBidi" w:eastAsiaTheme="minorEastAsia" w:hAnsiTheme="minorHAnsi"/>
+        <w:rFonts w:asciiTheme="minorHAnsi" w:cstheme="minorBidi" w:eastAsiaTheme="minorHAnsi" w:hAnsiTheme="minorHAnsi"/>
         <w:sz w:val="24"/>
         <w:szCs w:val="24"/>
-        <w:lang w:bidi="ar-SA" w:eastAsia="zh-CN" w:val="en-US"/>
+        <w:lang w:bidi="ar-SA" w:eastAsia="en-US" w:val="en-US"/>
       </w:rPr>
     </w:rPrDefault>
     <w:pPrDefault>
@@ -9056,10 +9055,10 @@
     <w:name w:val="Body Text"/>
     <w:basedOn w:val="Normal"/>
     <w:link w:val="BodyTextChar"/>
-    <w:qFormat/>
     <w:pPr>
       <w:spacing w:after="180" w:before="180"/>
     </w:pPr>
+    <w:qFormat/>
   </w:style>
   <w:style w:customStyle="1" w:styleId="FirstParagraph" w:type="paragraph">
     <w:name w:val="First Paragraph"/>
@@ -9079,94 +9078,57 @@
     <w:name w:val="Title"/>
     <w:basedOn w:val="Normal"/>
     <w:next w:val="BodyText"/>
-    <w:link w:val="TitleChar"/>
-    <w:uiPriority w:val="10"/>
     <w:qFormat/>
-    <w:rsid w:val="00A10FD9"/>
     <w:pPr>
-      <w:spacing w:after="80" w:line="240" w:lineRule="auto"/>
-      <w:contextualSpacing/>
+      <w:keepNext/>
+      <w:keepLines/>
+      <w:spacing w:after="240" w:before="480"/>
       <w:jc w:val="center"/>
     </w:pPr>
     <w:rPr>
       <w:rFonts w:asciiTheme="majorHAnsi" w:cstheme="majorBidi" w:eastAsiaTheme="majorEastAsia" w:hAnsiTheme="majorHAnsi"/>
-      <w:sz w:val="56"/>
-      <w:szCs w:val="56"/>
-    </w:rPr>
-  </w:style>
-  <w:style w:customStyle="1" w:styleId="TitleChar" w:type="character">
-    <w:name w:val="Title Char"/>
-    <w:basedOn w:val="DefaultParagraphFont"/>
-    <w:link w:val="Title"/>
-    <w:uiPriority w:val="10"/>
-    <w:rsid w:val="00A10FD9"/>
-    <w:rPr>
-      <w:rFonts w:asciiTheme="majorHAnsi" w:cstheme="majorBidi" w:eastAsiaTheme="majorEastAsia" w:hAnsiTheme="majorHAnsi"/>
-      <w:sz w:val="56"/>
-      <w:szCs w:val="56"/>
+      <w:b/>
+      <w:bCs/>
+      <w:color w:themeColor="accent1" w:themeShade="B5" w:val="345A8A"/>
+      <w:sz w:val="36"/>
+      <w:szCs w:val="36"/>
     </w:rPr>
   </w:style>
   <w:style w:styleId="Subtitle" w:type="paragraph">
     <w:name w:val="Subtitle"/>
     <w:basedOn w:val="Title"/>
     <w:next w:val="BodyText"/>
-    <w:link w:val="SubtitleChar"/>
-    <w:uiPriority w:val="11"/>
     <w:qFormat/>
-    <w:rsid w:val="00A10FD9"/>
     <w:pPr>
-      <w:numPr>
-        <w:ilvl w:val="1"/>
-      </w:numPr>
+      <w:keepNext/>
+      <w:keepLines/>
+      <w:spacing w:after="240" w:before="240"/>
+      <w:jc w:val="center"/>
     </w:pPr>
     <w:rPr>
-      <w:rFonts w:cstheme="majorBidi" w:eastAsiaTheme="majorEastAsia"/>
-      <w:spacing w:val="15"/>
-      <w:sz w:val="28"/>
-      <w:szCs w:val="28"/>
-    </w:rPr>
-  </w:style>
-  <w:style w:customStyle="1" w:styleId="SubtitleChar" w:type="character">
-    <w:name w:val="Subtitle Char"/>
-    <w:basedOn w:val="DefaultParagraphFont"/>
-    <w:link w:val="Subtitle"/>
-    <w:uiPriority w:val="11"/>
-    <w:rsid w:val="00A10FD9"/>
-    <w:rPr>
-      <w:rFonts w:cstheme="majorBidi" w:eastAsiaTheme="majorEastAsia"/>
-      <w:color w:themeColor="text1" w:themeTint="A6" w:val="595959"/>
-      <w:spacing w:val="15"/>
-      <w:sz w:val="28"/>
-      <w:szCs w:val="28"/>
+      <w:sz w:val="30"/>
+      <w:szCs w:val="30"/>
     </w:rPr>
   </w:style>
   <w:style w:customStyle="1" w:styleId="Author" w:type="paragraph">
     <w:name w:val="Author"/>
-    <w:basedOn w:val="Title"/>
     <w:next w:val="BodyText"/>
     <w:qFormat/>
     <w:pPr>
       <w:keepNext/>
       <w:keepLines/>
+      <w:jc w:val="center"/>
     </w:pPr>
-    <w:rPr>
-      <w:sz w:val="24"/>
-      <w:szCs w:val="24"/>
-    </w:rPr>
   </w:style>
   <w:style w:styleId="Date" w:type="paragraph">
     <w:name w:val="Date"/>
-    <w:basedOn w:val="Title"/>
     <w:next w:val="BodyText"/>
     <w:qFormat/>
     <w:pPr>
       <w:keepNext/>
       <w:keepLines/>
+      <w:jc w:val="center"/>
     </w:pPr>
-    <w:rPr>
-      <w:sz w:val="24"/>
-      <w:szCs w:val="24"/>
-    </w:rPr>
   </w:style>
   <w:style w:customStyle="1" w:styleId="AbstractTitle" w:type="paragraph">
     <w:name w:val="Abstract Title"/>
@@ -9176,13 +9138,15 @@
     <w:pPr>
       <w:keepNext/>
       <w:keepLines/>
+      <w:jc w:val="center"/>
       <w:spacing w:after="0" w:before="300"/>
-      <w:jc w:val="center"/>
     </w:pPr>
     <w:rPr>
-      <w:b/>
       <w:sz w:val="20"/>
       <w:szCs w:val="20"/>
+      <w:b/>
+      <w:color w:val="345A8A"/>
+      &gt;
     </w:rPr>
   </w:style>
   <w:style w:customStyle="1" w:styleId="Abstract" w:type="paragraph">
@@ -9209,321 +9173,191 @@
     <w:rPr/>
   </w:style>
   <w:style w:styleId="Heading1" w:type="paragraph">
-    <w:name w:val="heading 1"/>
+    <w:name w:val="Heading 1"/>
     <w:basedOn w:val="Normal"/>
     <w:next w:val="BodyText"/>
-    <w:link w:val="Heading1Char"/>
     <w:uiPriority w:val="9"/>
     <w:qFormat/>
-    <w:rsid w:val="00A10FD9"/>
     <w:pPr>
       <w:keepNext/>
       <w:keepLines/>
-      <w:spacing w:after="80" w:before="360"/>
+      <w:spacing w:after="0" w:before="480"/>
       <w:outlineLvl w:val="0"/>
     </w:pPr>
     <w:rPr>
       <w:rFonts w:asciiTheme="majorHAnsi" w:cstheme="majorBidi" w:eastAsiaTheme="majorEastAsia" w:hAnsiTheme="majorHAnsi"/>
-      <w:color w:themeColor="accent1" w:themeShade="BF" w:val="0F4761"/>
-      <w:sz w:val="40"/>
-      <w:szCs w:val="40"/>
+      <w:b/>
+      <w:bCs/>
+      <w:color w:themeColor="accent1" w:val="4F81BD"/>
+      <w:sz w:val="32"/>
+      <w:szCs w:val="32"/>
     </w:rPr>
   </w:style>
   <w:style w:styleId="Heading2" w:type="paragraph">
-    <w:name w:val="heading 2"/>
+    <w:name w:val="Heading 2"/>
     <w:basedOn w:val="Normal"/>
     <w:next w:val="BodyText"/>
-    <w:link w:val="Heading2Char"/>
     <w:uiPriority w:val="9"/>
-    <w:semiHidden/>
     <w:unhideWhenUsed/>
     <w:qFormat/>
-    <w:rsid w:val="00A10FD9"/>
     <w:pPr>
       <w:keepNext/>
       <w:keepLines/>
-      <w:spacing w:after="80" w:before="160"/>
+      <w:spacing w:after="0" w:before="200"/>
       <w:outlineLvl w:val="1"/>
     </w:pPr>
     <w:rPr>
       <w:rFonts w:asciiTheme="majorHAnsi" w:cstheme="majorBidi" w:eastAsiaTheme="majorEastAsia" w:hAnsiTheme="majorHAnsi"/>
-      <w:color w:themeColor="accent1" w:themeShade="BF" w:val="0F4761"/>
-      <w:sz w:val="32"/>
-      <w:szCs w:val="32"/>
-    </w:rPr>
-  </w:style>
-  <w:style w:styleId="Heading3" w:type="paragraph">
-    <w:name w:val="heading 3"/>
-    <w:basedOn w:val="Normal"/>
-    <w:next w:val="BodyText"/>
-    <w:link w:val="Heading3Char"/>
-    <w:uiPriority w:val="9"/>
-    <w:semiHidden/>
-    <w:unhideWhenUsed/>
-    <w:qFormat/>
-    <w:rsid w:val="00A10FD9"/>
-    <w:pPr>
-      <w:keepNext/>
-      <w:keepLines/>
-      <w:spacing w:after="80" w:before="160"/>
-      <w:outlineLvl w:val="2"/>
-    </w:pPr>
-    <w:rPr>
-      <w:rFonts w:cstheme="majorBidi" w:eastAsiaTheme="majorEastAsia"/>
-      <w:color w:themeColor="accent1" w:themeShade="BF" w:val="0F4761"/>
+      <w:b/>
+      <w:bCs/>
+      <w:color w:themeColor="accent1" w:val="4F81BD"/>
       <w:sz w:val="28"/>
       <w:szCs w:val="28"/>
     </w:rPr>
   </w:style>
-  <w:style w:styleId="Heading4" w:type="paragraph">
-    <w:name w:val="heading 4"/>
+  <w:style w:styleId="Heading3" w:type="paragraph">
+    <w:name w:val="Heading 3"/>
     <w:basedOn w:val="Normal"/>
     <w:next w:val="BodyText"/>
-    <w:link w:val="Heading4Char"/>
     <w:uiPriority w:val="9"/>
-    <w:semiHidden/>
     <w:unhideWhenUsed/>
     <w:qFormat/>
-    <w:rsid w:val="00A10FD9"/>
     <w:pPr>
       <w:keepNext/>
       <w:keepLines/>
-      <w:spacing w:after="40" w:before="80"/>
+      <w:spacing w:after="0" w:before="200"/>
+      <w:outlineLvl w:val="2"/>
+    </w:pPr>
+    <w:rPr>
+      <w:rFonts w:asciiTheme="majorHAnsi" w:cstheme="majorBidi" w:eastAsiaTheme="majorEastAsia" w:hAnsiTheme="majorHAnsi"/>
+      <w:b/>
+      <w:bCs/>
+      <w:color w:themeColor="accent1" w:val="4F81BD"/>
+      <w:sz w:val="24"/>
+      <w:szCs w:val="24"/>
+    </w:rPr>
+  </w:style>
+  <w:style w:styleId="Heading4" w:type="paragraph">
+    <w:name w:val="Heading 4"/>
+    <w:basedOn w:val="Normal"/>
+    <w:next w:val="BodyText"/>
+    <w:uiPriority w:val="9"/>
+    <w:unhideWhenUsed/>
+    <w:qFormat/>
+    <w:pPr>
+      <w:keepNext/>
+      <w:keepLines/>
+      <w:spacing w:after="0" w:before="200"/>
       <w:outlineLvl w:val="3"/>
     </w:pPr>
     <w:rPr>
-      <w:rFonts w:cstheme="majorBidi" w:eastAsiaTheme="majorEastAsia"/>
+      <w:rFonts w:asciiTheme="majorHAnsi" w:cstheme="majorBidi" w:eastAsiaTheme="majorEastAsia" w:hAnsiTheme="majorHAnsi"/>
       <w:i/>
-      <w:iCs/>
-      <w:color w:themeColor="accent1" w:themeShade="BF" w:val="0F4761"/>
+      <w:bCs/>
+      <w:color w:themeColor="accent1" w:val="4F81BD"/>
+      <w:sz w:val="24"/>
+      <w:szCs w:val="24"/>
     </w:rPr>
   </w:style>
   <w:style w:styleId="Heading5" w:type="paragraph">
-    <w:name w:val="heading 5"/>
+    <w:name w:val="Heading 5"/>
     <w:basedOn w:val="Normal"/>
     <w:next w:val="BodyText"/>
-    <w:link w:val="Heading5Char"/>
     <w:uiPriority w:val="9"/>
-    <w:semiHidden/>
     <w:unhideWhenUsed/>
     <w:qFormat/>
-    <w:rsid w:val="00A10FD9"/>
     <w:pPr>
       <w:keepNext/>
       <w:keepLines/>
-      <w:spacing w:after="40" w:before="80"/>
+      <w:spacing w:after="0" w:before="200"/>
       <w:outlineLvl w:val="4"/>
     </w:pPr>
     <w:rPr>
-      <w:rFonts w:cstheme="majorBidi" w:eastAsiaTheme="majorEastAsia"/>
-      <w:color w:themeColor="accent1" w:themeShade="BF" w:val="0F4761"/>
+      <w:rFonts w:asciiTheme="majorHAnsi" w:cstheme="majorBidi" w:eastAsiaTheme="majorEastAsia" w:hAnsiTheme="majorHAnsi"/>
+      <w:iCs/>
+      <w:color w:themeColor="accent1" w:val="4F81BD"/>
+      <w:sz w:val="24"/>
+      <w:szCs w:val="24"/>
     </w:rPr>
   </w:style>
   <w:style w:styleId="Heading6" w:type="paragraph">
-    <w:name w:val="heading 6"/>
+    <w:name w:val="Heading 6"/>
     <w:basedOn w:val="Normal"/>
     <w:next w:val="BodyText"/>
-    <w:link w:val="Heading6Char"/>
     <w:uiPriority w:val="9"/>
-    <w:semiHidden/>
     <w:unhideWhenUsed/>
     <w:qFormat/>
-    <w:rsid w:val="00A10FD9"/>
     <w:pPr>
       <w:keepNext/>
       <w:keepLines/>
-      <w:spacing w:after="0" w:before="40"/>
+      <w:spacing w:after="0" w:before="200"/>
       <w:outlineLvl w:val="5"/>
     </w:pPr>
     <w:rPr>
-      <w:rFonts w:cstheme="majorBidi" w:eastAsiaTheme="majorEastAsia"/>
-      <w:i/>
-      <w:iCs/>
-      <w:color w:themeColor="text1" w:themeTint="A6" w:val="595959"/>
+      <w:rFonts w:asciiTheme="majorHAnsi" w:cstheme="majorBidi" w:eastAsiaTheme="majorEastAsia" w:hAnsiTheme="majorHAnsi"/>
+      <w:color w:themeColor="accent1" w:val="4F81BD"/>
+      <w:sz w:val="24"/>
+      <w:szCs w:val="24"/>
     </w:rPr>
   </w:style>
   <w:style w:styleId="Heading7" w:type="paragraph">
-    <w:name w:val="heading 7"/>
+    <w:name w:val="Heading 7"/>
     <w:basedOn w:val="Normal"/>
     <w:next w:val="BodyText"/>
-    <w:link w:val="Heading7Char"/>
     <w:uiPriority w:val="9"/>
-    <w:semiHidden/>
     <w:unhideWhenUsed/>
     <w:qFormat/>
-    <w:rsid w:val="00A10FD9"/>
     <w:pPr>
       <w:keepNext/>
       <w:keepLines/>
-      <w:spacing w:after="0" w:before="40"/>
+      <w:spacing w:after="0" w:before="200"/>
       <w:outlineLvl w:val="6"/>
     </w:pPr>
     <w:rPr>
-      <w:rFonts w:cstheme="majorBidi" w:eastAsiaTheme="majorEastAsia"/>
-      <w:color w:themeColor="text1" w:themeTint="A6" w:val="595959"/>
+      <w:rFonts w:asciiTheme="majorHAnsi" w:cstheme="majorBidi" w:eastAsiaTheme="majorEastAsia" w:hAnsiTheme="majorHAnsi"/>
+      <w:color w:themeColor="accent1" w:val="4F81BD"/>
+      <w:sz w:val="24"/>
+      <w:szCs w:val="24"/>
     </w:rPr>
   </w:style>
   <w:style w:styleId="Heading8" w:type="paragraph">
-    <w:name w:val="heading 8"/>
+    <w:name w:val="Heading 8"/>
     <w:basedOn w:val="Normal"/>
     <w:next w:val="BodyText"/>
-    <w:link w:val="Heading8Char"/>
     <w:uiPriority w:val="9"/>
-    <w:semiHidden/>
     <w:unhideWhenUsed/>
     <w:qFormat/>
-    <w:rsid w:val="00A10FD9"/>
     <w:pPr>
       <w:keepNext/>
       <w:keepLines/>
-      <w:spacing w:after="0"/>
+      <w:spacing w:after="0" w:before="200"/>
       <w:outlineLvl w:val="7"/>
     </w:pPr>
     <w:rPr>
-      <w:rFonts w:cstheme="majorBidi" w:eastAsiaTheme="majorEastAsia"/>
-      <w:i/>
-      <w:iCs/>
-      <w:color w:themeColor="text1" w:themeTint="D8" w:val="272727"/>
+      <w:rFonts w:asciiTheme="majorHAnsi" w:cstheme="majorBidi" w:eastAsiaTheme="majorEastAsia" w:hAnsiTheme="majorHAnsi"/>
+      <w:color w:themeColor="accent1" w:val="4F81BD"/>
+      <w:sz w:val="24"/>
+      <w:szCs w:val="24"/>
     </w:rPr>
   </w:style>
   <w:style w:styleId="Heading9" w:type="paragraph">
-    <w:name w:val="heading 9"/>
+    <w:name w:val="Heading 9"/>
     <w:basedOn w:val="Normal"/>
     <w:next w:val="BodyText"/>
-    <w:link w:val="Heading9Char"/>
     <w:uiPriority w:val="9"/>
-    <w:semiHidden/>
     <w:unhideWhenUsed/>
     <w:qFormat/>
-    <w:rsid w:val="00A10FD9"/>
     <w:pPr>
       <w:keepNext/>
       <w:keepLines/>
-      <w:spacing w:after="0"/>
+      <w:spacing w:after="0" w:before="200"/>
       <w:outlineLvl w:val="8"/>
     </w:pPr>
     <w:rPr>
-      <w:rFonts w:cstheme="majorBidi" w:eastAsiaTheme="majorEastAsia"/>
-      <w:color w:themeColor="text1" w:themeTint="D8" w:val="272727"/>
-    </w:rPr>
-  </w:style>
-  <w:style w:customStyle="1" w:styleId="Heading1Char" w:type="character">
-    <w:name w:val="Heading 1 Char"/>
-    <w:basedOn w:val="DefaultParagraphFont"/>
-    <w:link w:val="Heading1"/>
-    <w:uiPriority w:val="9"/>
-    <w:rsid w:val="00A10FD9"/>
-    <w:rPr>
       <w:rFonts w:asciiTheme="majorHAnsi" w:cstheme="majorBidi" w:eastAsiaTheme="majorEastAsia" w:hAnsiTheme="majorHAnsi"/>
-      <w:color w:themeColor="accent1" w:themeShade="BF" w:val="0F4761"/>
-      <w:sz w:val="40"/>
-      <w:szCs w:val="40"/>
-    </w:rPr>
-  </w:style>
-  <w:style w:customStyle="1" w:styleId="Heading2Char" w:type="character">
-    <w:name w:val="Heading 2 Char"/>
-    <w:basedOn w:val="DefaultParagraphFont"/>
-    <w:link w:val="Heading2"/>
-    <w:uiPriority w:val="9"/>
-    <w:semiHidden/>
-    <w:rsid w:val="00A10FD9"/>
-    <w:rPr>
-      <w:rFonts w:asciiTheme="majorHAnsi" w:cstheme="majorBidi" w:eastAsiaTheme="majorEastAsia" w:hAnsiTheme="majorHAnsi"/>
-      <w:color w:themeColor="accent1" w:themeShade="BF" w:val="0F4761"/>
-      <w:sz w:val="32"/>
-      <w:szCs w:val="32"/>
-    </w:rPr>
-  </w:style>
-  <w:style w:customStyle="1" w:styleId="Heading3Char" w:type="character">
-    <w:name w:val="Heading 3 Char"/>
-    <w:basedOn w:val="DefaultParagraphFont"/>
-    <w:link w:val="Heading3"/>
-    <w:uiPriority w:val="9"/>
-    <w:semiHidden/>
-    <w:rsid w:val="00A10FD9"/>
-    <w:rPr>
-      <w:rFonts w:cstheme="majorBidi" w:eastAsiaTheme="majorEastAsia"/>
-      <w:color w:themeColor="accent1" w:themeShade="BF" w:val="0F4761"/>
-      <w:sz w:val="28"/>
-      <w:szCs w:val="28"/>
-    </w:rPr>
-  </w:style>
-  <w:style w:customStyle="1" w:styleId="Heading4Char" w:type="character">
-    <w:name w:val="Heading 4 Char"/>
-    <w:basedOn w:val="DefaultParagraphFont"/>
-    <w:link w:val="Heading4"/>
-    <w:uiPriority w:val="9"/>
-    <w:semiHidden/>
-    <w:rsid w:val="00A10FD9"/>
-    <w:rPr>
-      <w:rFonts w:cstheme="majorBidi" w:eastAsiaTheme="majorEastAsia"/>
-      <w:i/>
-      <w:iCs/>
-      <w:color w:themeColor="accent1" w:themeShade="BF" w:val="0F4761"/>
-    </w:rPr>
-  </w:style>
-  <w:style w:customStyle="1" w:styleId="Heading5Char" w:type="character">
-    <w:name w:val="Heading 5 Char"/>
-    <w:basedOn w:val="DefaultParagraphFont"/>
-    <w:link w:val="Heading5"/>
-    <w:uiPriority w:val="9"/>
-    <w:semiHidden/>
-    <w:rsid w:val="00A10FD9"/>
-    <w:rPr>
-      <w:rFonts w:cstheme="majorBidi" w:eastAsiaTheme="majorEastAsia"/>
-      <w:color w:themeColor="accent1" w:themeShade="BF" w:val="0F4761"/>
-    </w:rPr>
-  </w:style>
-  <w:style w:customStyle="1" w:styleId="Heading6Char" w:type="character">
-    <w:name w:val="Heading 6 Char"/>
-    <w:basedOn w:val="DefaultParagraphFont"/>
-    <w:link w:val="Heading6"/>
-    <w:uiPriority w:val="9"/>
-    <w:semiHidden/>
-    <w:rsid w:val="00A10FD9"/>
-    <w:rPr>
-      <w:rFonts w:cstheme="majorBidi" w:eastAsiaTheme="majorEastAsia"/>
-      <w:i/>
-      <w:iCs/>
-      <w:color w:themeColor="text1" w:themeTint="A6" w:val="595959"/>
-    </w:rPr>
-  </w:style>
-  <w:style w:customStyle="1" w:styleId="Heading7Char" w:type="character">
-    <w:name w:val="Heading 7 Char"/>
-    <w:basedOn w:val="DefaultParagraphFont"/>
-    <w:link w:val="Heading7"/>
-    <w:uiPriority w:val="9"/>
-    <w:semiHidden/>
-    <w:rsid w:val="00A10FD9"/>
-    <w:rPr>
-      <w:rFonts w:cstheme="majorBidi" w:eastAsiaTheme="majorEastAsia"/>
-      <w:color w:themeColor="text1" w:themeTint="A6" w:val="595959"/>
-    </w:rPr>
-  </w:style>
-  <w:style w:customStyle="1" w:styleId="Heading8Char" w:type="character">
-    <w:name w:val="Heading 8 Char"/>
-    <w:basedOn w:val="DefaultParagraphFont"/>
-    <w:link w:val="Heading8"/>
-    <w:uiPriority w:val="9"/>
-    <w:semiHidden/>
-    <w:rsid w:val="00A10FD9"/>
-    <w:rPr>
-      <w:rFonts w:cstheme="majorBidi" w:eastAsiaTheme="majorEastAsia"/>
-      <w:i/>
-      <w:iCs/>
-      <w:color w:themeColor="text1" w:themeTint="D8" w:val="272727"/>
-    </w:rPr>
-  </w:style>
-  <w:style w:customStyle="1" w:styleId="Heading9Char" w:type="character">
-    <w:name w:val="Heading 9 Char"/>
-    <w:basedOn w:val="DefaultParagraphFont"/>
-    <w:link w:val="Heading9"/>
-    <w:uiPriority w:val="9"/>
-    <w:semiHidden/>
-    <w:rsid w:val="00A10FD9"/>
-    <w:rPr>
-      <w:rFonts w:cstheme="majorBidi" w:eastAsiaTheme="majorEastAsia"/>
-      <w:color w:themeColor="text1" w:themeTint="D8" w:val="272727"/>
+      <w:color w:themeColor="accent1" w:val="4F81BD"/>
+      <w:sz w:val="24"/>
+      <w:szCs w:val="24"/>
     </w:rPr>
   </w:style>
   <w:style w:styleId="BlockText" w:type="paragraph">
@@ -9546,18 +9380,6 @@
     <w:unhideWhenUsed/>
     <w:qFormat/>
   </w:style>
-  <w:style w:styleId="FootnoteBlockText" w:type="paragraph">
-    <w:name w:val="Footnote Block Text"/>
-    <w:basedOn w:val="FootnoteText"/>
-    <w:next w:val="FootnoteText"/>
-    <w:uiPriority w:val="9"/>
-    <w:unhideWhenUsed/>
-    <w:qFormat/>
-    <w:pPr>
-      <w:spacing w:after="100" w:before="100"/>
-      <w:ind w:firstLine="0" w:left="480" w:right="480"/>
-    </w:pPr>
-  </w:style>
   <w:style w:default="1" w:styleId="DefaultParagraphFont" w:type="character">
     <w:name w:val="Default Paragraph Font"/>
     <w:semiHidden/>
@@ -9579,11 +9401,18 @@
       </w:tblCellMar>
     </w:tblPr>
     <w:tblStylePr w:type="firstRow">
+      <w:tblPr>
+        <w:jc w:val="left"/>
+        <w:tblInd w:type="dxa" w:w="0"/>
+      </w:tblPr>
+      <w:trPr>
+        <w:jc w:val="left"/>
+      </w:trPr>
       <w:tcPr>
+        <w:vAlign w:val="bottom"/>
         <w:tcBorders>
           <w:bottom w:val="single"/>
         </w:tcBorders>
-        <w:vAlign w:val="bottom"/>
       </w:tcPr>
     </w:tblStylePr>
   </w:style>
@@ -9698,8 +9527,8 @@
     <w:name w:val="KeywordTok"/>
     <w:basedOn w:val="VerbatimChar"/>
     <w:rPr>
+      <w:color w:val="007020"/>
       <w:b/>
-      <w:color w:val="007020"/>
     </w:rPr>
   </w:style>
   <w:style w:type="character" w:customStyle="1" w:styleId="DataTypeTok">
@@ -9776,42 +9605,42 @@
     <w:name w:val="ImportTok"/>
     <w:basedOn w:val="VerbatimChar"/>
     <w:rPr>
+      <w:color w:val="008000"/>
       <w:b/>
-      <w:color w:val="008000"/>
     </w:rPr>
   </w:style>
   <w:style w:type="character" w:customStyle="1" w:styleId="CommentTok">
     <w:name w:val="CommentTok"/>
     <w:basedOn w:val="VerbatimChar"/>
     <w:rPr>
+      <w:color w:val="60a0b0"/>
       <w:i/>
-      <w:color w:val="60a0b0"/>
     </w:rPr>
   </w:style>
   <w:style w:type="character" w:customStyle="1" w:styleId="DocumentationTok">
     <w:name w:val="DocumentationTok"/>
     <w:basedOn w:val="VerbatimChar"/>
     <w:rPr>
+      <w:color w:val="ba2121"/>
       <w:i/>
-      <w:color w:val="ba2121"/>
     </w:rPr>
   </w:style>
   <w:style w:type="character" w:customStyle="1" w:styleId="AnnotationTok">
     <w:name w:val="AnnotationTok"/>
     <w:basedOn w:val="VerbatimChar"/>
     <w:rPr>
+      <w:color w:val="60a0b0"/>
       <w:b/>
       <w:i/>
-      <w:color w:val="60a0b0"/>
     </w:rPr>
   </w:style>
   <w:style w:type="character" w:customStyle="1" w:styleId="CommentVarTok">
     <w:name w:val="CommentVarTok"/>
     <w:basedOn w:val="VerbatimChar"/>
     <w:rPr>
+      <w:color w:val="60a0b0"/>
       <w:b/>
       <w:i/>
-      <w:color w:val="60a0b0"/>
     </w:rPr>
   </w:style>
   <w:style w:type="character" w:customStyle="1" w:styleId="OtherTok">
@@ -9839,8 +9668,8 @@
     <w:name w:val="ControlFlowTok"/>
     <w:basedOn w:val="VerbatimChar"/>
     <w:rPr>
+      <w:color w:val="007020"/>
       <w:b/>
-      <w:color w:val="007020"/>
     </w:rPr>
   </w:style>
   <w:style w:type="character" w:customStyle="1" w:styleId="OperatorTok">
@@ -9885,34 +9714,34 @@
     <w:name w:val="InformationTok"/>
     <w:basedOn w:val="VerbatimChar"/>
     <w:rPr>
+      <w:color w:val="60a0b0"/>
       <w:b/>
       <w:i/>
-      <w:color w:val="60a0b0"/>
     </w:rPr>
   </w:style>
   <w:style w:type="character" w:customStyle="1" w:styleId="WarningTok">
     <w:name w:val="WarningTok"/>
     <w:basedOn w:val="VerbatimChar"/>
     <w:rPr>
+      <w:color w:val="60a0b0"/>
       <w:b/>
       <w:i/>
-      <w:color w:val="60a0b0"/>
     </w:rPr>
   </w:style>
   <w:style w:type="character" w:customStyle="1" w:styleId="AlertTok">
     <w:name w:val="AlertTok"/>
     <w:basedOn w:val="VerbatimChar"/>
     <w:rPr>
+      <w:color w:val="ff0000"/>
       <w:b/>
-      <w:color w:val="ff0000"/>
     </w:rPr>
   </w:style>
   <w:style w:type="character" w:customStyle="1" w:styleId="ErrorTok">
     <w:name w:val="ErrorTok"/>
     <w:basedOn w:val="VerbatimChar"/>
     <w:rPr>
+      <w:color w:val="ff0000"/>
       <w:b/>
-      <w:color w:val="ff0000"/>
     </w:rPr>
   </w:style>
   <w:style w:type="character" w:customStyle="1" w:styleId="NormalTok">
@@ -9934,44 +9763,44 @@
         <a:sysClr val="window" lastClr="FFFFFF"/>
       </a:lt1>
       <a:dk2>
-        <a:srgbClr val="0E2841"/>
+        <a:srgbClr val="1F497D"/>
       </a:dk2>
       <a:lt2>
-        <a:srgbClr val="E8E8E8"/>
+        <a:srgbClr val="EEECE1"/>
       </a:lt2>
       <a:accent1>
-        <a:srgbClr val="156082"/>
+        <a:srgbClr val="4F81BD"/>
       </a:accent1>
       <a:accent2>
-        <a:srgbClr val="E97132"/>
+        <a:srgbClr val="C0504D"/>
       </a:accent2>
       <a:accent3>
-        <a:srgbClr val="196B24"/>
+        <a:srgbClr val="9BBB59"/>
       </a:accent3>
       <a:accent4>
-        <a:srgbClr val="0F9ED5"/>
+        <a:srgbClr val="8064A2"/>
       </a:accent4>
       <a:accent5>
-        <a:srgbClr val="A02B93"/>
+        <a:srgbClr val="4BACC6"/>
       </a:accent5>
       <a:accent6>
-        <a:srgbClr val="4EA72E"/>
+        <a:srgbClr val="F79646"/>
       </a:accent6>
       <a:hlink>
-        <a:srgbClr val="467886"/>
+        <a:srgbClr val="0000FF"/>
       </a:hlink>
       <a:folHlink>
-        <a:srgbClr val="96607D"/>
+        <a:srgbClr val="800080"/>
       </a:folHlink>
     </a:clrScheme>
     <a:fontScheme name="Office">
       <a:majorFont>
-        <a:latin typeface="Aptos Display" panose="02110004020202020204"/>
+        <a:latin typeface="Calibri"/>
         <a:ea typeface=""/>
         <a:cs typeface=""/>
-        <a:font script="Jpan" typeface="游ゴシック Light"/>
+        <a:font script="Jpan" typeface="ＭＳ ゴシック"/>
         <a:font script="Hang" typeface="맑은 고딕"/>
-        <a:font script="Hans" typeface="等线 Light"/>
+        <a:font script="Hans" typeface="宋体"/>
         <a:font script="Hant" typeface="新細明體"/>
         <a:font script="Arab" typeface="Times New Roman"/>
         <a:font script="Hebr" typeface="Times New Roman"/>
@@ -9998,32 +9827,14 @@
         <a:font script="Mong" typeface="Mongolian Baiti"/>
         <a:font script="Viet" typeface="Times New Roman"/>
         <a:font script="Uigh" typeface="Microsoft Uighur"/>
-        <a:font script="Geor" typeface="Sylfaen"/>
-        <a:font script="Armn" typeface="Arial"/>
-        <a:font script="Bugi" typeface="Leelawadee UI"/>
-        <a:font script="Bopo" typeface="Microsoft JhengHei"/>
-        <a:font script="Java" typeface="Javanese Text"/>
-        <a:font script="Lisu" typeface="Segoe UI"/>
-        <a:font script="Mymr" typeface="Myanmar Text"/>
-        <a:font script="Nkoo" typeface="Ebrima"/>
-        <a:font script="Olck" typeface="Nirmala UI"/>
-        <a:font script="Osma" typeface="Ebrima"/>
-        <a:font script="Phag" typeface="Phagspa"/>
-        <a:font script="Syrn" typeface="Estrangelo Edessa"/>
-        <a:font script="Syrj" typeface="Estrangelo Edessa"/>
-        <a:font script="Syre" typeface="Estrangelo Edessa"/>
-        <a:font script="Sora" typeface="Nirmala UI"/>
-        <a:font script="Tale" typeface="Microsoft Tai Le"/>
-        <a:font script="Talu" typeface="Microsoft New Tai Lue"/>
-        <a:font script="Tfng" typeface="Ebrima"/>
       </a:majorFont>
       <a:minorFont>
-        <a:latin typeface="Aptos" panose="02110004020202020204"/>
+        <a:latin typeface="Cambria"/>
         <a:ea typeface=""/>
         <a:cs typeface=""/>
-        <a:font script="Jpan" typeface="游明朝"/>
+        <a:font script="Jpan" typeface="ＭＳ 明朝"/>
         <a:font script="Hang" typeface="맑은 고딕"/>
-        <a:font script="Hans" typeface="等线"/>
+        <a:font script="Hans" typeface="宋体"/>
         <a:font script="Hant" typeface="新細明體"/>
         <a:font script="Arab" typeface="Arial"/>
         <a:font script="Hebr" typeface="Arial"/>
@@ -10050,24 +9861,6 @@
         <a:font script="Mong" typeface="Mongolian Baiti"/>
         <a:font script="Viet" typeface="Arial"/>
         <a:font script="Uigh" typeface="Microsoft Uighur"/>
-        <a:font script="Geor" typeface="Sylfaen"/>
-        <a:font script="Armn" typeface="Arial"/>
-        <a:font script="Bugi" typeface="Leelawadee UI"/>
-        <a:font script="Bopo" typeface="Microsoft JhengHei"/>
-        <a:font script="Java" typeface="Javanese Text"/>
-        <a:font script="Lisu" typeface="Segoe UI"/>
-        <a:font script="Mymr" typeface="Myanmar Text"/>
-        <a:font script="Nkoo" typeface="Ebrima"/>
-        <a:font script="Olck" typeface="Nirmala UI"/>
-        <a:font script="Osma" typeface="Ebrima"/>
-        <a:font script="Phag" typeface="Phagspa"/>
-        <a:font script="Syrn" typeface="Estrangelo Edessa"/>
-        <a:font script="Syrj" typeface="Estrangelo Edessa"/>
-        <a:font script="Syre" typeface="Estrangelo Edessa"/>
-        <a:font script="Sora" typeface="Nirmala UI"/>
-        <a:font script="Tale" typeface="Microsoft Tai Le"/>
-        <a:font script="Talu" typeface="Microsoft New Tai Lue"/>
-        <a:font script="Tfng" typeface="Ebrima"/>
       </a:minorFont>
     </a:fontScheme>
     <a:fmtScheme name="Office">
@@ -10079,141 +9872,200 @@
           <a:gsLst>
             <a:gs pos="0">
               <a:schemeClr val="phClr">
-                <a:lumMod val="110000"/>
-                <a:satMod val="105000"/>
-                <a:tint val="67000"/>
+                <a:tint val="50000"/>
+                <a:satMod val="300000"/>
               </a:schemeClr>
             </a:gs>
-            <a:gs pos="50000">
+            <a:gs pos="35000">
               <a:schemeClr val="phClr">
-                <a:lumMod val="105000"/>
-                <a:satMod val="103000"/>
-                <a:tint val="73000"/>
+                <a:tint val="37000"/>
+                <a:satMod val="300000"/>
               </a:schemeClr>
             </a:gs>
             <a:gs pos="100000">
               <a:schemeClr val="phClr">
-                <a:lumMod val="105000"/>
-                <a:satMod val="109000"/>
-                <a:tint val="81000"/>
+                <a:tint val="15000"/>
+                <a:satMod val="350000"/>
               </a:schemeClr>
             </a:gs>
           </a:gsLst>
-          <a:lin ang="5400000" scaled="0"/>
+          <a:lin ang="16200000" scaled="1"/>
         </a:gradFill>
         <a:gradFill rotWithShape="1">
           <a:gsLst>
             <a:gs pos="0">
               <a:schemeClr val="phClr">
-                <a:satMod val="103000"/>
-                <a:lumMod val="102000"/>
-                <a:tint val="94000"/>
-              </a:schemeClr>
-            </a:gs>
-            <a:gs pos="50000">
-              <a:schemeClr val="phClr">
-                <a:satMod val="110000"/>
-                <a:lumMod val="100000"/>
+                <a:tint val="100000"/>
                 <a:shade val="100000"/>
+                <a:satMod val="130000"/>
               </a:schemeClr>
             </a:gs>
             <a:gs pos="100000">
               <a:schemeClr val="phClr">
-                <a:lumMod val="99000"/>
-                <a:satMod val="120000"/>
-                <a:shade val="78000"/>
+                <a:tint val="50000"/>
+                <a:shade val="100000"/>
+                <a:satMod val="350000"/>
               </a:schemeClr>
             </a:gs>
           </a:gsLst>
-          <a:lin ang="5400000" scaled="0"/>
+          <a:lin ang="16200000" scaled="0"/>
         </a:gradFill>
       </a:fillStyleLst>
       <a:lnStyleLst>
-        <a:ln w="6350" cap="flat" cmpd="sng" algn="ctr">
+        <a:ln w="9525" cap="flat" cmpd="sng" algn="ctr">
+          <a:solidFill>
+            <a:schemeClr val="phClr">
+              <a:shade val="95000"/>
+              <a:satMod val="105000"/>
+            </a:schemeClr>
+          </a:solidFill>
+          <a:prstDash val="solid"/>
+        </a:ln>
+        <a:ln w="25400" cap="flat" cmpd="sng" algn="ctr">
           <a:solidFill>
             <a:schemeClr val="phClr"/>
           </a:solidFill>
           <a:prstDash val="solid"/>
-          <a:miter lim="800000"/>
         </a:ln>
-        <a:ln w="12700" cap="flat" cmpd="sng" algn="ctr">
+        <a:ln w="38100" cap="flat" cmpd="sng" algn="ctr">
           <a:solidFill>
             <a:schemeClr val="phClr"/>
           </a:solidFill>
           <a:prstDash val="solid"/>
-          <a:miter lim="800000"/>
-        </a:ln>
-        <a:ln w="19050" cap="flat" cmpd="sng" algn="ctr">
-          <a:solidFill>
-            <a:schemeClr val="phClr"/>
-          </a:solidFill>
-          <a:prstDash val="solid"/>
-          <a:miter lim="800000"/>
         </a:ln>
       </a:lnStyleLst>
       <a:effectStyleLst>
         <a:effectStyle>
-          <a:effectLst/>
-        </a:effectStyle>
-        <a:effectStyle>
-          <a:effectLst/>
+          <a:effectLst>
+            <a:outerShdw blurRad="40000" dist="20000" dir="5400000" rotWithShape="0">
+              <a:srgbClr val="000000">
+                <a:alpha val="38000"/>
+              </a:srgbClr>
+            </a:outerShdw>
+          </a:effectLst>
         </a:effectStyle>
         <a:effectStyle>
           <a:effectLst>
-            <a:outerShdw blurRad="57150" dist="19050" dir="5400000" algn="ctr" rotWithShape="0">
+            <a:outerShdw blurRad="40000" dist="23000" dir="5400000" rotWithShape="0">
               <a:srgbClr val="000000">
-                <a:alpha val="63000"/>
+                <a:alpha val="35000"/>
               </a:srgbClr>
             </a:outerShdw>
           </a:effectLst>
+        </a:effectStyle>
+        <a:effectStyle>
+          <a:effectLst>
+            <a:outerShdw blurRad="40000" dist="23000" dir="5400000" rotWithShape="0">
+              <a:srgbClr val="000000">
+                <a:alpha val="35000"/>
+              </a:srgbClr>
+            </a:outerShdw>
+          </a:effectLst>
+          <a:scene3d>
+            <a:camera prst="orthographicFront">
+              <a:rot lat="0" lon="0" rev="0"/>
+            </a:camera>
+            <a:lightRig rig="threePt" dir="t">
+              <a:rot lat="0" lon="0" rev="1200000"/>
+            </a:lightRig>
+          </a:scene3d>
+          <a:sp3d>
+            <a:bevelT w="63500" h="25400"/>
+          </a:sp3d>
         </a:effectStyle>
       </a:effectStyleLst>
       <a:bgFillStyleLst>
         <a:solidFill>
           <a:schemeClr val="phClr"/>
         </a:solidFill>
-        <a:solidFill>
-          <a:schemeClr val="phClr">
-            <a:tint val="95000"/>
-            <a:satMod val="170000"/>
-          </a:schemeClr>
-        </a:solidFill>
         <a:gradFill rotWithShape="1">
           <a:gsLst>
             <a:gs pos="0">
               <a:schemeClr val="phClr">
-                <a:tint val="93000"/>
-                <a:satMod val="150000"/>
-                <a:shade val="98000"/>
-                <a:lumMod val="102000"/>
+                <a:tint val="40000"/>
+                <a:satMod val="350000"/>
               </a:schemeClr>
             </a:gs>
-            <a:gs pos="50000">
+            <a:gs pos="40000">
               <a:schemeClr val="phClr">
-                <a:tint val="98000"/>
-                <a:satMod val="130000"/>
-                <a:shade val="90000"/>
-                <a:lumMod val="103000"/>
+                <a:tint val="45000"/>
+                <a:shade val="99000"/>
+                <a:satMod val="350000"/>
               </a:schemeClr>
             </a:gs>
             <a:gs pos="100000">
               <a:schemeClr val="phClr">
-                <a:shade val="63000"/>
-                <a:satMod val="120000"/>
+                <a:shade val="20000"/>
+                <a:satMod val="255000"/>
               </a:schemeClr>
             </a:gs>
           </a:gsLst>
-          <a:lin ang="5400000" scaled="0"/>
+          <a:path path="circle">
+            <a:fillToRect l="50000" t="-80000" r="50000" b="180000"/>
+          </a:path>
+        </a:gradFill>
+        <a:gradFill rotWithShape="1">
+          <a:gsLst>
+            <a:gs pos="0">
+              <a:schemeClr val="phClr">
+                <a:tint val="80000"/>
+                <a:satMod val="300000"/>
+              </a:schemeClr>
+            </a:gs>
+            <a:gs pos="100000">
+              <a:schemeClr val="phClr">
+                <a:shade val="30000"/>
+                <a:satMod val="200000"/>
+              </a:schemeClr>
+            </a:gs>
+          </a:gsLst>
+          <a:path path="circle">
+            <a:fillToRect l="50000" t="50000" r="50000" b="50000"/>
+          </a:path>
         </a:gradFill>
       </a:bgFillStyleLst>
     </a:fmtScheme>
   </a:themeElements>
-  <a:objectDefaults/>
+  <a:objectDefaults>
+    <a:spDef>
+      <a:spPr/>
+      <a:bodyPr/>
+      <a:lstStyle/>
+      <a:style>
+        <a:lnRef idx="1">
+          <a:schemeClr val="accent1"/>
+        </a:lnRef>
+        <a:fillRef idx="3">
+          <a:schemeClr val="accent1"/>
+        </a:fillRef>
+        <a:effectRef idx="2">
+          <a:schemeClr val="accent1"/>
+        </a:effectRef>
+        <a:fontRef idx="minor">
+          <a:schemeClr val="lt1"/>
+        </a:fontRef>
+      </a:style>
+    </a:spDef>
+    <a:lnDef>
+      <a:spPr/>
+      <a:bodyPr/>
+      <a:lstStyle/>
+      <a:style>
+        <a:lnRef idx="2">
+          <a:schemeClr val="accent1"/>
+        </a:lnRef>
+        <a:fillRef idx="0">
+          <a:schemeClr val="accent1"/>
+        </a:fillRef>
+        <a:effectRef idx="1">
+          <a:schemeClr val="accent1"/>
+        </a:effectRef>
+        <a:fontRef idx="minor">
+          <a:schemeClr val="tx1"/>
+        </a:fontRef>
+      </a:style>
+    </a:lnDef>
+  </a:objectDefaults>
   <a:extraClrSchemeLst/>
-  <a:extLst>
-    <a:ext uri="{05A4C25C-085E-4340-85A3-A5531E510DB2}">
-      <thm15:themeFamily xmlns:thm15="http://schemas.microsoft.com/office/thememl/2012/main" name="Office Theme" id="{2E142A2C-CD16-42D6-873A-C26D2A0506FA}" vid="{1BDDFF52-6CD6-40A5-AB3C-68EB2F1E4D0A}"/>
-    </a:ext>
-  </a:extLst>
 </a:theme>
 </file>
--- a/01-foundations/NIST_RMF_SP_800-53/Portugues_BR/NIST_RMF_and_SP_800-53_Release_5.2.0_Practical_Manual_Portugues_BR_v1.0.docx
+++ b/01-foundations/NIST_RMF_SP_800-53/Portugues_BR/NIST_RMF_and_SP_800-53_Release_5.2.0_Practical_Manual_Portugues_BR_v1.0.docx
@@ -8,8 +8,8 @@
       </w:pPr>
       <w:r>
         <w:rPr>
+          <w:bCs/>
           <w:b/>
-          <w:bCs/>
         </w:rPr>
         <w:t xml:space="preserve">Status da revisão:</w:t>
       </w:r>
@@ -98,7 +98,7 @@
         <w:t xml:space="preserve">Este manual usa linguagem simples, documentos de trabalho realistas e laboratórios seguros. Os termos federais são explicados, mas as organizações não federais podem adaptar os conceitos. Requisitos e autoridade variam de acordo com a lei, agência, contrato, setor, sistema e risco. Use fontes oficiais atuais e segurança qualificada, privacidade, engenharia, legal, aquisição, auditoria e autorizar profissionais para decisões reais.</w:t>
       </w:r>
     </w:p>
-    <w:bookmarkStart w:id="9" w:name="X318fbfee1bd3fad54db50c67cf3ffbbb5d3d4b3"/>
+    <w:bookmarkStart w:id="20" w:name="X318fbfee1bd3fad54db50c67cf3ffbbb5d3d4b3"/>
     <w:p>
       <w:pPr>
         <w:pStyle w:val="Heading2"/>
@@ -107,8 +107,8 @@
         <w:t xml:space="preserve">Nota de informação actual:** Verificada em 14 de Julho de 2026: SP 800-37 Rev. 2 continua a ser a RMF final atual; SP 800-53 e SP 800-53A estão na Release 5.2.0 (2025 de Agosto); SP 800-53B linhas de base foram relançadas sem alterações basais; SP 800-18 Rev. 2 foi finalizada em 30 de Junho de 2026.</w:t>
       </w:r>
     </w:p>
-    <w:bookmarkEnd w:id="9"/>
-    <w:bookmarkStart w:id="10" w:name="como-usar-este-manual"/>
+    <w:bookmarkEnd w:id="20"/>
+    <w:bookmarkStart w:id="21" w:name="como-usar-este-manual"/>
     <w:p>
       <w:pPr>
         <w:pStyle w:val="Heading2"/>
@@ -1624,8 +1624,8 @@
         <w:t xml:space="preserve">Guia do Capítulo</w:t>
       </w:r>
     </w:p>
-    <w:bookmarkEnd w:id="10"/>
-    <w:bookmarkStart w:id="11" w:name="capítulo-título-início-na-página"/>
+    <w:bookmarkEnd w:id="21"/>
+    <w:bookmarkStart w:id="22" w:name="capítulo-título-início-na-página"/>
     <w:p>
       <w:pPr>
         <w:pStyle w:val="Heading2"/>
@@ -1816,8 +1816,8 @@
         <w:t xml:space="preserve">Modelos, Glossário, Índice e Referências</w:t>
       </w:r>
     </w:p>
-    <w:bookmarkEnd w:id="11"/>
-    <w:bookmarkStart w:id="13" w:name="fundação-rmf-e-sp-800-53"/>
+    <w:bookmarkEnd w:id="22"/>
+    <w:bookmarkStart w:id="24" w:name="fundação-rmf-e-sp-800-53"/>
     <w:p>
       <w:pPr>
         <w:pStyle w:val="Heading1"/>
@@ -1847,7 +1847,7 @@
         <w:t xml:space="preserve">Figura 1. Sete passos RMF</w:t>
       </w:r>
     </w:p>
-    <w:bookmarkStart w:id="12" w:name="não-é-o-mesmo-que"/>
+    <w:bookmarkStart w:id="23" w:name="não-é-o-mesmo-que"/>
     <w:p>
       <w:pPr>
         <w:pStyle w:val="Heading2"/>
@@ -1874,82 +1874,82 @@
       </w:r>
       <w:r>
         <w:rPr>
+          <w:iCs/>
           <w:i/>
+        </w:rPr>
+        <w:t xml:space="preserve"> </w:t>
+      </w:r>
+      <w:r>
+        <w:t xml:space="preserve"> </w:t>
+      </w:r>
+      <w:r>
+        <w:t xml:space="preserve">SP 800-53B * Federal baixa, moderada, alta e bases de dados de privacidade, além de orientação de alfaiataria * Um conjunto de controle final personalizado *</w:t>
+      </w:r>
+      <w:r>
+        <w:t xml:space="preserve"> </w:t>
+      </w:r>
+      <w:r>
+        <w:t xml:space="preserve">• SP 800-53A • Metodologia e procedimentos de avaliação</w:t>
+      </w:r>
+      <w:r>
+        <w:t xml:space="preserve"> </w:t>
+      </w:r>
+      <w:r>
+        <w:t xml:space="preserve">• Autorização • Decisão de risco do funcionário principal baseada num pacote de provas</w:t>
+      </w:r>
+      <w:r>
+        <w:t xml:space="preserve"> </w:t>
+      </w:r>
+      <w:r>
+        <w:t xml:space="preserve">• Monitoramento contínuo • Conscientização contínua dos controles, mudanças e riscos</w:t>
+      </w:r>
+    </w:p>
+    <w:p>
+      <w:pPr>
+        <w:pStyle w:val="BodyText"/>
+      </w:pPr>
+      <w:r>
+        <w:t xml:space="preserve">*Idéia Core:** Os controles reduzem o risco somente quando são corretamente selecionados, implementados, operados, avaliados, corrigidos e monitorados no contexto real do sistema. □</w:t>
+      </w:r>
+      <w:r>
+        <w:t xml:space="preserve"> </w:t>
+      </w:r>
+      <w:r>
+        <w:t xml:space="preserve">□———————————————————————————————————————————————————————————————————————————–</w:t>
+      </w:r>
+    </w:p>
+    <w:bookmarkEnd w:id="23"/>
+    <w:bookmarkEnd w:id="24"/>
+    <w:bookmarkStart w:id="26" w:name="current-nist-publication-suite"/>
+    <w:p>
+      <w:pPr>
+        <w:pStyle w:val="Heading1"/>
+      </w:pPr>
+      <w:r>
+        <w:t xml:space="preserve">2. Current NIST Publication Suite</w:t>
+      </w:r>
+    </w:p>
+    <w:p>
+      <w:pPr>
+        <w:pStyle w:val="FirstParagraph"/>
+      </w:pPr>
+      <w:r>
+        <w:rPr>
           <w:iCs/>
-        </w:rPr>
-        <w:t xml:space="preserve"> </w:t>
-      </w:r>
-      <w:r>
-        <w:t xml:space="preserve"> </w:t>
-      </w:r>
-      <w:r>
-        <w:t xml:space="preserve">SP 800-53B * Federal baixa, moderada, alta e bases de dados de privacidade, além de orientação de alfaiataria * Um conjunto de controle final personalizado *</w:t>
-      </w:r>
-      <w:r>
-        <w:t xml:space="preserve"> </w:t>
-      </w:r>
-      <w:r>
-        <w:t xml:space="preserve">• SP 800-53A • Metodologia e procedimentos de avaliação</w:t>
-      </w:r>
-      <w:r>
-        <w:t xml:space="preserve"> </w:t>
-      </w:r>
-      <w:r>
-        <w:t xml:space="preserve">• Autorização • Decisão de risco do funcionário principal baseada num pacote de provas</w:t>
-      </w:r>
-      <w:r>
-        <w:t xml:space="preserve"> </w:t>
-      </w:r>
-      <w:r>
-        <w:t xml:space="preserve">• Monitoramento contínuo • Conscientização contínua dos controles, mudanças e riscos</w:t>
-      </w:r>
-    </w:p>
-    <w:p>
-      <w:pPr>
-        <w:pStyle w:val="BodyText"/>
-      </w:pPr>
-      <w:r>
-        <w:t xml:space="preserve">*Idéia Core:** Os controles reduzem o risco somente quando são corretamente selecionados, implementados, operados, avaliados, corrigidos e monitorados no contexto real do sistema. □</w:t>
-      </w:r>
-      <w:r>
-        <w:t xml:space="preserve"> </w:t>
-      </w:r>
-      <w:r>
-        <w:t xml:space="preserve">□———————————————————————————————————————————————————————————————————————————–</w:t>
-      </w:r>
-    </w:p>
-    <w:bookmarkEnd w:id="12"/>
-    <w:bookmarkEnd w:id="13"/>
-    <w:bookmarkStart w:id="15" w:name="current-nist-publication-suite"/>
-    <w:p>
-      <w:pPr>
-        <w:pStyle w:val="Heading1"/>
-      </w:pPr>
-      <w:r>
-        <w:t xml:space="preserve">2. Current NIST Publication Suite</w:t>
-      </w:r>
-    </w:p>
-    <w:p>
-      <w:pPr>
-        <w:pStyle w:val="FirstParagraph"/>
-      </w:pPr>
-      <w:r>
-        <w:rPr>
           <w:i/>
-          <w:iCs/>
         </w:rPr>
         <w:t xml:space="preserve">Use a fonte oficial atual e entenda como cada publicação suporta o todo.</w:t>
       </w:r>
     </w:p>
-    <w:bookmarkStart w:id="14" w:name="publicaçãorecurso-uso-actual"/>
+    <w:bookmarkStart w:id="25" w:name="publicaçãorecurso-uso-actual"/>
     <w:p>
       <w:pPr>
         <w:pStyle w:val="Heading2"/>
       </w:pPr>
       <w:r>
         <w:rPr>
+          <w:bCs/>
           <w:b/>
-          <w:bCs/>
         </w:rPr>
         <w:t xml:space="preserve">Publicação/recurso</w:t>
       </w:r>
@@ -1958,61 +1958,61 @@
       </w:r>
       <w:r>
         <w:rPr>
+          <w:bCs/>
           <w:b/>
-          <w:bCs/>
         </w:rPr>
         <w:t xml:space="preserve">Uso actual</w:t>
       </w:r>
     </w:p>
     <w:p>
       <w:pPr>
+        <w:numPr>
+          <w:ilvl w:val="0"/>
+          <w:numId w:val="1002"/>
+        </w:numPr>
         <w:pStyle w:val="Compact"/>
+      </w:pPr>
+      <w:r>
+        <w:t xml:space="preserve">SP 800-37 Rev. 2 * Seven-step RMF tarefas, papéis, organização / sistema de preparação e gerenciamento de risco de ciclo de vida</w:t>
+      </w:r>
+      <w:r>
+        <w:t xml:space="preserve"> </w:t>
+      </w:r>
+      <w:r>
+        <w:t xml:space="preserve">□ SP 800-53 Release 5.2.0 □ Catálogo de controle de segurança e privacidade atual, incluindo atualização de software e alterações de patches 2025</w:t>
+      </w:r>
+      <w:r>
+        <w:t xml:space="preserve"> </w:t>
+      </w:r>
+      <w:r>
+        <w:t xml:space="preserve">□ SP 800-53A Release 5.2.0 □ Procedimentos de avaliação actuais correspondentes à Release 5.2.0</w:t>
+      </w:r>
+      <w:r>
+        <w:t xml:space="preserve"> </w:t>
+      </w:r>
+      <w:r>
+        <w:t xml:space="preserve">□ SP 800-53B Release 5.2.0 □ Federal baixa/moderada/alta e valores basais de privacidade; 2025 a reemissão não fez alterações na linha de base</w:t>
+      </w:r>
+      <w:r>
+        <w:t xml:space="preserve"> </w:t>
+      </w:r>
+      <w:r>
+        <w:t xml:space="preserve">• SP 800-18 Rev. 2 • Segurança do sistema, privacidade e elementos de plano C-SCRM; ênfase legível por máquina</w:t>
+      </w:r>
+      <w:r>
+        <w:t xml:space="preserve"> </w:t>
+      </w:r>
+      <w:r>
+        <w:t xml:space="preserve">Guia de avaliação de risco</w:t>
+      </w:r>
+    </w:p>
+    <w:p>
+      <w:pPr>
         <w:numPr>
           <w:ilvl w:val="0"/>
           <w:numId w:val="1002"/>
         </w:numPr>
-      </w:pPr>
-      <w:r>
-        <w:t xml:space="preserve">SP 800-37 Rev. 2 * Seven-step RMF tarefas, papéis, organização / sistema de preparação e gerenciamento de risco de ciclo de vida</w:t>
-      </w:r>
-      <w:r>
-        <w:t xml:space="preserve"> </w:t>
-      </w:r>
-      <w:r>
-        <w:t xml:space="preserve">□ SP 800-53 Release 5.2.0 □ Catálogo de controle de segurança e privacidade atual, incluindo atualização de software e alterações de patches 2025</w:t>
-      </w:r>
-      <w:r>
-        <w:t xml:space="preserve"> </w:t>
-      </w:r>
-      <w:r>
-        <w:t xml:space="preserve">□ SP 800-53A Release 5.2.0 □ Procedimentos de avaliação actuais correspondentes à Release 5.2.0</w:t>
-      </w:r>
-      <w:r>
-        <w:t xml:space="preserve"> </w:t>
-      </w:r>
-      <w:r>
-        <w:t xml:space="preserve">□ SP 800-53B Release 5.2.0 □ Federal baixa/moderada/alta e valores basais de privacidade; 2025 a reemissão não fez alterações na linha de base</w:t>
-      </w:r>
-      <w:r>
-        <w:t xml:space="preserve"> </w:t>
-      </w:r>
-      <w:r>
-        <w:t xml:space="preserve">• SP 800-18 Rev. 2 • Segurança do sistema, privacidade e elementos de plano C-SCRM; ênfase legível por máquina</w:t>
-      </w:r>
-      <w:r>
-        <w:t xml:space="preserve"> </w:t>
-      </w:r>
-      <w:r>
-        <w:t xml:space="preserve">Guia de avaliação de risco</w:t>
-      </w:r>
-    </w:p>
-    <w:p>
-      <w:pPr>
         <w:pStyle w:val="Compact"/>
-        <w:numPr>
-          <w:ilvl w:val="0"/>
-          <w:numId w:val="1002"/>
-        </w:numPr>
       </w:pPr>
       <w:r>
         <w:t xml:space="preserve">SP 800-39 * Gestão do risco a nível da organização em três níveis *</w:t>
@@ -2044,9 +2044,9 @@
         <w:t xml:space="preserve">O que é que se passa?</w:t>
       </w:r>
     </w:p>
-    <w:bookmarkEnd w:id="14"/>
-    <w:bookmarkEnd w:id="15"/>
-    <w:bookmarkStart w:id="16" w:name="governança-funções-e-decisões-de-risco"/>
+    <w:bookmarkEnd w:id="25"/>
+    <w:bookmarkEnd w:id="26"/>
+    <w:bookmarkStart w:id="27" w:name="governança-funções-e-decisões-de-risco"/>
     <w:p>
       <w:pPr>
         <w:pStyle w:val="Heading1"/>
@@ -2061,8 +2061,8 @@
       </w:pPr>
       <w:r>
         <w:rPr>
+          <w:iCs/>
           <w:i/>
-          <w:iCs/>
         </w:rPr>
         <w:t xml:space="preserve">RMF papéis implementação separada, avaliação, propriedade e aceitação de risco.</w:t>
       </w:r>
@@ -2160,8 +2160,8 @@
         <w:t xml:space="preserve">Arquiteto empresarial / proprietário da missão</w:t>
       </w:r>
     </w:p>
-    <w:bookmarkEnd w:id="16"/>
-    <w:bookmarkStart w:id="19" w:name="X19123fecfe4e0a0f6c0f22a25aaa3b59a7f0198"/>
+    <w:bookmarkEnd w:id="27"/>
+    <w:bookmarkStart w:id="30" w:name="X19123fecfe4e0a0f6c0f22a25aaa3b59a7f0198"/>
     <w:p>
       <w:pPr>
         <w:pStyle w:val="Heading1"/>
@@ -2176,13 +2176,13 @@
       </w:pPr>
       <w:r>
         <w:rPr>
+          <w:iCs/>
           <w:i/>
-          <w:iCs/>
         </w:rPr>
         <w:t xml:space="preserve">Um limite claro é a base para categorização, controles, avaliação e autorização.</w:t>
       </w:r>
     </w:p>
-    <w:bookmarkStart w:id="17" w:name="perguntas-de-limite"/>
+    <w:bookmarkStart w:id="28" w:name="perguntas-de-limite"/>
     <w:p>
       <w:pPr>
         <w:pStyle w:val="Heading2"/>
@@ -2257,8 +2257,8 @@
         <w:t xml:space="preserve">Quais mudanças requerem recategorização, reseleção, reavaliação ou revisão de autorização?</w:t>
       </w:r>
     </w:p>
-    <w:bookmarkEnd w:id="17"/>
-    <w:bookmarkStart w:id="18" w:name="o-que-deve-mostrar"/>
+    <w:bookmarkEnd w:id="28"/>
+    <w:bookmarkStart w:id="29" w:name="o-que-deve-mostrar"/>
     <w:p>
       <w:pPr>
         <w:pStyle w:val="Heading2"/>
@@ -2305,9 +2305,9 @@
         <w:t xml:space="preserve">□ Alocação de controle □ Comum, híbrido, específico do sistema, herdado, provedor, responsabilidades do cliente</w:t>
       </w:r>
     </w:p>
-    <w:bookmarkEnd w:id="18"/>
-    <w:bookmarkEnd w:id="19"/>
-    <w:bookmarkStart w:id="21" w:name="prepare-se-ao-nível-da-organização"/>
+    <w:bookmarkEnd w:id="29"/>
+    <w:bookmarkEnd w:id="30"/>
+    <w:bookmarkStart w:id="32" w:name="prepare-se-ao-nível-da-organização"/>
     <w:p>
       <w:pPr>
         <w:pStyle w:val="Heading1"/>
@@ -2318,17 +2318,17 @@
     </w:p>
     <w:p>
       <w:pPr>
+        <w:numPr>
+          <w:ilvl w:val="0"/>
+          <w:numId w:val="1004"/>
+        </w:numPr>
         <w:pStyle w:val="Compact"/>
-        <w:numPr>
-          <w:ilvl w:val="0"/>
-          <w:numId w:val="1004"/>
-        </w:numPr>
       </w:pPr>
       <w:r>
         <w:t xml:space="preserve">Preparação de nível de organização faz o sistema RMF funcionar de forma consistente e eficiente.*</w:t>
       </w:r>
     </w:p>
-    <w:bookmarkStart w:id="20" w:name="preparação-da-organização"/>
+    <w:bookmarkStart w:id="31" w:name="preparação-da-organização"/>
     <w:p>
       <w:pPr>
         <w:pStyle w:val="Heading2"/>
@@ -2417,9 +2417,9 @@
         <w:t xml:space="preserve">□—————————————————————————————————————————————————————————————————————————————————————————————————————–</w:t>
       </w:r>
     </w:p>
-    <w:bookmarkEnd w:id="20"/>
-    <w:bookmarkEnd w:id="21"/>
-    <w:bookmarkStart w:id="22" w:name="prepare-se-ao-nível-do-sistema"/>
+    <w:bookmarkEnd w:id="31"/>
+    <w:bookmarkEnd w:id="32"/>
+    <w:bookmarkStart w:id="33" w:name="prepare-se-ao-nível-do-sistema"/>
     <w:p>
       <w:pPr>
         <w:pStyle w:val="Heading1"/>
@@ -2430,11 +2430,11 @@
     </w:p>
     <w:p>
       <w:pPr>
+        <w:numPr>
+          <w:ilvl w:val="0"/>
+          <w:numId w:val="1006"/>
+        </w:numPr>
         <w:pStyle w:val="Compact"/>
-        <w:numPr>
-          <w:ilvl w:val="0"/>
-          <w:numId w:val="1006"/>
-        </w:numPr>
       </w:pPr>
       <w:r>
         <w:t xml:space="preserve">Preparação de nível de sistema define a missão específica, stakeholders, fronteira, informação e abordagem.*</w:t>
@@ -2514,8 +2514,8 @@
         <w:t xml:space="preserve">Documento suposições, restrições, riscos, decisões necessárias, e agenda de pacotes.</w:t>
       </w:r>
     </w:p>
-    <w:bookmarkEnd w:id="22"/>
-    <w:bookmarkStart w:id="23" w:name="categorizar-o-sistema"/>
+    <w:bookmarkEnd w:id="33"/>
+    <w:bookmarkStart w:id="34" w:name="categorizar-o-sistema"/>
     <w:p>
       <w:pPr>
         <w:pStyle w:val="Heading1"/>
@@ -2530,8 +2530,8 @@
       </w:pPr>
       <w:r>
         <w:rPr>
+          <w:iCs/>
           <w:i/>
-          <w:iCs/>
         </w:rPr>
         <w:t xml:space="preserve">Categorização descreve o impacto potencial da perda de confidencialidade, integridade ou disponibilidade.</w:t>
       </w:r>
@@ -2626,8 +2626,8 @@
         <w:t xml:space="preserve">O que é que se passa?</w:t>
       </w:r>
     </w:p>
-    <w:bookmarkEnd w:id="23"/>
-    <w:bookmarkStart w:id="24" w:name="selecione-controles"/>
+    <w:bookmarkEnd w:id="34"/>
+    <w:bookmarkStart w:id="35" w:name="selecione-controles"/>
     <w:p>
       <w:pPr>
         <w:pStyle w:val="Heading1"/>
@@ -2642,14 +2642,14 @@
       </w:pPr>
       <w:r>
         <w:rPr>
+          <w:iCs/>
           <w:i/>
-          <w:iCs/>
         </w:rPr>
         <w:t xml:space="preserve">Seleção cria um conjunto personalizado de controles que aborda o sistema e risco organizacional.</w:t>
       </w:r>
     </w:p>
-    <w:bookmarkEnd w:id="24"/>
-    <w:bookmarkStart w:id="26" w:name="sequência-de-seleção"/>
+    <w:bookmarkEnd w:id="35"/>
+    <w:bookmarkStart w:id="37" w:name="sequência-de-seleção"/>
     <w:p>
       <w:pPr>
         <w:pStyle w:val="Heading1"/>
@@ -2751,11 +2751,11 @@
     </w:p>
     <w:p>
       <w:pPr>
+        <w:numPr>
+          <w:ilvl w:val="0"/>
+          <w:numId w:val="1010"/>
+        </w:numPr>
         <w:pStyle w:val="Compact"/>
-        <w:numPr>
-          <w:ilvl w:val="0"/>
-          <w:numId w:val="1010"/>
-        </w:numPr>
       </w:pPr>
       <w:r>
         <w:t xml:space="preserve">Implementar controles</w:t>
@@ -2763,17 +2763,17 @@
     </w:p>
     <w:p>
       <w:pPr>
+        <w:numPr>
+          <w:ilvl w:val="0"/>
+          <w:numId w:val="1011"/>
+        </w:numPr>
         <w:pStyle w:val="Compact"/>
-        <w:numPr>
-          <w:ilvl w:val="0"/>
-          <w:numId w:val="1011"/>
-        </w:numPr>
       </w:pPr>
       <w:r>
         <w:t xml:space="preserve">Implementação transforma controles selecionados em salvaguardas reais, atribuídas, configuradas e operadas.*</w:t>
       </w:r>
     </w:p>
-    <w:bookmarkStart w:id="25" w:name="fluxo-de-trabalho-de-implementação"/>
+    <w:bookmarkStart w:id="36" w:name="fluxo-de-trabalho-de-implementação"/>
     <w:p>
       <w:pPr>
         <w:pStyle w:val="Heading2"/>
@@ -2859,9 +2859,9 @@
         <w:t xml:space="preserve">Correct design ou falhas de operação antes da avaliação formal, quando possível.</w:t>
       </w:r>
     </w:p>
-    <w:bookmarkEnd w:id="25"/>
-    <w:bookmarkEnd w:id="26"/>
-    <w:bookmarkStart w:id="29" w:name="assess-controls"/>
+    <w:bookmarkEnd w:id="36"/>
+    <w:bookmarkEnd w:id="37"/>
+    <w:bookmarkStart w:id="40" w:name="assess-controls"/>
     <w:p>
       <w:pPr>
         <w:pStyle w:val="Heading1"/>
@@ -2876,13 +2876,13 @@
       </w:pPr>
       <w:r>
         <w:rPr>
+          <w:iCs/>
           <w:i/>
-          <w:iCs/>
         </w:rPr>
         <w:t xml:space="preserve">Avaliação determina se os controles são implementados corretamente, funcionando como pretendido, e produzindo o resultado desejado.</w:t>
       </w:r>
     </w:p>
-    <w:bookmarkStart w:id="27" w:name="sequência-de-avaliação"/>
+    <w:bookmarkStart w:id="38" w:name="sequência-de-avaliação"/>
     <w:p>
       <w:pPr>
         <w:pStyle w:val="Heading2"/>
@@ -2968,8 +2968,8 @@
         <w:t xml:space="preserve">Emitir um relatório de avaliação que apoie a decisão do funcionário autorizador sem esconder incertezas.</w:t>
       </w:r>
     </w:p>
-    <w:bookmarkEnd w:id="27"/>
-    <w:bookmarkStart w:id="28" w:name="X76744f15978cbf91c2415fb6a80c8e09bc0a26a"/>
+    <w:bookmarkEnd w:id="38"/>
+    <w:bookmarkStart w:id="39" w:name="X76744f15978cbf91c2415fb6a80c8e09bc0a26a"/>
     <w:p>
       <w:pPr>
         <w:pStyle w:val="Heading2"/>
@@ -2978,9 +2978,9 @@
         <w:t xml:space="preserve">A avaliação não é uma análise: ** Resultados automatizados podem testar condições importantes em escala, mas a avaliação também requer critérios, escopo, população, desenho, contexto operacional, revisão humana, limitações e análise de risco. □</w:t>
       </w:r>
     </w:p>
-    <w:bookmarkEnd w:id="28"/>
-    <w:bookmarkEnd w:id="29"/>
-    <w:bookmarkStart w:id="32" w:name="autorizar-o-sistema-ou-controles-comuns"/>
+    <w:bookmarkEnd w:id="39"/>
+    <w:bookmarkEnd w:id="40"/>
+    <w:bookmarkStart w:id="43" w:name="autorizar-o-sistema-ou-controles-comuns"/>
     <w:p>
       <w:pPr>
         <w:pStyle w:val="Heading1"/>
@@ -2995,8 +2995,8 @@
       </w:pPr>
       <w:r>
         <w:rPr>
+          <w:iCs/>
           <w:i/>
-          <w:iCs/>
         </w:rPr>
         <w:t xml:space="preserve">Autorização é uma decisão de risco senior explícita baseada no pacote e contexto organizacional.</w:t>
       </w:r>
@@ -3014,7 +3014,7 @@
         <w:t xml:space="preserve">Figura 7. Decisão de autorização de risco</w:t>
       </w:r>
     </w:p>
-    <w:bookmarkStart w:id="30" w:name="pacote-de-autorização"/>
+    <w:bookmarkStart w:id="41" w:name="pacote-de-autorização"/>
     <w:p>
       <w:pPr>
         <w:pStyle w:val="Heading2"/>
@@ -3133,8 +3133,8 @@
         <w:t xml:space="preserve">• Abordagem de autorização em curso • Evidências correntes frequentes suportam decisões de risco contínuas sob critérios aprovados</w:t>
       </w:r>
     </w:p>
-    <w:bookmarkEnd w:id="30"/>
-    <w:bookmarkStart w:id="31" w:name="Xac9d126218087070c9e6b5c246f96ed29d40a25"/>
+    <w:bookmarkEnd w:id="41"/>
+    <w:bookmarkStart w:id="42" w:name="Xac9d126218087070c9e6b5c246f96ed29d40a25"/>
     <w:p>
       <w:pPr>
         <w:pStyle w:val="Heading2"/>
@@ -3143,9 +3143,9 @@
         <w:t xml:space="preserve">Não é uma certificação:** Autorização não significa que o sistema é livre de risco ou compatível para sempre. É uma aceitação documentada do risco residual atual por um funcionário com autoridade. □</w:t>
       </w:r>
     </w:p>
-    <w:bookmarkEnd w:id="31"/>
-    <w:bookmarkEnd w:id="32"/>
-    <w:bookmarkStart w:id="35" w:name="monitore-continuamente"/>
+    <w:bookmarkEnd w:id="42"/>
+    <w:bookmarkEnd w:id="43"/>
+    <w:bookmarkStart w:id="46" w:name="monitore-continuamente"/>
     <w:p>
       <w:pPr>
         <w:pStyle w:val="Heading1"/>
@@ -3160,13 +3160,13 @@
       </w:pPr>
       <w:r>
         <w:rPr>
+          <w:iCs/>
           <w:i/>
-          <w:iCs/>
         </w:rPr>
         <w:t xml:space="preserve">Monitor rastreia controles, mudanças de sistema, ameaça, descobertas e risco após a autorização.</w:t>
       </w:r>
     </w:p>
-    <w:bookmarkStart w:id="33" w:name="actividades-de-monitorização"/>
+    <w:bookmarkStart w:id="44" w:name="actividades-de-monitorização"/>
     <w:p>
       <w:pPr>
         <w:pStyle w:val="Heading2"/>
@@ -3241,16 +3241,16 @@
         <w:t xml:space="preserve">Corrigir fraquezas, reteste, e determinar se mudança significativa ou risco aumentado requer reautorização ou termos alterados.</w:t>
       </w:r>
     </w:p>
-    <w:bookmarkEnd w:id="33"/>
-    <w:bookmarkStart w:id="34" w:name="Xc17dc286339c0bb49fd8d7d7bedc43c4ca2c0aa"/>
+    <w:bookmarkEnd w:id="44"/>
+    <w:bookmarkStart w:id="45" w:name="Xc17dc286339c0bb49fd8d7d7bedc43c4ca2c0aa"/>
     <w:p>
       <w:pPr>
         <w:pStyle w:val="Heading2"/>
       </w:pPr>
       <w:r>
         <w:rPr>
+          <w:bCs/>
           <w:b/>
-          <w:bCs/>
         </w:rPr>
         <w:t xml:space="preserve">Monitor de decisões:</w:t>
       </w:r>
@@ -3261,9 +3261,9 @@
         <w:t xml:space="preserve">Colete apenas evidências que tenham um proprietário, propósito, regra de qualidade, limiar, cadência de revisão, escalada e resposta. Mais painéis não melhoram automaticamente o gerenciamento de riscos. □</w:t>
       </w:r>
     </w:p>
-    <w:bookmarkEnd w:id="34"/>
-    <w:bookmarkEnd w:id="35"/>
-    <w:bookmarkStart w:id="37" w:name="bases-de-controle-e-alfaiataria"/>
+    <w:bookmarkEnd w:id="45"/>
+    <w:bookmarkEnd w:id="46"/>
+    <w:bookmarkStart w:id="48" w:name="bases-de-controle-e-alfaiataria"/>
     <w:p>
       <w:pPr>
         <w:pStyle w:val="Heading1"/>
@@ -3278,8 +3278,8 @@
       </w:pPr>
       <w:r>
         <w:rPr>
+          <w:iCs/>
           <w:i/>
-          <w:iCs/>
         </w:rPr>
         <w:t xml:space="preserve">Baselines são pontos de partida; a alfaiataria os torna apropriados e defensáveis.</w:t>
       </w:r>
@@ -3297,7 +3297,7 @@
         <w:t xml:space="preserve">Figura 4. Personalização de controle</w:t>
       </w:r>
     </w:p>
-    <w:bookmarkStart w:id="36" w:name="baselina-purpose"/>
+    <w:bookmarkStart w:id="47" w:name="baselina-purpose"/>
     <w:p>
       <w:pPr>
         <w:pStyle w:val="Heading2"/>
@@ -3307,8 +3307,8 @@
       </w:r>
       <w:r>
         <w:rPr>
+          <w:bCs/>
           <w:b/>
-          <w:bCs/>
         </w:rPr>
         <w:t xml:space="preserve"> </w:t>
       </w:r>
@@ -3318,11 +3318,11 @@
     </w:p>
     <w:p>
       <w:pPr>
+        <w:numPr>
+          <w:ilvl w:val="0"/>
+          <w:numId w:val="1016"/>
+        </w:numPr>
         <w:pStyle w:val="Compact"/>
-        <w:numPr>
-          <w:ilvl w:val="0"/>
-          <w:numId w:val="1016"/>
-        </w:numPr>
       </w:pPr>
       <w:r>
         <w:t xml:space="preserve">Baixo * Iniciar controles de segurança para sistemas federais de baixo impacto *</w:t>
@@ -3346,9 +3346,9 @@
         <w:t xml:space="preserve">Privacy (Privacy) Controles de privacidade aplicados com base no risco de processamento e privacidade, não apenas no nível de impacto do sistema</w:t>
       </w:r>
     </w:p>
-    <w:bookmarkEnd w:id="36"/>
-    <w:bookmarkEnd w:id="37"/>
-    <w:bookmarkStart w:id="38" w:name="registro-de-alfaiataria"/>
+    <w:bookmarkEnd w:id="47"/>
+    <w:bookmarkEnd w:id="48"/>
+    <w:bookmarkStart w:id="49" w:name="registro-de-alfaiataria"/>
     <w:p>
       <w:pPr>
         <w:pStyle w:val="Heading1"/>
@@ -3434,8 +3434,8 @@
         <w:t xml:space="preserve">Risco residual, aprovação, data e futuro gatilho de revisão.</w:t>
       </w:r>
     </w:p>
-    <w:bookmarkEnd w:id="38"/>
-    <w:bookmarkStart w:id="40" w:name="X55f9a48a4d7926efc85dad9b3fa3232cd5b0a75"/>
+    <w:bookmarkEnd w:id="49"/>
+    <w:bookmarkStart w:id="51" w:name="X55f9a48a4d7926efc85dad9b3fa3232cd5b0a75"/>
     <w:p>
       <w:pPr>
         <w:pStyle w:val="Heading1"/>
@@ -3446,17 +3446,17 @@
     </w:p>
     <w:p>
       <w:pPr>
+        <w:numPr>
+          <w:ilvl w:val="0"/>
+          <w:numId w:val="1018"/>
+        </w:numPr>
         <w:pStyle w:val="Compact"/>
-        <w:numPr>
-          <w:ilvl w:val="0"/>
-          <w:numId w:val="1018"/>
-        </w:numPr>
       </w:pPr>
       <w:r>
         <w:t xml:space="preserve">Control alocation explica quem fornece cada controle e qual parte do sistema deve implementar.*</w:t>
       </w:r>
     </w:p>
-    <w:bookmarkStart w:id="39" w:name="tipo-tipo-tipo-método-exemplo"/>
+    <w:bookmarkStart w:id="50" w:name="tipo-tipo-tipo-método-exemplo"/>
     <w:p>
       <w:pPr>
         <w:pStyle w:val="Heading2"/>
@@ -3560,9 +3560,9 @@
         <w:t xml:space="preserve">Se o controlo comum falhar ou se tornar indisponível, os sistemas afectados reavaliam o risco e a resposta.</w:t>
       </w:r>
     </w:p>
-    <w:bookmarkEnd w:id="39"/>
-    <w:bookmarkEnd w:id="40"/>
-    <w:bookmarkStart w:id="43" w:name="Xcc46f15445c97743b9644db10757a7f473184d8"/>
+    <w:bookmarkEnd w:id="50"/>
+    <w:bookmarkEnd w:id="51"/>
+    <w:bookmarkStart w:id="54" w:name="Xcc46f15445c97743b9644db10757a7f473184d8"/>
     <w:p>
       <w:pPr>
         <w:pStyle w:val="Heading1"/>
@@ -3573,11 +3573,11 @@
     </w:p>
     <w:p>
       <w:pPr>
+        <w:numPr>
+          <w:ilvl w:val="0"/>
+          <w:numId w:val="1020"/>
+        </w:numPr>
         <w:pStyle w:val="Compact"/>
-        <w:numPr>
-          <w:ilvl w:val="0"/>
-          <w:numId w:val="1020"/>
-        </w:numPr>
       </w:pPr>
       <w:r>
         <w:t xml:space="preserve">Uma instrução de implementação deve deixar que outra pessoa entenda e teste o controle real.*</w:t>
@@ -3598,25 +3598,25 @@
     </w:p>
     <w:p>
       <w:pPr>
+        <w:numPr>
+          <w:ilvl w:val="0"/>
+          <w:numId w:val="1021"/>
+        </w:numPr>
         <w:pStyle w:val="Heading2"/>
-        <w:numPr>
-          <w:ilvl w:val="0"/>
-          <w:numId w:val="1021"/>
-        </w:numPr>
-      </w:pPr>
-      <w:bookmarkStart w:id="41" w:name="Xedc10af444e551c1fab18e313a051886c486d42"/>
+      </w:pPr>
+      <w:bookmarkStart w:id="52" w:name="Xedc10af444e551c1fab18e313a051886c486d42"/>
       <w:r>
         <w:t xml:space="preserve">Declaração fraca** ** Padrão de instrução de Stronger**</w:t>
       </w:r>
-      <w:bookmarkEnd w:id="41"/>
-    </w:p>
-    <w:p>
-      <w:pPr>
+      <w:bookmarkEnd w:id="52"/>
+    </w:p>
+    <w:p>
+      <w:pPr>
+        <w:numPr>
+          <w:ilvl w:val="0"/>
+          <w:numId w:val="1000"/>
+        </w:numPr>
         <w:pStyle w:val="Compact"/>
-        <w:numPr>
-          <w:ilvl w:val="0"/>
-          <w:numId w:val="1000"/>
-        </w:numPr>
       </w:pPr>
       <w:r>
         <w:t xml:space="preserve">A organização usa o MFA. A equipe de identidade requer MFA resistente a phishing para funções de administrador nomeadas através do serviço de identidade aprovado; inscrições, exceções e revisão trimestral de cobertura são registradas em sistemas especificados. □</w:t>
@@ -3634,7 +3634,7 @@
         <w:t xml:space="preserve">Os backups são realizados. As operações criam backups diários criptografados dos bancos de dados Tier 1 listados, mantém uma cópia isolada, monitora falhas e executa testes de restauração trimestrais contra RTO de quatro horas e RPO de 30 minutos.</w:t>
       </w:r>
     </w:p>
-    <w:bookmarkStart w:id="42" w:name="lista-de-verificação-da-declaração"/>
+    <w:bookmarkStart w:id="53" w:name="lista-de-verificação-da-declaração"/>
     <w:p>
       <w:pPr>
         <w:pStyle w:val="Heading2"/>
@@ -3720,9 +3720,9 @@
         <w:t xml:space="preserve">Que parte é herdada, partilhada, planeada, não aplicável ou ainda não opera?</w:t>
       </w:r>
     </w:p>
-    <w:bookmarkEnd w:id="42"/>
-    <w:bookmarkEnd w:id="43"/>
-    <w:bookmarkStart w:id="45" w:name="planejamento-de-avaliação-e-evidência"/>
+    <w:bookmarkEnd w:id="53"/>
+    <w:bookmarkEnd w:id="54"/>
+    <w:bookmarkStart w:id="56" w:name="planejamento-de-avaliação-e-evidência"/>
     <w:p>
       <w:pPr>
         <w:pStyle w:val="Heading1"/>
@@ -3733,11 +3733,11 @@
     </w:p>
     <w:p>
       <w:pPr>
+        <w:numPr>
+          <w:ilvl w:val="0"/>
+          <w:numId w:val="1023"/>
+        </w:numPr>
         <w:pStyle w:val="Compact"/>
-        <w:numPr>
-          <w:ilvl w:val="0"/>
-          <w:numId w:val="1023"/>
-        </w:numPr>
       </w:pPr>
       <w:r>
         <w:t xml:space="preserve">Os procedimentos SP 800-53A são personalizados em um plano de avaliação aprovado.*</w:t>
@@ -3756,7 +3756,7 @@
         <w:t xml:space="preserve">Figura 6. Estrutura do procedimento de avaliação</w:t>
       </w:r>
     </w:p>
-    <w:bookmarkStart w:id="44" w:name="section"/>
+    <w:bookmarkStart w:id="55" w:name="section"/>
     <w:p>
       <w:pPr>
         <w:pStyle w:val="Heading2"/>
@@ -3809,9 +3809,9 @@
         <w:t xml:space="preserve">Resultado Satisfeito ou não satisfeito, com exceções e limitações</w:t>
       </w:r>
     </w:p>
-    <w:bookmarkEnd w:id="44"/>
-    <w:bookmarkEnd w:id="45"/>
-    <w:bookmarkStart w:id="46" w:name="população-e-amostragem"/>
+    <w:bookmarkEnd w:id="55"/>
+    <w:bookmarkEnd w:id="56"/>
+    <w:bookmarkStart w:id="57" w:name="população-e-amostragem"/>
     <w:p>
       <w:pPr>
         <w:pStyle w:val="Heading1"/>
@@ -3875,8 +3875,8 @@
         <w:t xml:space="preserve">Expandir testes quando exceções sugerem um padrão ou fraqueza da população.</w:t>
       </w:r>
     </w:p>
-    <w:bookmarkEnd w:id="46"/>
-    <w:bookmarkStart w:id="47" w:name="pacote-de-autorização-e-poam"/>
+    <w:bookmarkEnd w:id="57"/>
+    <w:bookmarkStart w:id="58" w:name="pacote-de-autorização-e-poam"/>
     <w:p>
       <w:pPr>
         <w:pStyle w:val="Heading1"/>
@@ -3891,14 +3891,14 @@
       </w:pPr>
       <w:r>
         <w:rPr>
+          <w:iCs/>
           <w:i/>
-          <w:iCs/>
         </w:rPr>
         <w:t xml:space="preserve">O pacote conta a história de risco do propósito do sistema para abrir fraqueza e monitoramento.</w:t>
       </w:r>
     </w:p>
-    <w:bookmarkEnd w:id="47"/>
-    <w:bookmarkStart w:id="48" w:name="qualidade-de-poam"/>
+    <w:bookmarkEnd w:id="58"/>
+    <w:bookmarkStart w:id="59" w:name="qualidade-de-poam"/>
     <w:p>
       <w:pPr>
         <w:pStyle w:val="Heading1"/>
@@ -3997,7 +3997,13 @@
         <w:t xml:space="preserve">&lt; tr classe=</w:t>
       </w:r>
       <w:r>
-        <w:t xml:space="preserve">“header”</w:t>
+        <w:t xml:space="preserve">“</w:t>
+      </w:r>
+      <w:r>
+        <w:t xml:space="preserve">header</w:t>
+      </w:r>
+      <w:r>
+        <w:t xml:space="preserve">”</w:t>
       </w:r>
       <w:r>
         <w:t xml:space="preserve">&gt;</w:t>
@@ -4123,8 +4129,8 @@
         <w:t xml:space="preserve"> </w:t>
       </w:r>
     </w:p>
-    <w:bookmarkEnd w:id="48"/>
-    <w:bookmarkStart w:id="50" w:name="estratégia-de-monitoramento-contínuo"/>
+    <w:bookmarkEnd w:id="59"/>
+    <w:bookmarkStart w:id="61" w:name="estratégia-de-monitoramento-contínuo"/>
     <w:p>
       <w:pPr>
         <w:pStyle w:val="Heading1"/>
@@ -4139,8 +4145,8 @@
       </w:pPr>
       <w:r>
         <w:rPr>
+          <w:iCs/>
           <w:i/>
-          <w:iCs/>
         </w:rPr>
         <w:t xml:space="preserve">Uma estratégia de monitoramento define quais evidências são coletadas, quantas vezes, e que decisão segue.</w:t>
       </w:r>
@@ -4160,13 +4166,13 @@
     </w:p>
     <w:p>
       <w:pPr>
+        <w:numPr>
+          <w:ilvl w:val="0"/>
+          <w:numId w:val="1026"/>
+        </w:numPr>
         <w:pStyle w:val="Heading2"/>
-        <w:numPr>
-          <w:ilvl w:val="0"/>
-          <w:numId w:val="1026"/>
-        </w:numPr>
-      </w:pPr>
-      <w:bookmarkStart w:id="49" w:name="campo-exemplo-conteúdo-de-decisão"/>
+      </w:pPr>
+      <w:bookmarkStart w:id="60" w:name="campo-exemplo-conteúdo-de-decisão"/>
       <w:r>
         <w:t xml:space="preserve">** Campo**</w:t>
       </w:r>
@@ -4175,20 +4181,20 @@
       </w:r>
       <w:r>
         <w:rPr>
+          <w:bCs/>
           <w:b/>
-          <w:bCs/>
         </w:rPr>
         <w:t xml:space="preserve">Exemplo conteúdo de decisão</w:t>
       </w:r>
-      <w:bookmarkEnd w:id="49"/>
-    </w:p>
-    <w:p>
-      <w:pPr>
+      <w:bookmarkEnd w:id="60"/>
+    </w:p>
+    <w:p>
+      <w:pPr>
+        <w:numPr>
+          <w:ilvl w:val="0"/>
+          <w:numId w:val="1000"/>
+        </w:numPr>
         <w:pStyle w:val="Compact"/>
-        <w:numPr>
-          <w:ilvl w:val="0"/>
-          <w:numId w:val="1000"/>
-        </w:numPr>
       </w:pPr>
       <w:r>
         <w:t xml:space="preserve">Controlo/risco Que requisito e risco os endereços de evidência</w:t>
@@ -4236,8 +4242,8 @@
         <w:t xml:space="preserve">• Retenção • Histórico obrigatório, proteção de evidências e atualização de pacotes</w:t>
       </w:r>
     </w:p>
-    <w:bookmarkEnd w:id="50"/>
-    <w:bookmarkStart w:id="53" w:name="oscal-e-automação"/>
+    <w:bookmarkEnd w:id="61"/>
+    <w:bookmarkStart w:id="64" w:name="oscal-e-automação"/>
     <w:p>
       <w:pPr>
         <w:pStyle w:val="Heading1"/>
@@ -4248,11 +4254,11 @@
     </w:p>
     <w:p>
       <w:pPr>
+        <w:numPr>
+          <w:ilvl w:val="0"/>
+          <w:numId w:val="1027"/>
+        </w:numPr>
         <w:pStyle w:val="Compact"/>
-        <w:numPr>
-          <w:ilvl w:val="0"/>
-          <w:numId w:val="1027"/>
-        </w:numPr>
       </w:pPr>
       <w:r>
         <w:t xml:space="preserve">OSCAL suporta informações de controle, implementação, avaliação e remediação legíveis por máquina.</w:t>
@@ -4271,7 +4277,7 @@
         <w:t xml:space="preserve">Figura 9. Fluxo do modelo OSCAL</w:t>
       </w:r>
     </w:p>
-    <w:bookmarkStart w:id="51" w:name="modelo-oscal"/>
+    <w:bookmarkStart w:id="62" w:name="modelo-oscal"/>
     <w:p>
       <w:pPr>
         <w:pStyle w:val="Heading2"/>
@@ -4324,8 +4330,8 @@
         <w:t xml:space="preserve">Plano de Ação e Milestones Rastreia riscos, descobertas, ações, marcos e status</w:t>
       </w:r>
     </w:p>
-    <w:bookmarkEnd w:id="51"/>
-    <w:bookmarkStart w:id="52" w:name="salvaguardas-de-automação"/>
+    <w:bookmarkEnd w:id="62"/>
+    <w:bookmarkStart w:id="63" w:name="salvaguardas-de-automação"/>
     <w:p>
       <w:pPr>
         <w:pStyle w:val="Heading2"/>
@@ -4400,9 +4406,9 @@
         <w:t xml:space="preserve">Track versão, mudança, aprovação, transformação, herança, e histórico de exportação.</w:t>
       </w:r>
     </w:p>
-    <w:bookmarkEnd w:id="52"/>
-    <w:bookmarkEnd w:id="53"/>
-    <w:bookmarkStart w:id="54" w:name="X1bdda4098b02047a04942ba9d5d8d46b63e1df0"/>
+    <w:bookmarkEnd w:id="63"/>
+    <w:bookmarkEnd w:id="64"/>
+    <w:bookmarkStart w:id="65" w:name="X1bdda4098b02047a04942ba9d5d8d46b63e1df0"/>
     <w:p>
       <w:pPr>
         <w:pStyle w:val="Heading1"/>
@@ -4417,14 +4423,14 @@
       </w:pPr>
       <w:r>
         <w:rPr>
+          <w:iCs/>
           <w:i/>
-          <w:iCs/>
         </w:rPr>
         <w:t xml:space="preserve">Quatro famílias estabelecem quem pode agir, como as pessoas aprendem, o que é registrado, e como as decisões de garantia são tomadas.</w:t>
       </w:r>
     </w:p>
-    <w:bookmarkEnd w:id="54"/>
-    <w:bookmarkStart w:id="56" w:name="ac---controle-de-acesso"/>
+    <w:bookmarkEnd w:id="65"/>
+    <w:bookmarkStart w:id="67" w:name="ac---controle-de-acesso"/>
     <w:p>
       <w:pPr>
         <w:pStyle w:val="Heading1"/>
@@ -4441,7 +4447,7 @@
         <w:t xml:space="preserve">Limitar o acesso do sistema e da informação aos usuários, processos, dispositivos e ações autorizadas.</w:t>
       </w:r>
     </w:p>
-    <w:bookmarkStart w:id="55" w:name="X75c9709db5df1cf139ac48efb0ee456bab338f1"/>
+    <w:bookmarkStart w:id="66" w:name="X75c9709db5df1cf139ac48efb0ee456bab338f1"/>
     <w:p>
       <w:pPr>
         <w:pStyle w:val="Heading2"/>
@@ -4458,9 +4464,9 @@
         <w:t xml:space="preserve">□ Defina escopo, proprietário, requisitos, procedimentos, tecnologia, responsabilidades, exceções e monitoramento. Inventário da conta, funções, aprovações, MFA, regras de acesso, revisões, revogações, logs □ Combine evidência com o controle exato; valide população, data, configuração, operação, exceções e reteste.</w:t>
       </w:r>
     </w:p>
-    <w:bookmarkEnd w:id="55"/>
-    <w:bookmarkEnd w:id="56"/>
-    <w:bookmarkStart w:id="57" w:name="at-conscientização-e-treinamento"/>
+    <w:bookmarkEnd w:id="66"/>
+    <w:bookmarkEnd w:id="67"/>
+    <w:bookmarkStart w:id="68" w:name="at-conscientização-e-treinamento"/>
     <w:p>
       <w:pPr>
         <w:pStyle w:val="Heading1"/>
@@ -4482,6 +4488,7 @@
         <w:tblStyle w:val="Table"/>
         <w:tblW w:type="auto" w:w="0"/>
         <w:tblLook w:firstRow="1" w:lastRow="0" w:firstColumn="0" w:lastColumn="0" w:noHBand="0" w:noVBand="0" w:val="0020"/>
+        <w:jc w:val="start"/>
       </w:tblPr>
       <w:tblGrid>
         <w:gridCol w:w="3960"/>
@@ -4489,13 +4496,14 @@
       </w:tblGrid>
       <w:tr>
         <w:trPr>
-          <w:tblHeader w:val="on"/>
+          <w:tblHeader w:val="true"/>
         </w:trPr>
         <w:tc>
           <w:tcPr/>
           <w:p>
             <w:pPr>
               <w:pStyle w:val="Compact"/>
+              <w:jc w:val="left"/>
             </w:pPr>
             <w:r>
               <w:t xml:space="preserve">. **</w:t>
@@ -4521,6 +4529,7 @@
           <w:p>
             <w:pPr>
               <w:pStyle w:val="Compact"/>
+              <w:jc w:val="left"/>
             </w:pPr>
             <w:r>
               <w:t xml:space="preserve">□ De</w:t>
@@ -4541,8 +4550,8 @@
         </w:tc>
       </w:tr>
     </w:tbl>
-    <w:bookmarkEnd w:id="57"/>
-    <w:bookmarkStart w:id="58" w:name="ua-auditoria-e-responsabilidade"/>
+    <w:bookmarkEnd w:id="68"/>
+    <w:bookmarkStart w:id="69" w:name="ua-auditoria-e-responsabilidade"/>
     <w:p>
       <w:pPr>
         <w:pStyle w:val="Heading1"/>
@@ -4579,8 +4588,8 @@
         <w:t xml:space="preserve">□ Defina escopo, proprietário, requisitos, procedimentos, tecnologia, responsabilidades, exceções e monitoramento. □ Lista de eventos, fontes de log, sincronia de tempo, campos, retenção, acesso, revisão, alertas □ Coincidir evidência com o controle exato; validar população, data, configuração, operação, exceções e reteste.</w:t>
       </w:r>
     </w:p>
-    <w:bookmarkEnd w:id="58"/>
-    <w:bookmarkStart w:id="59" w:name="ca-avaliação-autorização-e-monitoramento"/>
+    <w:bookmarkEnd w:id="69"/>
+    <w:bookmarkStart w:id="70" w:name="ca-avaliação-autorização-e-monitoramento"/>
     <w:p>
       <w:pPr>
         <w:pStyle w:val="Heading1"/>
@@ -4617,8 +4626,8 @@
         <w:t xml:space="preserve">□ Defina escopo, proprietário, requisitos, procedimentos, tecnologia, responsabilidades, exceções e monitoramento. □ Planos de avaliação/relatórios, autorizações, POA&amp;M, estratégia de monitoramento, resultados □ Coincidir evidência com o controle exato; validar população, data, configuração, operação, exceções e reteste.</w:t>
       </w:r>
     </w:p>
-    <w:bookmarkEnd w:id="59"/>
-    <w:bookmarkStart w:id="60" w:name="X04602defaf169e85a7536bb16d3e5c3ffff860c"/>
+    <w:bookmarkEnd w:id="70"/>
+    <w:bookmarkStart w:id="71" w:name="X04602defaf169e85a7536bb16d3e5c3ffff860c"/>
     <w:p>
       <w:pPr>
         <w:pStyle w:val="Heading1"/>
@@ -4633,14 +4642,14 @@
       </w:pPr>
       <w:r>
         <w:rPr>
+          <w:iCs/>
           <w:i/>
-          <w:iCs/>
         </w:rPr>
         <w:t xml:space="preserve">Estas famílias garantem configuração, resiliência, identidade, resposta e manutenção controlada.</w:t>
       </w:r>
     </w:p>
-    <w:bookmarkEnd w:id="60"/>
-    <w:bookmarkStart w:id="61" w:name="cm---gestão-de-configuração"/>
+    <w:bookmarkEnd w:id="71"/>
+    <w:bookmarkStart w:id="72" w:name="cm---gestão-de-configuração"/>
     <w:p>
       <w:pPr>
         <w:pStyle w:val="Heading1"/>
@@ -4662,6 +4671,7 @@
         <w:tblStyle w:val="Table"/>
         <w:tblW w:type="auto" w:w="0"/>
         <w:tblLook w:firstRow="1" w:lastRow="0" w:firstColumn="0" w:lastColumn="0" w:noHBand="0" w:noVBand="0" w:val="0020"/>
+        <w:jc w:val="start"/>
       </w:tblPr>
       <w:tblGrid>
         <w:gridCol w:w="3960"/>
@@ -4669,13 +4679,14 @@
       </w:tblGrid>
       <w:tr>
         <w:trPr>
-          <w:tblHeader w:val="on"/>
+          <w:tblHeader w:val="true"/>
         </w:trPr>
         <w:tc>
           <w:tcPr/>
           <w:p>
             <w:pPr>
               <w:pStyle w:val="Compact"/>
+              <w:jc w:val="left"/>
             </w:pPr>
             <w:r>
               <w:t xml:space="preserve">. **</w:t>
@@ -4701,6 +4712,7 @@
           <w:p>
             <w:pPr>
               <w:pStyle w:val="Compact"/>
+              <w:jc w:val="left"/>
             </w:pPr>
             <w:r>
               <w:t xml:space="preserve">□ De</w:t>
@@ -4721,8 +4733,8 @@
         </w:tc>
       </w:tr>
     </w:tbl>
-    <w:bookmarkEnd w:id="61"/>
-    <w:bookmarkStart w:id="62" w:name="cp-planejamento-de-contingências"/>
+    <w:bookmarkEnd w:id="72"/>
+    <w:bookmarkStart w:id="73" w:name="cp-planejamento-de-contingências"/>
     <w:p>
       <w:pPr>
         <w:pStyle w:val="Heading1"/>
@@ -4759,8 +4771,8 @@
         <w:t xml:space="preserve">□ Defina escopo, proprietário, requisitos, procedimentos, tecnologia, responsabilidades, exceções e monitoramento. □ BIA, planos, backups, processamento alternativo, exercícios, restaurações, RTO/RPO □ Combine evidência com o controle exato; valide a população, data, configuração, operação, exceções e reteste.</w:t>
       </w:r>
     </w:p>
-    <w:bookmarkEnd w:id="62"/>
-    <w:bookmarkStart w:id="63" w:name="ia-identificação-e-autenticação"/>
+    <w:bookmarkEnd w:id="73"/>
+    <w:bookmarkStart w:id="74" w:name="ia-identificação-e-autenticação"/>
     <w:p>
       <w:pPr>
         <w:pStyle w:val="Heading1"/>
@@ -4782,6 +4794,7 @@
         <w:tblStyle w:val="Table"/>
         <w:tblW w:type="auto" w:w="0"/>
         <w:tblLook w:firstRow="1" w:lastRow="0" w:firstColumn="0" w:lastColumn="0" w:noHBand="0" w:noVBand="0" w:val="0020"/>
+        <w:jc w:val="start"/>
       </w:tblPr>
       <w:tblGrid>
         <w:gridCol w:w="3960"/>
@@ -4789,13 +4802,14 @@
       </w:tblGrid>
       <w:tr>
         <w:trPr>
-          <w:tblHeader w:val="on"/>
+          <w:tblHeader w:val="true"/>
         </w:trPr>
         <w:tc>
           <w:tcPr/>
           <w:p>
             <w:pPr>
               <w:pStyle w:val="Compact"/>
+              <w:jc w:val="left"/>
             </w:pPr>
             <w:r>
               <w:t xml:space="preserve">. **</w:t>
@@ -4821,6 +4835,7 @@
           <w:p>
             <w:pPr>
               <w:pStyle w:val="Compact"/>
+              <w:jc w:val="left"/>
             </w:pPr>
             <w:r>
               <w:t xml:space="preserve">□ De</w:t>
@@ -4841,8 +4856,8 @@
         </w:tc>
       </w:tr>
     </w:tbl>
-    <w:bookmarkEnd w:id="63"/>
-    <w:bookmarkStart w:id="64" w:name="ir-resposta-ao-incidente"/>
+    <w:bookmarkEnd w:id="74"/>
+    <w:bookmarkStart w:id="75" w:name="ir-resposta-ao-incidente"/>
     <w:p>
       <w:pPr>
         <w:pStyle w:val="Heading1"/>
@@ -4879,8 +4894,8 @@
         <w:t xml:space="preserve">□ Defina escopo, proprietário, requisitos, procedimentos, tecnologia, responsabilidades, exceções e monitoramento. O plano, funções, playbooks, casos, evidência, notificação, exercícios, lições, coincidir evidência para o controle exato; validar população, data, configuração, operação, exceções e reteste.</w:t>
       </w:r>
     </w:p>
-    <w:bookmarkEnd w:id="64"/>
-    <w:bookmarkStart w:id="65" w:name="ma-manutenção"/>
+    <w:bookmarkEnd w:id="75"/>
+    <w:bookmarkStart w:id="76" w:name="ma-manutenção"/>
     <w:p>
       <w:pPr>
         <w:pStyle w:val="Heading1"/>
@@ -4902,6 +4917,7 @@
         <w:tblStyle w:val="Table"/>
         <w:tblW w:type="auto" w:w="0"/>
         <w:tblLook w:firstRow="1" w:lastRow="0" w:firstColumn="0" w:lastColumn="0" w:noHBand="0" w:noVBand="0" w:val="0020"/>
+        <w:jc w:val="start"/>
       </w:tblPr>
       <w:tblGrid>
         <w:gridCol w:w="3960"/>
@@ -4909,13 +4925,14 @@
       </w:tblGrid>
       <w:tr>
         <w:trPr>
-          <w:tblHeader w:val="on"/>
+          <w:tblHeader w:val="true"/>
         </w:trPr>
         <w:tc>
           <w:tcPr/>
           <w:p>
             <w:pPr>
               <w:pStyle w:val="Compact"/>
+              <w:jc w:val="left"/>
             </w:pPr>
             <w:r>
               <w:t xml:space="preserve">. **</w:t>
@@ -4941,6 +4958,7 @@
           <w:p>
             <w:pPr>
               <w:pStyle w:val="Compact"/>
+              <w:jc w:val="left"/>
             </w:pPr>
             <w:r>
               <w:t xml:space="preserve">□ De</w:t>
@@ -4961,8 +4979,8 @@
         </w:tc>
       </w:tr>
     </w:tbl>
-    <w:bookmarkEnd w:id="65"/>
-    <w:bookmarkStart w:id="66" w:name="X77967bfea9749c327bdb3b958aa2c9c963b23e8"/>
+    <w:bookmarkEnd w:id="76"/>
+    <w:bookmarkStart w:id="77" w:name="X77967bfea9749c327bdb3b958aa2c9c963b23e8"/>
     <w:p>
       <w:pPr>
         <w:pStyle w:val="Heading1"/>
@@ -4973,18 +4991,18 @@
     </w:p>
     <w:p>
       <w:pPr>
+        <w:numPr>
+          <w:ilvl w:val="0"/>
+          <w:numId w:val="1029"/>
+        </w:numPr>
         <w:pStyle w:val="Compact"/>
-        <w:numPr>
-          <w:ilvl w:val="0"/>
-          <w:numId w:val="1029"/>
-        </w:numPr>
       </w:pPr>
       <w:r>
         <w:t xml:space="preserve">Estas famílias protegem a mídia, instalações, planos, programas e pessoal.*</w:t>
       </w:r>
     </w:p>
-    <w:bookmarkEnd w:id="66"/>
-    <w:bookmarkStart w:id="68" w:name="mp---proteção-de-mídia"/>
+    <w:bookmarkEnd w:id="77"/>
+    <w:bookmarkStart w:id="79" w:name="mp---proteção-de-mídia"/>
     <w:p>
       <w:pPr>
         <w:pStyle w:val="Heading1"/>
@@ -5001,7 +5019,7 @@
         <w:t xml:space="preserve">Proteger, controlar, transportar, higienizar e dispor de mídia digital e não digital.</w:t>
       </w:r>
     </w:p>
-    <w:bookmarkStart w:id="67" w:name="X5b04806af1b5b2a61e1d6db47b8e6bf9f90a056"/>
+    <w:bookmarkStart w:id="78" w:name="X5b04806af1b5b2a61e1d6db47b8e6bf9f90a056"/>
     <w:p>
       <w:pPr>
         <w:pStyle w:val="Heading2"/>
@@ -5018,9 +5036,9 @@
         <w:t xml:space="preserve">□ Defina escopo, proprietário, requisitos, procedimentos, tecnologia, responsabilidades, exceções e monitoramento. Inventário de mídia, acesso, marcação, transporte, criptografia, higienização, descarte; coincidir evidência com o controle exato; validar população, data, configuração, operação, exceções e reteste.</w:t>
       </w:r>
     </w:p>
-    <w:bookmarkEnd w:id="67"/>
-    <w:bookmarkEnd w:id="68"/>
-    <w:bookmarkStart w:id="69" w:name="pe-proteção-física-e-ambiental"/>
+    <w:bookmarkEnd w:id="78"/>
+    <w:bookmarkEnd w:id="79"/>
+    <w:bookmarkStart w:id="80" w:name="pe-proteção-física-e-ambiental"/>
     <w:p>
       <w:pPr>
         <w:pStyle w:val="Heading1"/>
@@ -5057,8 +5075,8 @@
         <w:t xml:space="preserve">□ Defina escopo, proprietário, requisitos, procedimentos, tecnologia, responsabilidades, exceções e monitoramento. Emblemas, visitantes, câmeras, alarmes, energia, fogo, temperatura, avaliações de instalação . Combine evidência com o controle exato; valide população, data, configuração, operação, exceções e reteste. .</w:t>
       </w:r>
     </w:p>
-    <w:bookmarkEnd w:id="69"/>
-    <w:bookmarkStart w:id="70" w:name="pl-planejamento"/>
+    <w:bookmarkEnd w:id="80"/>
+    <w:bookmarkStart w:id="81" w:name="pl-planejamento"/>
     <w:p>
       <w:pPr>
         <w:pStyle w:val="Heading1"/>
@@ -5080,6 +5098,7 @@
         <w:tblStyle w:val="Table"/>
         <w:tblW w:type="auto" w:w="0"/>
         <w:tblLook w:firstRow="1" w:lastRow="0" w:firstColumn="0" w:lastColumn="0" w:noHBand="0" w:noVBand="0" w:val="0020"/>
+        <w:jc w:val="start"/>
       </w:tblPr>
       <w:tblGrid>
         <w:gridCol w:w="3960"/>
@@ -5087,13 +5106,14 @@
       </w:tblGrid>
       <w:tr>
         <w:trPr>
-          <w:tblHeader w:val="on"/>
+          <w:tblHeader w:val="true"/>
         </w:trPr>
         <w:tc>
           <w:tcPr/>
           <w:p>
             <w:pPr>
               <w:pStyle w:val="Compact"/>
+              <w:jc w:val="left"/>
             </w:pPr>
             <w:r>
               <w:t xml:space="preserve">. **</w:t>
@@ -5119,6 +5139,7 @@
           <w:p>
             <w:pPr>
               <w:pStyle w:val="Compact"/>
+              <w:jc w:val="left"/>
             </w:pPr>
             <w:r>
               <w:t xml:space="preserve">□ De</w:t>
@@ -5139,8 +5160,8 @@
         </w:tc>
       </w:tr>
     </w:tbl>
-    <w:bookmarkEnd w:id="70"/>
-    <w:bookmarkStart w:id="72" w:name="pm-gestão-de-programas"/>
+    <w:bookmarkEnd w:id="81"/>
+    <w:bookmarkStart w:id="83" w:name="pm-gestão-de-programas"/>
     <w:p>
       <w:pPr>
         <w:pStyle w:val="Heading1"/>
@@ -5157,7 +5178,7 @@
         <w:t xml:space="preserve">Operar programas de segurança e privacidade de informação e governança compartilhada em toda a organização.</w:t>
       </w:r>
     </w:p>
-    <w:bookmarkStart w:id="71" w:name="X31e4f60035e1d687d188984e4b3f344972dafcf"/>
+    <w:bookmarkStart w:id="82" w:name="X31e4f60035e1d687d188984e4b3f344972dafcf"/>
     <w:p>
       <w:pPr>
         <w:pStyle w:val="Heading2"/>
@@ -5174,9 +5195,9 @@
         <w:t xml:space="preserve">□ Defina escopo, proprietário, requisitos, procedimentos, tecnologia, responsabilidades, exceções e monitoramento. Planos de programas, líderes, recursos, estratégia de risco, métricas, inventários corporativos, evidencie o controle exato; valide a população, data, configuração, operação, exceções e reteste.</w:t>
       </w:r>
     </w:p>
-    <w:bookmarkEnd w:id="71"/>
-    <w:bookmarkEnd w:id="72"/>
-    <w:bookmarkStart w:id="74" w:name="ps-segurança-do-pessoal"/>
+    <w:bookmarkEnd w:id="82"/>
+    <w:bookmarkEnd w:id="83"/>
+    <w:bookmarkStart w:id="85" w:name="ps-segurança-do-pessoal"/>
     <w:p>
       <w:pPr>
         <w:pStyle w:val="Heading1"/>
@@ -5193,7 +5214,7 @@
         <w:t xml:space="preserve">Gerencie rastreamento de pessoal, acordos, transferências, rescisão, sanções e risco.</w:t>
       </w:r>
     </w:p>
-    <w:bookmarkStart w:id="73" w:name="X27900b36e004a4355f3dd7d4dc787f3b4d0c425"/>
+    <w:bookmarkStart w:id="84" w:name="X27900b36e004a4355f3dd7d4dc787f3b4d0c425"/>
     <w:p>
       <w:pPr>
         <w:pStyle w:val="Heading2"/>
@@ -5210,9 +5231,9 @@
         <w:t xml:space="preserve">□ Defina escopo, proprietário, requisitos, procedimentos, tecnologia, responsabilidades, exceções e monitoramento. Rastreamento, acordos, mudanças de papel, término de acesso, pessoal de terceiros □ Combine evidência com o controle exato; valide população, data, configuração, operação, exceções e reteste.</w:t>
       </w:r>
     </w:p>
-    <w:bookmarkEnd w:id="73"/>
-    <w:bookmarkEnd w:id="74"/>
-    <w:bookmarkStart w:id="75" w:name="Xab8d233bcbda72c5112d5c3ad133edc506822c9"/>
+    <w:bookmarkEnd w:id="84"/>
+    <w:bookmarkEnd w:id="85"/>
+    <w:bookmarkStart w:id="86" w:name="Xab8d233bcbda72c5112d5c3ad133edc506822c9"/>
     <w:p>
       <w:pPr>
         <w:pStyle w:val="Heading1"/>
@@ -5223,18 +5244,18 @@
     </w:p>
     <w:p>
       <w:pPr>
+        <w:numPr>
+          <w:ilvl w:val="0"/>
+          <w:numId w:val="1030"/>
+        </w:numPr>
         <w:pStyle w:val="Compact"/>
-        <w:numPr>
-          <w:ilvl w:val="0"/>
-          <w:numId w:val="1030"/>
-        </w:numPr>
       </w:pPr>
       <w:r>
         <w:t xml:space="preserve">Essas famílias cobrem PII, risco, aquisição, arquitetura/comunicações, integridade e cadeias de suprimentos.*</w:t>
       </w:r>
     </w:p>
-    <w:bookmarkEnd w:id="75"/>
-    <w:bookmarkStart w:id="77" w:name="pt-processamento-e-transparência-pii"/>
+    <w:bookmarkEnd w:id="86"/>
+    <w:bookmarkStart w:id="88" w:name="pt-processamento-e-transparência-pii"/>
     <w:p>
       <w:pPr>
         <w:pStyle w:val="Heading1"/>
@@ -5256,6 +5277,7 @@
         <w:tblStyle w:val="Table"/>
         <w:tblW w:type="auto" w:w="0"/>
         <w:tblLook w:firstRow="1" w:lastRow="0" w:firstColumn="0" w:lastColumn="0" w:noHBand="0" w:noVBand="0" w:val="0020"/>
+        <w:jc w:val="start"/>
       </w:tblPr>
       <w:tblGrid>
         <w:gridCol w:w="3960"/>
@@ -5263,13 +5285,14 @@
       </w:tblGrid>
       <w:tr>
         <w:trPr>
-          <w:tblHeader w:val="on"/>
+          <w:tblHeader w:val="true"/>
         </w:trPr>
         <w:tc>
           <w:tcPr/>
           <w:p>
             <w:pPr>
               <w:pStyle w:val="Compact"/>
+              <w:jc w:val="left"/>
             </w:pPr>
             <w:r>
               <w:t xml:space="preserve">. **</w:t>
@@ -5295,6 +5318,7 @@
           <w:p>
             <w:pPr>
               <w:pStyle w:val="Compact"/>
+              <w:jc w:val="left"/>
             </w:pPr>
             <w:r>
               <w:t xml:space="preserve">□ De</w:t>
@@ -5315,7 +5339,7 @@
         </w:tc>
       </w:tr>
     </w:tbl>
-    <w:bookmarkStart w:id="76" w:name="ra-avaliação-de-risco"/>
+    <w:bookmarkStart w:id="87" w:name="ra-avaliação-de-risco"/>
     <w:p>
       <w:pPr>
         <w:pStyle w:val="Heading2"/>
@@ -5337,6 +5361,7 @@
         <w:tblStyle w:val="Table"/>
         <w:tblW w:type="auto" w:w="0"/>
         <w:tblLook w:firstRow="1" w:lastRow="0" w:firstColumn="0" w:lastColumn="0" w:noHBand="0" w:noVBand="0" w:val="0020"/>
+        <w:jc w:val="start"/>
       </w:tblPr>
       <w:tblGrid>
         <w:gridCol w:w="3960"/>
@@ -5344,13 +5369,14 @@
       </w:tblGrid>
       <w:tr>
         <w:trPr>
-          <w:tblHeader w:val="on"/>
+          <w:tblHeader w:val="true"/>
         </w:trPr>
         <w:tc>
           <w:tcPr/>
           <w:p>
             <w:pPr>
               <w:pStyle w:val="Compact"/>
+              <w:jc w:val="left"/>
             </w:pPr>
             <w:r>
               <w:t xml:space="preserve">. **</w:t>
@@ -5376,6 +5402,7 @@
           <w:p>
             <w:pPr>
               <w:pStyle w:val="Compact"/>
+              <w:jc w:val="left"/>
             </w:pPr>
             <w:r>
               <w:t xml:space="preserve">□ De</w:t>
@@ -5396,9 +5423,9 @@
         </w:tc>
       </w:tr>
     </w:tbl>
-    <w:bookmarkEnd w:id="76"/>
-    <w:bookmarkEnd w:id="77"/>
-    <w:bookmarkStart w:id="78" w:name="sa-aquisição-de-sistema-e-serviços"/>
+    <w:bookmarkEnd w:id="87"/>
+    <w:bookmarkEnd w:id="88"/>
+    <w:bookmarkStart w:id="89" w:name="sa-aquisição-de-sistema-e-serviços"/>
     <w:p>
       <w:pPr>
         <w:pStyle w:val="Heading1"/>
@@ -5435,8 +5462,8 @@
         <w:t xml:space="preserve">□ Defina escopo, proprietário, requisitos, procedimentos, tecnologia, responsabilidades, exceções e monitoramento. Os requisitos, contratos, SDLC, arquitetura, desenvolvedores, testes, SBOM, evidência do fornecedor, combinam evidências com o controle exato; valide população, data, configuração, operação, exceções e reteste.</w:t>
       </w:r>
     </w:p>
-    <w:bookmarkEnd w:id="78"/>
-    <w:bookmarkStart w:id="79" w:name="X14356835866b4ab53725db64848215c9859be90"/>
+    <w:bookmarkEnd w:id="89"/>
+    <w:bookmarkStart w:id="90" w:name="X14356835866b4ab53725db64848215c9859be90"/>
     <w:p>
       <w:pPr>
         <w:pStyle w:val="Heading1"/>
@@ -5458,6 +5485,7 @@
         <w:tblStyle w:val="Table"/>
         <w:tblW w:type="auto" w:w="0"/>
         <w:tblLook w:firstRow="1" w:lastRow="0" w:firstColumn="0" w:lastColumn="0" w:noHBand="0" w:noVBand="0" w:val="0020"/>
+        <w:jc w:val="start"/>
       </w:tblPr>
       <w:tblGrid>
         <w:gridCol w:w="3960"/>
@@ -5465,13 +5493,14 @@
       </w:tblGrid>
       <w:tr>
         <w:trPr>
-          <w:tblHeader w:val="on"/>
+          <w:tblHeader w:val="true"/>
         </w:trPr>
         <w:tc>
           <w:tcPr/>
           <w:p>
             <w:pPr>
               <w:pStyle w:val="Compact"/>
+              <w:jc w:val="left"/>
             </w:pPr>
             <w:r>
               <w:t xml:space="preserve">. **</w:t>
@@ -5497,6 +5526,7 @@
           <w:p>
             <w:pPr>
               <w:pStyle w:val="Compact"/>
+              <w:jc w:val="left"/>
             </w:pPr>
             <w:r>
               <w:t xml:space="preserve">□ De</w:t>
@@ -5517,8 +5547,8 @@
         </w:tc>
       </w:tr>
     </w:tbl>
-    <w:bookmarkEnd w:id="79"/>
-    <w:bookmarkStart w:id="80" w:name="Xe7f743a532c27365d8044ab426c81fe91938957"/>
+    <w:bookmarkEnd w:id="90"/>
+    <w:bookmarkStart w:id="91" w:name="Xe7f743a532c27365d8044ab426c81fe91938957"/>
     <w:p>
       <w:pPr>
         <w:pStyle w:val="Heading1"/>
@@ -5555,8 +5585,8 @@
         <w:t xml:space="preserve">□ Defina escopo, proprietário, requisitos, procedimentos, tecnologia, responsabilidades, exceções e monitoramento. Vulnerabilidades, patches, validação de integridade, defesas de malware, alertas, correções □ Combine evidência com o controle exato; valide população, data, configuração, operação, exceções e reteste.</w:t>
       </w:r>
     </w:p>
-    <w:bookmarkEnd w:id="80"/>
-    <w:bookmarkStart w:id="81" w:name="Xaf95043c8b1039d08e5b0140515065733238b2c"/>
+    <w:bookmarkEnd w:id="91"/>
+    <w:bookmarkStart w:id="92" w:name="Xaf95043c8b1039d08e5b0140515065733238b2c"/>
     <w:p>
       <w:pPr>
         <w:pStyle w:val="Heading1"/>
@@ -5593,8 +5623,8 @@
         <w:t xml:space="preserve">□ Defina escopo, proprietário, requisitos, procedimentos, tecnologia, responsabilidades, exceções e monitoramento. O plano C-SCRM, inventário do fornecedor, criticidade, contratos, procedência, monitoramento, saída, coincidir evidência com o controle exato; validar população, data, configuração, operação, exceções e reteste.</w:t>
       </w:r>
     </w:p>
-    <w:bookmarkEnd w:id="81"/>
-    <w:bookmarkStart w:id="82" w:name="Xf712b4878a72cab38b1b33fbe4a4bfd270c7db3"/>
+    <w:bookmarkEnd w:id="92"/>
+    <w:bookmarkStart w:id="93" w:name="Xf712b4878a72cab38b1b33fbe4a4bfd270c7db3"/>
     <w:p>
       <w:pPr>
         <w:pStyle w:val="Heading1"/>
@@ -5609,14 +5639,14 @@
       </w:pPr>
       <w:r>
         <w:rPr>
+          <w:iCs/>
           <w:i/>
-          <w:iCs/>
         </w:rPr>
         <w:t xml:space="preserve">Rev. 5 integra controles de segurança e privacidade, preservando objetivos distintos e métodos de risco.</w:t>
       </w:r>
     </w:p>
-    <w:bookmarkEnd w:id="82"/>
-    <w:bookmarkStart w:id="84" w:name="colaboração"/>
+    <w:bookmarkEnd w:id="93"/>
+    <w:bookmarkStart w:id="95" w:name="colaboração"/>
     <w:p>
       <w:pPr>
         <w:pStyle w:val="Heading1"/>
@@ -5680,7 +5710,7 @@
         <w:t xml:space="preserve">Privacy baseline seleção e alfaiataria dependem do processamento, finalidade, autoridade, pessoas, dados, contexto e risco de privacidade – não apenas impacto FIPS.</w:t>
       </w:r>
     </w:p>
-    <w:bookmarkStart w:id="83" w:name="pergunta-pergunta-exemplo-de-artefato"/>
+    <w:bookmarkStart w:id="94" w:name="pergunta-pergunta-exemplo-de-artefato"/>
     <w:p>
       <w:pPr>
         <w:pStyle w:val="Heading2"/>
@@ -5721,9 +5751,9 @@
         <w:t xml:space="preserve">Como os controles de segurança e privacidade são coordenados? Índice de colaboração, alocações, provas conjuntas e conclusões</w:t>
       </w:r>
     </w:p>
-    <w:bookmarkEnd w:id="83"/>
-    <w:bookmarkEnd w:id="84"/>
-    <w:bookmarkStart w:id="86" w:name="X84fa6ee8b9ced642623b9cb4466bb2dcdbead29"/>
+    <w:bookmarkEnd w:id="94"/>
+    <w:bookmarkEnd w:id="95"/>
+    <w:bookmarkStart w:id="97" w:name="X84fa6ee8b9ced642623b9cb4466bb2dcdbead29"/>
     <w:p>
       <w:pPr>
         <w:pStyle w:val="Heading1"/>
@@ -5752,8 +5782,8 @@
       </w:pPr>
       <w:r>
         <w:rPr>
+          <w:bCs/>
           <w:b/>
-          <w:bCs/>
         </w:rPr>
         <w:t xml:space="preserve">Release 5.2.0 mudança</w:t>
       </w:r>
@@ -5762,8 +5792,8 @@
       </w:r>
       <w:r>
         <w:rPr>
+          <w:bCs/>
           <w:b/>
-          <w:bCs/>
         </w:rPr>
         <w:t xml:space="preserve">Significado claro</w:t>
       </w:r>
@@ -5816,7 +5846,7 @@
         <w:t xml:space="preserve">SP 800-53B 5.2.0 □ Reemitido para consistência; NIST declara que as selecções de base não alteraram</w:t>
       </w:r>
     </w:p>
-    <w:bookmarkStart w:id="85" w:name="foco-em-evidência"/>
+    <w:bookmarkStart w:id="96" w:name="foco-em-evidência"/>
     <w:p>
       <w:pPr>
         <w:pStyle w:val="Heading2"/>
@@ -5858,9 +5888,9 @@
         <w:t xml:space="preserve">Suposições de projeto resilientes, comportamento de condições adversas, isolamento, degradação, recuperação, diversidade, redundância e resultados de exercício.</w:t>
       </w:r>
     </w:p>
-    <w:bookmarkEnd w:id="85"/>
-    <w:bookmarkEnd w:id="86"/>
-    <w:bookmarkStart w:id="88" w:name="X96eea5e622fd0d2d97110f1743b80368ca6b94f"/>
+    <w:bookmarkEnd w:id="96"/>
+    <w:bookmarkEnd w:id="97"/>
+    <w:bookmarkStart w:id="99" w:name="X96eea5e622fd0d2d97110f1743b80368ca6b94f"/>
     <w:p>
       <w:pPr>
         <w:pStyle w:val="Heading1"/>
@@ -5875,13 +5905,13 @@
       </w:pPr>
       <w:r>
         <w:rPr>
+          <w:iCs/>
           <w:i/>
-          <w:iCs/>
         </w:rPr>
         <w:t xml:space="preserve">Recursos oficiais e ferramentas de código aberto podem apoiar a autoria, evidência, avaliação e monitoramento contínuo.</w:t>
       </w:r>
     </w:p>
-    <w:bookmarkStart w:id="87" w:name="recurso-ferramenta-purpose"/>
+    <w:bookmarkStart w:id="98" w:name="recurso-ferramenta-purpose"/>
     <w:p>
       <w:pPr>
         <w:pStyle w:val="Heading2"/>
@@ -5891,8 +5921,8 @@
       </w:r>
       <w:r>
         <w:rPr>
+          <w:bCs/>
           <w:b/>
-          <w:bCs/>
         </w:rPr>
         <w:t xml:space="preserve"> </w:t>
       </w:r>
@@ -6024,9 +6054,9 @@
         <w:t xml:space="preserve">□————————————————————————————————————————————————————————————————————————————————————————————————————————————————————————————————</w:t>
       </w:r>
     </w:p>
-    <w:bookmarkEnd w:id="87"/>
-    <w:bookmarkEnd w:id="88"/>
-    <w:bookmarkStart w:id="90" w:name="nist-cprt"/>
+    <w:bookmarkEnd w:id="98"/>
+    <w:bookmarkEnd w:id="99"/>
+    <w:bookmarkStart w:id="101" w:name="nist-cprt"/>
     <w:p>
       <w:pPr>
         <w:pStyle w:val="Heading1"/>
@@ -6045,7 +6075,7 @@
       <w:r>
         <w:t xml:space="preserve"> </w:t>
       </w:r>
-      <w:hyperlink r:id="rId89">
+      <w:hyperlink r:id="rId100">
         <w:r>
           <w:rPr>
             <w:rStyle w:val="Hyperlink"/>
@@ -6070,8 +6100,8 @@
         <w:t xml:space="preserve">Reter: autoridade, escopo, fonte/lançamento, versão, configuração/consulta, população, data, resultado bruto, validação do analista, limitação, mapeamento de controle, achado, correção e reteste. Proteger as informações do sistema e da vulnerabilidade.</w:t>
       </w:r>
     </w:p>
-    <w:bookmarkEnd w:id="90"/>
-    <w:bookmarkStart w:id="92" w:name="nist-conteúdo-oscal"/>
+    <w:bookmarkEnd w:id="101"/>
+    <w:bookmarkStart w:id="103" w:name="nist-conteúdo-oscal"/>
     <w:p>
       <w:pPr>
         <w:pStyle w:val="Heading1"/>
@@ -6090,7 +6120,7 @@
       <w:r>
         <w:t xml:space="preserve"> </w:t>
       </w:r>
-      <w:hyperlink r:id="rId91">
+      <w:hyperlink r:id="rId102">
         <w:r>
           <w:rPr>
             <w:rStyle w:val="Hyperlink"/>
@@ -6115,8 +6145,8 @@
         <w:t xml:space="preserve">Reter: autoridade, escopo, fonte/lançamento, versão, configuração/consulta, população, data, resultado bruto, validação do analista, limitação, mapeamento de controle, achado, correção e reteste. Proteger as informações do sistema e da vulnerabilidade.</w:t>
       </w:r>
     </w:p>
-    <w:bookmarkEnd w:id="92"/>
-    <w:bookmarkStart w:id="94" w:name="compliance-trestle"/>
+    <w:bookmarkEnd w:id="103"/>
+    <w:bookmarkStart w:id="105" w:name="compliance-trestle"/>
     <w:p>
       <w:pPr>
         <w:pStyle w:val="Heading1"/>
@@ -6135,7 +6165,7 @@
       <w:r>
         <w:t xml:space="preserve"> </w:t>
       </w:r>
-      <w:hyperlink r:id="rId93">
+      <w:hyperlink r:id="rId104">
         <w:r>
           <w:rPr>
             <w:rStyle w:val="Hyperlink"/>
@@ -6160,8 +6190,8 @@
         <w:t xml:space="preserve">Reter: autoridade, escopo, fonte/lançamento, versão, configuração/consulta, população, data, resultado bruto, validação do analista, limitação, mapeamento de controle, achado, correção e reteste. Proteger as informações do sistema e da vulnerabilidade.</w:t>
       </w:r>
     </w:p>
-    <w:bookmarkEnd w:id="94"/>
-    <w:bookmarkStart w:id="96" w:name="lula"/>
+    <w:bookmarkEnd w:id="105"/>
+    <w:bookmarkStart w:id="107" w:name="lula"/>
     <w:p>
       <w:pPr>
         <w:pStyle w:val="Heading1"/>
@@ -6180,7 +6210,7 @@
       <w:r>
         <w:t xml:space="preserve"> </w:t>
       </w:r>
-      <w:hyperlink r:id="rId95">
+      <w:hyperlink r:id="rId106">
         <w:r>
           <w:rPr>
             <w:rStyle w:val="Hyperlink"/>
@@ -6205,8 +6235,8 @@
         <w:t xml:space="preserve">Reter: autoridade, escopo, fonte/lançamento, versão, configuração/consulta, população, data, resultado bruto, validação do analista, limitação, mapeamento de controle, achado, correção e reteste. Proteger as informações do sistema e da vulnerabilidade.</w:t>
       </w:r>
     </w:p>
-    <w:bookmarkEnd w:id="96"/>
-    <w:bookmarkStart w:id="98" w:name="assistente-ciso"/>
+    <w:bookmarkEnd w:id="107"/>
+    <w:bookmarkStart w:id="109" w:name="assistente-ciso"/>
     <w:p>
       <w:pPr>
         <w:pStyle w:val="Heading1"/>
@@ -6225,7 +6255,7 @@
       <w:r>
         <w:t xml:space="preserve"> </w:t>
       </w:r>
-      <w:hyperlink r:id="rId97">
+      <w:hyperlink r:id="rId108">
         <w:r>
           <w:rPr>
             <w:rStyle w:val="Hyperlink"/>
@@ -6250,8 +6280,8 @@
         <w:t xml:space="preserve">Reter: autoridade, escopo, fonte/lançamento, versão, configuração/consulta, população, data, resultado bruto, validação do analista, limitação, mapeamento de controle, achado, correção e reteste. Proteger as informações do sistema e da vulnerabilidade.</w:t>
       </w:r>
     </w:p>
-    <w:bookmarkEnd w:id="98"/>
-    <w:bookmarkStart w:id="100" w:name="heimdall"/>
+    <w:bookmarkEnd w:id="109"/>
+    <w:bookmarkStart w:id="111" w:name="heimdall"/>
     <w:p>
       <w:pPr>
         <w:pStyle w:val="Heading1"/>
@@ -6270,7 +6300,7 @@
       <w:r>
         <w:t xml:space="preserve"> </w:t>
       </w:r>
-      <w:hyperlink r:id="rId99">
+      <w:hyperlink r:id="rId110">
         <w:r>
           <w:rPr>
             <w:rStyle w:val="Hyperlink"/>
@@ -6295,8 +6325,8 @@
         <w:t xml:space="preserve">Reter: autoridade, escopo, fonte/lançamento, versão, configuração/consulta, população, data, resultado bruto, validação do analista, limitação, mapeamento de controle, achado, correção e reteste. Proteger as informações do sistema e da vulnerabilidade.</w:t>
       </w:r>
     </w:p>
-    <w:bookmarkEnd w:id="100"/>
-    <w:bookmarkStart w:id="102" w:name="opencontrol"/>
+    <w:bookmarkEnd w:id="111"/>
+    <w:bookmarkStart w:id="113" w:name="opencontrol"/>
     <w:p>
       <w:pPr>
         <w:pStyle w:val="Heading1"/>
@@ -6315,7 +6345,7 @@
       <w:r>
         <w:t xml:space="preserve"> </w:t>
       </w:r>
-      <w:hyperlink r:id="rId101">
+      <w:hyperlink r:id="rId112">
         <w:r>
           <w:rPr>
             <w:rStyle w:val="Hyperlink"/>
@@ -6340,8 +6370,8 @@
         <w:t xml:space="preserve">Reter: autoridade, escopo, fonte/lançamento, versão, configuração/consulta, população, data, resultado bruto, validação do analista, limitação, mapeamento de controle, achado, correção e reteste. Proteger as informações do sistema e da vulnerabilidade.</w:t>
       </w:r>
     </w:p>
-    <w:bookmarkEnd w:id="102"/>
-    <w:bookmarkStart w:id="104" w:name="cli-oscal"/>
+    <w:bookmarkEnd w:id="113"/>
+    <w:bookmarkStart w:id="115" w:name="cli-oscal"/>
     <w:p>
       <w:pPr>
         <w:pStyle w:val="Heading1"/>
@@ -6360,7 +6390,7 @@
       <w:r>
         <w:t xml:space="preserve"> </w:t>
       </w:r>
-      <w:hyperlink r:id="rId103">
+      <w:hyperlink r:id="rId114">
         <w:r>
           <w:rPr>
             <w:rStyle w:val="Hyperlink"/>
@@ -6385,8 +6415,8 @@
         <w:t xml:space="preserve">Reter: autoridade, escopo, fonte/lançamento, versão, configuração/consulta, população, data, resultado bruto, validação do analista, limitação, mapeamento de controle, achado, correção e reteste. Proteger as informações do sistema e da vulnerabilidade.</w:t>
       </w:r>
     </w:p>
-    <w:bookmarkEnd w:id="104"/>
-    <w:bookmarkStart w:id="106" w:name="wazuh"/>
+    <w:bookmarkEnd w:id="115"/>
+    <w:bookmarkStart w:id="117" w:name="wazuh"/>
     <w:p>
       <w:pPr>
         <w:pStyle w:val="Heading1"/>
@@ -6405,7 +6435,7 @@
       <w:r>
         <w:t xml:space="preserve"> </w:t>
       </w:r>
-      <w:hyperlink r:id="rId105">
+      <w:hyperlink r:id="rId116">
         <w:r>
           <w:rPr>
             <w:rStyle w:val="Hyperlink"/>
@@ -6430,8 +6460,8 @@
         <w:t xml:space="preserve">Reter: autoridade, escopo, fonte/lançamento, versão, configuração/consulta, população, data, resultado bruto, validação do analista, limitação, mapeamento de controle, achado, correção e reteste. Proteger as informações do sistema e da vulnerabilidade.</w:t>
       </w:r>
     </w:p>
-    <w:bookmarkEnd w:id="106"/>
-    <w:bookmarkStart w:id="109" w:name="openscap"/>
+    <w:bookmarkEnd w:id="117"/>
+    <w:bookmarkStart w:id="120" w:name="openscap"/>
     <w:p>
       <w:pPr>
         <w:pStyle w:val="Heading1"/>
@@ -6450,7 +6480,7 @@
       <w:r>
         <w:t xml:space="preserve"> </w:t>
       </w:r>
-      <w:hyperlink r:id="rId107">
+      <w:hyperlink r:id="rId118">
         <w:r>
           <w:rPr>
             <w:rStyle w:val="Hyperlink"/>
@@ -6493,7 +6523,7 @@
       <w:r>
         <w:t xml:space="preserve"> </w:t>
       </w:r>
-      <w:hyperlink r:id="rId108">
+      <w:hyperlink r:id="rId119">
         <w:r>
           <w:rPr>
             <w:rStyle w:val="Hyperlink"/>
@@ -6518,8 +6548,8 @@
         <w:t xml:space="preserve">Reter: autoridade, escopo, fonte/lançamento, versão, configuração/consulta, população, data, resultado bruto, validação do analista, limitação, mapeamento de controle, achado, correção e reteste. Proteger as informações do sistema e da vulnerabilidade.</w:t>
       </w:r>
     </w:p>
-    <w:bookmarkEnd w:id="109"/>
-    <w:bookmarkStart w:id="111" w:name="nmap"/>
+    <w:bookmarkEnd w:id="120"/>
+    <w:bookmarkStart w:id="122" w:name="nmap"/>
     <w:p>
       <w:pPr>
         <w:pStyle w:val="Heading1"/>
@@ -6538,7 +6568,7 @@
       <w:r>
         <w:t xml:space="preserve"> </w:t>
       </w:r>
-      <w:hyperlink r:id="rId110">
+      <w:hyperlink r:id="rId121">
         <w:r>
           <w:rPr>
             <w:rStyle w:val="Hyperlink"/>
@@ -6563,8 +6593,8 @@
         <w:t xml:space="preserve">Reter: autoridade, escopo, fonte/lançamento, versão, configuração/consulta, população, data, resultado bruto, validação do analista, limitação, mapeamento de controle, achado, correção e reteste. Proteger as informações do sistema e da vulnerabilidade.</w:t>
       </w:r>
     </w:p>
-    <w:bookmarkEnd w:id="111"/>
-    <w:bookmarkStart w:id="113" w:name="greenbone-community-edition"/>
+    <w:bookmarkEnd w:id="122"/>
+    <w:bookmarkStart w:id="124" w:name="greenbone-community-edition"/>
     <w:p>
       <w:pPr>
         <w:pStyle w:val="Heading1"/>
@@ -6583,7 +6613,7 @@
       <w:r>
         <w:t xml:space="preserve"> </w:t>
       </w:r>
-      <w:hyperlink r:id="rId112">
+      <w:hyperlink r:id="rId123">
         <w:r>
           <w:rPr>
             <w:rStyle w:val="Hyperlink"/>
@@ -6608,8 +6638,8 @@
         <w:t xml:space="preserve">Reter: autoridade, escopo, fonte/lançamento, versão, configuração/consulta, população, data, resultado bruto, validação do analista, limitação, mapeamento de controle, achado, correção e reteste. Proteger as informações do sistema e da vulnerabilidade.</w:t>
       </w:r>
     </w:p>
-    <w:bookmarkEnd w:id="113"/>
-    <w:bookmarkStart w:id="115" w:name="trivy"/>
+    <w:bookmarkEnd w:id="124"/>
+    <w:bookmarkStart w:id="126" w:name="trivy"/>
     <w:p>
       <w:pPr>
         <w:pStyle w:val="Heading1"/>
@@ -6628,7 +6658,7 @@
       <w:r>
         <w:t xml:space="preserve"> </w:t>
       </w:r>
-      <w:hyperlink r:id="rId114">
+      <w:hyperlink r:id="rId125">
         <w:r>
           <w:rPr>
             <w:rStyle w:val="Hyperlink"/>
@@ -6653,8 +6683,8 @@
         <w:t xml:space="preserve">Reter: autoridade, escopo, fonte/lançamento, versão, configuração/consulta, população, data, resultado bruto, validação do analista, limitação, mapeamento de controle, achado, correção e reteste. Proteger as informações do sistema e da vulnerabilidade.</w:t>
       </w:r>
     </w:p>
-    <w:bookmarkEnd w:id="115"/>
-    <w:bookmarkStart w:id="117" w:name="owasp-zap"/>
+    <w:bookmarkEnd w:id="126"/>
+    <w:bookmarkStart w:id="128" w:name="owasp-zap"/>
     <w:p>
       <w:pPr>
         <w:pStyle w:val="Heading1"/>
@@ -6673,7 +6703,7 @@
       <w:r>
         <w:t xml:space="preserve"> </w:t>
       </w:r>
-      <w:hyperlink r:id="rId116">
+      <w:hyperlink r:id="rId127">
         <w:r>
           <w:rPr>
             <w:rStyle w:val="Hyperlink"/>
@@ -6698,8 +6728,8 @@
         <w:t xml:space="preserve">Reter: autoridade, escopo, fonte/lançamento, versão, configuração/consulta, população, data, resultado bruto, validação do analista, limitação, mapeamento de controle, achado, correção e reteste. Proteger as informações do sistema e da vulnerabilidade.</w:t>
       </w:r>
     </w:p>
-    <w:bookmarkEnd w:id="117"/>
-    <w:bookmarkStart w:id="119" w:name="keycloak"/>
+    <w:bookmarkEnd w:id="128"/>
+    <w:bookmarkStart w:id="130" w:name="keycloak"/>
     <w:p>
       <w:pPr>
         <w:pStyle w:val="Heading1"/>
@@ -6718,7 +6748,7 @@
       <w:r>
         <w:t xml:space="preserve"> </w:t>
       </w:r>
-      <w:hyperlink r:id="rId118">
+      <w:hyperlink r:id="rId129">
         <w:r>
           <w:rPr>
             <w:rStyle w:val="Hyperlink"/>
@@ -6743,8 +6773,8 @@
         <w:t xml:space="preserve">Reter: autoridade, escopo, fonte/lançamento, versão, configuração/consulta, população, data, resultado bruto, validação do analista, limitação, mapeamento de controle, achado, correção e reteste. Proteger as informações do sistema e da vulnerabilidade.</w:t>
       </w:r>
     </w:p>
-    <w:bookmarkEnd w:id="119"/>
-    <w:bookmarkStart w:id="121" w:name="defectdojo"/>
+    <w:bookmarkEnd w:id="130"/>
+    <w:bookmarkStart w:id="132" w:name="defectdojo"/>
     <w:p>
       <w:pPr>
         <w:pStyle w:val="Heading1"/>
@@ -6763,7 +6793,7 @@
       <w:r>
         <w:t xml:space="preserve"> </w:t>
       </w:r>
-      <w:hyperlink r:id="rId120">
+      <w:hyperlink r:id="rId131">
         <w:r>
           <w:rPr>
             <w:rStyle w:val="Hyperlink"/>
@@ -6788,8 +6818,8 @@
         <w:t xml:space="preserve">Reter: autoridade, escopo, fonte/lançamento, versão, configuração/consulta, população, data, resultado bruto, validação do analista, limitação, mapeamento de controle, achado, correção e reteste. Proteger as informações do sistema e da vulnerabilidade.</w:t>
       </w:r>
     </w:p>
-    <w:bookmarkEnd w:id="121"/>
-    <w:bookmarkStart w:id="123" w:name="open-policy-agent"/>
+    <w:bookmarkEnd w:id="132"/>
+    <w:bookmarkStart w:id="134" w:name="open-policy-agent"/>
     <w:p>
       <w:pPr>
         <w:pStyle w:val="Heading1"/>
@@ -6808,7 +6838,7 @@
       <w:r>
         <w:t xml:space="preserve"> </w:t>
       </w:r>
-      <w:hyperlink r:id="rId122">
+      <w:hyperlink r:id="rId133">
         <w:r>
           <w:rPr>
             <w:rStyle w:val="Hyperlink"/>
@@ -6833,8 +6863,8 @@
         <w:t xml:space="preserve">Reter: autoridade, escopo, fonte/lançamento, versão, configuração/consulta, população, data, resultado bruto, validação do analista, limitação, mapeamento de controle, achado, correção e reteste. Proteger as informações do sistema e da vulnerabilidade.</w:t>
       </w:r>
     </w:p>
-    <w:bookmarkEnd w:id="123"/>
-    <w:bookmarkStart w:id="126" w:name="manual-do-rmf-para-gerentes"/>
+    <w:bookmarkEnd w:id="134"/>
+    <w:bookmarkStart w:id="137" w:name="manual-do-rmf-para-gerentes"/>
     <w:p>
       <w:pPr>
         <w:pStyle w:val="Heading1"/>
@@ -6845,17 +6875,17 @@
     </w:p>
     <w:p>
       <w:pPr>
+        <w:numPr>
+          <w:ilvl w:val="0"/>
+          <w:numId w:val="1034"/>
+        </w:numPr>
         <w:pStyle w:val="Compact"/>
-        <w:numPr>
-          <w:ilvl w:val="0"/>
-          <w:numId w:val="1034"/>
-        </w:numPr>
       </w:pPr>
       <w:r>
         <w:t xml:space="preserve">Os gerentes mantêm RMF focado em risco de missão, evidências confiáveis, decisões oportunas e correção.*</w:t>
       </w:r>
     </w:p>
-    <w:bookmarkStart w:id="124" w:name="section-1"/>
+    <w:bookmarkStart w:id="135" w:name="section-1"/>
     <w:p>
       <w:pPr>
         <w:pStyle w:val="Heading2"/>
@@ -6914,8 +6944,8 @@
         <w:t xml:space="preserve">• POA&amp;M □ As acções graves e atrasadas são financiadas e retestadas de forma independente? Extensões repetidas sem decisão de risco</w:t>
       </w:r>
     </w:p>
-    <w:bookmarkEnd w:id="124"/>
-    <w:bookmarkStart w:id="125" w:name="ritmo-de-gerente"/>
+    <w:bookmarkEnd w:id="135"/>
+    <w:bookmarkStart w:id="136" w:name="ritmo-de-gerente"/>
     <w:p>
       <w:pPr>
         <w:pStyle w:val="Heading2"/>
@@ -6968,9 +6998,9 @@
         <w:t xml:space="preserve">Ciclo anual ou aprovado: estratégia de risco, controles comuns, valores de parâmetros, estratégia de monitoramento, capacidade do avaliador, qualidade do pacote, métricas e melhoria do processo.</w:t>
       </w:r>
     </w:p>
-    <w:bookmarkEnd w:id="125"/>
-    <w:bookmarkEnd w:id="126"/>
-    <w:bookmarkStart w:id="127" w:name="guia-de-carreira-do-analista-júnior"/>
+    <w:bookmarkEnd w:id="136"/>
+    <w:bookmarkEnd w:id="137"/>
+    <w:bookmarkStart w:id="138" w:name="guia-de-carreira-do-analista-júnior"/>
     <w:p>
       <w:pPr>
         <w:pStyle w:val="Heading1"/>
@@ -6985,8 +7015,8 @@
       </w:pPr>
       <w:r>
         <w:rPr>
+          <w:iCs/>
           <w:i/>
-          <w:iCs/>
         </w:rPr>
         <w:t xml:space="preserve">Junior RMF analistas criar valor através de limites precisos, mapeamentos, declarações, evidências, descobertas e rastreamento.</w:t>
       </w:r>
@@ -7004,8 +7034,8 @@
         <w:t xml:space="preserve">Figura 10. Caminho de analista RMF júnior</w:t>
       </w:r>
     </w:p>
-    <w:bookmarkEnd w:id="127"/>
-    <w:bookmarkStart w:id="128" w:name="funções-comuns"/>
+    <w:bookmarkEnd w:id="138"/>
+    <w:bookmarkStart w:id="139" w:name="funções-comuns"/>
     <w:p>
       <w:pPr>
         <w:pStyle w:val="Heading1"/>
@@ -7102,8 +7132,8 @@
         <w:t xml:space="preserve">Analisador de Monitoramento Contínuo</w:t>
       </w:r>
     </w:p>
-    <w:bookmarkEnd w:id="128"/>
-    <w:bookmarkStart w:id="129" w:name="trabalho-típico"/>
+    <w:bookmarkEnd w:id="139"/>
+    <w:bookmarkStart w:id="140" w:name="trabalho-típico"/>
     <w:p>
       <w:pPr>
         <w:pStyle w:val="Heading1"/>
@@ -7178,8 +7208,8 @@
         <w:t xml:space="preserve">Use CPRT, OSCAL, planilhas, repositórios, painéis e ferramentas técnicas aprovadas sem reivindicar autoridade além do papel.</w:t>
       </w:r>
     </w:p>
-    <w:bookmarkEnd w:id="129"/>
-    <w:bookmarkStart w:id="131" w:name="Xad9c5e5870a1d313a8afb95b48d15b486ae427d"/>
+    <w:bookmarkEnd w:id="140"/>
+    <w:bookmarkStart w:id="142" w:name="Xad9c5e5870a1d313a8afb95b48d15b486ae427d"/>
     <w:p>
       <w:pPr>
         <w:pStyle w:val="Heading1"/>
@@ -7190,11 +7220,11 @@
     </w:p>
     <w:p>
       <w:pPr>
+        <w:numPr>
+          <w:ilvl w:val="0"/>
+          <w:numId w:val="1038"/>
+        </w:numPr>
         <w:pStyle w:val="Compact"/>
-        <w:numPr>
-          <w:ilvl w:val="0"/>
-          <w:numId w:val="1038"/>
-        </w:numPr>
       </w:pPr>
       <w:r>
         <w:t xml:space="preserve">Um sistema fictício e um laboratório autorizado podem se tornar um portfólio de entrada forte.*</w:t>
@@ -7214,7 +7244,7 @@
         <w:t xml:space="preserve">O que é que se passa?</w:t>
       </w:r>
     </w:p>
-    <w:bookmarkStart w:id="130" w:name="laboratório-de-portfólio"/>
+    <w:bookmarkStart w:id="141" w:name="laboratório-de-portfólio"/>
     <w:p>
       <w:pPr>
         <w:pStyle w:val="Heading2"/>
@@ -7333,9 +7363,9 @@
         <w:t xml:space="preserve">Publicar artefatos higiénicos claramente rotulados de ficção e não uma autorização NIST.</w:t>
       </w:r>
     </w:p>
-    <w:bookmarkEnd w:id="130"/>
-    <w:bookmarkEnd w:id="131"/>
-    <w:bookmarkStart w:id="133" w:name="plano-de-30-dias"/>
+    <w:bookmarkEnd w:id="141"/>
+    <w:bookmarkEnd w:id="142"/>
+    <w:bookmarkStart w:id="144" w:name="plano-de-30-dias"/>
     <w:p>
       <w:pPr>
         <w:pStyle w:val="Heading1"/>
@@ -7346,25 +7376,25 @@
     </w:p>
     <w:p>
       <w:pPr>
+        <w:numPr>
+          <w:ilvl w:val="0"/>
+          <w:numId w:val="1040"/>
+        </w:numPr>
         <w:pStyle w:val="Heading2"/>
-        <w:numPr>
-          <w:ilvl w:val="0"/>
-          <w:numId w:val="1040"/>
-        </w:numPr>
-      </w:pPr>
-      <w:bookmarkStart w:id="132" w:name="dias-foco-entrega"/>
+      </w:pPr>
+      <w:bookmarkStart w:id="143" w:name="dias-foco-entrega"/>
       <w:r>
         <w:t xml:space="preserve">Dias** * Foco** * Entrega**</w:t>
       </w:r>
-      <w:bookmarkEnd w:id="132"/>
-    </w:p>
-    <w:p>
-      <w:pPr>
+      <w:bookmarkEnd w:id="143"/>
+    </w:p>
+    <w:p>
+      <w:pPr>
+        <w:numPr>
+          <w:ilvl w:val="0"/>
+          <w:numId w:val="1000"/>
+        </w:numPr>
         <w:pStyle w:val="Compact"/>
-        <w:numPr>
-          <w:ilvl w:val="0"/>
-          <w:numId w:val="1000"/>
-        </w:numPr>
       </w:pPr>
       <w:r>
         <w:t xml:space="preserve">1–4 RMF, suite de publicação, papéis, três níveis .</w:t>
@@ -7418,8 +7448,8 @@
         <w:t xml:space="preserve">Portfolio e entrevista</w:t>
       </w:r>
     </w:p>
-    <w:bookmarkEnd w:id="133"/>
-    <w:bookmarkStart w:id="140" w:name="o-que-é-rmf"/>
+    <w:bookmarkEnd w:id="144"/>
+    <w:bookmarkStart w:id="151" w:name="o-que-é-rmf"/>
     <w:p>
       <w:pPr>
         <w:pStyle w:val="Heading1"/>
@@ -7436,7 +7466,7 @@
         <w:t xml:space="preserve">Um processo de ciclo de vida de sete etapas para gerenciar o risco de segurança e privacidade: Preparar, categorizar, selecionar, implementar, avaliar, autorizar e monitorar.</w:t>
       </w:r>
     </w:p>
-    <w:bookmarkStart w:id="134" w:name="o-sp-800-53-é-uma-lista-de-verificação"/>
+    <w:bookmarkStart w:id="145" w:name="o-sp-800-53-é-uma-lista-de-verificação"/>
     <w:p>
       <w:pPr>
         <w:pStyle w:val="Heading2"/>
@@ -7453,8 +7483,8 @@
         <w:t xml:space="preserve">Não. É um catálogo de controle flexível. As organizações escolhem e adaptam os controlos através da gestão de riscos e dos requisitos aplicáveis.</w:t>
       </w:r>
     </w:p>
-    <w:bookmarkEnd w:id="134"/>
-    <w:bookmarkStart w:id="135" w:name="o-que-é-uma-linha-de-base"/>
+    <w:bookmarkEnd w:id="145"/>
+    <w:bookmarkStart w:id="146" w:name="o-que-é-uma-linha-de-base"/>
     <w:p>
       <w:pPr>
         <w:pStyle w:val="Heading2"/>
@@ -7471,8 +7501,8 @@
         <w:t xml:space="preserve">Um conjunto inicial de controles. A SP 800-53B fornece baixos, moderados, elevados e valores de privacidade para uso federal.</w:t>
       </w:r>
     </w:p>
-    <w:bookmarkEnd w:id="135"/>
-    <w:bookmarkStart w:id="136" w:name="o-que-é-alfaiataria"/>
+    <w:bookmarkEnd w:id="146"/>
+    <w:bookmarkStart w:id="147" w:name="o-que-é-alfaiataria"/>
     <w:p>
       <w:pPr>
         <w:pStyle w:val="Heading2"/>
@@ -7489,8 +7519,8 @@
         <w:t xml:space="preserve">Escopo documentado, parâmetros, adições, especialização, alocação e controles de compensação aprovados que fazem o conjunto inicial se encaixar no sistema e risco.</w:t>
       </w:r>
     </w:p>
-    <w:bookmarkEnd w:id="136"/>
-    <w:bookmarkStart w:id="137" w:name="o-que-é-a-herança-de-controle"/>
+    <w:bookmarkEnd w:id="147"/>
+    <w:bookmarkStart w:id="148" w:name="o-que-é-a-herança-de-controle"/>
     <w:p>
       <w:pPr>
         <w:pStyle w:val="Heading2"/>
@@ -7507,8 +7537,8 @@
         <w:t xml:space="preserve">Um sistema depende de um controle fornecido por outro provedor autorizado, enquanto ainda implementa e testa suas próprias responsabilidades de cliente.</w:t>
       </w:r>
     </w:p>
-    <w:bookmarkEnd w:id="137"/>
-    <w:bookmarkStart w:id="138" w:name="como-avalia-um-controle"/>
+    <w:bookmarkEnd w:id="148"/>
+    <w:bookmarkStart w:id="149" w:name="como-avalia-um-controle"/>
     <w:p>
       <w:pPr>
         <w:pStyle w:val="Heading2"/>
@@ -7525,8 +7555,8 @@
         <w:t xml:space="preserve">Utilizar objetivos aprovados e examinar, entrevistar ou testar métodos com objetos definidos, profundidade, cobertura, população, evidência, exceções e limitações.</w:t>
       </w:r>
     </w:p>
-    <w:bookmarkEnd w:id="138"/>
-    <w:bookmarkStart w:id="139" w:name="o-que-é-autorização"/>
+    <w:bookmarkEnd w:id="149"/>
+    <w:bookmarkStart w:id="150" w:name="o-que-é-autorização"/>
     <w:p>
       <w:pPr>
         <w:pStyle w:val="Heading2"/>
@@ -7541,520 +7571,520 @@
       </w:pPr>
       <w:r>
         <w:t xml:space="preserve">A decisão de um alto funcionário autorizado de aceitar um risco residual definido para um sistema ou controlos comuns nos termos indicados.</w:t>
-      </w:r>
-    </w:p>
-    <w:bookmarkEnd w:id="139"/>
-    <w:bookmarkEnd w:id="140"/>
-    <w:bookmarkStart w:id="141" w:name="o-que-é-um-poam"/>
-    <w:p>
-      <w:pPr>
-        <w:pStyle w:val="Heading1"/>
-      </w:pPr>
-      <w:r>
-        <w:t xml:space="preserve"># 29.10 O que é um POA&amp;M?</w:t>
-      </w:r>
-    </w:p>
-    <w:p>
-      <w:pPr>
-        <w:pStyle w:val="FirstParagraph"/>
-      </w:pPr>
-      <w:r>
-        <w:t xml:space="preserve">Um plano rastreado para corrigir fraquezas identificadas, com risco, proprietário, marcos, recursos, programação, status e reteste.</w:t>
-      </w:r>
-    </w:p>
-    <w:bookmarkEnd w:id="141"/>
-    <w:bookmarkStart w:id="142" w:name="o-que-é-oscal"/>
-    <w:p>
-      <w:pPr>
-        <w:pStyle w:val="Heading1"/>
-      </w:pPr>
-      <w:r>
-        <w:t xml:space="preserve"># 29.11 O que é OSCAL?</w:t>
-      </w:r>
-    </w:p>
-    <w:p>
-      <w:pPr>
-        <w:pStyle w:val="FirstParagraph"/>
-      </w:pPr>
-      <w:r>
-        <w:t xml:space="preserve">Modelos legíveis por máquina da NIST para controles, perfis, implementações, avaliações, resultados e POA&amp;Ms.</w:t>
-      </w:r>
-    </w:p>
-    <w:bookmarkEnd w:id="142"/>
-    <w:bookmarkStart w:id="143" w:name="o-que-é-atual-sp-800-53"/>
-    <w:p>
-      <w:pPr>
-        <w:pStyle w:val="Heading1"/>
-      </w:pPr>
-      <w:r>
-        <w:t xml:space="preserve"># 29.12 O que é atual SP 800-53?</w:t>
-      </w:r>
-    </w:p>
-    <w:p>
-      <w:pPr>
-        <w:pStyle w:val="FirstParagraph"/>
-      </w:pPr>
-      <w:r>
-        <w:t xml:space="preserve">Revisão 5, Release 5.2.0, emitida em agosto de 2025.</w:t>
-      </w:r>
-    </w:p>
-    <w:bookmarkEnd w:id="143"/>
-    <w:bookmarkStart w:id="146" w:name="modelos-glossário-índice-e-referências"/>
-    <w:p>
-      <w:pPr>
-        <w:pStyle w:val="Heading1"/>
-      </w:pPr>
-      <w:r>
-        <w:t xml:space="preserve">30. Modelos, Glossário, Índice e Referências</w:t>
-      </w:r>
-    </w:p>
-    <w:p>
-      <w:pPr>
-        <w:pStyle w:val="Compact"/>
-        <w:numPr>
-          <w:ilvl w:val="0"/>
-          <w:numId w:val="1041"/>
-        </w:numPr>
-      </w:pPr>
-      <w:r>
-        <w:t xml:space="preserve">Estruturas de trabalho reutilizáveis, termos-chave, índice de assunto e fontes oficiais.*</w:t>
-      </w:r>
-    </w:p>
-    <w:bookmarkStart w:id="145" w:name="registro-de-sistema-e-limite"/>
-    <w:p>
-      <w:pPr>
-        <w:pStyle w:val="Heading2"/>
-      </w:pPr>
-      <w:r>
-        <w:t xml:space="preserve">30.1 Registro de sistema e limite</w:t>
-      </w:r>
-    </w:p>
-    <w:p>
-      <w:pPr>
-        <w:pStyle w:val="Heading2"/>
-        <w:numPr>
-          <w:ilvl w:val="0"/>
-          <w:numId w:val="1042"/>
-        </w:numPr>
-      </w:pPr>
-      <w:bookmarkStart w:id="144" w:name="campo-entrada"/>
-      <w:r>
-        <w:t xml:space="preserve">Campo** * Entrada**</w:t>
-      </w:r>
-      <w:bookmarkEnd w:id="144"/>
-    </w:p>
-    <w:p>
-      <w:pPr>
-        <w:pStyle w:val="Compact"/>
-        <w:numPr>
-          <w:ilvl w:val="0"/>
-          <w:numId w:val="1000"/>
-        </w:numPr>
-      </w:pPr>
-      <w:r>
-        <w:t xml:space="preserve">• Sistema/proprietário/missão</w:t>
-      </w:r>
-    </w:p>
-    <w:p>
-      <w:pPr>
-        <w:pStyle w:val="Compact"/>
-        <w:numPr>
-          <w:ilvl w:val="0"/>
-          <w:numId w:val="1042"/>
-        </w:numPr>
-      </w:pPr>
-      <w:r>
-        <w:t xml:space="preserve">Limite de autorização</w:t>
-      </w:r>
-      <w:r>
-        <w:t xml:space="preserve"> </w:t>
-      </w:r>
-      <w:r>
-        <w:t xml:space="preserve">Tipos de informação/fluxo de dados</w:t>
-      </w:r>
-    </w:p>
-    <w:p>
-      <w:pPr>
-        <w:pStyle w:val="Compact"/>
-        <w:numPr>
-          <w:ilvl w:val="0"/>
-          <w:numId w:val="1042"/>
-        </w:numPr>
-      </w:pPr>
-      <w:r>
-        <w:t xml:space="preserve">Arquitectura/interfaces</w:t>
-      </w:r>
-      <w:r>
-        <w:t xml:space="preserve"> </w:t>
-      </w:r>
-      <w:r>
-        <w:t xml:space="preserve">Serviços/fornecedores externos</w:t>
-      </w:r>
-      <w:r>
-        <w:t xml:space="preserve"> </w:t>
-      </w:r>
-      <w:r>
-        <w:t xml:space="preserve">• Controlos/herança comuns</w:t>
-      </w:r>
-      <w:r>
-        <w:t xml:space="preserve"> </w:t>
-      </w:r>
-      <w:r>
-        <w:t xml:space="preserve">Dependências/locações</w:t>
-      </w:r>
-    </w:p>
-    <w:p>
-      <w:pPr>
-        <w:pStyle w:val="Compact"/>
-        <w:numPr>
-          <w:ilvl w:val="0"/>
-          <w:numId w:val="1042"/>
-        </w:numPr>
-      </w:pPr>
-      <w:r>
-        <w:t xml:space="preserve">Category/rationale *                                               </w:t>
-      </w:r>
-      <w:r>
-        <w:t xml:space="preserve"> </w:t>
-      </w:r>
-      <w:r>
-        <w:t xml:space="preserve">Estágio/mudanças do ciclo de vida</w:t>
-      </w:r>
-      <w:r>
-        <w:t xml:space="preserve"> </w:t>
-      </w:r>
-      <w:r>
-        <w:t xml:space="preserve">Aprovações/versão</w:t>
-      </w:r>
-    </w:p>
-    <w:bookmarkEnd w:id="145"/>
-    <w:bookmarkEnd w:id="146"/>
-    <w:bookmarkStart w:id="151" w:name="documento-de-implementação-de-controle"/>
-    <w:p>
-      <w:pPr>
-        <w:pStyle w:val="Heading1"/>
-      </w:pPr>
-      <w:r>
-        <w:t xml:space="preserve"># 30.2 Documento de implementação de controle</w:t>
-      </w:r>
-    </w:p>
-    <w:p>
-      <w:pPr>
-        <w:pStyle w:val="Heading2"/>
-        <w:numPr>
-          <w:ilvl w:val="0"/>
-          <w:numId w:val="1043"/>
-        </w:numPr>
-      </w:pPr>
-      <w:bookmarkStart w:id="147" w:name="campo-entrada-1"/>
-      <w:r>
-        <w:t xml:space="preserve">Campo** * Entrada**</w:t>
-      </w:r>
-      <w:bookmarkEnd w:id="147"/>
-    </w:p>
-    <w:p>
-      <w:pPr>
-        <w:pStyle w:val="Compact"/>
-        <w:numPr>
-          <w:ilvl w:val="0"/>
-          <w:numId w:val="1000"/>
-        </w:numPr>
-      </w:pPr>
-      <w:r>
-        <w:t xml:space="preserve">• Controlo/melhoramento/libertação</w:t>
-      </w:r>
-    </w:p>
-    <w:p>
-      <w:pPr>
-        <w:pStyle w:val="Compact"/>
-        <w:numPr>
-          <w:ilvl w:val="0"/>
-          <w:numId w:val="1043"/>
-        </w:numPr>
-      </w:pPr>
-      <w:r>
-        <w:t xml:space="preserve">Parâmetro/requisito:</w:t>
-      </w:r>
-      <w:r>
-        <w:t xml:space="preserve"> </w:t>
-      </w:r>
-      <w:r>
-        <w:t xml:space="preserve">Atribuições/fornecedores</w:t>
-      </w:r>
-      <w:r>
-        <w:t xml:space="preserve"> </w:t>
-      </w:r>
-      <w:r>
-        <w:t xml:space="preserve">• Âmbito de aplicação/população</w:t>
-      </w:r>
-      <w:r>
-        <w:t xml:space="preserve"> </w:t>
-      </w:r>
-      <w:r>
-        <w:t xml:space="preserve">Quem / o que / onde                                                 </w:t>
-      </w:r>
-      <w:r>
-        <w:t xml:space="preserve"> </w:t>
-      </w:r>
-      <w:r>
-        <w:t xml:space="preserve">Como / configuração                                                  </w:t>
-      </w:r>
-    </w:p>
-    <w:p>
-      <w:pPr>
-        <w:pStyle w:val="Compact"/>
-        <w:numPr>
-          <w:ilvl w:val="0"/>
-          <w:numId w:val="1043"/>
-        </w:numPr>
-      </w:pPr>
-      <w:r>
-        <w:t xml:space="preserve">Quando / gatilho/frequência</w:t>
-      </w:r>
-      <w:r>
-        <w:t xml:space="preserve"> </w:t>
-      </w:r>
-      <w:r>
-        <w:t xml:space="preserve">• Provas/fonte/retenção</w:t>
-      </w:r>
-      <w:r>
-        <w:t xml:space="preserve"> </w:t>
-      </w:r>
-      <w:r>
-        <w:t xml:space="preserve">Exceção/fracasso/revisão</w:t>
-      </w:r>
-      <w:r>
-        <w:t xml:space="preserve"> </w:t>
-      </w:r>
-      <w:r>
-        <w:t xml:space="preserve">• Proprietário/aprovação/atualização</w:t>
-      </w:r>
-    </w:p>
-    <w:bookmarkStart w:id="148" w:name="avaliação-e-registro-de-busca"/>
-    <w:p>
-      <w:pPr>
-        <w:pStyle w:val="Heading2"/>
-      </w:pPr>
-      <w:r>
-        <w:t xml:space="preserve">30.3 Avaliação e registro de busca</w:t>
-      </w:r>
-    </w:p>
-    <w:p>
-      <w:pPr>
-        <w:pStyle w:val="Compact"/>
-        <w:numPr>
-          <w:ilvl w:val="0"/>
-          <w:numId w:val="1044"/>
-        </w:numPr>
-      </w:pPr>
-      <w:r>
-        <w:t xml:space="preserve">Campo** * Entrada**</w:t>
-      </w:r>
-      <w:r>
-        <w:t xml:space="preserve"> </w:t>
-      </w:r>
-      <w:r>
-        <w:t xml:space="preserve">□———————————————————————————————————————————</w:t>
-      </w:r>
-      <w:r>
-        <w:t xml:space="preserve"> </w:t>
-      </w:r>
-      <w:r>
-        <w:t xml:space="preserve">Objectivo/método/objecto</w:t>
-      </w:r>
-    </w:p>
-    <w:p>
-      <w:pPr>
-        <w:pStyle w:val="Compact"/>
-        <w:numPr>
-          <w:ilvl w:val="0"/>
-          <w:numId w:val="1044"/>
-        </w:numPr>
-      </w:pPr>
-      <w:r>
-        <w:t xml:space="preserve">Profundidade/cobertura/período</w:t>
-      </w:r>
-    </w:p>
-    <w:p>
-      <w:pPr>
-        <w:pStyle w:val="Compact"/>
-        <w:numPr>
-          <w:ilvl w:val="0"/>
-          <w:numId w:val="1044"/>
-        </w:numPr>
-      </w:pPr>
-      <w:r>
-        <w:t xml:space="preserve">População/amostra/fiabilidade</w:t>
-      </w:r>
-      <w:r>
-        <w:t xml:space="preserve"> </w:t>
-      </w:r>
-      <w:r>
-        <w:t xml:space="preserve">Passos/tools/versão</w:t>
-      </w:r>
-      <w:r>
-        <w:t xml:space="preserve"> </w:t>
-      </w:r>
-      <w:r>
-        <w:t xml:space="preserve">Provas/resultados</w:t>
-      </w:r>
-      <w:r>
-        <w:t xml:space="preserve"> </w:t>
-      </w:r>
-      <w:r>
-        <w:t xml:space="preserve">Excepção/população afectada</w:t>
-      </w:r>
-    </w:p>
-    <w:p>
-      <w:pPr>
-        <w:pStyle w:val="Compact"/>
-        <w:numPr>
-          <w:ilvl w:val="0"/>
-          <w:numId w:val="1044"/>
-        </w:numPr>
-      </w:pPr>
-      <w:r>
-        <w:t xml:space="preserve">Risco/causas</w:t>
-      </w:r>
-    </w:p>
-    <w:p>
-      <w:pPr>
-        <w:pStyle w:val="Compact"/>
-        <w:numPr>
-          <w:ilvl w:val="0"/>
-          <w:numId w:val="1044"/>
-        </w:numPr>
-      </w:pPr>
-      <w:r>
-        <w:t xml:space="preserve">Acção/proprietário/milestones</w:t>
-      </w:r>
-      <w:r>
-        <w:t xml:space="preserve"> </w:t>
-      </w:r>
-      <w:r>
-        <w:t xml:space="preserve">Protecção provisória</w:t>
-      </w:r>
-      <w:r>
-        <w:t xml:space="preserve"> </w:t>
-      </w:r>
-      <w:r>
-        <w:t xml:space="preserve">Reteste/fechamento</w:t>
-      </w:r>
-    </w:p>
-    <w:bookmarkEnd w:id="148"/>
-    <w:bookmarkStart w:id="150" w:name="registro-de-autorização-e-monitoramento"/>
-    <w:p>
-      <w:pPr>
-        <w:pStyle w:val="Heading2"/>
-      </w:pPr>
-      <w:r>
-        <w:t xml:space="preserve">30.4 Registro de autorização e monitoramento</w:t>
-      </w:r>
-    </w:p>
-    <w:p>
-      <w:pPr>
-        <w:pStyle w:val="Heading2"/>
-        <w:numPr>
-          <w:ilvl w:val="0"/>
-          <w:numId w:val="1045"/>
-        </w:numPr>
-      </w:pPr>
-      <w:bookmarkStart w:id="149" w:name="campo-entrada-2"/>
-      <w:r>
-        <w:t xml:space="preserve">Campo** * Entrada**</w:t>
-      </w:r>
-      <w:bookmarkEnd w:id="149"/>
-    </w:p>
-    <w:p>
-      <w:pPr>
-        <w:pStyle w:val="Compact"/>
-        <w:numPr>
-          <w:ilvl w:val="0"/>
-          <w:numId w:val="1045"/>
-        </w:numPr>
-      </w:pPr>
-      <w:r>
-        <w:t xml:space="preserve">Pacote/versão/data</w:t>
-      </w:r>
-      <w:r>
-        <w:t xml:space="preserve"> </w:t>
-      </w:r>
-      <w:r>
-        <w:t xml:space="preserve">Resumo dos riscos residuais</w:t>
-      </w:r>
-      <w:r>
-        <w:t xml:space="preserve"> </w:t>
-      </w:r>
-      <w:r>
-        <w:t xml:space="preserve">Decisão/oficiais/termos</w:t>
-      </w:r>
-      <w:r>
-        <w:t xml:space="preserve"> </w:t>
-      </w:r>
-      <w:r>
-        <w:t xml:space="preserve">□ Condições/expiração</w:t>
-      </w:r>
-      <w:r>
-        <w:t xml:space="preserve"> </w:t>
-      </w:r>
-      <w:r>
-        <w:t xml:space="preserve">• POA&amp;M / riscos graves</w:t>
-      </w:r>
-      <w:r>
-        <w:t xml:space="preserve"> </w:t>
-      </w:r>
-      <w:r>
-        <w:t xml:space="preserve">□ Indicadores/fonte/frequência</w:t>
-      </w:r>
-    </w:p>
-    <w:p>
-      <w:pPr>
-        <w:pStyle w:val="Compact"/>
-        <w:numPr>
-          <w:ilvl w:val="0"/>
-          <w:numId w:val="1045"/>
-        </w:numPr>
-      </w:pPr>
-      <w:r>
-        <w:t xml:space="preserve">Limiar/escalão</w:t>
-      </w:r>
-    </w:p>
-    <w:p>
-      <w:pPr>
-        <w:pStyle w:val="Compact"/>
-        <w:numPr>
-          <w:ilvl w:val="0"/>
-          <w:numId w:val="1045"/>
-        </w:numPr>
-      </w:pPr>
-      <w:r>
-        <w:t xml:space="preserve">Activadores de mudança significativa</w:t>
-      </w:r>
-      <w:r>
-        <w:t xml:space="preserve"> </w:t>
-      </w:r>
-      <w:r>
-        <w:t xml:space="preserve">Informação/actualização do pacote</w:t>
-      </w:r>
-      <w:r>
-        <w:t xml:space="preserve"> </w:t>
-      </w:r>
-      <w:r>
-        <w:t xml:space="preserve">• Reautorização/fechamento</w:t>
       </w:r>
     </w:p>
     <w:bookmarkEnd w:id="150"/>
     <w:bookmarkEnd w:id="151"/>
-    <w:bookmarkStart w:id="153" w:name="glossário"/>
+    <w:bookmarkStart w:id="152" w:name="o-que-é-um-poam"/>
     <w:p>
       <w:pPr>
         <w:pStyle w:val="Heading1"/>
       </w:pPr>
       <w:r>
+        <w:t xml:space="preserve"># 29.10 O que é um POA&amp;M?</w:t>
+      </w:r>
+    </w:p>
+    <w:p>
+      <w:pPr>
+        <w:pStyle w:val="FirstParagraph"/>
+      </w:pPr>
+      <w:r>
+        <w:t xml:space="preserve">Um plano rastreado para corrigir fraquezas identificadas, com risco, proprietário, marcos, recursos, programação, status e reteste.</w:t>
+      </w:r>
+    </w:p>
+    <w:bookmarkEnd w:id="152"/>
+    <w:bookmarkStart w:id="153" w:name="o-que-é-oscal"/>
+    <w:p>
+      <w:pPr>
+        <w:pStyle w:val="Heading1"/>
+      </w:pPr>
+      <w:r>
+        <w:t xml:space="preserve"># 29.11 O que é OSCAL?</w:t>
+      </w:r>
+    </w:p>
+    <w:p>
+      <w:pPr>
+        <w:pStyle w:val="FirstParagraph"/>
+      </w:pPr>
+      <w:r>
+        <w:t xml:space="preserve">Modelos legíveis por máquina da NIST para controles, perfis, implementações, avaliações, resultados e POA&amp;Ms.</w:t>
+      </w:r>
+    </w:p>
+    <w:bookmarkEnd w:id="153"/>
+    <w:bookmarkStart w:id="154" w:name="o-que-é-atual-sp-800-53"/>
+    <w:p>
+      <w:pPr>
+        <w:pStyle w:val="Heading1"/>
+      </w:pPr>
+      <w:r>
+        <w:t xml:space="preserve"># 29.12 O que é atual SP 800-53?</w:t>
+      </w:r>
+    </w:p>
+    <w:p>
+      <w:pPr>
+        <w:pStyle w:val="FirstParagraph"/>
+      </w:pPr>
+      <w:r>
+        <w:t xml:space="preserve">Revisão 5, Release 5.2.0, emitida em agosto de 2025.</w:t>
+      </w:r>
+    </w:p>
+    <w:bookmarkEnd w:id="154"/>
+    <w:bookmarkStart w:id="157" w:name="modelos-glossário-índice-e-referências"/>
+    <w:p>
+      <w:pPr>
+        <w:pStyle w:val="Heading1"/>
+      </w:pPr>
+      <w:r>
+        <w:t xml:space="preserve">30. Modelos, Glossário, Índice e Referências</w:t>
+      </w:r>
+    </w:p>
+    <w:p>
+      <w:pPr>
+        <w:numPr>
+          <w:ilvl w:val="0"/>
+          <w:numId w:val="1041"/>
+        </w:numPr>
+        <w:pStyle w:val="Compact"/>
+      </w:pPr>
+      <w:r>
+        <w:t xml:space="preserve">Estruturas de trabalho reutilizáveis, termos-chave, índice de assunto e fontes oficiais.*</w:t>
+      </w:r>
+    </w:p>
+    <w:bookmarkStart w:id="156" w:name="registro-de-sistema-e-limite"/>
+    <w:p>
+      <w:pPr>
+        <w:pStyle w:val="Heading2"/>
+      </w:pPr>
+      <w:r>
+        <w:t xml:space="preserve">30.1 Registro de sistema e limite</w:t>
+      </w:r>
+    </w:p>
+    <w:p>
+      <w:pPr>
+        <w:numPr>
+          <w:ilvl w:val="0"/>
+          <w:numId w:val="1042"/>
+        </w:numPr>
+        <w:pStyle w:val="Heading2"/>
+      </w:pPr>
+      <w:bookmarkStart w:id="155" w:name="campo-entrada"/>
+      <w:r>
+        <w:t xml:space="preserve">Campo** * Entrada**</w:t>
+      </w:r>
+      <w:bookmarkEnd w:id="155"/>
+    </w:p>
+    <w:p>
+      <w:pPr>
+        <w:numPr>
+          <w:ilvl w:val="0"/>
+          <w:numId w:val="1000"/>
+        </w:numPr>
+        <w:pStyle w:val="Compact"/>
+      </w:pPr>
+      <w:r>
+        <w:t xml:space="preserve">• Sistema/proprietário/missão</w:t>
+      </w:r>
+    </w:p>
+    <w:p>
+      <w:pPr>
+        <w:numPr>
+          <w:ilvl w:val="0"/>
+          <w:numId w:val="1042"/>
+        </w:numPr>
+        <w:pStyle w:val="Compact"/>
+      </w:pPr>
+      <w:r>
+        <w:t xml:space="preserve">Limite de autorização</w:t>
+      </w:r>
+      <w:r>
+        <w:t xml:space="preserve"> </w:t>
+      </w:r>
+      <w:r>
+        <w:t xml:space="preserve">Tipos de informação/fluxo de dados</w:t>
+      </w:r>
+    </w:p>
+    <w:p>
+      <w:pPr>
+        <w:numPr>
+          <w:ilvl w:val="0"/>
+          <w:numId w:val="1042"/>
+        </w:numPr>
+        <w:pStyle w:val="Compact"/>
+      </w:pPr>
+      <w:r>
+        <w:t xml:space="preserve">Arquitectura/interfaces</w:t>
+      </w:r>
+      <w:r>
+        <w:t xml:space="preserve"> </w:t>
+      </w:r>
+      <w:r>
+        <w:t xml:space="preserve">Serviços/fornecedores externos</w:t>
+      </w:r>
+      <w:r>
+        <w:t xml:space="preserve"> </w:t>
+      </w:r>
+      <w:r>
+        <w:t xml:space="preserve">• Controlos/herança comuns</w:t>
+      </w:r>
+      <w:r>
+        <w:t xml:space="preserve"> </w:t>
+      </w:r>
+      <w:r>
+        <w:t xml:space="preserve">Dependências/locações</w:t>
+      </w:r>
+    </w:p>
+    <w:p>
+      <w:pPr>
+        <w:numPr>
+          <w:ilvl w:val="0"/>
+          <w:numId w:val="1042"/>
+        </w:numPr>
+        <w:pStyle w:val="Compact"/>
+      </w:pPr>
+      <w:r>
+        <w:t xml:space="preserve">Category/rationale *                                               </w:t>
+      </w:r>
+      <w:r>
+        <w:t xml:space="preserve"> </w:t>
+      </w:r>
+      <w:r>
+        <w:t xml:space="preserve">Estágio/mudanças do ciclo de vida</w:t>
+      </w:r>
+      <w:r>
+        <w:t xml:space="preserve"> </w:t>
+      </w:r>
+      <w:r>
+        <w:t xml:space="preserve">Aprovações/versão</w:t>
+      </w:r>
+    </w:p>
+    <w:bookmarkEnd w:id="156"/>
+    <w:bookmarkEnd w:id="157"/>
+    <w:bookmarkStart w:id="162" w:name="documento-de-implementação-de-controle"/>
+    <w:p>
+      <w:pPr>
+        <w:pStyle w:val="Heading1"/>
+      </w:pPr>
+      <w:r>
+        <w:t xml:space="preserve"># 30.2 Documento de implementação de controle</w:t>
+      </w:r>
+    </w:p>
+    <w:p>
+      <w:pPr>
+        <w:numPr>
+          <w:ilvl w:val="0"/>
+          <w:numId w:val="1043"/>
+        </w:numPr>
+        <w:pStyle w:val="Heading2"/>
+      </w:pPr>
+      <w:bookmarkStart w:id="158" w:name="campo-entrada-1"/>
+      <w:r>
+        <w:t xml:space="preserve">Campo** * Entrada**</w:t>
+      </w:r>
+      <w:bookmarkEnd w:id="158"/>
+    </w:p>
+    <w:p>
+      <w:pPr>
+        <w:numPr>
+          <w:ilvl w:val="0"/>
+          <w:numId w:val="1000"/>
+        </w:numPr>
+        <w:pStyle w:val="Compact"/>
+      </w:pPr>
+      <w:r>
+        <w:t xml:space="preserve">• Controlo/melhoramento/libertação</w:t>
+      </w:r>
+    </w:p>
+    <w:p>
+      <w:pPr>
+        <w:numPr>
+          <w:ilvl w:val="0"/>
+          <w:numId w:val="1043"/>
+        </w:numPr>
+        <w:pStyle w:val="Compact"/>
+      </w:pPr>
+      <w:r>
+        <w:t xml:space="preserve">Parâmetro/requisito:</w:t>
+      </w:r>
+      <w:r>
+        <w:t xml:space="preserve"> </w:t>
+      </w:r>
+      <w:r>
+        <w:t xml:space="preserve">Atribuições/fornecedores</w:t>
+      </w:r>
+      <w:r>
+        <w:t xml:space="preserve"> </w:t>
+      </w:r>
+      <w:r>
+        <w:t xml:space="preserve">• Âmbito de aplicação/população</w:t>
+      </w:r>
+      <w:r>
+        <w:t xml:space="preserve"> </w:t>
+      </w:r>
+      <w:r>
+        <w:t xml:space="preserve">Quem / o que / onde                                                 </w:t>
+      </w:r>
+      <w:r>
+        <w:t xml:space="preserve"> </w:t>
+      </w:r>
+      <w:r>
+        <w:t xml:space="preserve">Como / configuração                                                  </w:t>
+      </w:r>
+    </w:p>
+    <w:p>
+      <w:pPr>
+        <w:numPr>
+          <w:ilvl w:val="0"/>
+          <w:numId w:val="1043"/>
+        </w:numPr>
+        <w:pStyle w:val="Compact"/>
+      </w:pPr>
+      <w:r>
+        <w:t xml:space="preserve">Quando / gatilho/frequência</w:t>
+      </w:r>
+      <w:r>
+        <w:t xml:space="preserve"> </w:t>
+      </w:r>
+      <w:r>
+        <w:t xml:space="preserve">• Provas/fonte/retenção</w:t>
+      </w:r>
+      <w:r>
+        <w:t xml:space="preserve"> </w:t>
+      </w:r>
+      <w:r>
+        <w:t xml:space="preserve">Exceção/fracasso/revisão</w:t>
+      </w:r>
+      <w:r>
+        <w:t xml:space="preserve"> </w:t>
+      </w:r>
+      <w:r>
+        <w:t xml:space="preserve">• Proprietário/aprovação/atualização</w:t>
+      </w:r>
+    </w:p>
+    <w:bookmarkStart w:id="159" w:name="avaliação-e-registro-de-busca"/>
+    <w:p>
+      <w:pPr>
+        <w:pStyle w:val="Heading2"/>
+      </w:pPr>
+      <w:r>
+        <w:t xml:space="preserve">30.3 Avaliação e registro de busca</w:t>
+      </w:r>
+    </w:p>
+    <w:p>
+      <w:pPr>
+        <w:numPr>
+          <w:ilvl w:val="0"/>
+          <w:numId w:val="1044"/>
+        </w:numPr>
+        <w:pStyle w:val="Compact"/>
+      </w:pPr>
+      <w:r>
+        <w:t xml:space="preserve">Campo** * Entrada**</w:t>
+      </w:r>
+      <w:r>
+        <w:t xml:space="preserve"> </w:t>
+      </w:r>
+      <w:r>
+        <w:t xml:space="preserve">□———————————————————————————————————————————</w:t>
+      </w:r>
+      <w:r>
+        <w:t xml:space="preserve"> </w:t>
+      </w:r>
+      <w:r>
+        <w:t xml:space="preserve">Objectivo/método/objecto</w:t>
+      </w:r>
+    </w:p>
+    <w:p>
+      <w:pPr>
+        <w:numPr>
+          <w:ilvl w:val="0"/>
+          <w:numId w:val="1044"/>
+        </w:numPr>
+        <w:pStyle w:val="Compact"/>
+      </w:pPr>
+      <w:r>
+        <w:t xml:space="preserve">Profundidade/cobertura/período</w:t>
+      </w:r>
+    </w:p>
+    <w:p>
+      <w:pPr>
+        <w:numPr>
+          <w:ilvl w:val="0"/>
+          <w:numId w:val="1044"/>
+        </w:numPr>
+        <w:pStyle w:val="Compact"/>
+      </w:pPr>
+      <w:r>
+        <w:t xml:space="preserve">População/amostra/fiabilidade</w:t>
+      </w:r>
+      <w:r>
+        <w:t xml:space="preserve"> </w:t>
+      </w:r>
+      <w:r>
+        <w:t xml:space="preserve">Passos/tools/versão</w:t>
+      </w:r>
+      <w:r>
+        <w:t xml:space="preserve"> </w:t>
+      </w:r>
+      <w:r>
+        <w:t xml:space="preserve">Provas/resultados</w:t>
+      </w:r>
+      <w:r>
+        <w:t xml:space="preserve"> </w:t>
+      </w:r>
+      <w:r>
+        <w:t xml:space="preserve">Excepção/população afectada</w:t>
+      </w:r>
+    </w:p>
+    <w:p>
+      <w:pPr>
+        <w:numPr>
+          <w:ilvl w:val="0"/>
+          <w:numId w:val="1044"/>
+        </w:numPr>
+        <w:pStyle w:val="Compact"/>
+      </w:pPr>
+      <w:r>
+        <w:t xml:space="preserve">Risco/causas</w:t>
+      </w:r>
+    </w:p>
+    <w:p>
+      <w:pPr>
+        <w:numPr>
+          <w:ilvl w:val="0"/>
+          <w:numId w:val="1044"/>
+        </w:numPr>
+        <w:pStyle w:val="Compact"/>
+      </w:pPr>
+      <w:r>
+        <w:t xml:space="preserve">Acção/proprietário/milestones</w:t>
+      </w:r>
+      <w:r>
+        <w:t xml:space="preserve"> </w:t>
+      </w:r>
+      <w:r>
+        <w:t xml:space="preserve">Protecção provisória</w:t>
+      </w:r>
+      <w:r>
+        <w:t xml:space="preserve"> </w:t>
+      </w:r>
+      <w:r>
+        <w:t xml:space="preserve">Reteste/fechamento</w:t>
+      </w:r>
+    </w:p>
+    <w:bookmarkEnd w:id="159"/>
+    <w:bookmarkStart w:id="161" w:name="registro-de-autorização-e-monitoramento"/>
+    <w:p>
+      <w:pPr>
+        <w:pStyle w:val="Heading2"/>
+      </w:pPr>
+      <w:r>
+        <w:t xml:space="preserve">30.4 Registro de autorização e monitoramento</w:t>
+      </w:r>
+    </w:p>
+    <w:p>
+      <w:pPr>
+        <w:numPr>
+          <w:ilvl w:val="0"/>
+          <w:numId w:val="1045"/>
+        </w:numPr>
+        <w:pStyle w:val="Heading2"/>
+      </w:pPr>
+      <w:bookmarkStart w:id="160" w:name="campo-entrada-2"/>
+      <w:r>
+        <w:t xml:space="preserve">Campo** * Entrada**</w:t>
+      </w:r>
+      <w:bookmarkEnd w:id="160"/>
+    </w:p>
+    <w:p>
+      <w:pPr>
+        <w:numPr>
+          <w:ilvl w:val="0"/>
+          <w:numId w:val="1045"/>
+        </w:numPr>
+        <w:pStyle w:val="Compact"/>
+      </w:pPr>
+      <w:r>
+        <w:t xml:space="preserve">Pacote/versão/data</w:t>
+      </w:r>
+      <w:r>
+        <w:t xml:space="preserve"> </w:t>
+      </w:r>
+      <w:r>
+        <w:t xml:space="preserve">Resumo dos riscos residuais</w:t>
+      </w:r>
+      <w:r>
+        <w:t xml:space="preserve"> </w:t>
+      </w:r>
+      <w:r>
+        <w:t xml:space="preserve">Decisão/oficiais/termos</w:t>
+      </w:r>
+      <w:r>
+        <w:t xml:space="preserve"> </w:t>
+      </w:r>
+      <w:r>
+        <w:t xml:space="preserve">□ Condições/expiração</w:t>
+      </w:r>
+      <w:r>
+        <w:t xml:space="preserve"> </w:t>
+      </w:r>
+      <w:r>
+        <w:t xml:space="preserve">• POA&amp;M / riscos graves</w:t>
+      </w:r>
+      <w:r>
+        <w:t xml:space="preserve"> </w:t>
+      </w:r>
+      <w:r>
+        <w:t xml:space="preserve">□ Indicadores/fonte/frequência</w:t>
+      </w:r>
+    </w:p>
+    <w:p>
+      <w:pPr>
+        <w:numPr>
+          <w:ilvl w:val="0"/>
+          <w:numId w:val="1045"/>
+        </w:numPr>
+        <w:pStyle w:val="Compact"/>
+      </w:pPr>
+      <w:r>
+        <w:t xml:space="preserve">Limiar/escalão</w:t>
+      </w:r>
+    </w:p>
+    <w:p>
+      <w:pPr>
+        <w:numPr>
+          <w:ilvl w:val="0"/>
+          <w:numId w:val="1045"/>
+        </w:numPr>
+        <w:pStyle w:val="Compact"/>
+      </w:pPr>
+      <w:r>
+        <w:t xml:space="preserve">Activadores de mudança significativa</w:t>
+      </w:r>
+      <w:r>
+        <w:t xml:space="preserve"> </w:t>
+      </w:r>
+      <w:r>
+        <w:t xml:space="preserve">Informação/actualização do pacote</w:t>
+      </w:r>
+      <w:r>
+        <w:t xml:space="preserve"> </w:t>
+      </w:r>
+      <w:r>
+        <w:t xml:space="preserve">• Reautorização/fechamento</w:t>
+      </w:r>
+    </w:p>
+    <w:bookmarkEnd w:id="161"/>
+    <w:bookmarkEnd w:id="162"/>
+    <w:bookmarkStart w:id="164" w:name="glossário"/>
+    <w:p>
+      <w:pPr>
+        <w:pStyle w:val="Heading1"/>
+      </w:pPr>
+      <w:r>
         <w:t xml:space="preserve"># 30.5 Glossário</w:t>
       </w:r>
     </w:p>
-    <w:bookmarkStart w:id="152" w:name="section-2"/>
+    <w:bookmarkStart w:id="163" w:name="section-2"/>
     <w:p>
       <w:pPr>
         <w:pStyle w:val="Heading2"/>
@@ -8161,9 +8191,9 @@
         <w:t xml:space="preserve">Adaptação e especificação baseada em risco de um conjunto de controlo inicial.</w:t>
       </w:r>
     </w:p>
-    <w:bookmarkEnd w:id="152"/>
-    <w:bookmarkEnd w:id="153"/>
-    <w:bookmarkStart w:id="169" w:name="índice-de-assunto"/>
+    <w:bookmarkEnd w:id="163"/>
+    <w:bookmarkEnd w:id="164"/>
+    <w:bookmarkStart w:id="180" w:name="índice-de-assunto"/>
     <w:p>
       <w:pPr>
         <w:pStyle w:val="Heading1"/>
@@ -8172,15 +8202,15 @@
         <w:t xml:space="preserve"># 30.6 Índice de assunto</w:t>
       </w:r>
     </w:p>
-    <w:bookmarkStart w:id="154" w:name="sujeito-capítulo"/>
+    <w:bookmarkStart w:id="165" w:name="sujeito-capítulo"/>
     <w:p>
       <w:pPr>
         <w:pStyle w:val="Heading2"/>
       </w:pPr>
       <w:r>
         <w:rPr>
+          <w:bCs/>
           <w:b/>
-          <w:bCs/>
         </w:rPr>
         <w:t xml:space="preserve">Sujeito</w:t>
       </w:r>
@@ -8189,8 +8219,8 @@
       </w:r>
       <w:r>
         <w:rPr>
+          <w:bCs/>
           <w:b/>
-          <w:bCs/>
         </w:rPr>
         <w:t xml:space="preserve">Capítulo</w:t>
       </w:r>
@@ -8305,8 +8335,8 @@
         <w:t xml:space="preserve">Ferramentas</w:t>
       </w:r>
     </w:p>
-    <w:bookmarkEnd w:id="154"/>
-    <w:bookmarkStart w:id="167" w:name="referências-oficiais"/>
+    <w:bookmarkEnd w:id="165"/>
+    <w:bookmarkStart w:id="178" w:name="referências-oficiais"/>
     <w:p>
       <w:pPr>
         <w:pStyle w:val="Heading2"/>
@@ -8322,7 +8352,7 @@
           <w:numId w:val="1046"/>
         </w:numPr>
       </w:pPr>
-      <w:hyperlink r:id="rId155">
+      <w:hyperlink r:id="rId166">
         <w:r>
           <w:rPr>
             <w:rStyle w:val="Hyperlink"/>
@@ -8338,7 +8368,7 @@
           <w:numId w:val="1046"/>
         </w:numPr>
       </w:pPr>
-      <w:hyperlink r:id="rId156">
+      <w:hyperlink r:id="rId167">
         <w:r>
           <w:rPr>
             <w:rStyle w:val="Hyperlink"/>
@@ -8354,7 +8384,7 @@
           <w:numId w:val="1046"/>
         </w:numPr>
       </w:pPr>
-      <w:hyperlink r:id="rId157">
+      <w:hyperlink r:id="rId168">
         <w:r>
           <w:rPr>
             <w:rStyle w:val="Hyperlink"/>
@@ -8370,7 +8400,7 @@
           <w:numId w:val="1046"/>
         </w:numPr>
       </w:pPr>
-      <w:hyperlink r:id="rId158">
+      <w:hyperlink r:id="rId169">
         <w:r>
           <w:rPr>
             <w:rStyle w:val="Hyperlink"/>
@@ -8386,7 +8416,7 @@
           <w:numId w:val="1046"/>
         </w:numPr>
       </w:pPr>
-      <w:hyperlink r:id="rId159">
+      <w:hyperlink r:id="rId170">
         <w:r>
           <w:rPr>
             <w:rStyle w:val="Hyperlink"/>
@@ -8402,7 +8432,7 @@
           <w:numId w:val="1046"/>
         </w:numPr>
       </w:pPr>
-      <w:hyperlink r:id="rId160">
+      <w:hyperlink r:id="rId171">
         <w:r>
           <w:rPr>
             <w:rStyle w:val="Hyperlink"/>
@@ -8418,7 +8448,7 @@
           <w:numId w:val="1046"/>
         </w:numPr>
       </w:pPr>
-      <w:hyperlink r:id="rId161">
+      <w:hyperlink r:id="rId172">
         <w:r>
           <w:rPr>
             <w:rStyle w:val="Hyperlink"/>
@@ -8434,7 +8464,7 @@
           <w:numId w:val="1046"/>
         </w:numPr>
       </w:pPr>
-      <w:hyperlink r:id="rId162">
+      <w:hyperlink r:id="rId173">
         <w:r>
           <w:rPr>
             <w:rStyle w:val="Hyperlink"/>
@@ -8450,7 +8480,7 @@
           <w:numId w:val="1046"/>
         </w:numPr>
       </w:pPr>
-      <w:hyperlink r:id="rId163">
+      <w:hyperlink r:id="rId174">
         <w:r>
           <w:rPr>
             <w:rStyle w:val="Hyperlink"/>
@@ -8466,7 +8496,7 @@
           <w:numId w:val="1046"/>
         </w:numPr>
       </w:pPr>
-      <w:hyperlink r:id="rId89">
+      <w:hyperlink r:id="rId100">
         <w:r>
           <w:rPr>
             <w:rStyle w:val="Hyperlink"/>
@@ -8482,7 +8512,7 @@
           <w:numId w:val="1046"/>
         </w:numPr>
       </w:pPr>
-      <w:hyperlink r:id="rId164">
+      <w:hyperlink r:id="rId175">
         <w:r>
           <w:rPr>
             <w:rStyle w:val="Hyperlink"/>
@@ -8498,7 +8528,7 @@
           <w:numId w:val="1046"/>
         </w:numPr>
       </w:pPr>
-      <w:hyperlink r:id="rId165">
+      <w:hyperlink r:id="rId176">
         <w:r>
           <w:rPr>
             <w:rStyle w:val="Hyperlink"/>
@@ -8514,7 +8544,7 @@
           <w:numId w:val="1046"/>
         </w:numPr>
       </w:pPr>
-      <w:hyperlink r:id="rId166">
+      <w:hyperlink r:id="rId177">
         <w:r>
           <w:rPr>
             <w:rStyle w:val="Hyperlink"/>
@@ -8523,8 +8553,8 @@
         </w:r>
       </w:hyperlink>
     </w:p>
-    <w:bookmarkEnd w:id="167"/>
-    <w:bookmarkStart w:id="168" w:name="X9a3c6c700746bdf804c2452b71c6b949405b9a9"/>
+    <w:bookmarkEnd w:id="178"/>
+    <w:bookmarkStart w:id="179" w:name="X9a3c6c700746bdf804c2452b71c6b949405b9a9"/>
     <w:p>
       <w:pPr>
         <w:pStyle w:val="Heading2"/>
@@ -8533,13 +8563,9 @@
         <w:t xml:space="preserve">Lembrete final:** lançamentos NIST, linhas de base, parâmetros, sobreposições, sistemas, ameaças, leis, contratos, ferramentas e mudança de risco organizacional. Confirme a fonte oficial atual, a autoridade local e os requisitos aplicáveis antes da implementação, avaliação ou autorização. □</w:t>
       </w:r>
     </w:p>
-    <w:bookmarkEnd w:id="168"/>
-    <w:bookmarkEnd w:id="169"/>
-    <w:sectPr>
-      <w:footnotePr>
-        <w:numRestart w:val="eachSect"/>
-      </w:footnotePr>
-    </w:sectPr>
+    <w:bookmarkEnd w:id="179"/>
+    <w:bookmarkEnd w:id="180"/>
+    <w:sectPr/>
   </w:body>
 </w:document>
 </file>
@@ -8570,14 +8596,14 @@
 <file path=word/numbering.xml><?xml version="1.0" encoding="utf-8"?>
 <w:numbering xmlns:w="http://schemas.openxmlformats.org/wordprocessingml/2006/main">
   <w:abstractNum w:abstractNumId="990">
-    <w:nsid w:val="0000A990"/>
+    <w:nsid w:val="A990"/>
     <w:multiLevelType w:val="multilevel"/>
     <w:lvl w:ilvl="0">
       <w:numFmt w:val="bullet"/>
       <w:lvlText w:val=" "/>
       <w:lvlJc w:val="left"/>
       <w:pPr>
-        <w:ind w:left="720" w:hanging="360"/>
+        <w:ind w:left="720" w:hanging="480"/>
       </w:pPr>
     </w:lvl>
     <w:lvl w:ilvl="1">
@@ -8585,7 +8611,7 @@
       <w:lvlText w:val=" "/>
       <w:lvlJc w:val="left"/>
       <w:pPr>
-        <w:ind w:left="1440" w:hanging="360"/>
+        <w:ind w:left="1440" w:hanging="480"/>
       </w:pPr>
     </w:lvl>
     <w:lvl w:ilvl="2">
@@ -8593,7 +8619,7 @@
       <w:lvlText w:val=" "/>
       <w:lvlJc w:val="left"/>
       <w:pPr>
-        <w:ind w:left="2160" w:hanging="360"/>
+        <w:ind w:left="2160" w:hanging="480"/>
       </w:pPr>
     </w:lvl>
     <w:lvl w:ilvl="3">
@@ -8601,7 +8627,7 @@
       <w:lvlText w:val=" "/>
       <w:lvlJc w:val="left"/>
       <w:pPr>
-        <w:ind w:left="2880" w:hanging="360"/>
+        <w:ind w:left="2880" w:hanging="480"/>
       </w:pPr>
     </w:lvl>
     <w:lvl w:ilvl="4">
@@ -8609,7 +8635,7 @@
       <w:lvlText w:val=" "/>
       <w:lvlJc w:val="left"/>
       <w:pPr>
-        <w:ind w:left="3600" w:hanging="360"/>
+        <w:ind w:left="3600" w:hanging="480"/>
       </w:pPr>
     </w:lvl>
     <w:lvl w:ilvl="5">
@@ -8617,7 +8643,7 @@
       <w:lvlText w:val=" "/>
       <w:lvlJc w:val="left"/>
       <w:pPr>
-        <w:ind w:left="4320" w:hanging="360"/>
+        <w:ind w:left="4320" w:hanging="480"/>
       </w:pPr>
     </w:lvl>
     <w:lvl w:ilvl="6">
@@ -8625,7 +8651,7 @@
       <w:lvlText w:val=" "/>
       <w:lvlJc w:val="left"/>
       <w:pPr>
-        <w:ind w:left="5040" w:hanging="360"/>
+        <w:ind w:left="5040" w:hanging="480"/>
       </w:pPr>
     </w:lvl>
     <w:lvl w:ilvl="7">
@@ -8633,7 +8659,7 @@
       <w:lvlText w:val=" "/>
       <w:lvlJc w:val="left"/>
       <w:pPr>
-        <w:ind w:left="5760" w:hanging="360"/>
+        <w:ind w:left="5760" w:hanging="480"/>
       </w:pPr>
     </w:lvl>
     <w:lvl w:ilvl="8">
@@ -8641,115 +8667,88 @@
       <w:lvlText w:val=" "/>
       <w:lvlJc w:val="left"/>
       <w:pPr>
-        <w:ind w:left="6480" w:hanging="360"/>
+        <w:ind w:left="6480" w:hanging="480"/>
       </w:pPr>
     </w:lvl>
   </w:abstractNum>
   <w:abstractNum w:abstractNumId="991">
-    <w:nsid w:val="0000A991"/>
+    <w:nsid w:val="A991"/>
     <w:multiLevelType w:val="multilevel"/>
     <w:lvl w:ilvl="0">
       <w:numFmt w:val="bullet"/>
-      <w:lvlText w:val=""/>
+      <w:lvlText w:val="•"/>
       <w:lvlJc w:val="left"/>
       <w:pPr>
-        <w:ind w:left="720" w:hanging="360"/>
-      </w:pPr>
-      <w:rPr>
-        <w:rFonts w:ascii="Symbol" w:hAnsi="Symbol" w:cs="Symbol" w:hint="default"/>
-      </w:rPr>
+        <w:ind w:left="720" w:hanging="480"/>
+      </w:pPr>
     </w:lvl>
     <w:lvl w:ilvl="1">
       <w:numFmt w:val="bullet"/>
-      <w:lvlText w:val="o"/>
+      <w:lvlText w:val="–"/>
       <w:lvlJc w:val="left"/>
       <w:pPr>
-        <w:ind w:left="1440" w:hanging="360"/>
-      </w:pPr>
-      <w:rPr>
-        <w:rFonts w:ascii="Courier New" w:hAnsi="Courier New" w:cs="Courier New" w:hint="default"/>
-      </w:rPr>
+        <w:ind w:left="1440" w:hanging="480"/>
+      </w:pPr>
     </w:lvl>
     <w:lvl w:ilvl="2">
       <w:numFmt w:val="bullet"/>
-      <w:lvlText w:val=""/>
+      <w:lvlText w:val="•"/>
       <w:lvlJc w:val="left"/>
       <w:pPr>
-        <w:ind w:left="2160" w:hanging="360"/>
-      </w:pPr>
-      <w:rPr>
-        <w:rFonts w:ascii="Wingdings" w:hAnsi="Wingdings" w:cs="Wingdings" w:hint="default"/>
-      </w:rPr>
+        <w:ind w:left="2160" w:hanging="480"/>
+      </w:pPr>
     </w:lvl>
     <w:lvl w:ilvl="3">
       <w:numFmt w:val="bullet"/>
-      <w:lvlText w:val=""/>
+      <w:lvlText w:val="–"/>
       <w:lvlJc w:val="left"/>
       <w:pPr>
-        <w:ind w:left="2880" w:hanging="360"/>
-      </w:pPr>
-      <w:rPr>
-        <w:rFonts w:ascii="Symbol" w:hAnsi="Symbol" w:cs="Symbol" w:hint="default"/>
-      </w:rPr>
+        <w:ind w:left="2880" w:hanging="480"/>
+      </w:pPr>
     </w:lvl>
     <w:lvl w:ilvl="4">
       <w:numFmt w:val="bullet"/>
-      <w:lvlText w:val="o"/>
+      <w:lvlText w:val="•"/>
       <w:lvlJc w:val="left"/>
       <w:pPr>
-        <w:ind w:left="3600" w:hanging="360"/>
-      </w:pPr>
-      <w:rPr>
-        <w:rFonts w:ascii="Courier New" w:hAnsi="Courier New" w:cs="Courier New" w:hint="default"/>
-      </w:rPr>
+        <w:ind w:left="3600" w:hanging="480"/>
+      </w:pPr>
     </w:lvl>
     <w:lvl w:ilvl="5">
       <w:numFmt w:val="bullet"/>
-      <w:lvlText w:val=""/>
+      <w:lvlText w:val="–"/>
       <w:lvlJc w:val="left"/>
       <w:pPr>
-        <w:ind w:left="4320" w:hanging="360"/>
-      </w:pPr>
-      <w:rPr>
-        <w:rFonts w:ascii="Wingdings" w:hAnsi="Wingdings" w:cs="Wingdings" w:hint="default"/>
-      </w:rPr>
+        <w:ind w:left="4320" w:hanging="480"/>
+      </w:pPr>
     </w:lvl>
     <w:lvl w:ilvl="6">
       <w:numFmt w:val="bullet"/>
-      <w:lvlText w:val=""/>
+      <w:lvlText w:val="•"/>
       <w:lvlJc w:val="left"/>
       <w:pPr>
-        <w:ind w:left="5040" w:hanging="360"/>
-      </w:pPr>
-      <w:rPr>
-        <w:rFonts w:ascii="Symbol" w:hAnsi="Symbol" w:cs="Symbol" w:hint="default"/>
-      </w:rPr>
+        <w:ind w:left="5040" w:hanging="480"/>
+      </w:pPr>
     </w:lvl>
     <w:lvl w:ilvl="7">
       <w:numFmt w:val="bullet"/>
-      <w:lvlText w:val="o"/>
+      <w:lvlText w:val="–"/>
       <w:lvlJc w:val="left"/>
       <w:pPr>
-        <w:ind w:left="5760" w:hanging="360"/>
-      </w:pPr>
-      <w:rPr>
-        <w:rFonts w:ascii="Courier New" w:hAnsi="Courier New" w:cs="Courier New" w:hint="default"/>
-      </w:rPr>
+        <w:ind w:left="5760" w:hanging="480"/>
+      </w:pPr>
     </w:lvl>
     <w:lvl w:ilvl="8">
       <w:numFmt w:val="bullet"/>
-      <w:lvlText w:val=""/>
+      <w:lvlText w:val="•"/>
       <w:lvlJc w:val="left"/>
       <w:pPr>
-        <w:ind w:left="6480" w:hanging="360"/>
-      </w:pPr>
-      <w:rPr>
-        <w:rFonts w:ascii="Wingdings" w:hAnsi="Wingdings" w:cs="Wingdings" w:hint="default"/>
-      </w:rPr>
+        <w:ind w:left="6480" w:hanging="480"/>
+      </w:pPr>
     </w:lvl>
   </w:abstractNum>
   <w:abstractNum w:abstractNumId="99419">
-    <w:nsid w:val="00A99419"/>
+    <w:nsid w:val="A99419"/>
     <w:multiLevelType w:val="multilevel"/>
     <w:lvl w:ilvl="0">
       <w:start w:val="9"/>
@@ -8757,7 +8756,7 @@
       <w:lvlText w:val="%1."/>
       <w:lvlJc w:val="left"/>
       <w:pPr>
-        <w:ind w:left="720" w:hanging="360"/>
+        <w:ind w:left="720" w:hanging="480"/>
       </w:pPr>
     </w:lvl>
     <w:lvl w:ilvl="1">
@@ -8766,7 +8765,7 @@
       <w:lvlText w:val="%2."/>
       <w:lvlJc w:val="left"/>
       <w:pPr>
-        <w:ind w:left="1440" w:hanging="360"/>
+        <w:ind w:left="1440" w:hanging="480"/>
       </w:pPr>
     </w:lvl>
     <w:lvl w:ilvl="2">
@@ -8775,7 +8774,7 @@
       <w:lvlText w:val="%3."/>
       <w:lvlJc w:val="left"/>
       <w:pPr>
-        <w:ind w:left="2160" w:hanging="360"/>
+        <w:ind w:left="2160" w:hanging="480"/>
       </w:pPr>
     </w:lvl>
     <w:lvl w:ilvl="3">
@@ -8784,7 +8783,7 @@
       <w:lvlText w:val="%4."/>
       <w:lvlJc w:val="left"/>
       <w:pPr>
-        <w:ind w:left="2880" w:hanging="360"/>
+        <w:ind w:left="2880" w:hanging="480"/>
       </w:pPr>
     </w:lvl>
     <w:lvl w:ilvl="4">
@@ -8793,7 +8792,7 @@
       <w:lvlText w:val="%5."/>
       <w:lvlJc w:val="left"/>
       <w:pPr>
-        <w:ind w:left="3600" w:hanging="360"/>
+        <w:ind w:left="3600" w:hanging="480"/>
       </w:pPr>
     </w:lvl>
     <w:lvl w:ilvl="5">
@@ -8802,7 +8801,7 @@
       <w:lvlText w:val="%6."/>
       <w:lvlJc w:val="left"/>
       <w:pPr>
-        <w:ind w:left="4320" w:hanging="360"/>
+        <w:ind w:left="4320" w:hanging="480"/>
       </w:pPr>
     </w:lvl>
     <w:lvl w:ilvl="6">
@@ -8811,7 +8810,7 @@
       <w:lvlText w:val="%7."/>
       <w:lvlJc w:val="left"/>
       <w:pPr>
-        <w:ind w:left="5040" w:hanging="360"/>
+        <w:ind w:left="5040" w:hanging="480"/>
       </w:pPr>
     </w:lvl>
     <w:lvl w:ilvl="7">
@@ -8820,7 +8819,7 @@
       <w:lvlText w:val="%8."/>
       <w:lvlJc w:val="left"/>
       <w:pPr>
-        <w:ind w:left="5760" w:hanging="360"/>
+        <w:ind w:left="5760" w:hanging="480"/>
       </w:pPr>
     </w:lvl>
     <w:lvl w:ilvl="8">
@@ -8829,7 +8828,7 @@
       <w:lvlText w:val="%9."/>
       <w:lvlJc w:val="left"/>
       <w:pPr>
-        <w:ind w:left="6480" w:hanging="360"/>
+        <w:ind w:left="6480" w:hanging="480"/>
       </w:pPr>
     </w:lvl>
   </w:abstractNum>
@@ -9009,10 +9008,10 @@
   <w:docDefaults>
     <w:rPrDefault>
       <w:rPr>
-        <w:rFonts w:asciiTheme="minorHAnsi" w:cstheme="minorBidi" w:eastAsiaTheme="minorEastAsia" w:hAnsiTheme="minorHAnsi"/>
+        <w:rFonts w:asciiTheme="minorHAnsi" w:cstheme="minorBidi" w:eastAsiaTheme="minorHAnsi" w:hAnsiTheme="minorHAnsi"/>
         <w:sz w:val="24"/>
         <w:szCs w:val="24"/>
-        <w:lang w:bidi="ar-SA" w:eastAsia="zh-CN" w:val="en-US"/>
+        <w:lang w:bidi="ar-SA" w:eastAsia="en-US" w:val="en-US"/>
       </w:rPr>
     </w:rPrDefault>
     <w:pPrDefault>
@@ -9030,10 +9029,10 @@
     <w:name w:val="Body Text"/>
     <w:basedOn w:val="Normal"/>
     <w:link w:val="BodyTextChar"/>
-    <w:qFormat/>
     <w:pPr>
       <w:spacing w:after="180" w:before="180"/>
     </w:pPr>
+    <w:qFormat/>
   </w:style>
   <w:style w:customStyle="1" w:styleId="FirstParagraph" w:type="paragraph">
     <w:name w:val="First Paragraph"/>
@@ -9053,94 +9052,57 @@
     <w:name w:val="Title"/>
     <w:basedOn w:val="Normal"/>
     <w:next w:val="BodyText"/>
-    <w:link w:val="TitleChar"/>
-    <w:uiPriority w:val="10"/>
     <w:qFormat/>
-    <w:rsid w:val="00A10FD9"/>
     <w:pPr>
-      <w:spacing w:after="80" w:line="240" w:lineRule="auto"/>
-      <w:contextualSpacing/>
+      <w:keepNext/>
+      <w:keepLines/>
+      <w:spacing w:after="240" w:before="480"/>
       <w:jc w:val="center"/>
     </w:pPr>
     <w:rPr>
       <w:rFonts w:asciiTheme="majorHAnsi" w:cstheme="majorBidi" w:eastAsiaTheme="majorEastAsia" w:hAnsiTheme="majorHAnsi"/>
-      <w:sz w:val="56"/>
-      <w:szCs w:val="56"/>
-    </w:rPr>
-  </w:style>
-  <w:style w:customStyle="1" w:styleId="TitleChar" w:type="character">
-    <w:name w:val="Title Char"/>
-    <w:basedOn w:val="DefaultParagraphFont"/>
-    <w:link w:val="Title"/>
-    <w:uiPriority w:val="10"/>
-    <w:rsid w:val="00A10FD9"/>
-    <w:rPr>
-      <w:rFonts w:asciiTheme="majorHAnsi" w:cstheme="majorBidi" w:eastAsiaTheme="majorEastAsia" w:hAnsiTheme="majorHAnsi"/>
-      <w:sz w:val="56"/>
-      <w:szCs w:val="56"/>
+      <w:b/>
+      <w:bCs/>
+      <w:color w:themeColor="accent1" w:themeShade="B5" w:val="345A8A"/>
+      <w:sz w:val="36"/>
+      <w:szCs w:val="36"/>
     </w:rPr>
   </w:style>
   <w:style w:styleId="Subtitle" w:type="paragraph">
     <w:name w:val="Subtitle"/>
     <w:basedOn w:val="Title"/>
     <w:next w:val="BodyText"/>
-    <w:link w:val="SubtitleChar"/>
-    <w:uiPriority w:val="11"/>
     <w:qFormat/>
-    <w:rsid w:val="00A10FD9"/>
     <w:pPr>
-      <w:numPr>
-        <w:ilvl w:val="1"/>
-      </w:numPr>
+      <w:keepNext/>
+      <w:keepLines/>
+      <w:spacing w:after="240" w:before="240"/>
+      <w:jc w:val="center"/>
     </w:pPr>
     <w:rPr>
-      <w:rFonts w:cstheme="majorBidi" w:eastAsiaTheme="majorEastAsia"/>
-      <w:spacing w:val="15"/>
-      <w:sz w:val="28"/>
-      <w:szCs w:val="28"/>
-    </w:rPr>
-  </w:style>
-  <w:style w:customStyle="1" w:styleId="SubtitleChar" w:type="character">
-    <w:name w:val="Subtitle Char"/>
-    <w:basedOn w:val="DefaultParagraphFont"/>
-    <w:link w:val="Subtitle"/>
-    <w:uiPriority w:val="11"/>
-    <w:rsid w:val="00A10FD9"/>
-    <w:rPr>
-      <w:rFonts w:cstheme="majorBidi" w:eastAsiaTheme="majorEastAsia"/>
-      <w:color w:themeColor="text1" w:themeTint="A6" w:val="595959"/>
-      <w:spacing w:val="15"/>
-      <w:sz w:val="28"/>
-      <w:szCs w:val="28"/>
+      <w:sz w:val="30"/>
+      <w:szCs w:val="30"/>
     </w:rPr>
   </w:style>
   <w:style w:customStyle="1" w:styleId="Author" w:type="paragraph">
     <w:name w:val="Author"/>
-    <w:basedOn w:val="Title"/>
     <w:next w:val="BodyText"/>
     <w:qFormat/>
     <w:pPr>
       <w:keepNext/>
       <w:keepLines/>
+      <w:jc w:val="center"/>
     </w:pPr>
-    <w:rPr>
-      <w:sz w:val="24"/>
-      <w:szCs w:val="24"/>
-    </w:rPr>
   </w:style>
   <w:style w:styleId="Date" w:type="paragraph">
     <w:name w:val="Date"/>
-    <w:basedOn w:val="Title"/>
     <w:next w:val="BodyText"/>
     <w:qFormat/>
     <w:pPr>
       <w:keepNext/>
       <w:keepLines/>
+      <w:jc w:val="center"/>
     </w:pPr>
-    <w:rPr>
-      <w:sz w:val="24"/>
-      <w:szCs w:val="24"/>
-    </w:rPr>
   </w:style>
   <w:style w:customStyle="1" w:styleId="AbstractTitle" w:type="paragraph">
     <w:name w:val="Abstract Title"/>
@@ -9150,13 +9112,15 @@
     <w:pPr>
       <w:keepNext/>
       <w:keepLines/>
+      <w:jc w:val="center"/>
       <w:spacing w:after="0" w:before="300"/>
-      <w:jc w:val="center"/>
     </w:pPr>
     <w:rPr>
-      <w:b/>
       <w:sz w:val="20"/>
       <w:szCs w:val="20"/>
+      <w:b/>
+      <w:color w:val="345A8A"/>
+      &gt;
     </w:rPr>
   </w:style>
   <w:style w:customStyle="1" w:styleId="Abstract" w:type="paragraph">
@@ -9183,321 +9147,191 @@
     <w:rPr/>
   </w:style>
   <w:style w:styleId="Heading1" w:type="paragraph">
-    <w:name w:val="heading 1"/>
+    <w:name w:val="Heading 1"/>
     <w:basedOn w:val="Normal"/>
     <w:next w:val="BodyText"/>
-    <w:link w:val="Heading1Char"/>
     <w:uiPriority w:val="9"/>
     <w:qFormat/>
-    <w:rsid w:val="00A10FD9"/>
     <w:pPr>
       <w:keepNext/>
       <w:keepLines/>
-      <w:spacing w:after="80" w:before="360"/>
+      <w:spacing w:after="0" w:before="480"/>
       <w:outlineLvl w:val="0"/>
     </w:pPr>
     <w:rPr>
       <w:rFonts w:asciiTheme="majorHAnsi" w:cstheme="majorBidi" w:eastAsiaTheme="majorEastAsia" w:hAnsiTheme="majorHAnsi"/>
-      <w:color w:themeColor="accent1" w:themeShade="BF" w:val="0F4761"/>
-      <w:sz w:val="40"/>
-      <w:szCs w:val="40"/>
+      <w:b/>
+      <w:bCs/>
+      <w:color w:themeColor="accent1" w:val="4F81BD"/>
+      <w:sz w:val="32"/>
+      <w:szCs w:val="32"/>
     </w:rPr>
   </w:style>
   <w:style w:styleId="Heading2" w:type="paragraph">
-    <w:name w:val="heading 2"/>
+    <w:name w:val="Heading 2"/>
     <w:basedOn w:val="Normal"/>
     <w:next w:val="BodyText"/>
-    <w:link w:val="Heading2Char"/>
     <w:uiPriority w:val="9"/>
-    <w:semiHidden/>
     <w:unhideWhenUsed/>
     <w:qFormat/>
-    <w:rsid w:val="00A10FD9"/>
     <w:pPr>
       <w:keepNext/>
       <w:keepLines/>
-      <w:spacing w:after="80" w:before="160"/>
+      <w:spacing w:after="0" w:before="200"/>
       <w:outlineLvl w:val="1"/>
     </w:pPr>
     <w:rPr>
       <w:rFonts w:asciiTheme="majorHAnsi" w:cstheme="majorBidi" w:eastAsiaTheme="majorEastAsia" w:hAnsiTheme="majorHAnsi"/>
-      <w:color w:themeColor="accent1" w:themeShade="BF" w:val="0F4761"/>
-      <w:sz w:val="32"/>
-      <w:szCs w:val="32"/>
-    </w:rPr>
-  </w:style>
-  <w:style w:styleId="Heading3" w:type="paragraph">
-    <w:name w:val="heading 3"/>
-    <w:basedOn w:val="Normal"/>
-    <w:next w:val="BodyText"/>
-    <w:link w:val="Heading3Char"/>
-    <w:uiPriority w:val="9"/>
-    <w:semiHidden/>
-    <w:unhideWhenUsed/>
-    <w:qFormat/>
-    <w:rsid w:val="00A10FD9"/>
-    <w:pPr>
-      <w:keepNext/>
-      <w:keepLines/>
-      <w:spacing w:after="80" w:before="160"/>
-      <w:outlineLvl w:val="2"/>
-    </w:pPr>
-    <w:rPr>
-      <w:rFonts w:cstheme="majorBidi" w:eastAsiaTheme="majorEastAsia"/>
-      <w:color w:themeColor="accent1" w:themeShade="BF" w:val="0F4761"/>
+      <w:b/>
+      <w:bCs/>
+      <w:color w:themeColor="accent1" w:val="4F81BD"/>
       <w:sz w:val="28"/>
       <w:szCs w:val="28"/>
     </w:rPr>
   </w:style>
-  <w:style w:styleId="Heading4" w:type="paragraph">
-    <w:name w:val="heading 4"/>
+  <w:style w:styleId="Heading3" w:type="paragraph">
+    <w:name w:val="Heading 3"/>
     <w:basedOn w:val="Normal"/>
     <w:next w:val="BodyText"/>
-    <w:link w:val="Heading4Char"/>
     <w:uiPriority w:val="9"/>
-    <w:semiHidden/>
     <w:unhideWhenUsed/>
     <w:qFormat/>
-    <w:rsid w:val="00A10FD9"/>
     <w:pPr>
       <w:keepNext/>
       <w:keepLines/>
-      <w:spacing w:after="40" w:before="80"/>
+      <w:spacing w:after="0" w:before="200"/>
+      <w:outlineLvl w:val="2"/>
+    </w:pPr>
+    <w:rPr>
+      <w:rFonts w:asciiTheme="majorHAnsi" w:cstheme="majorBidi" w:eastAsiaTheme="majorEastAsia" w:hAnsiTheme="majorHAnsi"/>
+      <w:b/>
+      <w:bCs/>
+      <w:color w:themeColor="accent1" w:val="4F81BD"/>
+      <w:sz w:val="24"/>
+      <w:szCs w:val="24"/>
+    </w:rPr>
+  </w:style>
+  <w:style w:styleId="Heading4" w:type="paragraph">
+    <w:name w:val="Heading 4"/>
+    <w:basedOn w:val="Normal"/>
+    <w:next w:val="BodyText"/>
+    <w:uiPriority w:val="9"/>
+    <w:unhideWhenUsed/>
+    <w:qFormat/>
+    <w:pPr>
+      <w:keepNext/>
+      <w:keepLines/>
+      <w:spacing w:after="0" w:before="200"/>
       <w:outlineLvl w:val="3"/>
     </w:pPr>
     <w:rPr>
-      <w:rFonts w:cstheme="majorBidi" w:eastAsiaTheme="majorEastAsia"/>
+      <w:rFonts w:asciiTheme="majorHAnsi" w:cstheme="majorBidi" w:eastAsiaTheme="majorEastAsia" w:hAnsiTheme="majorHAnsi"/>
       <w:i/>
-      <w:iCs/>
-      <w:color w:themeColor="accent1" w:themeShade="BF" w:val="0F4761"/>
+      <w:bCs/>
+      <w:color w:themeColor="accent1" w:val="4F81BD"/>
+      <w:sz w:val="24"/>
+      <w:szCs w:val="24"/>
     </w:rPr>
   </w:style>
   <w:style w:styleId="Heading5" w:type="paragraph">
-    <w:name w:val="heading 5"/>
+    <w:name w:val="Heading 5"/>
     <w:basedOn w:val="Normal"/>
     <w:next w:val="BodyText"/>
-    <w:link w:val="Heading5Char"/>
     <w:uiPriority w:val="9"/>
-    <w:semiHidden/>
     <w:unhideWhenUsed/>
     <w:qFormat/>
-    <w:rsid w:val="00A10FD9"/>
     <w:pPr>
       <w:keepNext/>
       <w:keepLines/>
-      <w:spacing w:after="40" w:before="80"/>
+      <w:spacing w:after="0" w:before="200"/>
       <w:outlineLvl w:val="4"/>
     </w:pPr>
     <w:rPr>
-      <w:rFonts w:cstheme="majorBidi" w:eastAsiaTheme="majorEastAsia"/>
-      <w:color w:themeColor="accent1" w:themeShade="BF" w:val="0F4761"/>
+      <w:rFonts w:asciiTheme="majorHAnsi" w:cstheme="majorBidi" w:eastAsiaTheme="majorEastAsia" w:hAnsiTheme="majorHAnsi"/>
+      <w:iCs/>
+      <w:color w:themeColor="accent1" w:val="4F81BD"/>
+      <w:sz w:val="24"/>
+      <w:szCs w:val="24"/>
     </w:rPr>
   </w:style>
   <w:style w:styleId="Heading6" w:type="paragraph">
-    <w:name w:val="heading 6"/>
+    <w:name w:val="Heading 6"/>
     <w:basedOn w:val="Normal"/>
     <w:next w:val="BodyText"/>
-    <w:link w:val="Heading6Char"/>
     <w:uiPriority w:val="9"/>
-    <w:semiHidden/>
     <w:unhideWhenUsed/>
     <w:qFormat/>
-    <w:rsid w:val="00A10FD9"/>
     <w:pPr>
       <w:keepNext/>
       <w:keepLines/>
-      <w:spacing w:after="0" w:before="40"/>
+      <w:spacing w:after="0" w:before="200"/>
       <w:outlineLvl w:val="5"/>
     </w:pPr>
     <w:rPr>
-      <w:rFonts w:cstheme="majorBidi" w:eastAsiaTheme="majorEastAsia"/>
-      <w:i/>
-      <w:iCs/>
-      <w:color w:themeColor="text1" w:themeTint="A6" w:val="595959"/>
+      <w:rFonts w:asciiTheme="majorHAnsi" w:cstheme="majorBidi" w:eastAsiaTheme="majorEastAsia" w:hAnsiTheme="majorHAnsi"/>
+      <w:color w:themeColor="accent1" w:val="4F81BD"/>
+      <w:sz w:val="24"/>
+      <w:szCs w:val="24"/>
     </w:rPr>
   </w:style>
   <w:style w:styleId="Heading7" w:type="paragraph">
-    <w:name w:val="heading 7"/>
+    <w:name w:val="Heading 7"/>
     <w:basedOn w:val="Normal"/>
     <w:next w:val="BodyText"/>
-    <w:link w:val="Heading7Char"/>
     <w:uiPriority w:val="9"/>
-    <w:semiHidden/>
     <w:unhideWhenUsed/>
     <w:qFormat/>
-    <w:rsid w:val="00A10FD9"/>
     <w:pPr>
       <w:keepNext/>
       <w:keepLines/>
-      <w:spacing w:after="0" w:before="40"/>
+      <w:spacing w:after="0" w:before="200"/>
       <w:outlineLvl w:val="6"/>
     </w:pPr>
     <w:rPr>
-      <w:rFonts w:cstheme="majorBidi" w:eastAsiaTheme="majorEastAsia"/>
-      <w:color w:themeColor="text1" w:themeTint="A6" w:val="595959"/>
+      <w:rFonts w:asciiTheme="majorHAnsi" w:cstheme="majorBidi" w:eastAsiaTheme="majorEastAsia" w:hAnsiTheme="majorHAnsi"/>
+      <w:color w:themeColor="accent1" w:val="4F81BD"/>
+      <w:sz w:val="24"/>
+      <w:szCs w:val="24"/>
     </w:rPr>
   </w:style>
   <w:style w:styleId="Heading8" w:type="paragraph">
-    <w:name w:val="heading 8"/>
+    <w:name w:val="Heading 8"/>
     <w:basedOn w:val="Normal"/>
     <w:next w:val="BodyText"/>
-    <w:link w:val="Heading8Char"/>
     <w:uiPriority w:val="9"/>
-    <w:semiHidden/>
     <w:unhideWhenUsed/>
     <w:qFormat/>
-    <w:rsid w:val="00A10FD9"/>
     <w:pPr>
       <w:keepNext/>
       <w:keepLines/>
-      <w:spacing w:after="0"/>
+      <w:spacing w:after="0" w:before="200"/>
       <w:outlineLvl w:val="7"/>
     </w:pPr>
     <w:rPr>
-      <w:rFonts w:cstheme="majorBidi" w:eastAsiaTheme="majorEastAsia"/>
-      <w:i/>
-      <w:iCs/>
-      <w:color w:themeColor="text1" w:themeTint="D8" w:val="272727"/>
+      <w:rFonts w:asciiTheme="majorHAnsi" w:cstheme="majorBidi" w:eastAsiaTheme="majorEastAsia" w:hAnsiTheme="majorHAnsi"/>
+      <w:color w:themeColor="accent1" w:val="4F81BD"/>
+      <w:sz w:val="24"/>
+      <w:szCs w:val="24"/>
     </w:rPr>
   </w:style>
   <w:style w:styleId="Heading9" w:type="paragraph">
-    <w:name w:val="heading 9"/>
+    <w:name w:val="Heading 9"/>
     <w:basedOn w:val="Normal"/>
     <w:next w:val="BodyText"/>
-    <w:link w:val="Heading9Char"/>
     <w:uiPriority w:val="9"/>
-    <w:semiHidden/>
     <w:unhideWhenUsed/>
     <w:qFormat/>
-    <w:rsid w:val="00A10FD9"/>
     <w:pPr>
       <w:keepNext/>
       <w:keepLines/>
-      <w:spacing w:after="0"/>
+      <w:spacing w:after="0" w:before="200"/>
       <w:outlineLvl w:val="8"/>
     </w:pPr>
     <w:rPr>
-      <w:rFonts w:cstheme="majorBidi" w:eastAsiaTheme="majorEastAsia"/>
-      <w:color w:themeColor="text1" w:themeTint="D8" w:val="272727"/>
-    </w:rPr>
-  </w:style>
-  <w:style w:customStyle="1" w:styleId="Heading1Char" w:type="character">
-    <w:name w:val="Heading 1 Char"/>
-    <w:basedOn w:val="DefaultParagraphFont"/>
-    <w:link w:val="Heading1"/>
-    <w:uiPriority w:val="9"/>
-    <w:rsid w:val="00A10FD9"/>
-    <w:rPr>
       <w:rFonts w:asciiTheme="majorHAnsi" w:cstheme="majorBidi" w:eastAsiaTheme="majorEastAsia" w:hAnsiTheme="majorHAnsi"/>
-      <w:color w:themeColor="accent1" w:themeShade="BF" w:val="0F4761"/>
-      <w:sz w:val="40"/>
-      <w:szCs w:val="40"/>
-    </w:rPr>
-  </w:style>
-  <w:style w:customStyle="1" w:styleId="Heading2Char" w:type="character">
-    <w:name w:val="Heading 2 Char"/>
-    <w:basedOn w:val="DefaultParagraphFont"/>
-    <w:link w:val="Heading2"/>
-    <w:uiPriority w:val="9"/>
-    <w:semiHidden/>
-    <w:rsid w:val="00A10FD9"/>
-    <w:rPr>
-      <w:rFonts w:asciiTheme="majorHAnsi" w:cstheme="majorBidi" w:eastAsiaTheme="majorEastAsia" w:hAnsiTheme="majorHAnsi"/>
-      <w:color w:themeColor="accent1" w:themeShade="BF" w:val="0F4761"/>
-      <w:sz w:val="32"/>
-      <w:szCs w:val="32"/>
-    </w:rPr>
-  </w:style>
-  <w:style w:customStyle="1" w:styleId="Heading3Char" w:type="character">
-    <w:name w:val="Heading 3 Char"/>
-    <w:basedOn w:val="DefaultParagraphFont"/>
-    <w:link w:val="Heading3"/>
-    <w:uiPriority w:val="9"/>
-    <w:semiHidden/>
-    <w:rsid w:val="00A10FD9"/>
-    <w:rPr>
-      <w:rFonts w:cstheme="majorBidi" w:eastAsiaTheme="majorEastAsia"/>
-      <w:color w:themeColor="accent1" w:themeShade="BF" w:val="0F4761"/>
-      <w:sz w:val="28"/>
-      <w:szCs w:val="28"/>
-    </w:rPr>
-  </w:style>
-  <w:style w:customStyle="1" w:styleId="Heading4Char" w:type="character">
-    <w:name w:val="Heading 4 Char"/>
-    <w:basedOn w:val="DefaultParagraphFont"/>
-    <w:link w:val="Heading4"/>
-    <w:uiPriority w:val="9"/>
-    <w:semiHidden/>
-    <w:rsid w:val="00A10FD9"/>
-    <w:rPr>
-      <w:rFonts w:cstheme="majorBidi" w:eastAsiaTheme="majorEastAsia"/>
-      <w:i/>
-      <w:iCs/>
-      <w:color w:themeColor="accent1" w:themeShade="BF" w:val="0F4761"/>
-    </w:rPr>
-  </w:style>
-  <w:style w:customStyle="1" w:styleId="Heading5Char" w:type="character">
-    <w:name w:val="Heading 5 Char"/>
-    <w:basedOn w:val="DefaultParagraphFont"/>
-    <w:link w:val="Heading5"/>
-    <w:uiPriority w:val="9"/>
-    <w:semiHidden/>
-    <w:rsid w:val="00A10FD9"/>
-    <w:rPr>
-      <w:rFonts w:cstheme="majorBidi" w:eastAsiaTheme="majorEastAsia"/>
-      <w:color w:themeColor="accent1" w:themeShade="BF" w:val="0F4761"/>
-    </w:rPr>
-  </w:style>
-  <w:style w:customStyle="1" w:styleId="Heading6Char" w:type="character">
-    <w:name w:val="Heading 6 Char"/>
-    <w:basedOn w:val="DefaultParagraphFont"/>
-    <w:link w:val="Heading6"/>
-    <w:uiPriority w:val="9"/>
-    <w:semiHidden/>
-    <w:rsid w:val="00A10FD9"/>
-    <w:rPr>
-      <w:rFonts w:cstheme="majorBidi" w:eastAsiaTheme="majorEastAsia"/>
-      <w:i/>
-      <w:iCs/>
-      <w:color w:themeColor="text1" w:themeTint="A6" w:val="595959"/>
-    </w:rPr>
-  </w:style>
-  <w:style w:customStyle="1" w:styleId="Heading7Char" w:type="character">
-    <w:name w:val="Heading 7 Char"/>
-    <w:basedOn w:val="DefaultParagraphFont"/>
-    <w:link w:val="Heading7"/>
-    <w:uiPriority w:val="9"/>
-    <w:semiHidden/>
-    <w:rsid w:val="00A10FD9"/>
-    <w:rPr>
-      <w:rFonts w:cstheme="majorBidi" w:eastAsiaTheme="majorEastAsia"/>
-      <w:color w:themeColor="text1" w:themeTint="A6" w:val="595959"/>
-    </w:rPr>
-  </w:style>
-  <w:style w:customStyle="1" w:styleId="Heading8Char" w:type="character">
-    <w:name w:val="Heading 8 Char"/>
-    <w:basedOn w:val="DefaultParagraphFont"/>
-    <w:link w:val="Heading8"/>
-    <w:uiPriority w:val="9"/>
-    <w:semiHidden/>
-    <w:rsid w:val="00A10FD9"/>
-    <w:rPr>
-      <w:rFonts w:cstheme="majorBidi" w:eastAsiaTheme="majorEastAsia"/>
-      <w:i/>
-      <w:iCs/>
-      <w:color w:themeColor="text1" w:themeTint="D8" w:val="272727"/>
-    </w:rPr>
-  </w:style>
-  <w:style w:customStyle="1" w:styleId="Heading9Char" w:type="character">
-    <w:name w:val="Heading 9 Char"/>
-    <w:basedOn w:val="DefaultParagraphFont"/>
-    <w:link w:val="Heading9"/>
-    <w:uiPriority w:val="9"/>
-    <w:semiHidden/>
-    <w:rsid w:val="00A10FD9"/>
-    <w:rPr>
-      <w:rFonts w:cstheme="majorBidi" w:eastAsiaTheme="majorEastAsia"/>
-      <w:color w:themeColor="text1" w:themeTint="D8" w:val="272727"/>
+      <w:color w:themeColor="accent1" w:val="4F81BD"/>
+      <w:sz w:val="24"/>
+      <w:szCs w:val="24"/>
     </w:rPr>
   </w:style>
   <w:style w:styleId="BlockText" w:type="paragraph">
@@ -9520,18 +9354,6 @@
     <w:unhideWhenUsed/>
     <w:qFormat/>
   </w:style>
-  <w:style w:styleId="FootnoteBlockText" w:type="paragraph">
-    <w:name w:val="Footnote Block Text"/>
-    <w:basedOn w:val="FootnoteText"/>
-    <w:next w:val="FootnoteText"/>
-    <w:uiPriority w:val="9"/>
-    <w:unhideWhenUsed/>
-    <w:qFormat/>
-    <w:pPr>
-      <w:spacing w:after="100" w:before="100"/>
-      <w:ind w:firstLine="0" w:left="480" w:right="480"/>
-    </w:pPr>
-  </w:style>
   <w:style w:default="1" w:styleId="DefaultParagraphFont" w:type="character">
     <w:name w:val="Default Paragraph Font"/>
     <w:semiHidden/>
@@ -9553,11 +9375,18 @@
       </w:tblCellMar>
     </w:tblPr>
     <w:tblStylePr w:type="firstRow">
+      <w:tblPr>
+        <w:jc w:val="left"/>
+        <w:tblInd w:type="dxa" w:w="0"/>
+      </w:tblPr>
+      <w:trPr>
+        <w:jc w:val="left"/>
+      </w:trPr>
       <w:tcPr>
+        <w:vAlign w:val="bottom"/>
         <w:tcBorders>
           <w:bottom w:val="single"/>
         </w:tcBorders>
-        <w:vAlign w:val="bottom"/>
       </w:tcPr>
     </w:tblStylePr>
   </w:style>
@@ -9672,8 +9501,8 @@
     <w:name w:val="KeywordTok"/>
     <w:basedOn w:val="VerbatimChar"/>
     <w:rPr>
+      <w:color w:val="007020"/>
       <w:b/>
-      <w:color w:val="007020"/>
     </w:rPr>
   </w:style>
   <w:style w:type="character" w:customStyle="1" w:styleId="DataTypeTok">
@@ -9750,42 +9579,42 @@
     <w:name w:val="ImportTok"/>
     <w:basedOn w:val="VerbatimChar"/>
     <w:rPr>
+      <w:color w:val="008000"/>
       <w:b/>
-      <w:color w:val="008000"/>
     </w:rPr>
   </w:style>
   <w:style w:type="character" w:customStyle="1" w:styleId="CommentTok">
     <w:name w:val="CommentTok"/>
     <w:basedOn w:val="VerbatimChar"/>
     <w:rPr>
+      <w:color w:val="60a0b0"/>
       <w:i/>
-      <w:color w:val="60a0b0"/>
     </w:rPr>
   </w:style>
   <w:style w:type="character" w:customStyle="1" w:styleId="DocumentationTok">
     <w:name w:val="DocumentationTok"/>
     <w:basedOn w:val="VerbatimChar"/>
     <w:rPr>
+      <w:color w:val="ba2121"/>
       <w:i/>
-      <w:color w:val="ba2121"/>
     </w:rPr>
   </w:style>
   <w:style w:type="character" w:customStyle="1" w:styleId="AnnotationTok">
     <w:name w:val="AnnotationTok"/>
     <w:basedOn w:val="VerbatimChar"/>
     <w:rPr>
+      <w:color w:val="60a0b0"/>
       <w:b/>
       <w:i/>
-      <w:color w:val="60a0b0"/>
     </w:rPr>
   </w:style>
   <w:style w:type="character" w:customStyle="1" w:styleId="CommentVarTok">
     <w:name w:val="CommentVarTok"/>
     <w:basedOn w:val="VerbatimChar"/>
     <w:rPr>
+      <w:color w:val="60a0b0"/>
       <w:b/>
       <w:i/>
-      <w:color w:val="60a0b0"/>
     </w:rPr>
   </w:style>
   <w:style w:type="character" w:customStyle="1" w:styleId="OtherTok">
@@ -9813,8 +9642,8 @@
     <w:name w:val="ControlFlowTok"/>
     <w:basedOn w:val="VerbatimChar"/>
     <w:rPr>
+      <w:color w:val="007020"/>
       <w:b/>
-      <w:color w:val="007020"/>
     </w:rPr>
   </w:style>
   <w:style w:type="character" w:customStyle="1" w:styleId="OperatorTok">
@@ -9859,34 +9688,34 @@
     <w:name w:val="InformationTok"/>
     <w:basedOn w:val="VerbatimChar"/>
     <w:rPr>
+      <w:color w:val="60a0b0"/>
       <w:b/>
       <w:i/>
-      <w:color w:val="60a0b0"/>
     </w:rPr>
   </w:style>
   <w:style w:type="character" w:customStyle="1" w:styleId="WarningTok">
     <w:name w:val="WarningTok"/>
     <w:basedOn w:val="VerbatimChar"/>
     <w:rPr>
+      <w:color w:val="60a0b0"/>
       <w:b/>
       <w:i/>
-      <w:color w:val="60a0b0"/>
     </w:rPr>
   </w:style>
   <w:style w:type="character" w:customStyle="1" w:styleId="AlertTok">
     <w:name w:val="AlertTok"/>
     <w:basedOn w:val="VerbatimChar"/>
     <w:rPr>
+      <w:color w:val="ff0000"/>
       <w:b/>
-      <w:color w:val="ff0000"/>
     </w:rPr>
   </w:style>
   <w:style w:type="character" w:customStyle="1" w:styleId="ErrorTok">
     <w:name w:val="ErrorTok"/>
     <w:basedOn w:val="VerbatimChar"/>
     <w:rPr>
+      <w:color w:val="ff0000"/>
       <w:b/>
-      <w:color w:val="ff0000"/>
     </w:rPr>
   </w:style>
   <w:style w:type="character" w:customStyle="1" w:styleId="NormalTok">
@@ -9908,44 +9737,44 @@
         <a:sysClr val="window" lastClr="FFFFFF"/>
       </a:lt1>
       <a:dk2>
-        <a:srgbClr val="0E2841"/>
+        <a:srgbClr val="1F497D"/>
       </a:dk2>
       <a:lt2>
-        <a:srgbClr val="E8E8E8"/>
+        <a:srgbClr val="EEECE1"/>
       </a:lt2>
       <a:accent1>
-        <a:srgbClr val="156082"/>
+        <a:srgbClr val="4F81BD"/>
       </a:accent1>
       <a:accent2>
-        <a:srgbClr val="E97132"/>
+        <a:srgbClr val="C0504D"/>
       </a:accent2>
       <a:accent3>
-        <a:srgbClr val="196B24"/>
+        <a:srgbClr val="9BBB59"/>
       </a:accent3>
       <a:accent4>
-        <a:srgbClr val="0F9ED5"/>
+        <a:srgbClr val="8064A2"/>
       </a:accent4>
       <a:accent5>
-        <a:srgbClr val="A02B93"/>
+        <a:srgbClr val="4BACC6"/>
       </a:accent5>
       <a:accent6>
-        <a:srgbClr val="4EA72E"/>
+        <a:srgbClr val="F79646"/>
       </a:accent6>
       <a:hlink>
-        <a:srgbClr val="467886"/>
+        <a:srgbClr val="0000FF"/>
       </a:hlink>
       <a:folHlink>
-        <a:srgbClr val="96607D"/>
+        <a:srgbClr val="800080"/>
       </a:folHlink>
     </a:clrScheme>
     <a:fontScheme name="Office">
       <a:majorFont>
-        <a:latin typeface="Aptos Display" panose="02110004020202020204"/>
+        <a:latin typeface="Calibri"/>
         <a:ea typeface=""/>
         <a:cs typeface=""/>
-        <a:font script="Jpan" typeface="游ゴシック Light"/>
+        <a:font script="Jpan" typeface="ＭＳ ゴシック"/>
         <a:font script="Hang" typeface="맑은 고딕"/>
-        <a:font script="Hans" typeface="等线 Light"/>
+        <a:font script="Hans" typeface="宋体"/>
         <a:font script="Hant" typeface="新細明體"/>
         <a:font script="Arab" typeface="Times New Roman"/>
         <a:font script="Hebr" typeface="Times New Roman"/>
@@ -9972,32 +9801,14 @@
         <a:font script="Mong" typeface="Mongolian Baiti"/>
         <a:font script="Viet" typeface="Times New Roman"/>
         <a:font script="Uigh" typeface="Microsoft Uighur"/>
-        <a:font script="Geor" typeface="Sylfaen"/>
-        <a:font script="Armn" typeface="Arial"/>
-        <a:font script="Bugi" typeface="Leelawadee UI"/>
-        <a:font script="Bopo" typeface="Microsoft JhengHei"/>
-        <a:font script="Java" typeface="Javanese Text"/>
-        <a:font script="Lisu" typeface="Segoe UI"/>
-        <a:font script="Mymr" typeface="Myanmar Text"/>
-        <a:font script="Nkoo" typeface="Ebrima"/>
-        <a:font script="Olck" typeface="Nirmala UI"/>
-        <a:font script="Osma" typeface="Ebrima"/>
-        <a:font script="Phag" typeface="Phagspa"/>
-        <a:font script="Syrn" typeface="Estrangelo Edessa"/>
-        <a:font script="Syrj" typeface="Estrangelo Edessa"/>
-        <a:font script="Syre" typeface="Estrangelo Edessa"/>
-        <a:font script="Sora" typeface="Nirmala UI"/>
-        <a:font script="Tale" typeface="Microsoft Tai Le"/>
-        <a:font script="Talu" typeface="Microsoft New Tai Lue"/>
-        <a:font script="Tfng" typeface="Ebrima"/>
       </a:majorFont>
       <a:minorFont>
-        <a:latin typeface="Aptos" panose="02110004020202020204"/>
+        <a:latin typeface="Cambria"/>
         <a:ea typeface=""/>
         <a:cs typeface=""/>
-        <a:font script="Jpan" typeface="游明朝"/>
+        <a:font script="Jpan" typeface="ＭＳ 明朝"/>
         <a:font script="Hang" typeface="맑은 고딕"/>
-        <a:font script="Hans" typeface="等线"/>
+        <a:font script="Hans" typeface="宋体"/>
         <a:font script="Hant" typeface="新細明體"/>
         <a:font script="Arab" typeface="Arial"/>
         <a:font script="Hebr" typeface="Arial"/>
@@ -10024,24 +9835,6 @@
         <a:font script="Mong" typeface="Mongolian Baiti"/>
         <a:font script="Viet" typeface="Arial"/>
         <a:font script="Uigh" typeface="Microsoft Uighur"/>
-        <a:font script="Geor" typeface="Sylfaen"/>
-        <a:font script="Armn" typeface="Arial"/>
-        <a:font script="Bugi" typeface="Leelawadee UI"/>
-        <a:font script="Bopo" typeface="Microsoft JhengHei"/>
-        <a:font script="Java" typeface="Javanese Text"/>
-        <a:font script="Lisu" typeface="Segoe UI"/>
-        <a:font script="Mymr" typeface="Myanmar Text"/>
-        <a:font script="Nkoo" typeface="Ebrima"/>
-        <a:font script="Olck" typeface="Nirmala UI"/>
-        <a:font script="Osma" typeface="Ebrima"/>
-        <a:font script="Phag" typeface="Phagspa"/>
-        <a:font script="Syrn" typeface="Estrangelo Edessa"/>
-        <a:font script="Syrj" typeface="Estrangelo Edessa"/>
-        <a:font script="Syre" typeface="Estrangelo Edessa"/>
-        <a:font script="Sora" typeface="Nirmala UI"/>
-        <a:font script="Tale" typeface="Microsoft Tai Le"/>
-        <a:font script="Talu" typeface="Microsoft New Tai Lue"/>
-        <a:font script="Tfng" typeface="Ebrima"/>
       </a:minorFont>
     </a:fontScheme>
     <a:fmtScheme name="Office">
@@ -10053,141 +9846,200 @@
           <a:gsLst>
             <a:gs pos="0">
               <a:schemeClr val="phClr">
-                <a:lumMod val="110000"/>
-                <a:satMod val="105000"/>
-                <a:tint val="67000"/>
+                <a:tint val="50000"/>
+                <a:satMod val="300000"/>
               </a:schemeClr>
             </a:gs>
-            <a:gs pos="50000">
+            <a:gs pos="35000">
               <a:schemeClr val="phClr">
-                <a:lumMod val="105000"/>
-                <a:satMod val="103000"/>
-                <a:tint val="73000"/>
+                <a:tint val="37000"/>
+                <a:satMod val="300000"/>
               </a:schemeClr>
             </a:gs>
             <a:gs pos="100000">
               <a:schemeClr val="phClr">
-                <a:lumMod val="105000"/>
-                <a:satMod val="109000"/>
-                <a:tint val="81000"/>
+                <a:tint val="15000"/>
+                <a:satMod val="350000"/>
               </a:schemeClr>
             </a:gs>
           </a:gsLst>
-          <a:lin ang="5400000" scaled="0"/>
+          <a:lin ang="16200000" scaled="1"/>
         </a:gradFill>
         <a:gradFill rotWithShape="1">
           <a:gsLst>
             <a:gs pos="0">
               <a:schemeClr val="phClr">
-                <a:satMod val="103000"/>
-                <a:lumMod val="102000"/>
-                <a:tint val="94000"/>
-              </a:schemeClr>
-            </a:gs>
-            <a:gs pos="50000">
-              <a:schemeClr val="phClr">
-                <a:satMod val="110000"/>
-                <a:lumMod val="100000"/>
+                <a:tint val="100000"/>
                 <a:shade val="100000"/>
+                <a:satMod val="130000"/>
               </a:schemeClr>
             </a:gs>
             <a:gs pos="100000">
               <a:schemeClr val="phClr">
-                <a:lumMod val="99000"/>
-                <a:satMod val="120000"/>
-                <a:shade val="78000"/>
+                <a:tint val="50000"/>
+                <a:shade val="100000"/>
+                <a:satMod val="350000"/>
               </a:schemeClr>
             </a:gs>
           </a:gsLst>
-          <a:lin ang="5400000" scaled="0"/>
+          <a:lin ang="16200000" scaled="0"/>
         </a:gradFill>
       </a:fillStyleLst>
       <a:lnStyleLst>
-        <a:ln w="6350" cap="flat" cmpd="sng" algn="ctr">
+        <a:ln w="9525" cap="flat" cmpd="sng" algn="ctr">
+          <a:solidFill>
+            <a:schemeClr val="phClr">
+              <a:shade val="95000"/>
+              <a:satMod val="105000"/>
+            </a:schemeClr>
+          </a:solidFill>
+          <a:prstDash val="solid"/>
+        </a:ln>
+        <a:ln w="25400" cap="flat" cmpd="sng" algn="ctr">
           <a:solidFill>
             <a:schemeClr val="phClr"/>
           </a:solidFill>
           <a:prstDash val="solid"/>
-          <a:miter lim="800000"/>
         </a:ln>
-        <a:ln w="12700" cap="flat" cmpd="sng" algn="ctr">
+        <a:ln w="38100" cap="flat" cmpd="sng" algn="ctr">
           <a:solidFill>
             <a:schemeClr val="phClr"/>
           </a:solidFill>
           <a:prstDash val="solid"/>
-          <a:miter lim="800000"/>
-        </a:ln>
-        <a:ln w="19050" cap="flat" cmpd="sng" algn="ctr">
-          <a:solidFill>
-            <a:schemeClr val="phClr"/>
-          </a:solidFill>
-          <a:prstDash val="solid"/>
-          <a:miter lim="800000"/>
         </a:ln>
       </a:lnStyleLst>
       <a:effectStyleLst>
         <a:effectStyle>
-          <a:effectLst/>
-        </a:effectStyle>
-        <a:effectStyle>
-          <a:effectLst/>
+          <a:effectLst>
+            <a:outerShdw blurRad="40000" dist="20000" dir="5400000" rotWithShape="0">
+              <a:srgbClr val="000000">
+                <a:alpha val="38000"/>
+              </a:srgbClr>
+            </a:outerShdw>
+          </a:effectLst>
         </a:effectStyle>
         <a:effectStyle>
           <a:effectLst>
-            <a:outerShdw blurRad="57150" dist="19050" dir="5400000" algn="ctr" rotWithShape="0">
+            <a:outerShdw blurRad="40000" dist="23000" dir="5400000" rotWithShape="0">
               <a:srgbClr val="000000">
-                <a:alpha val="63000"/>
+                <a:alpha val="35000"/>
               </a:srgbClr>
             </a:outerShdw>
           </a:effectLst>
+        </a:effectStyle>
+        <a:effectStyle>
+          <a:effectLst>
+            <a:outerShdw blurRad="40000" dist="23000" dir="5400000" rotWithShape="0">
+              <a:srgbClr val="000000">
+                <a:alpha val="35000"/>
+              </a:srgbClr>
+            </a:outerShdw>
+          </a:effectLst>
+          <a:scene3d>
+            <a:camera prst="orthographicFront">
+              <a:rot lat="0" lon="0" rev="0"/>
+            </a:camera>
+            <a:lightRig rig="threePt" dir="t">
+              <a:rot lat="0" lon="0" rev="1200000"/>
+            </a:lightRig>
+          </a:scene3d>
+          <a:sp3d>
+            <a:bevelT w="63500" h="25400"/>
+          </a:sp3d>
         </a:effectStyle>
       </a:effectStyleLst>
       <a:bgFillStyleLst>
         <a:solidFill>
           <a:schemeClr val="phClr"/>
         </a:solidFill>
-        <a:solidFill>
-          <a:schemeClr val="phClr">
-            <a:tint val="95000"/>
-            <a:satMod val="170000"/>
-          </a:schemeClr>
-        </a:solidFill>
         <a:gradFill rotWithShape="1">
           <a:gsLst>
             <a:gs pos="0">
               <a:schemeClr val="phClr">
-                <a:tint val="93000"/>
-                <a:satMod val="150000"/>
-                <a:shade val="98000"/>
-                <a:lumMod val="102000"/>
+                <a:tint val="40000"/>
+                <a:satMod val="350000"/>
               </a:schemeClr>
             </a:gs>
-            <a:gs pos="50000">
+            <a:gs pos="40000">
               <a:schemeClr val="phClr">
-                <a:tint val="98000"/>
-                <a:satMod val="130000"/>
-                <a:shade val="90000"/>
-                <a:lumMod val="103000"/>
+                <a:tint val="45000"/>
+                <a:shade val="99000"/>
+                <a:satMod val="350000"/>
               </a:schemeClr>
             </a:gs>
             <a:gs pos="100000">
               <a:schemeClr val="phClr">
-                <a:shade val="63000"/>
-                <a:satMod val="120000"/>
+                <a:shade val="20000"/>
+                <a:satMod val="255000"/>
               </a:schemeClr>
             </a:gs>
           </a:gsLst>
-          <a:lin ang="5400000" scaled="0"/>
+          <a:path path="circle">
+            <a:fillToRect l="50000" t="-80000" r="50000" b="180000"/>
+          </a:path>
+        </a:gradFill>
+        <a:gradFill rotWithShape="1">
+          <a:gsLst>
+            <a:gs pos="0">
+              <a:schemeClr val="phClr">
+                <a:tint val="80000"/>
+                <a:satMod val="300000"/>
+              </a:schemeClr>
+            </a:gs>
+            <a:gs pos="100000">
+              <a:schemeClr val="phClr">
+                <a:shade val="30000"/>
+                <a:satMod val="200000"/>
+              </a:schemeClr>
+            </a:gs>
+          </a:gsLst>
+          <a:path path="circle">
+            <a:fillToRect l="50000" t="50000" r="50000" b="50000"/>
+          </a:path>
         </a:gradFill>
       </a:bgFillStyleLst>
     </a:fmtScheme>
   </a:themeElements>
-  <a:objectDefaults/>
+  <a:objectDefaults>
+    <a:spDef>
+      <a:spPr/>
+      <a:bodyPr/>
+      <a:lstStyle/>
+      <a:style>
+        <a:lnRef idx="1">
+          <a:schemeClr val="accent1"/>
+        </a:lnRef>
+        <a:fillRef idx="3">
+          <a:schemeClr val="accent1"/>
+        </a:fillRef>
+        <a:effectRef idx="2">
+          <a:schemeClr val="accent1"/>
+        </a:effectRef>
+        <a:fontRef idx="minor">
+          <a:schemeClr val="lt1"/>
+        </a:fontRef>
+      </a:style>
+    </a:spDef>
+    <a:lnDef>
+      <a:spPr/>
+      <a:bodyPr/>
+      <a:lstStyle/>
+      <a:style>
+        <a:lnRef idx="2">
+          <a:schemeClr val="accent1"/>
+        </a:lnRef>
+        <a:fillRef idx="0">
+          <a:schemeClr val="accent1"/>
+        </a:fillRef>
+        <a:effectRef idx="1">
+          <a:schemeClr val="accent1"/>
+        </a:effectRef>
+        <a:fontRef idx="minor">
+          <a:schemeClr val="tx1"/>
+        </a:fontRef>
+      </a:style>
+    </a:lnDef>
+  </a:objectDefaults>
   <a:extraClrSchemeLst/>
-  <a:extLst>
-    <a:ext uri="{05A4C25C-085E-4340-85A3-A5531E510DB2}">
-      <thm15:themeFamily xmlns:thm15="http://schemas.microsoft.com/office/thememl/2012/main" name="Office Theme" id="{2E142A2C-CD16-42D6-873A-C26D2A0506FA}" vid="{1BDDFF52-6CD6-40A5-AB3C-68EB2F1E4D0A}"/>
-    </a:ext>
-  </a:extLst>
 </a:theme>
 </file>
--- a/01-foundations/NIST_RMF_SP_800-53/Portugues_BR/NIST_RMF_and_SP_800-53_Release_5.2.0_Practical_Manual_Portugues_BR_v1.0.docx
+++ b/01-foundations/NIST_RMF_SP_800-53/Portugues_BR/NIST_RMF_and_SP_800-53_Release_5.2.0_Practical_Manual_Portugues_BR_v1.0.docx
@@ -1817,7 +1817,7 @@
       </w:r>
     </w:p>
     <w:bookmarkEnd w:id="22"/>
-    <w:bookmarkStart w:id="24" w:name="fundação-rmf-e-sp-800-53"/>
+    <w:bookmarkStart w:id="27" w:name="fundação-rmf-e-sp-800-53"/>
     <w:p>
       <w:pPr>
         <w:pStyle w:val="Heading1"/>
@@ -1836,8 +1836,58 @@
     </w:p>
     <w:p>
       <w:pPr>
-        <w:pStyle w:val="BodyText"/>
-      </w:pPr>
+        <w:pStyle w:val="CaptionedFigure"/>
+      </w:pPr>
+      <w:r>
+        <w:drawing>
+          <wp:inline>
+            <wp:extent cx="5334000" cy="2945449"/>
+            <wp:effectExtent b="0" l="0" r="0" t="0"/>
+            <wp:docPr descr="Prepare suporta cada passo, e Monitor alimenta novas informações de volta às decisões de risco." title="" id="24" name="Picture"/>
+            <a:graphic>
+              <a:graphicData uri="http://schemas.openxmlformats.org/drawingml/2006/picture">
+                <pic:pic>
+                  <pic:nvPicPr>
+                    <pic:cNvPr descr="media/image1.png" id="25" name="Picture"/>
+                    <pic:cNvPicPr>
+                      <a:picLocks noChangeArrowheads="1" noChangeAspect="1"/>
+                    </pic:cNvPicPr>
+                  </pic:nvPicPr>
+                  <pic:blipFill>
+                    <a:blip r:embed="rId23"/>
+                    <a:stretch>
+                      <a:fillRect/>
+                    </a:stretch>
+                  </pic:blipFill>
+                  <pic:spPr bwMode="auto">
+                    <a:xfrm>
+                      <a:off x="0" y="0"/>
+                      <a:ext cx="5334000" cy="2945449"/>
+                    </a:xfrm>
+                    <a:prstGeom prst="rect">
+                      <a:avLst/>
+                    </a:prstGeom>
+                    <a:noFill/>
+                    <a:ln w="9525">
+                      <a:noFill/>
+                      <a:headEnd/>
+                      <a:tailEnd/>
+                    </a:ln>
+                  </pic:spPr>
+                </pic:pic>
+              </a:graphicData>
+            </a:graphic>
+          </wp:inline>
+        </w:drawing>
+      </w:r>
+    </w:p>
+    <w:p>
+      <w:pPr>
+        <w:pStyle w:val="ImageCaption"/>
+      </w:pPr>
+      <w:r>
+        <w:t xml:space="preserve">Prepare suporta cada passo, e Monitor alimenta novas informações de volta às decisões de risco.</w:t>
+      </w:r>
     </w:p>
     <w:p>
       <w:pPr>
@@ -1847,7 +1897,7 @@
         <w:t xml:space="preserve">Figura 1. Sete passos RMF</w:t>
       </w:r>
     </w:p>
-    <w:bookmarkStart w:id="23" w:name="não-é-o-mesmo-que"/>
+    <w:bookmarkStart w:id="26" w:name="não-é-o-mesmo-que"/>
     <w:p>
       <w:pPr>
         <w:pStyle w:val="Heading2"/>
@@ -1918,9 +1968,9 @@
         <w:t xml:space="preserve">□———————————————————————————————————————————————————————————————————————————–</w:t>
       </w:r>
     </w:p>
-    <w:bookmarkEnd w:id="23"/>
-    <w:bookmarkEnd w:id="24"/>
-    <w:bookmarkStart w:id="26" w:name="current-nist-publication-suite"/>
+    <w:bookmarkEnd w:id="26"/>
+    <w:bookmarkEnd w:id="27"/>
+    <w:bookmarkStart w:id="29" w:name="current-nist-publication-suite"/>
     <w:p>
       <w:pPr>
         <w:pStyle w:val="Heading1"/>
@@ -1941,7 +1991,7 @@
         <w:t xml:space="preserve">Use a fonte oficial atual e entenda como cada publicação suporta o todo.</w:t>
       </w:r>
     </w:p>
-    <w:bookmarkStart w:id="25" w:name="publicaçãorecurso-uso-actual"/>
+    <w:bookmarkStart w:id="28" w:name="publicaçãorecurso-uso-actual"/>
     <w:p>
       <w:pPr>
         <w:pStyle w:val="Heading2"/>
@@ -2044,9 +2094,9 @@
         <w:t xml:space="preserve">O que é que se passa?</w:t>
       </w:r>
     </w:p>
-    <w:bookmarkEnd w:id="25"/>
-    <w:bookmarkEnd w:id="26"/>
-    <w:bookmarkStart w:id="27" w:name="governança-funções-e-decisões-de-risco"/>
+    <w:bookmarkEnd w:id="28"/>
+    <w:bookmarkEnd w:id="29"/>
+    <w:bookmarkStart w:id="33" w:name="governança-funções-e-decisões-de-risco"/>
     <w:p>
       <w:pPr>
         <w:pStyle w:val="Heading1"/>
@@ -2069,8 +2119,58 @@
     </w:p>
     <w:p>
       <w:pPr>
-        <w:pStyle w:val="BodyText"/>
-      </w:pPr>
+        <w:pStyle w:val="CaptionedFigure"/>
+      </w:pPr>
+      <w:r>
+        <w:drawing>
+          <wp:inline>
+            <wp:extent cx="5334000" cy="2945449"/>
+            <wp:effectExtent b="0" l="0" r="0" t="0"/>
+            <wp:docPr descr="Enterprise direction, mission/business needs, and system controls must stay connected." title="" id="31" name="Picture"/>
+            <a:graphic>
+              <a:graphicData uri="http://schemas.openxmlformats.org/drawingml/2006/picture">
+                <pic:pic>
+                  <pic:nvPicPr>
+                    <pic:cNvPr descr="media/image2.png" id="32" name="Picture"/>
+                    <pic:cNvPicPr>
+                      <a:picLocks noChangeArrowheads="1" noChangeAspect="1"/>
+                    </pic:cNvPicPr>
+                  </pic:nvPicPr>
+                  <pic:blipFill>
+                    <a:blip r:embed="rId30"/>
+                    <a:stretch>
+                      <a:fillRect/>
+                    </a:stretch>
+                  </pic:blipFill>
+                  <pic:spPr bwMode="auto">
+                    <a:xfrm>
+                      <a:off x="0" y="0"/>
+                      <a:ext cx="5334000" cy="2945449"/>
+                    </a:xfrm>
+                    <a:prstGeom prst="rect">
+                      <a:avLst/>
+                    </a:prstGeom>
+                    <a:noFill/>
+                    <a:ln w="9525">
+                      <a:noFill/>
+                      <a:headEnd/>
+                      <a:tailEnd/>
+                    </a:ln>
+                  </pic:spPr>
+                </pic:pic>
+              </a:graphicData>
+            </a:graphic>
+          </wp:inline>
+        </w:drawing>
+      </w:r>
+    </w:p>
+    <w:p>
+      <w:pPr>
+        <w:pStyle w:val="ImageCaption"/>
+      </w:pPr>
+      <w:r>
+        <w:t xml:space="preserve">Enterprise direction, mission/business needs, and system controls must stay connected.</w:t>
+      </w:r>
     </w:p>
     <w:p>
       <w:pPr>
@@ -2160,8 +2260,8 @@
         <w:t xml:space="preserve">Arquiteto empresarial / proprietário da missão</w:t>
       </w:r>
     </w:p>
-    <w:bookmarkEnd w:id="27"/>
-    <w:bookmarkStart w:id="30" w:name="X19123fecfe4e0a0f6c0f22a25aaa3b59a7f0198"/>
+    <w:bookmarkEnd w:id="33"/>
+    <w:bookmarkStart w:id="36" w:name="X19123fecfe4e0a0f6c0f22a25aaa3b59a7f0198"/>
     <w:p>
       <w:pPr>
         <w:pStyle w:val="Heading1"/>
@@ -2182,7 +2282,7 @@
         <w:t xml:space="preserve">Um limite claro é a base para categorização, controles, avaliação e autorização.</w:t>
       </w:r>
     </w:p>
-    <w:bookmarkStart w:id="28" w:name="perguntas-de-limite"/>
+    <w:bookmarkStart w:id="34" w:name="perguntas-de-limite"/>
     <w:p>
       <w:pPr>
         <w:pStyle w:val="Heading2"/>
@@ -2257,8 +2357,8 @@
         <w:t xml:space="preserve">Quais mudanças requerem recategorização, reseleção, reavaliação ou revisão de autorização?</w:t>
       </w:r>
     </w:p>
-    <w:bookmarkEnd w:id="28"/>
-    <w:bookmarkStart w:id="29" w:name="o-que-deve-mostrar"/>
+    <w:bookmarkEnd w:id="34"/>
+    <w:bookmarkStart w:id="35" w:name="o-que-deve-mostrar"/>
     <w:p>
       <w:pPr>
         <w:pStyle w:val="Heading2"/>
@@ -2305,9 +2405,9 @@
         <w:t xml:space="preserve">□ Alocação de controle □ Comum, híbrido, específico do sistema, herdado, provedor, responsabilidades do cliente</w:t>
       </w:r>
     </w:p>
-    <w:bookmarkEnd w:id="29"/>
-    <w:bookmarkEnd w:id="30"/>
-    <w:bookmarkStart w:id="32" w:name="prepare-se-ao-nível-da-organização"/>
+    <w:bookmarkEnd w:id="35"/>
+    <w:bookmarkEnd w:id="36"/>
+    <w:bookmarkStart w:id="38" w:name="prepare-se-ao-nível-da-organização"/>
     <w:p>
       <w:pPr>
         <w:pStyle w:val="Heading1"/>
@@ -2328,7 +2428,7 @@
         <w:t xml:space="preserve">Preparação de nível de organização faz o sistema RMF funcionar de forma consistente e eficiente.*</w:t>
       </w:r>
     </w:p>
-    <w:bookmarkStart w:id="31" w:name="preparação-da-organização"/>
+    <w:bookmarkStart w:id="37" w:name="preparação-da-organização"/>
     <w:p>
       <w:pPr>
         <w:pStyle w:val="Heading2"/>
@@ -2417,9 +2517,9 @@
         <w:t xml:space="preserve">□—————————————————————————————————————————————————————————————————————————————————————————————————————–</w:t>
       </w:r>
     </w:p>
-    <w:bookmarkEnd w:id="31"/>
-    <w:bookmarkEnd w:id="32"/>
-    <w:bookmarkStart w:id="33" w:name="prepare-se-ao-nível-do-sistema"/>
+    <w:bookmarkEnd w:id="37"/>
+    <w:bookmarkEnd w:id="38"/>
+    <w:bookmarkStart w:id="39" w:name="prepare-se-ao-nível-do-sistema"/>
     <w:p>
       <w:pPr>
         <w:pStyle w:val="Heading1"/>
@@ -2514,8 +2614,8 @@
         <w:t xml:space="preserve">Documento suposições, restrições, riscos, decisões necessárias, e agenda de pacotes.</w:t>
       </w:r>
     </w:p>
-    <w:bookmarkEnd w:id="33"/>
-    <w:bookmarkStart w:id="34" w:name="categorizar-o-sistema"/>
+    <w:bookmarkEnd w:id="39"/>
+    <w:bookmarkStart w:id="43" w:name="categorizar-o-sistema"/>
     <w:p>
       <w:pPr>
         <w:pStyle w:val="Heading1"/>
@@ -2538,8 +2638,58 @@
     </w:p>
     <w:p>
       <w:pPr>
-        <w:pStyle w:val="BodyText"/>
-      </w:pPr>
+        <w:pStyle w:val="CaptionedFigure"/>
+      </w:pPr>
+      <w:r>
+        <w:drawing>
+          <wp:inline>
+            <wp:extent cx="5334000" cy="2945449"/>
+            <wp:effectExtent b="0" l="0" r="0" t="0"/>
+            <wp:docPr descr="Categorização começa com impacto da informação e produz um nível de impacto do sistema aprovado." title="" id="41" name="Picture"/>
+            <a:graphic>
+              <a:graphicData uri="http://schemas.openxmlformats.org/drawingml/2006/picture">
+                <pic:pic>
+                  <pic:nvPicPr>
+                    <pic:cNvPr descr="media/image3.png" id="42" name="Picture"/>
+                    <pic:cNvPicPr>
+                      <a:picLocks noChangeArrowheads="1" noChangeAspect="1"/>
+                    </pic:cNvPicPr>
+                  </pic:nvPicPr>
+                  <pic:blipFill>
+                    <a:blip r:embed="rId40"/>
+                    <a:stretch>
+                      <a:fillRect/>
+                    </a:stretch>
+                  </pic:blipFill>
+                  <pic:spPr bwMode="auto">
+                    <a:xfrm>
+                      <a:off x="0" y="0"/>
+                      <a:ext cx="5334000" cy="2945449"/>
+                    </a:xfrm>
+                    <a:prstGeom prst="rect">
+                      <a:avLst/>
+                    </a:prstGeom>
+                    <a:noFill/>
+                    <a:ln w="9525">
+                      <a:noFill/>
+                      <a:headEnd/>
+                      <a:tailEnd/>
+                    </a:ln>
+                  </pic:spPr>
+                </pic:pic>
+              </a:graphicData>
+            </a:graphic>
+          </wp:inline>
+        </w:drawing>
+      </w:r>
+    </w:p>
+    <w:p>
+      <w:pPr>
+        <w:pStyle w:val="ImageCaption"/>
+      </w:pPr>
+      <w:r>
+        <w:t xml:space="preserve">Categorização começa com impacto da informação e produz um nível de impacto do sistema aprovado.</w:t>
+      </w:r>
     </w:p>
     <w:p>
       <w:pPr>
@@ -2626,8 +2776,8 @@
         <w:t xml:space="preserve">O que é que se passa?</w:t>
       </w:r>
     </w:p>
-    <w:bookmarkEnd w:id="34"/>
-    <w:bookmarkStart w:id="35" w:name="selecione-controles"/>
+    <w:bookmarkEnd w:id="43"/>
+    <w:bookmarkStart w:id="44" w:name="selecione-controles"/>
     <w:p>
       <w:pPr>
         <w:pStyle w:val="Heading1"/>
@@ -2648,8 +2798,8 @@
         <w:t xml:space="preserve">Seleção cria um conjunto personalizado de controles que aborda o sistema e risco organizacional.</w:t>
       </w:r>
     </w:p>
-    <w:bookmarkEnd w:id="35"/>
-    <w:bookmarkStart w:id="37" w:name="sequência-de-seleção"/>
+    <w:bookmarkEnd w:id="44"/>
+    <w:bookmarkStart w:id="46" w:name="sequência-de-seleção"/>
     <w:p>
       <w:pPr>
         <w:pStyle w:val="Heading1"/>
@@ -2773,7 +2923,7 @@
         <w:t xml:space="preserve">Implementação transforma controles selecionados em salvaguardas reais, atribuídas, configuradas e operadas.*</w:t>
       </w:r>
     </w:p>
-    <w:bookmarkStart w:id="36" w:name="fluxo-de-trabalho-de-implementação"/>
+    <w:bookmarkStart w:id="45" w:name="fluxo-de-trabalho-de-implementação"/>
     <w:p>
       <w:pPr>
         <w:pStyle w:val="Heading2"/>
@@ -2859,9 +3009,9 @@
         <w:t xml:space="preserve">Correct design ou falhas de operação antes da avaliação formal, quando possível.</w:t>
       </w:r>
     </w:p>
-    <w:bookmarkEnd w:id="36"/>
-    <w:bookmarkEnd w:id="37"/>
-    <w:bookmarkStart w:id="40" w:name="assess-controls"/>
+    <w:bookmarkEnd w:id="45"/>
+    <w:bookmarkEnd w:id="46"/>
+    <w:bookmarkStart w:id="49" w:name="assess-controls"/>
     <w:p>
       <w:pPr>
         <w:pStyle w:val="Heading1"/>
@@ -2882,7 +3032,7 @@
         <w:t xml:space="preserve">Avaliação determina se os controles são implementados corretamente, funcionando como pretendido, e produzindo o resultado desejado.</w:t>
       </w:r>
     </w:p>
-    <w:bookmarkStart w:id="38" w:name="sequência-de-avaliação"/>
+    <w:bookmarkStart w:id="47" w:name="sequência-de-avaliação"/>
     <w:p>
       <w:pPr>
         <w:pStyle w:val="Heading2"/>
@@ -2968,8 +3118,8 @@
         <w:t xml:space="preserve">Emitir um relatório de avaliação que apoie a decisão do funcionário autorizador sem esconder incertezas.</w:t>
       </w:r>
     </w:p>
-    <w:bookmarkEnd w:id="38"/>
-    <w:bookmarkStart w:id="39" w:name="X76744f15978cbf91c2415fb6a80c8e09bc0a26a"/>
+    <w:bookmarkEnd w:id="47"/>
+    <w:bookmarkStart w:id="48" w:name="X76744f15978cbf91c2415fb6a80c8e09bc0a26a"/>
     <w:p>
       <w:pPr>
         <w:pStyle w:val="Heading2"/>
@@ -2978,9 +3128,9 @@
         <w:t xml:space="preserve">A avaliação não é uma análise: ** Resultados automatizados podem testar condições importantes em escala, mas a avaliação também requer critérios, escopo, população, desenho, contexto operacional, revisão humana, limitações e análise de risco. □</w:t>
       </w:r>
     </w:p>
-    <w:bookmarkEnd w:id="39"/>
-    <w:bookmarkEnd w:id="40"/>
-    <w:bookmarkStart w:id="43" w:name="autorizar-o-sistema-ou-controles-comuns"/>
+    <w:bookmarkEnd w:id="48"/>
+    <w:bookmarkEnd w:id="49"/>
+    <w:bookmarkStart w:id="55" w:name="autorizar-o-sistema-ou-controles-comuns"/>
     <w:p>
       <w:pPr>
         <w:pStyle w:val="Heading1"/>
@@ -3003,8 +3153,58 @@
     </w:p>
     <w:p>
       <w:pPr>
-        <w:pStyle w:val="BodyText"/>
-      </w:pPr>
+        <w:pStyle w:val="CaptionedFigure"/>
+      </w:pPr>
+      <w:r>
+        <w:drawing>
+          <wp:inline>
+            <wp:extent cx="5334000" cy="2945449"/>
+            <wp:effectExtent b="0" l="0" r="0" t="0"/>
+            <wp:docPr descr="O pacote suporta uma decisão responsável com escopo definido, condições, duração e monitoramento." title="" id="51" name="Picture"/>
+            <a:graphic>
+              <a:graphicData uri="http://schemas.openxmlformats.org/drawingml/2006/picture">
+                <pic:pic>
+                  <pic:nvPicPr>
+                    <pic:cNvPr descr="media/image4.png" id="52" name="Picture"/>
+                    <pic:cNvPicPr>
+                      <a:picLocks noChangeArrowheads="1" noChangeAspect="1"/>
+                    </pic:cNvPicPr>
+                  </pic:nvPicPr>
+                  <pic:blipFill>
+                    <a:blip r:embed="rId50"/>
+                    <a:stretch>
+                      <a:fillRect/>
+                    </a:stretch>
+                  </pic:blipFill>
+                  <pic:spPr bwMode="auto">
+                    <a:xfrm>
+                      <a:off x="0" y="0"/>
+                      <a:ext cx="5334000" cy="2945449"/>
+                    </a:xfrm>
+                    <a:prstGeom prst="rect">
+                      <a:avLst/>
+                    </a:prstGeom>
+                    <a:noFill/>
+                    <a:ln w="9525">
+                      <a:noFill/>
+                      <a:headEnd/>
+                      <a:tailEnd/>
+                    </a:ln>
+                  </pic:spPr>
+                </pic:pic>
+              </a:graphicData>
+            </a:graphic>
+          </wp:inline>
+        </w:drawing>
+      </w:r>
+    </w:p>
+    <w:p>
+      <w:pPr>
+        <w:pStyle w:val="ImageCaption"/>
+      </w:pPr>
+      <w:r>
+        <w:t xml:space="preserve">O pacote suporta uma decisão responsável com escopo definido, condições, duração e monitoramento.</w:t>
+      </w:r>
     </w:p>
     <w:p>
       <w:pPr>
@@ -3014,7 +3214,7 @@
         <w:t xml:space="preserve">Figura 7. Decisão de autorização de risco</w:t>
       </w:r>
     </w:p>
-    <w:bookmarkStart w:id="41" w:name="pacote-de-autorização"/>
+    <w:bookmarkStart w:id="53" w:name="pacote-de-autorização"/>
     <w:p>
       <w:pPr>
         <w:pStyle w:val="Heading2"/>
@@ -3133,8 +3333,8 @@
         <w:t xml:space="preserve">• Abordagem de autorização em curso • Evidências correntes frequentes suportam decisões de risco contínuas sob critérios aprovados</w:t>
       </w:r>
     </w:p>
-    <w:bookmarkEnd w:id="41"/>
-    <w:bookmarkStart w:id="42" w:name="Xac9d126218087070c9e6b5c246f96ed29d40a25"/>
+    <w:bookmarkEnd w:id="53"/>
+    <w:bookmarkStart w:id="54" w:name="Xac9d126218087070c9e6b5c246f96ed29d40a25"/>
     <w:p>
       <w:pPr>
         <w:pStyle w:val="Heading2"/>
@@ -3143,9 +3343,9 @@
         <w:t xml:space="preserve">Não é uma certificação:** Autorização não significa que o sistema é livre de risco ou compatível para sempre. É uma aceitação documentada do risco residual atual por um funcionário com autoridade. □</w:t>
       </w:r>
     </w:p>
-    <w:bookmarkEnd w:id="42"/>
-    <w:bookmarkEnd w:id="43"/>
-    <w:bookmarkStart w:id="46" w:name="monitore-continuamente"/>
+    <w:bookmarkEnd w:id="54"/>
+    <w:bookmarkEnd w:id="55"/>
+    <w:bookmarkStart w:id="58" w:name="monitore-continuamente"/>
     <w:p>
       <w:pPr>
         <w:pStyle w:val="Heading1"/>
@@ -3166,7 +3366,7 @@
         <w:t xml:space="preserve">Monitor rastreia controles, mudanças de sistema, ameaça, descobertas e risco após a autorização.</w:t>
       </w:r>
     </w:p>
-    <w:bookmarkStart w:id="44" w:name="actividades-de-monitorização"/>
+    <w:bookmarkStart w:id="56" w:name="actividades-de-monitorização"/>
     <w:p>
       <w:pPr>
         <w:pStyle w:val="Heading2"/>
@@ -3241,8 +3441,8 @@
         <w:t xml:space="preserve">Corrigir fraquezas, reteste, e determinar se mudança significativa ou risco aumentado requer reautorização ou termos alterados.</w:t>
       </w:r>
     </w:p>
-    <w:bookmarkEnd w:id="44"/>
-    <w:bookmarkStart w:id="45" w:name="Xc17dc286339c0bb49fd8d7d7bedc43c4ca2c0aa"/>
+    <w:bookmarkEnd w:id="56"/>
+    <w:bookmarkStart w:id="57" w:name="Xc17dc286339c0bb49fd8d7d7bedc43c4ca2c0aa"/>
     <w:p>
       <w:pPr>
         <w:pStyle w:val="Heading2"/>
@@ -3261,9 +3461,9 @@
         <w:t xml:space="preserve">Colete apenas evidências que tenham um proprietário, propósito, regra de qualidade, limiar, cadência de revisão, escalada e resposta. Mais painéis não melhoram automaticamente o gerenciamento de riscos. □</w:t>
       </w:r>
     </w:p>
-    <w:bookmarkEnd w:id="45"/>
-    <w:bookmarkEnd w:id="46"/>
-    <w:bookmarkStart w:id="48" w:name="bases-de-controle-e-alfaiataria"/>
+    <w:bookmarkEnd w:id="57"/>
+    <w:bookmarkEnd w:id="58"/>
+    <w:bookmarkStart w:id="63" w:name="bases-de-controle-e-alfaiataria"/>
     <w:p>
       <w:pPr>
         <w:pStyle w:val="Heading1"/>
@@ -3286,8 +3486,58 @@
     </w:p>
     <w:p>
       <w:pPr>
-        <w:pStyle w:val="BodyText"/>
-      </w:pPr>
+        <w:pStyle w:val="CaptionedFigure"/>
+      </w:pPr>
+      <w:r>
+        <w:drawing>
+          <wp:inline>
+            <wp:extent cx="5334000" cy="2945449"/>
+            <wp:effectExtent b="0" l="0" r="0" t="0"/>
+            <wp:docPr descr="Tailoring altera uma linha de base inicial em um conjunto de controle documentado baseado em risco." title="" id="60" name="Picture"/>
+            <a:graphic>
+              <a:graphicData uri="http://schemas.openxmlformats.org/drawingml/2006/picture">
+                <pic:pic>
+                  <pic:nvPicPr>
+                    <pic:cNvPr descr="media/image5.png" id="61" name="Picture"/>
+                    <pic:cNvPicPr>
+                      <a:picLocks noChangeArrowheads="1" noChangeAspect="1"/>
+                    </pic:cNvPicPr>
+                  </pic:nvPicPr>
+                  <pic:blipFill>
+                    <a:blip r:embed="rId59"/>
+                    <a:stretch>
+                      <a:fillRect/>
+                    </a:stretch>
+                  </pic:blipFill>
+                  <pic:spPr bwMode="auto">
+                    <a:xfrm>
+                      <a:off x="0" y="0"/>
+                      <a:ext cx="5334000" cy="2945449"/>
+                    </a:xfrm>
+                    <a:prstGeom prst="rect">
+                      <a:avLst/>
+                    </a:prstGeom>
+                    <a:noFill/>
+                    <a:ln w="9525">
+                      <a:noFill/>
+                      <a:headEnd/>
+                      <a:tailEnd/>
+                    </a:ln>
+                  </pic:spPr>
+                </pic:pic>
+              </a:graphicData>
+            </a:graphic>
+          </wp:inline>
+        </w:drawing>
+      </w:r>
+    </w:p>
+    <w:p>
+      <w:pPr>
+        <w:pStyle w:val="ImageCaption"/>
+      </w:pPr>
+      <w:r>
+        <w:t xml:space="preserve">Tailoring altera uma linha de base inicial em um conjunto de controle documentado baseado em risco.</w:t>
+      </w:r>
     </w:p>
     <w:p>
       <w:pPr>
@@ -3297,7 +3547,7 @@
         <w:t xml:space="preserve">Figura 4. Personalização de controle</w:t>
       </w:r>
     </w:p>
-    <w:bookmarkStart w:id="47" w:name="baselina-purpose"/>
+    <w:bookmarkStart w:id="62" w:name="baselina-purpose"/>
     <w:p>
       <w:pPr>
         <w:pStyle w:val="Heading2"/>
@@ -3346,9 +3596,9 @@
         <w:t xml:space="preserve">Privacy (Privacy) Controles de privacidade aplicados com base no risco de processamento e privacidade, não apenas no nível de impacto do sistema</w:t>
       </w:r>
     </w:p>
-    <w:bookmarkEnd w:id="47"/>
-    <w:bookmarkEnd w:id="48"/>
-    <w:bookmarkStart w:id="49" w:name="registro-de-alfaiataria"/>
+    <w:bookmarkEnd w:id="62"/>
+    <w:bookmarkEnd w:id="63"/>
+    <w:bookmarkStart w:id="64" w:name="registro-de-alfaiataria"/>
     <w:p>
       <w:pPr>
         <w:pStyle w:val="Heading1"/>
@@ -3434,8 +3684,8 @@
         <w:t xml:space="preserve">Risco residual, aprovação, data e futuro gatilho de revisão.</w:t>
       </w:r>
     </w:p>
-    <w:bookmarkEnd w:id="49"/>
-    <w:bookmarkStart w:id="51" w:name="X55f9a48a4d7926efc85dad9b3fa3232cd5b0a75"/>
+    <w:bookmarkEnd w:id="64"/>
+    <w:bookmarkStart w:id="66" w:name="X55f9a48a4d7926efc85dad9b3fa3232cd5b0a75"/>
     <w:p>
       <w:pPr>
         <w:pStyle w:val="Heading1"/>
@@ -3456,7 +3706,7 @@
         <w:t xml:space="preserve">Control alocation explica quem fornece cada controle e qual parte do sistema deve implementar.*</w:t>
       </w:r>
     </w:p>
-    <w:bookmarkStart w:id="50" w:name="tipo-tipo-tipo-método-exemplo"/>
+    <w:bookmarkStart w:id="65" w:name="tipo-tipo-tipo-método-exemplo"/>
     <w:p>
       <w:pPr>
         <w:pStyle w:val="Heading2"/>
@@ -3560,9 +3810,9 @@
         <w:t xml:space="preserve">Se o controlo comum falhar ou se tornar indisponível, os sistemas afectados reavaliam o risco e a resposta.</w:t>
       </w:r>
     </w:p>
-    <w:bookmarkEnd w:id="50"/>
-    <w:bookmarkEnd w:id="51"/>
-    <w:bookmarkStart w:id="54" w:name="Xcc46f15445c97743b9644db10757a7f473184d8"/>
+    <w:bookmarkEnd w:id="65"/>
+    <w:bookmarkEnd w:id="66"/>
+    <w:bookmarkStart w:id="72" w:name="Xcc46f15445c97743b9644db10757a7f473184d8"/>
     <w:p>
       <w:pPr>
         <w:pStyle w:val="Heading1"/>
@@ -3585,238 +3835,338 @@
     </w:p>
     <w:p>
       <w:pPr>
+        <w:pStyle w:val="CaptionedFigure"/>
+      </w:pPr>
+      <w:r>
+        <w:drawing>
+          <wp:inline>
+            <wp:extent cx="5334000" cy="2945449"/>
+            <wp:effectExtent b="0" l="0" r="0" t="0"/>
+            <wp:docPr descr="Identificadores de controle sozinhos são insuficientes; leitura de requisitos, parâmetros, discussão e melhorias juntos." title="" id="68" name="Picture"/>
+            <a:graphic>
+              <a:graphicData uri="http://schemas.openxmlformats.org/drawingml/2006/picture">
+                <pic:pic>
+                  <pic:nvPicPr>
+                    <pic:cNvPr descr="media/image6.png" id="69" name="Picture"/>
+                    <pic:cNvPicPr>
+                      <a:picLocks noChangeArrowheads="1" noChangeAspect="1"/>
+                    </pic:cNvPicPr>
+                  </pic:nvPicPr>
+                  <pic:blipFill>
+                    <a:blip r:embed="rId67"/>
+                    <a:stretch>
+                      <a:fillRect/>
+                    </a:stretch>
+                  </pic:blipFill>
+                  <pic:spPr bwMode="auto">
+                    <a:xfrm>
+                      <a:off x="0" y="0"/>
+                      <a:ext cx="5334000" cy="2945449"/>
+                    </a:xfrm>
+                    <a:prstGeom prst="rect">
+                      <a:avLst/>
+                    </a:prstGeom>
+                    <a:noFill/>
+                    <a:ln w="9525">
+                      <a:noFill/>
+                      <a:headEnd/>
+                      <a:tailEnd/>
+                    </a:ln>
+                  </pic:spPr>
+                </pic:pic>
+              </a:graphicData>
+            </a:graphic>
+          </wp:inline>
+        </w:drawing>
+      </w:r>
+    </w:p>
+    <w:p>
+      <w:pPr>
+        <w:pStyle w:val="ImageCaption"/>
+      </w:pPr>
+      <w:r>
+        <w:t xml:space="preserve">Identificadores de controle sozinhos são insuficientes; leitura de requisitos, parâmetros, discussão e melhorias juntos.</w:t>
+      </w:r>
+    </w:p>
+    <w:p>
+      <w:pPr>
+        <w:pStyle w:val="BodyText"/>
+      </w:pPr>
+      <w:r>
+        <w:t xml:space="preserve">Figura 5. Anatomia de controle</w:t>
+      </w:r>
+    </w:p>
+    <w:p>
+      <w:pPr>
+        <w:numPr>
+          <w:ilvl w:val="0"/>
+          <w:numId w:val="1021"/>
+        </w:numPr>
+        <w:pStyle w:val="Heading2"/>
+      </w:pPr>
+      <w:bookmarkStart w:id="70" w:name="Xedc10af444e551c1fab18e313a051886c486d42"/>
+      <w:r>
+        <w:t xml:space="preserve">Declaração fraca** ** Padrão de instrução de Stronger**</w:t>
+      </w:r>
+      <w:bookmarkEnd w:id="70"/>
+    </w:p>
+    <w:p>
+      <w:pPr>
+        <w:numPr>
+          <w:ilvl w:val="0"/>
+          <w:numId w:val="1000"/>
+        </w:numPr>
+        <w:pStyle w:val="Compact"/>
+      </w:pPr>
+      <w:r>
+        <w:t xml:space="preserve">A organização usa o MFA. A equipe de identidade requer MFA resistente a phishing para funções de administrador nomeadas através do serviço de identidade aprovado; inscrições, exceções e revisão trimestral de cobertura são registradas em sistemas especificados. □</w:t>
+      </w:r>
+      <w:r>
+        <w:t xml:space="preserve"> </w:t>
+      </w:r>
+      <w:r>
+        <w:t xml:space="preserve">Os logs são revisados. As revisões de operações de segurança definiram eventos de alto risco continuamente através do SIEM e realizam revisão diária documentada de logons administrativos fracassados; os casos e exceções são mantidos para o período aprovado.</w:t>
+      </w:r>
+      <w:r>
+        <w:t xml:space="preserve"> </w:t>
+      </w:r>
+      <w:r>
+        <w:t xml:space="preserve">Os backups são realizados. As operações criam backups diários criptografados dos bancos de dados Tier 1 listados, mantém uma cópia isolada, monitora falhas e executa testes de restauração trimestrais contra RTO de quatro horas e RPO de 30 minutos.</w:t>
+      </w:r>
+    </w:p>
+    <w:bookmarkStart w:id="71" w:name="lista-de-verificação-da-declaração"/>
+    <w:p>
+      <w:pPr>
+        <w:pStyle w:val="Heading2"/>
+      </w:pPr>
+      <w:r>
+        <w:t xml:space="preserve">15.1 Lista de verificação da declaração</w:t>
+      </w:r>
+    </w:p>
+    <w:p>
+      <w:pPr>
+        <w:numPr>
+          <w:ilvl w:val="0"/>
+          <w:numId w:val="1022"/>
+        </w:numPr>
+      </w:pPr>
+      <w:r>
+        <w:t xml:space="preserve">Quem é o dono e executa o controlo?</w:t>
+      </w:r>
+    </w:p>
+    <w:p>
+      <w:pPr>
+        <w:numPr>
+          <w:ilvl w:val="0"/>
+          <w:numId w:val="1022"/>
+        </w:numPr>
+      </w:pPr>
+      <w:r>
+        <w:t xml:space="preserve">Que sistemas, contas, dados, instalações, fornecedores e população estão cobertos?</w:t>
+      </w:r>
+    </w:p>
+    <w:p>
+      <w:pPr>
+        <w:numPr>
+          <w:ilvl w:val="0"/>
+          <w:numId w:val="1022"/>
+        </w:numPr>
+      </w:pPr>
+      <w:r>
+        <w:t xml:space="preserve">Que processo, configuração, ferramenta, regra e parâmetro o implementa?</w:t>
+      </w:r>
+    </w:p>
+    <w:p>
+      <w:pPr>
+        <w:numPr>
+          <w:ilvl w:val="0"/>
+          <w:numId w:val="1022"/>
+        </w:numPr>
+      </w:pPr>
+      <w:r>
+        <w:t xml:space="preserve">Onde é que ele opera e onde estão as provas?</w:t>
+      </w:r>
+    </w:p>
+    <w:p>
+      <w:pPr>
+        <w:numPr>
+          <w:ilvl w:val="0"/>
+          <w:numId w:val="1022"/>
+        </w:numPr>
+      </w:pPr>
+      <w:r>
+        <w:t xml:space="preserve">Quando/frequência/gatilho e quão rápido?</w:t>
+      </w:r>
+    </w:p>
+    <w:p>
+      <w:pPr>
+        <w:numPr>
+          <w:ilvl w:val="0"/>
+          <w:numId w:val="1022"/>
+        </w:numPr>
+      </w:pPr>
+      <w:r>
+        <w:t xml:space="preserve">Como aprovações, exceções, falhas, revisões, métricas, alterações e retestes são gerenciados?</w:t>
+      </w:r>
+    </w:p>
+    <w:p>
+      <w:pPr>
+        <w:numPr>
+          <w:ilvl w:val="0"/>
+          <w:numId w:val="1022"/>
+        </w:numPr>
+      </w:pPr>
+      <w:r>
+        <w:t xml:space="preserve">Que parte é herdada, partilhada, planeada, não aplicável ou ainda não opera?</w:t>
+      </w:r>
+    </w:p>
+    <w:bookmarkEnd w:id="71"/>
+    <w:bookmarkEnd w:id="72"/>
+    <w:bookmarkStart w:id="77" w:name="planejamento-de-avaliação-e-evidência"/>
+    <w:p>
+      <w:pPr>
+        <w:pStyle w:val="Heading1"/>
+      </w:pPr>
+      <w:r>
+        <w:t xml:space="preserve">16. Planejamento de Avaliação e Evidência</w:t>
+      </w:r>
+    </w:p>
+    <w:p>
+      <w:pPr>
+        <w:numPr>
+          <w:ilvl w:val="0"/>
+          <w:numId w:val="1023"/>
+        </w:numPr>
+        <w:pStyle w:val="Compact"/>
+      </w:pPr>
+      <w:r>
+        <w:t xml:space="preserve">Os procedimentos SP 800-53A são personalizados em um plano de avaliação aprovado.*</w:t>
+      </w:r>
+    </w:p>
+    <w:p>
+      <w:pPr>
+        <w:pStyle w:val="CaptionedFigure"/>
+      </w:pPr>
+      <w:r>
+        <w:drawing>
+          <wp:inline>
+            <wp:extent cx="5334000" cy="2945449"/>
+            <wp:effectExtent b="0" l="0" r="0" t="0"/>
+            <wp:docPr descr="Métodos, objetos, profundidade e cobertura devem se adequar ao objetivo e risco." title="" id="74" name="Picture"/>
+            <a:graphic>
+              <a:graphicData uri="http://schemas.openxmlformats.org/drawingml/2006/picture">
+                <pic:pic>
+                  <pic:nvPicPr>
+                    <pic:cNvPr descr="media/image7.png" id="75" name="Picture"/>
+                    <pic:cNvPicPr>
+                      <a:picLocks noChangeArrowheads="1" noChangeAspect="1"/>
+                    </pic:cNvPicPr>
+                  </pic:nvPicPr>
+                  <pic:blipFill>
+                    <a:blip r:embed="rId73"/>
+                    <a:stretch>
+                      <a:fillRect/>
+                    </a:stretch>
+                  </pic:blipFill>
+                  <pic:spPr bwMode="auto">
+                    <a:xfrm>
+                      <a:off x="0" y="0"/>
+                      <a:ext cx="5334000" cy="2945449"/>
+                    </a:xfrm>
+                    <a:prstGeom prst="rect">
+                      <a:avLst/>
+                    </a:prstGeom>
+                    <a:noFill/>
+                    <a:ln w="9525">
+                      <a:noFill/>
+                      <a:headEnd/>
+                      <a:tailEnd/>
+                    </a:ln>
+                  </pic:spPr>
+                </pic:pic>
+              </a:graphicData>
+            </a:graphic>
+          </wp:inline>
+        </w:drawing>
+      </w:r>
+    </w:p>
+    <w:p>
+      <w:pPr>
+        <w:pStyle w:val="ImageCaption"/>
+      </w:pPr>
+      <w:r>
+        <w:t xml:space="preserve">Métodos, objetos, profundidade e cobertura devem se adequar ao objetivo e risco.</w:t>
+      </w:r>
+    </w:p>
+    <w:p>
+      <w:pPr>
+        <w:pStyle w:val="BodyText"/>
+      </w:pPr>
+      <w:r>
+        <w:t xml:space="preserve">Figura 6. Estrutura do procedimento de avaliação</w:t>
+      </w:r>
+    </w:p>
+    <w:bookmarkStart w:id="76" w:name="section"/>
+    <w:p>
+      <w:pPr>
+        <w:pStyle w:val="Heading2"/>
+      </w:pPr>
+      <w:r>
+        <w:t xml:space="preserve">. . . . . . . . . .</w:t>
+      </w:r>
+    </w:p>
+    <w:p>
+      <w:pPr>
         <w:pStyle w:val="FirstParagraph"/>
       </w:pPr>
-    </w:p>
-    <w:p>
-      <w:pPr>
-        <w:pStyle w:val="BodyText"/>
-      </w:pPr>
-      <w:r>
-        <w:t xml:space="preserve">Figura 5. Anatomia de controle</w:t>
-      </w:r>
-    </w:p>
-    <w:p>
-      <w:pPr>
-        <w:numPr>
-          <w:ilvl w:val="0"/>
-          <w:numId w:val="1021"/>
-        </w:numPr>
-        <w:pStyle w:val="Heading2"/>
-      </w:pPr>
-      <w:bookmarkStart w:id="52" w:name="Xedc10af444e551c1fab18e313a051886c486d42"/>
-      <w:r>
-        <w:t xml:space="preserve">Declaração fraca** ** Padrão de instrução de Stronger**</w:t>
-      </w:r>
-      <w:bookmarkEnd w:id="52"/>
-    </w:p>
-    <w:p>
-      <w:pPr>
-        <w:numPr>
-          <w:ilvl w:val="0"/>
-          <w:numId w:val="1000"/>
-        </w:numPr>
-        <w:pStyle w:val="Compact"/>
-      </w:pPr>
-      <w:r>
-        <w:t xml:space="preserve">A organização usa o MFA. A equipe de identidade requer MFA resistente a phishing para funções de administrador nomeadas através do serviço de identidade aprovado; inscrições, exceções e revisão trimestral de cobertura são registradas em sistemas especificados. □</w:t>
-      </w:r>
-      <w:r>
-        <w:t xml:space="preserve"> </w:t>
-      </w:r>
-      <w:r>
-        <w:t xml:space="preserve">Os logs são revisados. As revisões de operações de segurança definiram eventos de alto risco continuamente através do SIEM e realizam revisão diária documentada de logons administrativos fracassados; os casos e exceções são mantidos para o período aprovado.</w:t>
-      </w:r>
-      <w:r>
-        <w:t xml:space="preserve"> </w:t>
-      </w:r>
-      <w:r>
-        <w:t xml:space="preserve">Os backups são realizados. As operações criam backups diários criptografados dos bancos de dados Tier 1 listados, mantém uma cópia isolada, monitora falhas e executa testes de restauração trimestrais contra RTO de quatro horas e RPO de 30 minutos.</w:t>
-      </w:r>
-    </w:p>
-    <w:bookmarkStart w:id="53" w:name="lista-de-verificação-da-declaração"/>
-    <w:p>
-      <w:pPr>
-        <w:pStyle w:val="Heading2"/>
-      </w:pPr>
-      <w:r>
-        <w:t xml:space="preserve">15.1 Lista de verificação da declaração</w:t>
-      </w:r>
-    </w:p>
-    <w:p>
-      <w:pPr>
-        <w:numPr>
-          <w:ilvl w:val="0"/>
-          <w:numId w:val="1022"/>
-        </w:numPr>
-      </w:pPr>
-      <w:r>
-        <w:t xml:space="preserve">Quem é o dono e executa o controlo?</w:t>
-      </w:r>
-    </w:p>
-    <w:p>
-      <w:pPr>
-        <w:numPr>
-          <w:ilvl w:val="0"/>
-          <w:numId w:val="1022"/>
-        </w:numPr>
-      </w:pPr>
-      <w:r>
-        <w:t xml:space="preserve">Que sistemas, contas, dados, instalações, fornecedores e população estão cobertos?</w:t>
-      </w:r>
-    </w:p>
-    <w:p>
-      <w:pPr>
-        <w:numPr>
-          <w:ilvl w:val="0"/>
-          <w:numId w:val="1022"/>
-        </w:numPr>
-      </w:pPr>
-      <w:r>
-        <w:t xml:space="preserve">Que processo, configuração, ferramenta, regra e parâmetro o implementa?</w:t>
-      </w:r>
-    </w:p>
-    <w:p>
-      <w:pPr>
-        <w:numPr>
-          <w:ilvl w:val="0"/>
-          <w:numId w:val="1022"/>
-        </w:numPr>
-      </w:pPr>
-      <w:r>
-        <w:t xml:space="preserve">Onde é que ele opera e onde estão as provas?</w:t>
-      </w:r>
-    </w:p>
-    <w:p>
-      <w:pPr>
-        <w:numPr>
-          <w:ilvl w:val="0"/>
-          <w:numId w:val="1022"/>
-        </w:numPr>
-      </w:pPr>
-      <w:r>
-        <w:t xml:space="preserve">Quando/frequência/gatilho e quão rápido?</w:t>
-      </w:r>
-    </w:p>
-    <w:p>
-      <w:pPr>
-        <w:numPr>
-          <w:ilvl w:val="0"/>
-          <w:numId w:val="1022"/>
-        </w:numPr>
-      </w:pPr>
-      <w:r>
-        <w:t xml:space="preserve">Como aprovações, exceções, falhas, revisões, métricas, alterações e retestes são gerenciados?</w:t>
-      </w:r>
-    </w:p>
-    <w:p>
-      <w:pPr>
-        <w:numPr>
-          <w:ilvl w:val="0"/>
-          <w:numId w:val="1022"/>
-        </w:numPr>
-      </w:pPr>
-      <w:r>
-        <w:t xml:space="preserve">Que parte é herdada, partilhada, planeada, não aplicável ou ainda não opera?</w:t>
-      </w:r>
-    </w:p>
-    <w:bookmarkEnd w:id="53"/>
-    <w:bookmarkEnd w:id="54"/>
-    <w:bookmarkStart w:id="56" w:name="planejamento-de-avaliação-e-evidência"/>
+      <w:r>
+        <w:t xml:space="preserve">O objectivo de avaliação é a determinação que o procedimento é concebido para apoiar</w:t>
+      </w:r>
+      <w:r>
+        <w:t xml:space="preserve"> </w:t>
+      </w:r>
+      <w:r>
+        <w:t xml:space="preserve">□ Método • Examinar, entrevistar ou testar</w:t>
+      </w:r>
+      <w:r>
+        <w:t xml:space="preserve"> </w:t>
+      </w:r>
+      <w:r>
+        <w:t xml:space="preserve">□ Objeto □ Especificação, mecanismo, atividade, individual, ou evidência examinada</w:t>
+      </w:r>
+      <w:r>
+        <w:t xml:space="preserve"> </w:t>
+      </w:r>
+      <w:r>
+        <w:t xml:space="preserve">Nível de rigor/detalhes: básico, focado ou abrangente</w:t>
+      </w:r>
+      <w:r>
+        <w:t xml:space="preserve"> </w:t>
+      </w:r>
+      <w:r>
+        <w:t xml:space="preserve">Cobertura ou escopo: básico, focado ou abrangente</w:t>
+      </w:r>
+      <w:r>
+        <w:t xml:space="preserve"> </w:t>
+      </w:r>
+      <w:r>
+        <w:t xml:space="preserve">□ Evidência □ Informação fiável que apoia a determinação</w:t>
+      </w:r>
+      <w:r>
+        <w:t xml:space="preserve"> </w:t>
+      </w:r>
+      <w:r>
+        <w:t xml:space="preserve">Resultado Satisfeito ou não satisfeito, com exceções e limitações</w:t>
+      </w:r>
+    </w:p>
+    <w:bookmarkEnd w:id="76"/>
+    <w:bookmarkEnd w:id="77"/>
+    <w:bookmarkStart w:id="78" w:name="população-e-amostragem"/>
     <w:p>
       <w:pPr>
         <w:pStyle w:val="Heading1"/>
       </w:pPr>
       <w:r>
-        <w:t xml:space="preserve">16. Planejamento de Avaliação e Evidência</w:t>
-      </w:r>
-    </w:p>
-    <w:p>
-      <w:pPr>
-        <w:numPr>
-          <w:ilvl w:val="0"/>
-          <w:numId w:val="1023"/>
-        </w:numPr>
-        <w:pStyle w:val="Compact"/>
-      </w:pPr>
-      <w:r>
-        <w:t xml:space="preserve">Os procedimentos SP 800-53A são personalizados em um plano de avaliação aprovado.*</w:t>
-      </w:r>
-    </w:p>
-    <w:p>
-      <w:pPr>
-        <w:pStyle w:val="FirstParagraph"/>
-      </w:pPr>
-    </w:p>
-    <w:p>
-      <w:pPr>
-        <w:pStyle w:val="BodyText"/>
-      </w:pPr>
-      <w:r>
-        <w:t xml:space="preserve">Figura 6. Estrutura do procedimento de avaliação</w:t>
-      </w:r>
-    </w:p>
-    <w:bookmarkStart w:id="55" w:name="section"/>
-    <w:p>
-      <w:pPr>
-        <w:pStyle w:val="Heading2"/>
-      </w:pPr>
-      <w:r>
-        <w:t xml:space="preserve">. . . . . . . . . .</w:t>
-      </w:r>
-    </w:p>
-    <w:p>
-      <w:pPr>
-        <w:pStyle w:val="FirstParagraph"/>
-      </w:pPr>
-      <w:r>
-        <w:t xml:space="preserve">O objectivo de avaliação é a determinação que o procedimento é concebido para apoiar</w:t>
-      </w:r>
-      <w:r>
-        <w:t xml:space="preserve"> </w:t>
-      </w:r>
-      <w:r>
-        <w:t xml:space="preserve">□ Método • Examinar, entrevistar ou testar</w:t>
-      </w:r>
-      <w:r>
-        <w:t xml:space="preserve"> </w:t>
-      </w:r>
-      <w:r>
-        <w:t xml:space="preserve">□ Objeto □ Especificação, mecanismo, atividade, individual, ou evidência examinada</w:t>
-      </w:r>
-      <w:r>
-        <w:t xml:space="preserve"> </w:t>
-      </w:r>
-      <w:r>
-        <w:t xml:space="preserve">Nível de rigor/detalhes: básico, focado ou abrangente</w:t>
-      </w:r>
-      <w:r>
-        <w:t xml:space="preserve"> </w:t>
-      </w:r>
-      <w:r>
-        <w:t xml:space="preserve">Cobertura ou escopo: básico, focado ou abrangente</w:t>
-      </w:r>
-      <w:r>
-        <w:t xml:space="preserve"> </w:t>
-      </w:r>
-      <w:r>
-        <w:t xml:space="preserve">□ Evidência □ Informação fiável que apoia a determinação</w:t>
-      </w:r>
-      <w:r>
-        <w:t xml:space="preserve"> </w:t>
-      </w:r>
-      <w:r>
-        <w:t xml:space="preserve">Resultado Satisfeito ou não satisfeito, com exceções e limitações</w:t>
-      </w:r>
-    </w:p>
-    <w:bookmarkEnd w:id="55"/>
-    <w:bookmarkEnd w:id="56"/>
-    <w:bookmarkStart w:id="57" w:name="população-e-amostragem"/>
-    <w:p>
-      <w:pPr>
-        <w:pStyle w:val="Heading1"/>
-      </w:pPr>
-      <w:r>
         <w:t xml:space="preserve">16.1 População e amostragem</w:t>
       </w:r>
     </w:p>
@@ -3875,8 +4225,8 @@
         <w:t xml:space="preserve">Expandir testes quando exceções sugerem um padrão ou fraqueza da população.</w:t>
       </w:r>
     </w:p>
-    <w:bookmarkEnd w:id="57"/>
-    <w:bookmarkStart w:id="58" w:name="pacote-de-autorização-e-poam"/>
+    <w:bookmarkEnd w:id="78"/>
+    <w:bookmarkStart w:id="79" w:name="pacote-de-autorização-e-poam"/>
     <w:p>
       <w:pPr>
         <w:pStyle w:val="Heading1"/>
@@ -3897,8 +4247,8 @@
         <w:t xml:space="preserve">O pacote conta a história de risco do propósito do sistema para abrir fraqueza e monitoramento.</w:t>
       </w:r>
     </w:p>
-    <w:bookmarkEnd w:id="58"/>
-    <w:bookmarkStart w:id="59" w:name="qualidade-de-poam"/>
+    <w:bookmarkEnd w:id="79"/>
+    <w:bookmarkStart w:id="80" w:name="qualidade-de-poam"/>
     <w:p>
       <w:pPr>
         <w:pStyle w:val="Heading1"/>
@@ -4129,8 +4479,8 @@
         <w:t xml:space="preserve"> </w:t>
       </w:r>
     </w:p>
-    <w:bookmarkEnd w:id="59"/>
-    <w:bookmarkStart w:id="61" w:name="estratégia-de-monitoramento-contínuo"/>
+    <w:bookmarkEnd w:id="80"/>
+    <w:bookmarkStart w:id="85" w:name="estratégia-de-monitoramento-contínuo"/>
     <w:p>
       <w:pPr>
         <w:pStyle w:val="Heading1"/>
@@ -4153,8 +4503,58 @@
     </w:p>
     <w:p>
       <w:pPr>
-        <w:pStyle w:val="BodyText"/>
-      </w:pPr>
+        <w:pStyle w:val="CaptionedFigure"/>
+      </w:pPr>
+      <w:r>
+        <w:drawing>
+          <wp:inline>
+            <wp:extent cx="5334000" cy="2945449"/>
+            <wp:effectExtent b="0" l="0" r="0" t="0"/>
+            <wp:docPr descr="Monitoramento fecha a alça da mudança e evidências para decisões de risco corrigidas." title="" id="82" name="Picture"/>
+            <a:graphic>
+              <a:graphicData uri="http://schemas.openxmlformats.org/drawingml/2006/picture">
+                <pic:pic>
+                  <pic:nvPicPr>
+                    <pic:cNvPr descr="media/image8.png" id="83" name="Picture"/>
+                    <pic:cNvPicPr>
+                      <a:picLocks noChangeArrowheads="1" noChangeAspect="1"/>
+                    </pic:cNvPicPr>
+                  </pic:nvPicPr>
+                  <pic:blipFill>
+                    <a:blip r:embed="rId81"/>
+                    <a:stretch>
+                      <a:fillRect/>
+                    </a:stretch>
+                  </pic:blipFill>
+                  <pic:spPr bwMode="auto">
+                    <a:xfrm>
+                      <a:off x="0" y="0"/>
+                      <a:ext cx="5334000" cy="2945449"/>
+                    </a:xfrm>
+                    <a:prstGeom prst="rect">
+                      <a:avLst/>
+                    </a:prstGeom>
+                    <a:noFill/>
+                    <a:ln w="9525">
+                      <a:noFill/>
+                      <a:headEnd/>
+                      <a:tailEnd/>
+                    </a:ln>
+                  </pic:spPr>
+                </pic:pic>
+              </a:graphicData>
+            </a:graphic>
+          </wp:inline>
+        </w:drawing>
+      </w:r>
+    </w:p>
+    <w:p>
+      <w:pPr>
+        <w:pStyle w:val="ImageCaption"/>
+      </w:pPr>
+      <w:r>
+        <w:t xml:space="preserve">Monitoramento fecha a alça da mudança e evidências para decisões de risco corrigidas.</w:t>
+      </w:r>
     </w:p>
     <w:p>
       <w:pPr>
@@ -4172,7 +4572,7 @@
         </w:numPr>
         <w:pStyle w:val="Heading2"/>
       </w:pPr>
-      <w:bookmarkStart w:id="60" w:name="campo-exemplo-conteúdo-de-decisão"/>
+      <w:bookmarkStart w:id="84" w:name="campo-exemplo-conteúdo-de-decisão"/>
       <w:r>
         <w:t xml:space="preserve">** Campo**</w:t>
       </w:r>
@@ -4186,7 +4586,7 @@
         </w:rPr>
         <w:t xml:space="preserve">Exemplo conteúdo de decisão</w:t>
       </w:r>
-      <w:bookmarkEnd w:id="60"/>
+      <w:bookmarkEnd w:id="84"/>
     </w:p>
     <w:p>
       <w:pPr>
@@ -4242,8 +4642,8 @@
         <w:t xml:space="preserve">• Retenção • Histórico obrigatório, proteção de evidências e atualização de pacotes</w:t>
       </w:r>
     </w:p>
-    <w:bookmarkEnd w:id="61"/>
-    <w:bookmarkStart w:id="64" w:name="oscal-e-automação"/>
+    <w:bookmarkEnd w:id="85"/>
+    <w:bookmarkStart w:id="91" w:name="oscal-e-automação"/>
     <w:p>
       <w:pPr>
         <w:pStyle w:val="Heading1"/>
@@ -4266,77 +4666,127 @@
     </w:p>
     <w:p>
       <w:pPr>
+        <w:pStyle w:val="CaptionedFigure"/>
+      </w:pPr>
+      <w:r>
+        <w:drawing>
+          <wp:inline>
+            <wp:extent cx="5334000" cy="2945449"/>
+            <wp:effectExtent b="0" l="0" r="0" t="0"/>
+            <wp:docPr descr="Modelos OSCAL conectam o que é necessário, como é implementado, como é avaliado e o que permanece aberto." title="" id="87" name="Picture"/>
+            <a:graphic>
+              <a:graphicData uri="http://schemas.openxmlformats.org/drawingml/2006/picture">
+                <pic:pic>
+                  <pic:nvPicPr>
+                    <pic:cNvPr descr="media/image9.png" id="88" name="Picture"/>
+                    <pic:cNvPicPr>
+                      <a:picLocks noChangeArrowheads="1" noChangeAspect="1"/>
+                    </pic:cNvPicPr>
+                  </pic:nvPicPr>
+                  <pic:blipFill>
+                    <a:blip r:embed="rId86"/>
+                    <a:stretch>
+                      <a:fillRect/>
+                    </a:stretch>
+                  </pic:blipFill>
+                  <pic:spPr bwMode="auto">
+                    <a:xfrm>
+                      <a:off x="0" y="0"/>
+                      <a:ext cx="5334000" cy="2945449"/>
+                    </a:xfrm>
+                    <a:prstGeom prst="rect">
+                      <a:avLst/>
+                    </a:prstGeom>
+                    <a:noFill/>
+                    <a:ln w="9525">
+                      <a:noFill/>
+                      <a:headEnd/>
+                      <a:tailEnd/>
+                    </a:ln>
+                  </pic:spPr>
+                </pic:pic>
+              </a:graphicData>
+            </a:graphic>
+          </wp:inline>
+        </w:drawing>
+      </w:r>
+    </w:p>
+    <w:p>
+      <w:pPr>
+        <w:pStyle w:val="ImageCaption"/>
+      </w:pPr>
+      <w:r>
+        <w:t xml:space="preserve">Modelos OSCAL conectam o que é necessário, como é implementado, como é avaliado e o que permanece aberto.</w:t>
+      </w:r>
+    </w:p>
+    <w:p>
+      <w:pPr>
+        <w:pStyle w:val="BodyText"/>
+      </w:pPr>
+      <w:r>
+        <w:t xml:space="preserve">Figura 9. Fluxo do modelo OSCAL</w:t>
+      </w:r>
+    </w:p>
+    <w:bookmarkStart w:id="89" w:name="modelo-oscal"/>
+    <w:p>
+      <w:pPr>
+        <w:pStyle w:val="Heading2"/>
+      </w:pPr>
+      <w:r>
+        <w:t xml:space="preserve">Modelo OSCAL**</w:t>
+      </w:r>
+    </w:p>
+    <w:p>
+      <w:pPr>
         <w:pStyle w:val="FirstParagraph"/>
       </w:pPr>
-    </w:p>
-    <w:p>
-      <w:pPr>
-        <w:pStyle w:val="BodyText"/>
-      </w:pPr>
-      <w:r>
-        <w:t xml:space="preserve">Figura 9. Fluxo do modelo OSCAL</w:t>
-      </w:r>
-    </w:p>
-    <w:bookmarkStart w:id="62" w:name="modelo-oscal"/>
+      <w:r>
+        <w:t xml:space="preserve">□ Catálogo □ Controles estruturados, melhorias, parâmetros e conteúdo de suporte</w:t>
+      </w:r>
+      <w:r>
+        <w:t xml:space="preserve"> </w:t>
+      </w:r>
+      <w:r>
+        <w:t xml:space="preserve">O perfil seleciona, modifica e organiza controles de catálogos</w:t>
+      </w:r>
+      <w:r>
+        <w:t xml:space="preserve"> </w:t>
+      </w:r>
+      <w:r>
+        <w:t xml:space="preserve">Definição de Componentes Descreve capacidades de implementação de controle reutilizáveis</w:t>
+      </w:r>
+      <w:r>
+        <w:t xml:space="preserve"> </w:t>
+      </w:r>
+      <w:r>
+        <w:t xml:space="preserve">Plano de segurança do sistema , descreve a implementação do sistema e controle ,</w:t>
+      </w:r>
+      <w:r>
+        <w:t xml:space="preserve"> </w:t>
+      </w:r>
+      <w:r>
+        <w:t xml:space="preserve">O Plano de Avaliação define o âmbito de avaliação, os assuntos, as tarefas, os métodos e o calendário</w:t>
+      </w:r>
+      <w:r>
+        <w:t xml:space="preserve"> </w:t>
+      </w:r>
+      <w:r>
+        <w:t xml:space="preserve">Resultados de avaliação , observações de registros, riscos, achados e resultados</w:t>
+      </w:r>
+      <w:r>
+        <w:t xml:space="preserve"> </w:t>
+      </w:r>
+      <w:r>
+        <w:t xml:space="preserve">Plano de Ação e Milestones Rastreia riscos, descobertas, ações, marcos e status</w:t>
+      </w:r>
+    </w:p>
+    <w:bookmarkEnd w:id="89"/>
+    <w:bookmarkStart w:id="90" w:name="salvaguardas-de-automação"/>
     <w:p>
       <w:pPr>
         <w:pStyle w:val="Heading2"/>
       </w:pPr>
       <w:r>
-        <w:t xml:space="preserve">Modelo OSCAL**</w:t>
-      </w:r>
-    </w:p>
-    <w:p>
-      <w:pPr>
-        <w:pStyle w:val="FirstParagraph"/>
-      </w:pPr>
-      <w:r>
-        <w:t xml:space="preserve">□ Catálogo □ Controles estruturados, melhorias, parâmetros e conteúdo de suporte</w:t>
-      </w:r>
-      <w:r>
-        <w:t xml:space="preserve"> </w:t>
-      </w:r>
-      <w:r>
-        <w:t xml:space="preserve">O perfil seleciona, modifica e organiza controles de catálogos</w:t>
-      </w:r>
-      <w:r>
-        <w:t xml:space="preserve"> </w:t>
-      </w:r>
-      <w:r>
-        <w:t xml:space="preserve">Definição de Componentes Descreve capacidades de implementação de controle reutilizáveis</w:t>
-      </w:r>
-      <w:r>
-        <w:t xml:space="preserve"> </w:t>
-      </w:r>
-      <w:r>
-        <w:t xml:space="preserve">Plano de segurança do sistema , descreve a implementação do sistema e controle ,</w:t>
-      </w:r>
-      <w:r>
-        <w:t xml:space="preserve"> </w:t>
-      </w:r>
-      <w:r>
-        <w:t xml:space="preserve">O Plano de Avaliação define o âmbito de avaliação, os assuntos, as tarefas, os métodos e o calendário</w:t>
-      </w:r>
-      <w:r>
-        <w:t xml:space="preserve"> </w:t>
-      </w:r>
-      <w:r>
-        <w:t xml:space="preserve">Resultados de avaliação , observações de registros, riscos, achados e resultados</w:t>
-      </w:r>
-      <w:r>
-        <w:t xml:space="preserve"> </w:t>
-      </w:r>
-      <w:r>
-        <w:t xml:space="preserve">Plano de Ação e Milestones Rastreia riscos, descobertas, ações, marcos e status</w:t>
-      </w:r>
-    </w:p>
-    <w:bookmarkEnd w:id="62"/>
-    <w:bookmarkStart w:id="63" w:name="salvaguardas-de-automação"/>
-    <w:p>
-      <w:pPr>
-        <w:pStyle w:val="Heading2"/>
-      </w:pPr>
-      <w:r>
         <w:t xml:space="preserve">19.1 Salvaguardas de automação</w:t>
       </w:r>
     </w:p>
@@ -4406,9 +4856,9 @@
         <w:t xml:space="preserve">Track versão, mudança, aprovação, transformação, herança, e histórico de exportação.</w:t>
       </w:r>
     </w:p>
-    <w:bookmarkEnd w:id="63"/>
-    <w:bookmarkEnd w:id="64"/>
-    <w:bookmarkStart w:id="65" w:name="X1bdda4098b02047a04942ba9d5d8d46b63e1df0"/>
+    <w:bookmarkEnd w:id="90"/>
+    <w:bookmarkEnd w:id="91"/>
+    <w:bookmarkStart w:id="92" w:name="X1bdda4098b02047a04942ba9d5d8d46b63e1df0"/>
     <w:p>
       <w:pPr>
         <w:pStyle w:val="Heading1"/>
@@ -4429,8 +4879,8 @@
         <w:t xml:space="preserve">Quatro famílias estabelecem quem pode agir, como as pessoas aprendem, o que é registrado, e como as decisões de garantia são tomadas.</w:t>
       </w:r>
     </w:p>
-    <w:bookmarkEnd w:id="65"/>
-    <w:bookmarkStart w:id="67" w:name="ac---controle-de-acesso"/>
+    <w:bookmarkEnd w:id="92"/>
+    <w:bookmarkStart w:id="94" w:name="ac---controle-de-acesso"/>
     <w:p>
       <w:pPr>
         <w:pStyle w:val="Heading1"/>
@@ -4447,7 +4897,7 @@
         <w:t xml:space="preserve">Limitar o acesso do sistema e da informação aos usuários, processos, dispositivos e ações autorizadas.</w:t>
       </w:r>
     </w:p>
-    <w:bookmarkStart w:id="66" w:name="X75c9709db5df1cf139ac48efb0ee456bab338f1"/>
+    <w:bookmarkStart w:id="93" w:name="X75c9709db5df1cf139ac48efb0ee456bab338f1"/>
     <w:p>
       <w:pPr>
         <w:pStyle w:val="Heading2"/>
@@ -4464,9 +4914,9 @@
         <w:t xml:space="preserve">□ Defina escopo, proprietário, requisitos, procedimentos, tecnologia, responsabilidades, exceções e monitoramento. Inventário da conta, funções, aprovações, MFA, regras de acesso, revisões, revogações, logs □ Combine evidência com o controle exato; valide população, data, configuração, operação, exceções e reteste.</w:t>
       </w:r>
     </w:p>
-    <w:bookmarkEnd w:id="66"/>
-    <w:bookmarkEnd w:id="67"/>
-    <w:bookmarkStart w:id="68" w:name="at-conscientização-e-treinamento"/>
+    <w:bookmarkEnd w:id="93"/>
+    <w:bookmarkEnd w:id="94"/>
+    <w:bookmarkStart w:id="95" w:name="at-conscientização-e-treinamento"/>
     <w:p>
       <w:pPr>
         <w:pStyle w:val="Heading1"/>
@@ -4550,8 +5000,8 @@
         </w:tc>
       </w:tr>
     </w:tbl>
-    <w:bookmarkEnd w:id="68"/>
-    <w:bookmarkStart w:id="69" w:name="ua-auditoria-e-responsabilidade"/>
+    <w:bookmarkEnd w:id="95"/>
+    <w:bookmarkStart w:id="96" w:name="ua-auditoria-e-responsabilidade"/>
     <w:p>
       <w:pPr>
         <w:pStyle w:val="Heading1"/>
@@ -4588,8 +5038,8 @@
         <w:t xml:space="preserve">□ Defina escopo, proprietário, requisitos, procedimentos, tecnologia, responsabilidades, exceções e monitoramento. □ Lista de eventos, fontes de log, sincronia de tempo, campos, retenção, acesso, revisão, alertas □ Coincidir evidência com o controle exato; validar população, data, configuração, operação, exceções e reteste.</w:t>
       </w:r>
     </w:p>
-    <w:bookmarkEnd w:id="69"/>
-    <w:bookmarkStart w:id="70" w:name="ca-avaliação-autorização-e-monitoramento"/>
+    <w:bookmarkEnd w:id="96"/>
+    <w:bookmarkStart w:id="97" w:name="ca-avaliação-autorização-e-monitoramento"/>
     <w:p>
       <w:pPr>
         <w:pStyle w:val="Heading1"/>
@@ -4626,8 +5076,8 @@
         <w:t xml:space="preserve">□ Defina escopo, proprietário, requisitos, procedimentos, tecnologia, responsabilidades, exceções e monitoramento. □ Planos de avaliação/relatórios, autorizações, POA&amp;M, estratégia de monitoramento, resultados □ Coincidir evidência com o controle exato; validar população, data, configuração, operação, exceções e reteste.</w:t>
       </w:r>
     </w:p>
-    <w:bookmarkEnd w:id="70"/>
-    <w:bookmarkStart w:id="71" w:name="X04602defaf169e85a7536bb16d3e5c3ffff860c"/>
+    <w:bookmarkEnd w:id="97"/>
+    <w:bookmarkStart w:id="98" w:name="X04602defaf169e85a7536bb16d3e5c3ffff860c"/>
     <w:p>
       <w:pPr>
         <w:pStyle w:val="Heading1"/>
@@ -4648,8 +5098,8 @@
         <w:t xml:space="preserve">Estas famílias garantem configuração, resiliência, identidade, resposta e manutenção controlada.</w:t>
       </w:r>
     </w:p>
-    <w:bookmarkEnd w:id="71"/>
-    <w:bookmarkStart w:id="72" w:name="cm---gestão-de-configuração"/>
+    <w:bookmarkEnd w:id="98"/>
+    <w:bookmarkStart w:id="99" w:name="cm---gestão-de-configuração"/>
     <w:p>
       <w:pPr>
         <w:pStyle w:val="Heading1"/>
@@ -4733,8 +5183,8 @@
         </w:tc>
       </w:tr>
     </w:tbl>
-    <w:bookmarkEnd w:id="72"/>
-    <w:bookmarkStart w:id="73" w:name="cp-planejamento-de-contingências"/>
+    <w:bookmarkEnd w:id="99"/>
+    <w:bookmarkStart w:id="100" w:name="cp-planejamento-de-contingências"/>
     <w:p>
       <w:pPr>
         <w:pStyle w:val="Heading1"/>
@@ -4771,8 +5221,8 @@
         <w:t xml:space="preserve">□ Defina escopo, proprietário, requisitos, procedimentos, tecnologia, responsabilidades, exceções e monitoramento. □ BIA, planos, backups, processamento alternativo, exercícios, restaurações, RTO/RPO □ Combine evidência com o controle exato; valide a população, data, configuração, operação, exceções e reteste.</w:t>
       </w:r>
     </w:p>
-    <w:bookmarkEnd w:id="73"/>
-    <w:bookmarkStart w:id="74" w:name="ia-identificação-e-autenticação"/>
+    <w:bookmarkEnd w:id="100"/>
+    <w:bookmarkStart w:id="101" w:name="ia-identificação-e-autenticação"/>
     <w:p>
       <w:pPr>
         <w:pStyle w:val="Heading1"/>
@@ -4856,8 +5306,8 @@
         </w:tc>
       </w:tr>
     </w:tbl>
-    <w:bookmarkEnd w:id="74"/>
-    <w:bookmarkStart w:id="75" w:name="ir-resposta-ao-incidente"/>
+    <w:bookmarkEnd w:id="101"/>
+    <w:bookmarkStart w:id="102" w:name="ir-resposta-ao-incidente"/>
     <w:p>
       <w:pPr>
         <w:pStyle w:val="Heading1"/>
@@ -4894,8 +5344,8 @@
         <w:t xml:space="preserve">□ Defina escopo, proprietário, requisitos, procedimentos, tecnologia, responsabilidades, exceções e monitoramento. O plano, funções, playbooks, casos, evidência, notificação, exercícios, lições, coincidir evidência para o controle exato; validar população, data, configuração, operação, exceções e reteste.</w:t>
       </w:r>
     </w:p>
-    <w:bookmarkEnd w:id="75"/>
-    <w:bookmarkStart w:id="76" w:name="ma-manutenção"/>
+    <w:bookmarkEnd w:id="102"/>
+    <w:bookmarkStart w:id="103" w:name="ma-manutenção"/>
     <w:p>
       <w:pPr>
         <w:pStyle w:val="Heading1"/>
@@ -4979,8 +5429,8 @@
         </w:tc>
       </w:tr>
     </w:tbl>
-    <w:bookmarkEnd w:id="76"/>
-    <w:bookmarkStart w:id="77" w:name="X77967bfea9749c327bdb3b958aa2c9c963b23e8"/>
+    <w:bookmarkEnd w:id="103"/>
+    <w:bookmarkStart w:id="104" w:name="X77967bfea9749c327bdb3b958aa2c9c963b23e8"/>
     <w:p>
       <w:pPr>
         <w:pStyle w:val="Heading1"/>
@@ -5001,8 +5451,8 @@
         <w:t xml:space="preserve">Estas famílias protegem a mídia, instalações, planos, programas e pessoal.*</w:t>
       </w:r>
     </w:p>
-    <w:bookmarkEnd w:id="77"/>
-    <w:bookmarkStart w:id="79" w:name="mp---proteção-de-mídia"/>
+    <w:bookmarkEnd w:id="104"/>
+    <w:bookmarkStart w:id="106" w:name="mp---proteção-de-mídia"/>
     <w:p>
       <w:pPr>
         <w:pStyle w:val="Heading1"/>
@@ -5019,7 +5469,7 @@
         <w:t xml:space="preserve">Proteger, controlar, transportar, higienizar e dispor de mídia digital e não digital.</w:t>
       </w:r>
     </w:p>
-    <w:bookmarkStart w:id="78" w:name="X5b04806af1b5b2a61e1d6db47b8e6bf9f90a056"/>
+    <w:bookmarkStart w:id="105" w:name="X5b04806af1b5b2a61e1d6db47b8e6bf9f90a056"/>
     <w:p>
       <w:pPr>
         <w:pStyle w:val="Heading2"/>
@@ -5036,9 +5486,9 @@
         <w:t xml:space="preserve">□ Defina escopo, proprietário, requisitos, procedimentos, tecnologia, responsabilidades, exceções e monitoramento. Inventário de mídia, acesso, marcação, transporte, criptografia, higienização, descarte; coincidir evidência com o controle exato; validar população, data, configuração, operação, exceções e reteste.</w:t>
       </w:r>
     </w:p>
-    <w:bookmarkEnd w:id="78"/>
-    <w:bookmarkEnd w:id="79"/>
-    <w:bookmarkStart w:id="80" w:name="pe-proteção-física-e-ambiental"/>
+    <w:bookmarkEnd w:id="105"/>
+    <w:bookmarkEnd w:id="106"/>
+    <w:bookmarkStart w:id="107" w:name="pe-proteção-física-e-ambiental"/>
     <w:p>
       <w:pPr>
         <w:pStyle w:val="Heading1"/>
@@ -5075,8 +5525,8 @@
         <w:t xml:space="preserve">□ Defina escopo, proprietário, requisitos, procedimentos, tecnologia, responsabilidades, exceções e monitoramento. Emblemas, visitantes, câmeras, alarmes, energia, fogo, temperatura, avaliações de instalação . Combine evidência com o controle exato; valide população, data, configuração, operação, exceções e reteste. .</w:t>
       </w:r>
     </w:p>
-    <w:bookmarkEnd w:id="80"/>
-    <w:bookmarkStart w:id="81" w:name="pl-planejamento"/>
+    <w:bookmarkEnd w:id="107"/>
+    <w:bookmarkStart w:id="108" w:name="pl-planejamento"/>
     <w:p>
       <w:pPr>
         <w:pStyle w:val="Heading1"/>
@@ -5160,8 +5610,8 @@
         </w:tc>
       </w:tr>
     </w:tbl>
-    <w:bookmarkEnd w:id="81"/>
-    <w:bookmarkStart w:id="83" w:name="pm-gestão-de-programas"/>
+    <w:bookmarkEnd w:id="108"/>
+    <w:bookmarkStart w:id="110" w:name="pm-gestão-de-programas"/>
     <w:p>
       <w:pPr>
         <w:pStyle w:val="Heading1"/>
@@ -5178,7 +5628,7 @@
         <w:t xml:space="preserve">Operar programas de segurança e privacidade de informação e governança compartilhada em toda a organização.</w:t>
       </w:r>
     </w:p>
-    <w:bookmarkStart w:id="82" w:name="X31e4f60035e1d687d188984e4b3f344972dafcf"/>
+    <w:bookmarkStart w:id="109" w:name="X31e4f60035e1d687d188984e4b3f344972dafcf"/>
     <w:p>
       <w:pPr>
         <w:pStyle w:val="Heading2"/>
@@ -5195,9 +5645,9 @@
         <w:t xml:space="preserve">□ Defina escopo, proprietário, requisitos, procedimentos, tecnologia, responsabilidades, exceções e monitoramento. Planos de programas, líderes, recursos, estratégia de risco, métricas, inventários corporativos, evidencie o controle exato; valide a população, data, configuração, operação, exceções e reteste.</w:t>
       </w:r>
     </w:p>
-    <w:bookmarkEnd w:id="82"/>
-    <w:bookmarkEnd w:id="83"/>
-    <w:bookmarkStart w:id="85" w:name="ps-segurança-do-pessoal"/>
+    <w:bookmarkEnd w:id="109"/>
+    <w:bookmarkEnd w:id="110"/>
+    <w:bookmarkStart w:id="112" w:name="ps-segurança-do-pessoal"/>
     <w:p>
       <w:pPr>
         <w:pStyle w:val="Heading1"/>
@@ -5214,7 +5664,7 @@
         <w:t xml:space="preserve">Gerencie rastreamento de pessoal, acordos, transferências, rescisão, sanções e risco.</w:t>
       </w:r>
     </w:p>
-    <w:bookmarkStart w:id="84" w:name="X27900b36e004a4355f3dd7d4dc787f3b4d0c425"/>
+    <w:bookmarkStart w:id="111" w:name="X27900b36e004a4355f3dd7d4dc787f3b4d0c425"/>
     <w:p>
       <w:pPr>
         <w:pStyle w:val="Heading2"/>
@@ -5231,9 +5681,9 @@
         <w:t xml:space="preserve">□ Defina escopo, proprietário, requisitos, procedimentos, tecnologia, responsabilidades, exceções e monitoramento. Rastreamento, acordos, mudanças de papel, término de acesso, pessoal de terceiros □ Combine evidência com o controle exato; valide população, data, configuração, operação, exceções e reteste.</w:t>
       </w:r>
     </w:p>
-    <w:bookmarkEnd w:id="84"/>
-    <w:bookmarkEnd w:id="85"/>
-    <w:bookmarkStart w:id="86" w:name="Xab8d233bcbda72c5112d5c3ad133edc506822c9"/>
+    <w:bookmarkEnd w:id="111"/>
+    <w:bookmarkEnd w:id="112"/>
+    <w:bookmarkStart w:id="113" w:name="Xab8d233bcbda72c5112d5c3ad133edc506822c9"/>
     <w:p>
       <w:pPr>
         <w:pStyle w:val="Heading1"/>
@@ -5254,8 +5704,8 @@
         <w:t xml:space="preserve">Essas famílias cobrem PII, risco, aquisição, arquitetura/comunicações, integridade e cadeias de suprimentos.*</w:t>
       </w:r>
     </w:p>
-    <w:bookmarkEnd w:id="86"/>
-    <w:bookmarkStart w:id="88" w:name="pt-processamento-e-transparência-pii"/>
+    <w:bookmarkEnd w:id="113"/>
+    <w:bookmarkStart w:id="115" w:name="pt-processamento-e-transparência-pii"/>
     <w:p>
       <w:pPr>
         <w:pStyle w:val="Heading1"/>
@@ -5339,7 +5789,7 @@
         </w:tc>
       </w:tr>
     </w:tbl>
-    <w:bookmarkStart w:id="87" w:name="ra-avaliação-de-risco"/>
+    <w:bookmarkStart w:id="114" w:name="ra-avaliação-de-risco"/>
     <w:p>
       <w:pPr>
         <w:pStyle w:val="Heading2"/>
@@ -5423,9 +5873,9 @@
         </w:tc>
       </w:tr>
     </w:tbl>
-    <w:bookmarkEnd w:id="87"/>
-    <w:bookmarkEnd w:id="88"/>
-    <w:bookmarkStart w:id="89" w:name="sa-aquisição-de-sistema-e-serviços"/>
+    <w:bookmarkEnd w:id="114"/>
+    <w:bookmarkEnd w:id="115"/>
+    <w:bookmarkStart w:id="116" w:name="sa-aquisição-de-sistema-e-serviços"/>
     <w:p>
       <w:pPr>
         <w:pStyle w:val="Heading1"/>
@@ -5462,8 +5912,8 @@
         <w:t xml:space="preserve">□ Defina escopo, proprietário, requisitos, procedimentos, tecnologia, responsabilidades, exceções e monitoramento. Os requisitos, contratos, SDLC, arquitetura, desenvolvedores, testes, SBOM, evidência do fornecedor, combinam evidências com o controle exato; valide população, data, configuração, operação, exceções e reteste.</w:t>
       </w:r>
     </w:p>
-    <w:bookmarkEnd w:id="89"/>
-    <w:bookmarkStart w:id="90" w:name="X14356835866b4ab53725db64848215c9859be90"/>
+    <w:bookmarkEnd w:id="116"/>
+    <w:bookmarkStart w:id="117" w:name="X14356835866b4ab53725db64848215c9859be90"/>
     <w:p>
       <w:pPr>
         <w:pStyle w:val="Heading1"/>
@@ -5547,8 +5997,8 @@
         </w:tc>
       </w:tr>
     </w:tbl>
-    <w:bookmarkEnd w:id="90"/>
-    <w:bookmarkStart w:id="91" w:name="Xe7f743a532c27365d8044ab426c81fe91938957"/>
+    <w:bookmarkEnd w:id="117"/>
+    <w:bookmarkStart w:id="118" w:name="Xe7f743a532c27365d8044ab426c81fe91938957"/>
     <w:p>
       <w:pPr>
         <w:pStyle w:val="Heading1"/>
@@ -5585,8 +6035,8 @@
         <w:t xml:space="preserve">□ Defina escopo, proprietário, requisitos, procedimentos, tecnologia, responsabilidades, exceções e monitoramento. Vulnerabilidades, patches, validação de integridade, defesas de malware, alertas, correções □ Combine evidência com o controle exato; valide população, data, configuração, operação, exceções e reteste.</w:t>
       </w:r>
     </w:p>
-    <w:bookmarkEnd w:id="91"/>
-    <w:bookmarkStart w:id="92" w:name="Xaf95043c8b1039d08e5b0140515065733238b2c"/>
+    <w:bookmarkEnd w:id="118"/>
+    <w:bookmarkStart w:id="119" w:name="Xaf95043c8b1039d08e5b0140515065733238b2c"/>
     <w:p>
       <w:pPr>
         <w:pStyle w:val="Heading1"/>
@@ -5623,8 +6073,8 @@
         <w:t xml:space="preserve">□ Defina escopo, proprietário, requisitos, procedimentos, tecnologia, responsabilidades, exceções e monitoramento. O plano C-SCRM, inventário do fornecedor, criticidade, contratos, procedência, monitoramento, saída, coincidir evidência com o controle exato; validar população, data, configuração, operação, exceções e reteste.</w:t>
       </w:r>
     </w:p>
-    <w:bookmarkEnd w:id="92"/>
-    <w:bookmarkStart w:id="93" w:name="Xf712b4878a72cab38b1b33fbe4a4bfd270c7db3"/>
+    <w:bookmarkEnd w:id="119"/>
+    <w:bookmarkStart w:id="120" w:name="Xf712b4878a72cab38b1b33fbe4a4bfd270c7db3"/>
     <w:p>
       <w:pPr>
         <w:pStyle w:val="Heading1"/>
@@ -5645,8 +6095,8 @@
         <w:t xml:space="preserve">Rev. 5 integra controles de segurança e privacidade, preservando objetivos distintos e métodos de risco.</w:t>
       </w:r>
     </w:p>
-    <w:bookmarkEnd w:id="93"/>
-    <w:bookmarkStart w:id="95" w:name="colaboração"/>
+    <w:bookmarkEnd w:id="120"/>
+    <w:bookmarkStart w:id="122" w:name="colaboração"/>
     <w:p>
       <w:pPr>
         <w:pStyle w:val="Heading1"/>
@@ -5710,7 +6160,7 @@
         <w:t xml:space="preserve">Privacy baseline seleção e alfaiataria dependem do processamento, finalidade, autoridade, pessoas, dados, contexto e risco de privacidade – não apenas impacto FIPS.</w:t>
       </w:r>
     </w:p>
-    <w:bookmarkStart w:id="94" w:name="pergunta-pergunta-exemplo-de-artefato"/>
+    <w:bookmarkStart w:id="121" w:name="pergunta-pergunta-exemplo-de-artefato"/>
     <w:p>
       <w:pPr>
         <w:pStyle w:val="Heading2"/>
@@ -5751,9 +6201,9 @@
         <w:t xml:space="preserve">Como os controles de segurança e privacidade são coordenados? Índice de colaboração, alocações, provas conjuntas e conclusões</w:t>
       </w:r>
     </w:p>
-    <w:bookmarkEnd w:id="94"/>
-    <w:bookmarkEnd w:id="95"/>
-    <w:bookmarkStart w:id="97" w:name="X84fa6ee8b9ced642623b9cb4466bb2dcdbead29"/>
+    <w:bookmarkEnd w:id="121"/>
+    <w:bookmarkEnd w:id="122"/>
+    <w:bookmarkStart w:id="124" w:name="X84fa6ee8b9ced642623b9cb4466bb2dcdbead29"/>
     <w:p>
       <w:pPr>
         <w:pStyle w:val="Heading1"/>
@@ -5846,7 +6296,7 @@
         <w:t xml:space="preserve">SP 800-53B 5.2.0 □ Reemitido para consistência; NIST declara que as selecções de base não alteraram</w:t>
       </w:r>
     </w:p>
-    <w:bookmarkStart w:id="96" w:name="foco-em-evidência"/>
+    <w:bookmarkStart w:id="123" w:name="foco-em-evidência"/>
     <w:p>
       <w:pPr>
         <w:pStyle w:val="Heading2"/>
@@ -5888,9 +6338,9 @@
         <w:t xml:space="preserve">Suposições de projeto resilientes, comportamento de condições adversas, isolamento, degradação, recuperação, diversidade, redundância e resultados de exercício.</w:t>
       </w:r>
     </w:p>
-    <w:bookmarkEnd w:id="96"/>
-    <w:bookmarkEnd w:id="97"/>
-    <w:bookmarkStart w:id="99" w:name="X96eea5e622fd0d2d97110f1743b80368ca6b94f"/>
+    <w:bookmarkEnd w:id="123"/>
+    <w:bookmarkEnd w:id="124"/>
+    <w:bookmarkStart w:id="126" w:name="X96eea5e622fd0d2d97110f1743b80368ca6b94f"/>
     <w:p>
       <w:pPr>
         <w:pStyle w:val="Heading1"/>
@@ -5911,7 +6361,7 @@
         <w:t xml:space="preserve">Recursos oficiais e ferramentas de código aberto podem apoiar a autoria, evidência, avaliação e monitoramento contínuo.</w:t>
       </w:r>
     </w:p>
-    <w:bookmarkStart w:id="98" w:name="recurso-ferramenta-purpose"/>
+    <w:bookmarkStart w:id="125" w:name="recurso-ferramenta-purpose"/>
     <w:p>
       <w:pPr>
         <w:pStyle w:val="Heading2"/>
@@ -6054,9 +6504,9 @@
         <w:t xml:space="preserve">□————————————————————————————————————————————————————————————————————————————————————————————————————————————————————————————————</w:t>
       </w:r>
     </w:p>
-    <w:bookmarkEnd w:id="98"/>
-    <w:bookmarkEnd w:id="99"/>
-    <w:bookmarkStart w:id="101" w:name="nist-cprt"/>
+    <w:bookmarkEnd w:id="125"/>
+    <w:bookmarkEnd w:id="126"/>
+    <w:bookmarkStart w:id="128" w:name="nist-cprt"/>
     <w:p>
       <w:pPr>
         <w:pStyle w:val="Heading1"/>
@@ -6075,7 +6525,7 @@
       <w:r>
         <w:t xml:space="preserve"> </w:t>
       </w:r>
-      <w:hyperlink r:id="rId100">
+      <w:hyperlink r:id="rId127">
         <w:r>
           <w:rPr>
             <w:rStyle w:val="Hyperlink"/>
@@ -6100,8 +6550,8 @@
         <w:t xml:space="preserve">Reter: autoridade, escopo, fonte/lançamento, versão, configuração/consulta, população, data, resultado bruto, validação do analista, limitação, mapeamento de controle, achado, correção e reteste. Proteger as informações do sistema e da vulnerabilidade.</w:t>
       </w:r>
     </w:p>
-    <w:bookmarkEnd w:id="101"/>
-    <w:bookmarkStart w:id="103" w:name="nist-conteúdo-oscal"/>
+    <w:bookmarkEnd w:id="128"/>
+    <w:bookmarkStart w:id="130" w:name="nist-conteúdo-oscal"/>
     <w:p>
       <w:pPr>
         <w:pStyle w:val="Heading1"/>
@@ -6120,7 +6570,7 @@
       <w:r>
         <w:t xml:space="preserve"> </w:t>
       </w:r>
-      <w:hyperlink r:id="rId102">
+      <w:hyperlink r:id="rId129">
         <w:r>
           <w:rPr>
             <w:rStyle w:val="Hyperlink"/>
@@ -6145,8 +6595,8 @@
         <w:t xml:space="preserve">Reter: autoridade, escopo, fonte/lançamento, versão, configuração/consulta, população, data, resultado bruto, validação do analista, limitação, mapeamento de controle, achado, correção e reteste. Proteger as informações do sistema e da vulnerabilidade.</w:t>
       </w:r>
     </w:p>
-    <w:bookmarkEnd w:id="103"/>
-    <w:bookmarkStart w:id="105" w:name="compliance-trestle"/>
+    <w:bookmarkEnd w:id="130"/>
+    <w:bookmarkStart w:id="132" w:name="compliance-trestle"/>
     <w:p>
       <w:pPr>
         <w:pStyle w:val="Heading1"/>
@@ -6165,7 +6615,7 @@
       <w:r>
         <w:t xml:space="preserve"> </w:t>
       </w:r>
-      <w:hyperlink r:id="rId104">
+      <w:hyperlink r:id="rId131">
         <w:r>
           <w:rPr>
             <w:rStyle w:val="Hyperlink"/>
@@ -6190,8 +6640,8 @@
         <w:t xml:space="preserve">Reter: autoridade, escopo, fonte/lançamento, versão, configuração/consulta, população, data, resultado bruto, validação do analista, limitação, mapeamento de controle, achado, correção e reteste. Proteger as informações do sistema e da vulnerabilidade.</w:t>
       </w:r>
     </w:p>
-    <w:bookmarkEnd w:id="105"/>
-    <w:bookmarkStart w:id="107" w:name="lula"/>
+    <w:bookmarkEnd w:id="132"/>
+    <w:bookmarkStart w:id="134" w:name="lula"/>
     <w:p>
       <w:pPr>
         <w:pStyle w:val="Heading1"/>
@@ -6210,7 +6660,7 @@
       <w:r>
         <w:t xml:space="preserve"> </w:t>
       </w:r>
-      <w:hyperlink r:id="rId106">
+      <w:hyperlink r:id="rId133">
         <w:r>
           <w:rPr>
             <w:rStyle w:val="Hyperlink"/>
@@ -6235,8 +6685,8 @@
         <w:t xml:space="preserve">Reter: autoridade, escopo, fonte/lançamento, versão, configuração/consulta, população, data, resultado bruto, validação do analista, limitação, mapeamento de controle, achado, correção e reteste. Proteger as informações do sistema e da vulnerabilidade.</w:t>
       </w:r>
     </w:p>
-    <w:bookmarkEnd w:id="107"/>
-    <w:bookmarkStart w:id="109" w:name="assistente-ciso"/>
+    <w:bookmarkEnd w:id="134"/>
+    <w:bookmarkStart w:id="136" w:name="assistente-ciso"/>
     <w:p>
       <w:pPr>
         <w:pStyle w:val="Heading1"/>
@@ -6255,7 +6705,7 @@
       <w:r>
         <w:t xml:space="preserve"> </w:t>
       </w:r>
-      <w:hyperlink r:id="rId108">
+      <w:hyperlink r:id="rId135">
         <w:r>
           <w:rPr>
             <w:rStyle w:val="Hyperlink"/>
@@ -6280,8 +6730,8 @@
         <w:t xml:space="preserve">Reter: autoridade, escopo, fonte/lançamento, versão, configuração/consulta, população, data, resultado bruto, validação do analista, limitação, mapeamento de controle, achado, correção e reteste. Proteger as informações do sistema e da vulnerabilidade.</w:t>
       </w:r>
     </w:p>
-    <w:bookmarkEnd w:id="109"/>
-    <w:bookmarkStart w:id="111" w:name="heimdall"/>
+    <w:bookmarkEnd w:id="136"/>
+    <w:bookmarkStart w:id="138" w:name="heimdall"/>
     <w:p>
       <w:pPr>
         <w:pStyle w:val="Heading1"/>
@@ -6300,7 +6750,7 @@
       <w:r>
         <w:t xml:space="preserve"> </w:t>
       </w:r>
-      <w:hyperlink r:id="rId110">
+      <w:hyperlink r:id="rId137">
         <w:r>
           <w:rPr>
             <w:rStyle w:val="Hyperlink"/>
@@ -6325,8 +6775,8 @@
         <w:t xml:space="preserve">Reter: autoridade, escopo, fonte/lançamento, versão, configuração/consulta, população, data, resultado bruto, validação do analista, limitação, mapeamento de controle, achado, correção e reteste. Proteger as informações do sistema e da vulnerabilidade.</w:t>
       </w:r>
     </w:p>
-    <w:bookmarkEnd w:id="111"/>
-    <w:bookmarkStart w:id="113" w:name="opencontrol"/>
+    <w:bookmarkEnd w:id="138"/>
+    <w:bookmarkStart w:id="140" w:name="opencontrol"/>
     <w:p>
       <w:pPr>
         <w:pStyle w:val="Heading1"/>
@@ -6345,7 +6795,7 @@
       <w:r>
         <w:t xml:space="preserve"> </w:t>
       </w:r>
-      <w:hyperlink r:id="rId112">
+      <w:hyperlink r:id="rId139">
         <w:r>
           <w:rPr>
             <w:rStyle w:val="Hyperlink"/>
@@ -6370,8 +6820,8 @@
         <w:t xml:space="preserve">Reter: autoridade, escopo, fonte/lançamento, versão, configuração/consulta, população, data, resultado bruto, validação do analista, limitação, mapeamento de controle, achado, correção e reteste. Proteger as informações do sistema e da vulnerabilidade.</w:t>
       </w:r>
     </w:p>
-    <w:bookmarkEnd w:id="113"/>
-    <w:bookmarkStart w:id="115" w:name="cli-oscal"/>
+    <w:bookmarkEnd w:id="140"/>
+    <w:bookmarkStart w:id="142" w:name="cli-oscal"/>
     <w:p>
       <w:pPr>
         <w:pStyle w:val="Heading1"/>
@@ -6390,7 +6840,7 @@
       <w:r>
         <w:t xml:space="preserve"> </w:t>
       </w:r>
-      <w:hyperlink r:id="rId114">
+      <w:hyperlink r:id="rId141">
         <w:r>
           <w:rPr>
             <w:rStyle w:val="Hyperlink"/>
@@ -6415,8 +6865,8 @@
         <w:t xml:space="preserve">Reter: autoridade, escopo, fonte/lançamento, versão, configuração/consulta, população, data, resultado bruto, validação do analista, limitação, mapeamento de controle, achado, correção e reteste. Proteger as informações do sistema e da vulnerabilidade.</w:t>
       </w:r>
     </w:p>
-    <w:bookmarkEnd w:id="115"/>
-    <w:bookmarkStart w:id="117" w:name="wazuh"/>
+    <w:bookmarkEnd w:id="142"/>
+    <w:bookmarkStart w:id="144" w:name="wazuh"/>
     <w:p>
       <w:pPr>
         <w:pStyle w:val="Heading1"/>
@@ -6435,7 +6885,7 @@
       <w:r>
         <w:t xml:space="preserve"> </w:t>
       </w:r>
-      <w:hyperlink r:id="rId116">
+      <w:hyperlink r:id="rId143">
         <w:r>
           <w:rPr>
             <w:rStyle w:val="Hyperlink"/>
@@ -6460,8 +6910,8 @@
         <w:t xml:space="preserve">Reter: autoridade, escopo, fonte/lançamento, versão, configuração/consulta, população, data, resultado bruto, validação do analista, limitação, mapeamento de controle, achado, correção e reteste. Proteger as informações do sistema e da vulnerabilidade.</w:t>
       </w:r>
     </w:p>
-    <w:bookmarkEnd w:id="117"/>
-    <w:bookmarkStart w:id="120" w:name="openscap"/>
+    <w:bookmarkEnd w:id="144"/>
+    <w:bookmarkStart w:id="147" w:name="openscap"/>
     <w:p>
       <w:pPr>
         <w:pStyle w:val="Heading1"/>
@@ -6480,7 +6930,7 @@
       <w:r>
         <w:t xml:space="preserve"> </w:t>
       </w:r>
-      <w:hyperlink r:id="rId118">
+      <w:hyperlink r:id="rId145">
         <w:r>
           <w:rPr>
             <w:rStyle w:val="Hyperlink"/>
@@ -6523,7 +6973,7 @@
       <w:r>
         <w:t xml:space="preserve"> </w:t>
       </w:r>
-      <w:hyperlink r:id="rId119">
+      <w:hyperlink r:id="rId146">
         <w:r>
           <w:rPr>
             <w:rStyle w:val="Hyperlink"/>
@@ -6548,8 +6998,8 @@
         <w:t xml:space="preserve">Reter: autoridade, escopo, fonte/lançamento, versão, configuração/consulta, população, data, resultado bruto, validação do analista, limitação, mapeamento de controle, achado, correção e reteste. Proteger as informações do sistema e da vulnerabilidade.</w:t>
       </w:r>
     </w:p>
-    <w:bookmarkEnd w:id="120"/>
-    <w:bookmarkStart w:id="122" w:name="nmap"/>
+    <w:bookmarkEnd w:id="147"/>
+    <w:bookmarkStart w:id="149" w:name="nmap"/>
     <w:p>
       <w:pPr>
         <w:pStyle w:val="Heading1"/>
@@ -6568,7 +7018,7 @@
       <w:r>
         <w:t xml:space="preserve"> </w:t>
       </w:r>
-      <w:hyperlink r:id="rId121">
+      <w:hyperlink r:id="rId148">
         <w:r>
           <w:rPr>
             <w:rStyle w:val="Hyperlink"/>
@@ -6593,8 +7043,8 @@
         <w:t xml:space="preserve">Reter: autoridade, escopo, fonte/lançamento, versão, configuração/consulta, população, data, resultado bruto, validação do analista, limitação, mapeamento de controle, achado, correção e reteste. Proteger as informações do sistema e da vulnerabilidade.</w:t>
       </w:r>
     </w:p>
-    <w:bookmarkEnd w:id="122"/>
-    <w:bookmarkStart w:id="124" w:name="greenbone-community-edition"/>
+    <w:bookmarkEnd w:id="149"/>
+    <w:bookmarkStart w:id="151" w:name="greenbone-community-edition"/>
     <w:p>
       <w:pPr>
         <w:pStyle w:val="Heading1"/>
@@ -6613,7 +7063,7 @@
       <w:r>
         <w:t xml:space="preserve"> </w:t>
       </w:r>
-      <w:hyperlink r:id="rId123">
+      <w:hyperlink r:id="rId150">
         <w:r>
           <w:rPr>
             <w:rStyle w:val="Hyperlink"/>
@@ -6638,8 +7088,8 @@
         <w:t xml:space="preserve">Reter: autoridade, escopo, fonte/lançamento, versão, configuração/consulta, população, data, resultado bruto, validação do analista, limitação, mapeamento de controle, achado, correção e reteste. Proteger as informações do sistema e da vulnerabilidade.</w:t>
       </w:r>
     </w:p>
-    <w:bookmarkEnd w:id="124"/>
-    <w:bookmarkStart w:id="126" w:name="trivy"/>
+    <w:bookmarkEnd w:id="151"/>
+    <w:bookmarkStart w:id="153" w:name="trivy"/>
     <w:p>
       <w:pPr>
         <w:pStyle w:val="Heading1"/>
@@ -6658,7 +7108,7 @@
       <w:r>
         <w:t xml:space="preserve"> </w:t>
       </w:r>
-      <w:hyperlink r:id="rId125">
+      <w:hyperlink r:id="rId152">
         <w:r>
           <w:rPr>
             <w:rStyle w:val="Hyperlink"/>
@@ -6683,8 +7133,8 @@
         <w:t xml:space="preserve">Reter: autoridade, escopo, fonte/lançamento, versão, configuração/consulta, população, data, resultado bruto, validação do analista, limitação, mapeamento de controle, achado, correção e reteste. Proteger as informações do sistema e da vulnerabilidade.</w:t>
       </w:r>
     </w:p>
-    <w:bookmarkEnd w:id="126"/>
-    <w:bookmarkStart w:id="128" w:name="owasp-zap"/>
+    <w:bookmarkEnd w:id="153"/>
+    <w:bookmarkStart w:id="155" w:name="owasp-zap"/>
     <w:p>
       <w:pPr>
         <w:pStyle w:val="Heading1"/>
@@ -6703,7 +7153,7 @@
       <w:r>
         <w:t xml:space="preserve"> </w:t>
       </w:r>
-      <w:hyperlink r:id="rId127">
+      <w:hyperlink r:id="rId154">
         <w:r>
           <w:rPr>
             <w:rStyle w:val="Hyperlink"/>
@@ -6728,8 +7178,8 @@
         <w:t xml:space="preserve">Reter: autoridade, escopo, fonte/lançamento, versão, configuração/consulta, população, data, resultado bruto, validação do analista, limitação, mapeamento de controle, achado, correção e reteste. Proteger as informações do sistema e da vulnerabilidade.</w:t>
       </w:r>
     </w:p>
-    <w:bookmarkEnd w:id="128"/>
-    <w:bookmarkStart w:id="130" w:name="keycloak"/>
+    <w:bookmarkEnd w:id="155"/>
+    <w:bookmarkStart w:id="157" w:name="keycloak"/>
     <w:p>
       <w:pPr>
         <w:pStyle w:val="Heading1"/>
@@ -6748,7 +7198,7 @@
       <w:r>
         <w:t xml:space="preserve"> </w:t>
       </w:r>
-      <w:hyperlink r:id="rId129">
+      <w:hyperlink r:id="rId156">
         <w:r>
           <w:rPr>
             <w:rStyle w:val="Hyperlink"/>
@@ -6773,8 +7223,8 @@
         <w:t xml:space="preserve">Reter: autoridade, escopo, fonte/lançamento, versão, configuração/consulta, população, data, resultado bruto, validação do analista, limitação, mapeamento de controle, achado, correção e reteste. Proteger as informações do sistema e da vulnerabilidade.</w:t>
       </w:r>
     </w:p>
-    <w:bookmarkEnd w:id="130"/>
-    <w:bookmarkStart w:id="132" w:name="defectdojo"/>
+    <w:bookmarkEnd w:id="157"/>
+    <w:bookmarkStart w:id="159" w:name="defectdojo"/>
     <w:p>
       <w:pPr>
         <w:pStyle w:val="Heading1"/>
@@ -6793,7 +7243,7 @@
       <w:r>
         <w:t xml:space="preserve"> </w:t>
       </w:r>
-      <w:hyperlink r:id="rId131">
+      <w:hyperlink r:id="rId158">
         <w:r>
           <w:rPr>
             <w:rStyle w:val="Hyperlink"/>
@@ -6818,8 +7268,8 @@
         <w:t xml:space="preserve">Reter: autoridade, escopo, fonte/lançamento, versão, configuração/consulta, população, data, resultado bruto, validação do analista, limitação, mapeamento de controle, achado, correção e reteste. Proteger as informações do sistema e da vulnerabilidade.</w:t>
       </w:r>
     </w:p>
-    <w:bookmarkEnd w:id="132"/>
-    <w:bookmarkStart w:id="134" w:name="open-policy-agent"/>
+    <w:bookmarkEnd w:id="159"/>
+    <w:bookmarkStart w:id="161" w:name="open-policy-agent"/>
     <w:p>
       <w:pPr>
         <w:pStyle w:val="Heading1"/>
@@ -6838,7 +7288,7 @@
       <w:r>
         <w:t xml:space="preserve"> </w:t>
       </w:r>
-      <w:hyperlink r:id="rId133">
+      <w:hyperlink r:id="rId160">
         <w:r>
           <w:rPr>
             <w:rStyle w:val="Hyperlink"/>
@@ -6863,8 +7313,8 @@
         <w:t xml:space="preserve">Reter: autoridade, escopo, fonte/lançamento, versão, configuração/consulta, população, data, resultado bruto, validação do analista, limitação, mapeamento de controle, achado, correção e reteste. Proteger as informações do sistema e da vulnerabilidade.</w:t>
       </w:r>
     </w:p>
-    <w:bookmarkEnd w:id="134"/>
-    <w:bookmarkStart w:id="137" w:name="manual-do-rmf-para-gerentes"/>
+    <w:bookmarkEnd w:id="161"/>
+    <w:bookmarkStart w:id="164" w:name="manual-do-rmf-para-gerentes"/>
     <w:p>
       <w:pPr>
         <w:pStyle w:val="Heading1"/>
@@ -6885,7 +7335,7 @@
         <w:t xml:space="preserve">Os gerentes mantêm RMF focado em risco de missão, evidências confiáveis, decisões oportunas e correção.*</w:t>
       </w:r>
     </w:p>
-    <w:bookmarkStart w:id="135" w:name="section-1"/>
+    <w:bookmarkStart w:id="162" w:name="section-1"/>
     <w:p>
       <w:pPr>
         <w:pStyle w:val="Heading2"/>
@@ -6944,8 +7394,8 @@
         <w:t xml:space="preserve">• POA&amp;M □ As acções graves e atrasadas são financiadas e retestadas de forma independente? Extensões repetidas sem decisão de risco</w:t>
       </w:r>
     </w:p>
-    <w:bookmarkEnd w:id="135"/>
-    <w:bookmarkStart w:id="136" w:name="ritmo-de-gerente"/>
+    <w:bookmarkEnd w:id="162"/>
+    <w:bookmarkStart w:id="163" w:name="ritmo-de-gerente"/>
     <w:p>
       <w:pPr>
         <w:pStyle w:val="Heading2"/>
@@ -6998,9 +7448,9 @@
         <w:t xml:space="preserve">Ciclo anual ou aprovado: estratégia de risco, controles comuns, valores de parâmetros, estratégia de monitoramento, capacidade do avaliador, qualidade do pacote, métricas e melhoria do processo.</w:t>
       </w:r>
     </w:p>
-    <w:bookmarkEnd w:id="136"/>
-    <w:bookmarkEnd w:id="137"/>
-    <w:bookmarkStart w:id="138" w:name="guia-de-carreira-do-analista-júnior"/>
+    <w:bookmarkEnd w:id="163"/>
+    <w:bookmarkEnd w:id="164"/>
+    <w:bookmarkStart w:id="168" w:name="guia-de-carreira-do-analista-júnior"/>
     <w:p>
       <w:pPr>
         <w:pStyle w:val="Heading1"/>
@@ -7023,8 +7473,58 @@
     </w:p>
     <w:p>
       <w:pPr>
-        <w:pStyle w:val="BodyText"/>
-      </w:pPr>
+        <w:pStyle w:val="CaptionedFigure"/>
+      </w:pPr>
+      <w:r>
+        <w:drawing>
+          <wp:inline>
+            <wp:extent cx="5334000" cy="2945449"/>
+            <wp:effectExtent b="0" l="0" r="0" t="0"/>
+            <wp:docPr descr="Trace cada conclusão da exigência à implementação, evidência, resultado, risco e ação." title="" id="166" name="Picture"/>
+            <a:graphic>
+              <a:graphicData uri="http://schemas.openxmlformats.org/drawingml/2006/picture">
+                <pic:pic>
+                  <pic:nvPicPr>
+                    <pic:cNvPr descr="media/image10.png" id="167" name="Picture"/>
+                    <pic:cNvPicPr>
+                      <a:picLocks noChangeArrowheads="1" noChangeAspect="1"/>
+                    </pic:cNvPicPr>
+                  </pic:nvPicPr>
+                  <pic:blipFill>
+                    <a:blip r:embed="rId165"/>
+                    <a:stretch>
+                      <a:fillRect/>
+                    </a:stretch>
+                  </pic:blipFill>
+                  <pic:spPr bwMode="auto">
+                    <a:xfrm>
+                      <a:off x="0" y="0"/>
+                      <a:ext cx="5334000" cy="2945449"/>
+                    </a:xfrm>
+                    <a:prstGeom prst="rect">
+                      <a:avLst/>
+                    </a:prstGeom>
+                    <a:noFill/>
+                    <a:ln w="9525">
+                      <a:noFill/>
+                      <a:headEnd/>
+                      <a:tailEnd/>
+                    </a:ln>
+                  </pic:spPr>
+                </pic:pic>
+              </a:graphicData>
+            </a:graphic>
+          </wp:inline>
+        </w:drawing>
+      </w:r>
+    </w:p>
+    <w:p>
+      <w:pPr>
+        <w:pStyle w:val="ImageCaption"/>
+      </w:pPr>
+      <w:r>
+        <w:t xml:space="preserve">Trace cada conclusão da exigência à implementação, evidência, resultado, risco e ação.</w:t>
+      </w:r>
     </w:p>
     <w:p>
       <w:pPr>
@@ -7034,8 +7534,8 @@
         <w:t xml:space="preserve">Figura 10. Caminho de analista RMF júnior</w:t>
       </w:r>
     </w:p>
-    <w:bookmarkEnd w:id="138"/>
-    <w:bookmarkStart w:id="139" w:name="funções-comuns"/>
+    <w:bookmarkEnd w:id="168"/>
+    <w:bookmarkStart w:id="169" w:name="funções-comuns"/>
     <w:p>
       <w:pPr>
         <w:pStyle w:val="Heading1"/>
@@ -7132,8 +7632,8 @@
         <w:t xml:space="preserve">Analisador de Monitoramento Contínuo</w:t>
       </w:r>
     </w:p>
-    <w:bookmarkEnd w:id="139"/>
-    <w:bookmarkStart w:id="140" w:name="trabalho-típico"/>
+    <w:bookmarkEnd w:id="169"/>
+    <w:bookmarkStart w:id="170" w:name="trabalho-típico"/>
     <w:p>
       <w:pPr>
         <w:pStyle w:val="Heading1"/>
@@ -7208,8 +7708,8 @@
         <w:t xml:space="preserve">Use CPRT, OSCAL, planilhas, repositórios, painéis e ferramentas técnicas aprovadas sem reivindicar autoridade além do papel.</w:t>
       </w:r>
     </w:p>
-    <w:bookmarkEnd w:id="140"/>
-    <w:bookmarkStart w:id="142" w:name="Xad9c5e5870a1d313a8afb95b48d15b486ae427d"/>
+    <w:bookmarkEnd w:id="170"/>
+    <w:bookmarkStart w:id="172" w:name="Xad9c5e5870a1d313a8afb95b48d15b486ae427d"/>
     <w:p>
       <w:pPr>
         <w:pStyle w:val="Heading1"/>
@@ -7244,7 +7744,7 @@
         <w:t xml:space="preserve">O que é que se passa?</w:t>
       </w:r>
     </w:p>
-    <w:bookmarkStart w:id="141" w:name="laboratório-de-portfólio"/>
+    <w:bookmarkStart w:id="171" w:name="laboratório-de-portfólio"/>
     <w:p>
       <w:pPr>
         <w:pStyle w:val="Heading2"/>
@@ -7363,9 +7863,9 @@
         <w:t xml:space="preserve">Publicar artefatos higiénicos claramente rotulados de ficção e não uma autorização NIST.</w:t>
       </w:r>
     </w:p>
-    <w:bookmarkEnd w:id="141"/>
-    <w:bookmarkEnd w:id="142"/>
-    <w:bookmarkStart w:id="144" w:name="plano-de-30-dias"/>
+    <w:bookmarkEnd w:id="171"/>
+    <w:bookmarkEnd w:id="172"/>
+    <w:bookmarkStart w:id="174" w:name="plano-de-30-dias"/>
     <w:p>
       <w:pPr>
         <w:pStyle w:val="Heading1"/>
@@ -7382,11 +7882,11 @@
         </w:numPr>
         <w:pStyle w:val="Heading2"/>
       </w:pPr>
-      <w:bookmarkStart w:id="143" w:name="dias-foco-entrega"/>
+      <w:bookmarkStart w:id="173" w:name="dias-foco-entrega"/>
       <w:r>
         <w:t xml:space="preserve">Dias** * Foco** * Entrega**</w:t>
       </w:r>
-      <w:bookmarkEnd w:id="143"/>
+      <w:bookmarkEnd w:id="173"/>
     </w:p>
     <w:p>
       <w:pPr>
@@ -7448,8 +7948,8 @@
         <w:t xml:space="preserve">Portfolio e entrevista</w:t>
       </w:r>
     </w:p>
-    <w:bookmarkEnd w:id="144"/>
-    <w:bookmarkStart w:id="151" w:name="o-que-é-rmf"/>
+    <w:bookmarkEnd w:id="174"/>
+    <w:bookmarkStart w:id="181" w:name="o-que-é-rmf"/>
     <w:p>
       <w:pPr>
         <w:pStyle w:val="Heading1"/>
@@ -7466,7 +7966,7 @@
         <w:t xml:space="preserve">Um processo de ciclo de vida de sete etapas para gerenciar o risco de segurança e privacidade: Preparar, categorizar, selecionar, implementar, avaliar, autorizar e monitorar.</w:t>
       </w:r>
     </w:p>
-    <w:bookmarkStart w:id="145" w:name="o-sp-800-53-é-uma-lista-de-verificação"/>
+    <w:bookmarkStart w:id="175" w:name="o-sp-800-53-é-uma-lista-de-verificação"/>
     <w:p>
       <w:pPr>
         <w:pStyle w:val="Heading2"/>
@@ -7483,8 +7983,8 @@
         <w:t xml:space="preserve">Não. É um catálogo de controle flexível. As organizações escolhem e adaptam os controlos através da gestão de riscos e dos requisitos aplicáveis.</w:t>
       </w:r>
     </w:p>
-    <w:bookmarkEnd w:id="145"/>
-    <w:bookmarkStart w:id="146" w:name="o-que-é-uma-linha-de-base"/>
+    <w:bookmarkEnd w:id="175"/>
+    <w:bookmarkStart w:id="176" w:name="o-que-é-uma-linha-de-base"/>
     <w:p>
       <w:pPr>
         <w:pStyle w:val="Heading2"/>
@@ -7501,8 +8001,8 @@
         <w:t xml:space="preserve">Um conjunto inicial de controles. A SP 800-53B fornece baixos, moderados, elevados e valores de privacidade para uso federal.</w:t>
       </w:r>
     </w:p>
-    <w:bookmarkEnd w:id="146"/>
-    <w:bookmarkStart w:id="147" w:name="o-que-é-alfaiataria"/>
+    <w:bookmarkEnd w:id="176"/>
+    <w:bookmarkStart w:id="177" w:name="o-que-é-alfaiataria"/>
     <w:p>
       <w:pPr>
         <w:pStyle w:val="Heading2"/>
@@ -7519,8 +8019,8 @@
         <w:t xml:space="preserve">Escopo documentado, parâmetros, adições, especialização, alocação e controles de compensação aprovados que fazem o conjunto inicial se encaixar no sistema e risco.</w:t>
       </w:r>
     </w:p>
-    <w:bookmarkEnd w:id="147"/>
-    <w:bookmarkStart w:id="148" w:name="o-que-é-a-herança-de-controle"/>
+    <w:bookmarkEnd w:id="177"/>
+    <w:bookmarkStart w:id="178" w:name="o-que-é-a-herança-de-controle"/>
     <w:p>
       <w:pPr>
         <w:pStyle w:val="Heading2"/>
@@ -7537,8 +8037,8 @@
         <w:t xml:space="preserve">Um sistema depende de um controle fornecido por outro provedor autorizado, enquanto ainda implementa e testa suas próprias responsabilidades de cliente.</w:t>
       </w:r>
     </w:p>
-    <w:bookmarkEnd w:id="148"/>
-    <w:bookmarkStart w:id="149" w:name="como-avalia-um-controle"/>
+    <w:bookmarkEnd w:id="178"/>
+    <w:bookmarkStart w:id="179" w:name="como-avalia-um-controle"/>
     <w:p>
       <w:pPr>
         <w:pStyle w:val="Heading2"/>
@@ -7555,8 +8055,8 @@
         <w:t xml:space="preserve">Utilizar objetivos aprovados e examinar, entrevistar ou testar métodos com objetos definidos, profundidade, cobertura, população, evidência, exceções e limitações.</w:t>
       </w:r>
     </w:p>
-    <w:bookmarkEnd w:id="149"/>
-    <w:bookmarkStart w:id="150" w:name="o-que-é-autorização"/>
+    <w:bookmarkEnd w:id="179"/>
+    <w:bookmarkStart w:id="180" w:name="o-que-é-autorização"/>
     <w:p>
       <w:pPr>
         <w:pStyle w:val="Heading2"/>
@@ -7573,9 +8073,9 @@
         <w:t xml:space="preserve">A decisão de um alto funcionário autorizado de aceitar um risco residual definido para um sistema ou controlos comuns nos termos indicados.</w:t>
       </w:r>
     </w:p>
-    <w:bookmarkEnd w:id="150"/>
-    <w:bookmarkEnd w:id="151"/>
-    <w:bookmarkStart w:id="152" w:name="o-que-é-um-poam"/>
+    <w:bookmarkEnd w:id="180"/>
+    <w:bookmarkEnd w:id="181"/>
+    <w:bookmarkStart w:id="182" w:name="o-que-é-um-poam"/>
     <w:p>
       <w:pPr>
         <w:pStyle w:val="Heading1"/>
@@ -7592,8 +8092,8 @@
         <w:t xml:space="preserve">Um plano rastreado para corrigir fraquezas identificadas, com risco, proprietário, marcos, recursos, programação, status e reteste.</w:t>
       </w:r>
     </w:p>
-    <w:bookmarkEnd w:id="152"/>
-    <w:bookmarkStart w:id="153" w:name="o-que-é-oscal"/>
+    <w:bookmarkEnd w:id="182"/>
+    <w:bookmarkStart w:id="183" w:name="o-que-é-oscal"/>
     <w:p>
       <w:pPr>
         <w:pStyle w:val="Heading1"/>
@@ -7610,8 +8110,8 @@
         <w:t xml:space="preserve">Modelos legíveis por máquina da NIST para controles, perfis, implementações, avaliações, resultados e POA&amp;Ms.</w:t>
       </w:r>
     </w:p>
-    <w:bookmarkEnd w:id="153"/>
-    <w:bookmarkStart w:id="154" w:name="o-que-é-atual-sp-800-53"/>
+    <w:bookmarkEnd w:id="183"/>
+    <w:bookmarkStart w:id="184" w:name="o-que-é-atual-sp-800-53"/>
     <w:p>
       <w:pPr>
         <w:pStyle w:val="Heading1"/>
@@ -7628,8 +8128,8 @@
         <w:t xml:space="preserve">Revisão 5, Release 5.2.0, emitida em agosto de 2025.</w:t>
       </w:r>
     </w:p>
-    <w:bookmarkEnd w:id="154"/>
-    <w:bookmarkStart w:id="157" w:name="modelos-glossário-índice-e-referências"/>
+    <w:bookmarkEnd w:id="184"/>
+    <w:bookmarkStart w:id="187" w:name="modelos-glossário-índice-e-referências"/>
     <w:p>
       <w:pPr>
         <w:pStyle w:val="Heading1"/>
@@ -7650,7 +8150,7 @@
         <w:t xml:space="preserve">Estruturas de trabalho reutilizáveis, termos-chave, índice de assunto e fontes oficiais.*</w:t>
       </w:r>
     </w:p>
-    <w:bookmarkStart w:id="156" w:name="registro-de-sistema-e-limite"/>
+    <w:bookmarkStart w:id="186" w:name="registro-de-sistema-e-limite"/>
     <w:p>
       <w:pPr>
         <w:pStyle w:val="Heading2"/>
@@ -7667,11 +8167,11 @@
         </w:numPr>
         <w:pStyle w:val="Heading2"/>
       </w:pPr>
-      <w:bookmarkStart w:id="155" w:name="campo-entrada"/>
+      <w:bookmarkStart w:id="185" w:name="campo-entrada"/>
       <w:r>
         <w:t xml:space="preserve">Campo** * Entrada**</w:t>
       </w:r>
-      <w:bookmarkEnd w:id="155"/>
+      <w:bookmarkEnd w:id="185"/>
     </w:p>
     <w:p>
       <w:pPr>
@@ -7757,9 +8257,9 @@
         <w:t xml:space="preserve">Aprovações/versão</w:t>
       </w:r>
     </w:p>
-    <w:bookmarkEnd w:id="156"/>
-    <w:bookmarkEnd w:id="157"/>
-    <w:bookmarkStart w:id="162" w:name="documento-de-implementação-de-controle"/>
+    <w:bookmarkEnd w:id="186"/>
+    <w:bookmarkEnd w:id="187"/>
+    <w:bookmarkStart w:id="192" w:name="documento-de-implementação-de-controle"/>
     <w:p>
       <w:pPr>
         <w:pStyle w:val="Heading1"/>
@@ -7776,11 +8276,11 @@
         </w:numPr>
         <w:pStyle w:val="Heading2"/>
       </w:pPr>
-      <w:bookmarkStart w:id="158" w:name="campo-entrada-1"/>
+      <w:bookmarkStart w:id="188" w:name="campo-entrada-1"/>
       <w:r>
         <w:t xml:space="preserve">Campo** * Entrada**</w:t>
       </w:r>
-      <w:bookmarkEnd w:id="158"/>
+      <w:bookmarkEnd w:id="188"/>
     </w:p>
     <w:p>
       <w:pPr>
@@ -7860,7 +8360,7 @@
         <w:t xml:space="preserve">• Proprietário/aprovação/atualização</w:t>
       </w:r>
     </w:p>
-    <w:bookmarkStart w:id="159" w:name="avaliação-e-registro-de-busca"/>
+    <w:bookmarkStart w:id="189" w:name="avaliação-e-registro-de-busca"/>
     <w:p>
       <w:pPr>
         <w:pStyle w:val="Heading2"/>
@@ -7971,8 +8471,8 @@
         <w:t xml:space="preserve">Reteste/fechamento</w:t>
       </w:r>
     </w:p>
-    <w:bookmarkEnd w:id="159"/>
-    <w:bookmarkStart w:id="161" w:name="registro-de-autorização-e-monitoramento"/>
+    <w:bookmarkEnd w:id="189"/>
+    <w:bookmarkStart w:id="191" w:name="registro-de-autorização-e-monitoramento"/>
     <w:p>
       <w:pPr>
         <w:pStyle w:val="Heading2"/>
@@ -7989,11 +8489,11 @@
         </w:numPr>
         <w:pStyle w:val="Heading2"/>
       </w:pPr>
-      <w:bookmarkStart w:id="160" w:name="campo-entrada-2"/>
+      <w:bookmarkStart w:id="190" w:name="campo-entrada-2"/>
       <w:r>
         <w:t xml:space="preserve">Campo** * Entrada**</w:t>
       </w:r>
-      <w:bookmarkEnd w:id="160"/>
+      <w:bookmarkEnd w:id="190"/>
     </w:p>
     <w:p>
       <w:pPr>
@@ -8073,9 +8573,9 @@
         <w:t xml:space="preserve">• Reautorização/fechamento</w:t>
       </w:r>
     </w:p>
-    <w:bookmarkEnd w:id="161"/>
-    <w:bookmarkEnd w:id="162"/>
-    <w:bookmarkStart w:id="164" w:name="glossário"/>
+    <w:bookmarkEnd w:id="191"/>
+    <w:bookmarkEnd w:id="192"/>
+    <w:bookmarkStart w:id="194" w:name="glossário"/>
     <w:p>
       <w:pPr>
         <w:pStyle w:val="Heading1"/>
@@ -8084,7 +8584,7 @@
         <w:t xml:space="preserve"># 30.5 Glossário</w:t>
       </w:r>
     </w:p>
-    <w:bookmarkStart w:id="163" w:name="section-2"/>
+    <w:bookmarkStart w:id="193" w:name="section-2"/>
     <w:p>
       <w:pPr>
         <w:pStyle w:val="Heading2"/>
@@ -8191,9 +8691,9 @@
         <w:t xml:space="preserve">Adaptação e especificação baseada em risco de um conjunto de controlo inicial.</w:t>
       </w:r>
     </w:p>
-    <w:bookmarkEnd w:id="163"/>
-    <w:bookmarkEnd w:id="164"/>
-    <w:bookmarkStart w:id="180" w:name="índice-de-assunto"/>
+    <w:bookmarkEnd w:id="193"/>
+    <w:bookmarkEnd w:id="194"/>
+    <w:bookmarkStart w:id="210" w:name="índice-de-assunto"/>
     <w:p>
       <w:pPr>
         <w:pStyle w:val="Heading1"/>
@@ -8202,7 +8702,7 @@
         <w:t xml:space="preserve"># 30.6 Índice de assunto</w:t>
       </w:r>
     </w:p>
-    <w:bookmarkStart w:id="165" w:name="sujeito-capítulo"/>
+    <w:bookmarkStart w:id="195" w:name="sujeito-capítulo"/>
     <w:p>
       <w:pPr>
         <w:pStyle w:val="Heading2"/>
@@ -8335,8 +8835,8 @@
         <w:t xml:space="preserve">Ferramentas</w:t>
       </w:r>
     </w:p>
-    <w:bookmarkEnd w:id="165"/>
-    <w:bookmarkStart w:id="178" w:name="referências-oficiais"/>
+    <w:bookmarkEnd w:id="195"/>
+    <w:bookmarkStart w:id="208" w:name="referências-oficiais"/>
     <w:p>
       <w:pPr>
         <w:pStyle w:val="Heading2"/>
@@ -8352,7 +8852,7 @@
           <w:numId w:val="1046"/>
         </w:numPr>
       </w:pPr>
-      <w:hyperlink r:id="rId166">
+      <w:hyperlink r:id="rId196">
         <w:r>
           <w:rPr>
             <w:rStyle w:val="Hyperlink"/>
@@ -8368,7 +8868,7 @@
           <w:numId w:val="1046"/>
         </w:numPr>
       </w:pPr>
-      <w:hyperlink r:id="rId167">
+      <w:hyperlink r:id="rId197">
         <w:r>
           <w:rPr>
             <w:rStyle w:val="Hyperlink"/>
@@ -8384,7 +8884,7 @@
           <w:numId w:val="1046"/>
         </w:numPr>
       </w:pPr>
-      <w:hyperlink r:id="rId168">
+      <w:hyperlink r:id="rId198">
         <w:r>
           <w:rPr>
             <w:rStyle w:val="Hyperlink"/>
@@ -8400,7 +8900,7 @@
           <w:numId w:val="1046"/>
         </w:numPr>
       </w:pPr>
-      <w:hyperlink r:id="rId169">
+      <w:hyperlink r:id="rId199">
         <w:r>
           <w:rPr>
             <w:rStyle w:val="Hyperlink"/>
@@ -8416,7 +8916,7 @@
           <w:numId w:val="1046"/>
         </w:numPr>
       </w:pPr>
-      <w:hyperlink r:id="rId170">
+      <w:hyperlink r:id="rId200">
         <w:r>
           <w:rPr>
             <w:rStyle w:val="Hyperlink"/>
@@ -8432,7 +8932,7 @@
           <w:numId w:val="1046"/>
         </w:numPr>
       </w:pPr>
-      <w:hyperlink r:id="rId171">
+      <w:hyperlink r:id="rId201">
         <w:r>
           <w:rPr>
             <w:rStyle w:val="Hyperlink"/>
@@ -8448,7 +8948,7 @@
           <w:numId w:val="1046"/>
         </w:numPr>
       </w:pPr>
-      <w:hyperlink r:id="rId172">
+      <w:hyperlink r:id="rId202">
         <w:r>
           <w:rPr>
             <w:rStyle w:val="Hyperlink"/>
@@ -8464,7 +8964,7 @@
           <w:numId w:val="1046"/>
         </w:numPr>
       </w:pPr>
-      <w:hyperlink r:id="rId173">
+      <w:hyperlink r:id="rId203">
         <w:r>
           <w:rPr>
             <w:rStyle w:val="Hyperlink"/>
@@ -8480,7 +8980,7 @@
           <w:numId w:val="1046"/>
         </w:numPr>
       </w:pPr>
-      <w:hyperlink r:id="rId174">
+      <w:hyperlink r:id="rId204">
         <w:r>
           <w:rPr>
             <w:rStyle w:val="Hyperlink"/>
@@ -8496,7 +8996,7 @@
           <w:numId w:val="1046"/>
         </w:numPr>
       </w:pPr>
-      <w:hyperlink r:id="rId100">
+      <w:hyperlink r:id="rId127">
         <w:r>
           <w:rPr>
             <w:rStyle w:val="Hyperlink"/>
@@ -8512,7 +9012,7 @@
           <w:numId w:val="1046"/>
         </w:numPr>
       </w:pPr>
-      <w:hyperlink r:id="rId175">
+      <w:hyperlink r:id="rId205">
         <w:r>
           <w:rPr>
             <w:rStyle w:val="Hyperlink"/>
@@ -8528,7 +9028,7 @@
           <w:numId w:val="1046"/>
         </w:numPr>
       </w:pPr>
-      <w:hyperlink r:id="rId176">
+      <w:hyperlink r:id="rId206">
         <w:r>
           <w:rPr>
             <w:rStyle w:val="Hyperlink"/>
@@ -8544,7 +9044,7 @@
           <w:numId w:val="1046"/>
         </w:numPr>
       </w:pPr>
-      <w:hyperlink r:id="rId177">
+      <w:hyperlink r:id="rId207">
         <w:r>
           <w:rPr>
             <w:rStyle w:val="Hyperlink"/>
@@ -8553,8 +9053,8 @@
         </w:r>
       </w:hyperlink>
     </w:p>
-    <w:bookmarkEnd w:id="178"/>
-    <w:bookmarkStart w:id="179" w:name="X9a3c6c700746bdf804c2452b71c6b949405b9a9"/>
+    <w:bookmarkEnd w:id="208"/>
+    <w:bookmarkStart w:id="209" w:name="X9a3c6c700746bdf804c2452b71c6b949405b9a9"/>
     <w:p>
       <w:pPr>
         <w:pStyle w:val="Heading2"/>
@@ -8563,8 +9063,8 @@
         <w:t xml:space="preserve">Lembrete final:** lançamentos NIST, linhas de base, parâmetros, sobreposições, sistemas, ameaças, leis, contratos, ferramentas e mudança de risco organizacional. Confirme a fonte oficial atual, a autoridade local e os requisitos aplicáveis antes da implementação, avaliação ou autorização. □</w:t>
       </w:r>
     </w:p>
-    <w:bookmarkEnd w:id="179"/>
-    <w:bookmarkEnd w:id="180"/>
+    <w:bookmarkEnd w:id="209"/>
+    <w:bookmarkEnd w:id="210"/>
     <w:sectPr/>
   </w:body>
 </w:document>

--- a/01-foundations/NIST_RMF_SP_800-53/Portugues_BR/NIST_RMF_and_SP_800-53_Release_5.2.0_Practical_Manual_Portugues_BR_v1.0.docx
+++ b/01-foundations/NIST_RMF_SP_800-53/Portugues_BR/NIST_RMF_and_SP_800-53_Release_5.2.0_Practical_Manual_Portugues_BR_v1.0.docx
@@ -9537,7 +9537,7 @@
         <w:rFonts w:asciiTheme="minorHAnsi" w:cstheme="minorBidi" w:eastAsiaTheme="minorHAnsi" w:hAnsiTheme="minorHAnsi"/>
         <w:sz w:val="24"/>
         <w:szCs w:val="24"/>
-        <w:lang w:bidi="ar-SA" w:eastAsia="en-US" w:val="en-US"/>
+        <w:lang w:bidi="ar-SA" w:eastAsia="pt-BR" w:val="pt-BR"/>
       </w:rPr>
     </w:rPrDefault>
     <w:pPrDefault>
